--- a/docs/Database Guide.docx
+++ b/docs/Database Guide.docx
@@ -40,7 +40,7 @@
       <w:pPr>
         <w:pStyle w:val="NormalWeb"/>
         <w:shd w:val="clear" w:color="auto" w:fill="EEF2F8"/>
-        <w:divId w:val="1085299739"/>
+        <w:divId w:val="1682735045"/>
         <w:rPr>
           <w:rFonts w:ascii="Calibri" w:hAnsi="Calibri" w:cs="Calibri"/>
           <w:color w:val="404040"/>
@@ -71,7 +71,7 @@
           <w:sz w:val="22"/>
           <w:szCs w:val="22"/>
         </w:rPr>
-        <w:t xml:space="preserve">, PostgreSQL 18) as of scripts 001-007: </w:t>
+        <w:t xml:space="preserve">, PostgreSQL 18) as of scripts 001-008: </w:t>
       </w:r>
       <w:r>
         <w:rPr>
@@ -81,7 +81,7 @@
           <w:sz w:val="22"/>
           <w:szCs w:val="22"/>
         </w:rPr>
-        <w:t>28 tables</w:t>
+        <w:t>30 tables</w:t>
       </w:r>
       <w:r>
         <w:rPr>
@@ -4922,6 +4922,114 @@
           </w:p>
         </w:tc>
       </w:tr>
+      <w:tr>
+        <w:tc>
+          <w:tcPr>
+            <w:tcW w:w="0" w:type="auto"/>
+            <w:tcBorders>
+              <w:top w:val="single" w:sz="6" w:space="0" w:color="BFBFBF"/>
+              <w:left w:val="single" w:sz="6" w:space="0" w:color="BFBFBF"/>
+              <w:bottom w:val="single" w:sz="6" w:space="0" w:color="BFBFBF"/>
+              <w:right w:val="single" w:sz="6" w:space="0" w:color="BFBFBF"/>
+            </w:tcBorders>
+            <w:tcMar>
+              <w:top w:w="60" w:type="dxa"/>
+              <w:left w:w="120" w:type="dxa"/>
+              <w:bottom w:w="60" w:type="dxa"/>
+              <w:right w:w="120" w:type="dxa"/>
+            </w:tcMar>
+            <w:hideMark/>
+          </w:tcPr>
+          <w:p>
+            <w:pPr>
+              <w:spacing w:before="120" w:after="120"/>
+              <w:rPr>
+                <w:rFonts w:ascii="Calibri" w:eastAsia="Times New Roman" w:hAnsi="Calibri" w:cs="Calibri"/>
+                <w:color w:val="1A1A1A"/>
+                <w:sz w:val="22"/>
+                <w:szCs w:val="22"/>
+              </w:rPr>
+            </w:pPr>
+            <w:r>
+              <w:rPr>
+                <w:rStyle w:val="HTMLCode"/>
+                <w:color w:val="1A1A1A"/>
+              </w:rPr>
+              <w:t>008_website_accounts.sql</w:t>
+            </w:r>
+          </w:p>
+        </w:tc>
+        <w:tc>
+          <w:tcPr>
+            <w:tcW w:w="0" w:type="auto"/>
+            <w:tcBorders>
+              <w:top w:val="single" w:sz="6" w:space="0" w:color="BFBFBF"/>
+              <w:left w:val="single" w:sz="6" w:space="0" w:color="BFBFBF"/>
+              <w:bottom w:val="single" w:sz="6" w:space="0" w:color="BFBFBF"/>
+              <w:right w:val="single" w:sz="6" w:space="0" w:color="BFBFBF"/>
+            </w:tcBorders>
+            <w:tcMar>
+              <w:top w:w="60" w:type="dxa"/>
+              <w:left w:w="120" w:type="dxa"/>
+              <w:bottom w:w="60" w:type="dxa"/>
+              <w:right w:w="120" w:type="dxa"/>
+            </w:tcMar>
+            <w:hideMark/>
+          </w:tcPr>
+          <w:p>
+            <w:pPr>
+              <w:spacing w:before="120" w:after="120"/>
+              <w:rPr>
+                <w:rFonts w:ascii="Calibri" w:eastAsia="Times New Roman" w:hAnsi="Calibri" w:cs="Calibri"/>
+                <w:color w:val="1A1A1A"/>
+                <w:sz w:val="22"/>
+                <w:szCs w:val="22"/>
+              </w:rPr>
+            </w:pPr>
+            <w:r>
+              <w:rPr>
+                <w:rStyle w:val="HTMLCode"/>
+                <w:color w:val="1A1A1A"/>
+              </w:rPr>
+              <w:t>website_accounts</w:t>
+            </w:r>
+            <w:r>
+              <w:rPr>
+                <w:rFonts w:ascii="Calibri" w:eastAsia="Times New Roman" w:hAnsi="Calibri" w:cs="Calibri"/>
+                <w:color w:val="1A1A1A"/>
+                <w:sz w:val="22"/>
+                <w:szCs w:val="22"/>
+              </w:rPr>
+              <w:t xml:space="preserve">, </w:t>
+            </w:r>
+            <w:r>
+              <w:rPr>
+                <w:rStyle w:val="HTMLCode"/>
+                <w:color w:val="1A1A1A"/>
+              </w:rPr>
+              <w:t>website_login_logs</w:t>
+            </w:r>
+            <w:r>
+              <w:rPr>
+                <w:rFonts w:ascii="Calibri" w:eastAsia="Times New Roman" w:hAnsi="Calibri" w:cs="Calibri"/>
+                <w:color w:val="1A1A1A"/>
+                <w:sz w:val="22"/>
+                <w:szCs w:val="22"/>
+              </w:rPr>
+              <w:t xml:space="preserve"> (the separate Website Admin app'</w:t>
+            </w:r>
+            <w:r>
+              <w:rPr>
+                <w:rFonts w:ascii="Calibri" w:eastAsia="Times New Roman" w:hAnsi="Calibri" w:cs="Calibri"/>
+                <w:color w:val="1A1A1A"/>
+                <w:sz w:val="22"/>
+                <w:szCs w:val="22"/>
+              </w:rPr>
+              <w:t>s own accounts)</w:t>
+            </w:r>
+          </w:p>
+        </w:tc>
+      </w:tr>
     </w:tbl>
     <w:p>
       <w:pPr>
@@ -4949,16 +5057,7 @@
           <w:sz w:val="22"/>
           <w:szCs w:val="22"/>
         </w:rPr>
-        <w:t xml:space="preserve"> (double-click) creates the database if it'</w:t>
-      </w:r>
-      <w:r>
-        <w:rPr>
-          <w:rFonts w:ascii="Calibri" w:hAnsi="Calibri" w:cs="Calibri"/>
-          <w:color w:val="1A1A1A"/>
-          <w:sz w:val="22"/>
-          <w:szCs w:val="22"/>
-        </w:rPr>
-        <w:t xml:space="preserve">s missing, then runs every script that hasn't run yet. The table </w:t>
+        <w:t xml:space="preserve"> (double-click) creates the database if it's missing, then runs every script that hasn't run yet. The table </w:t>
       </w:r>
       <w:r>
         <w:rPr>
@@ -5226,7 +5325,7 @@
           <w:szCs w:val="19"/>
           <w:shd w:val="clear" w:color="auto" w:fill="F2F2F2"/>
         </w:rPr>
-        <w:t>|    -&gt; Services (the rules)    |  ----&gt;   |   28 tables      |</w:t>
+        <w:t>|    -&gt; Services (the rules)    |  ----&gt;   |   30 tables      |</w:t>
       </w:r>
     </w:p>
     <w:p>
@@ -5286,7 +5385,16 @@
           <w:szCs w:val="19"/>
           <w:shd w:val="clear" w:color="auto" w:fill="F2F2F2"/>
         </w:rPr>
-        <w:t>+-------------------------------+          +------------------+</w:t>
+        <w:t xml:space="preserve">+-------------------------------+    </w:t>
+      </w:r>
+      <w:r>
+        <w:rPr>
+          <w:color w:val="1A1A1A"/>
+          <w:sz w:val="19"/>
+          <w:szCs w:val="19"/>
+          <w:shd w:val="clear" w:color="auto" w:fill="F2F2F2"/>
+        </w:rPr>
+        <w:t xml:space="preserve">      +------------------+</w:t>
       </w:r>
     </w:p>
     <w:p>
@@ -5320,16 +5428,7 @@
           <w:sz w:val="22"/>
           <w:szCs w:val="22"/>
         </w:rPr>
-        <w:t xml:space="preserve"> </w:t>
-      </w:r>
-      <w:r>
-        <w:rPr>
-          <w:rFonts w:ascii="Calibri" w:eastAsia="Times New Roman" w:hAnsi="Calibri" w:cs="Calibri"/>
-          <w:color w:val="1A1A1A"/>
-          <w:sz w:val="22"/>
-          <w:szCs w:val="22"/>
-        </w:rPr>
-        <w:t xml:space="preserve">translates between database rows and C# objects. A row in </w:t>
+        <w:t xml:space="preserve"> translates between database rows and C# objects. A row in </w:t>
       </w:r>
       <w:r>
         <w:rPr>
@@ -5500,7 +5599,16 @@
           <w:sz w:val="22"/>
           <w:szCs w:val="22"/>
         </w:rPr>
-        <w:t xml:space="preserve"> will never talk to the database directly. It will go through the </w:t>
+        <w:t xml:space="preserve"> </w:t>
+      </w:r>
+      <w:r>
+        <w:rPr>
+          <w:rFonts w:ascii="Calibri" w:eastAsia="Times New Roman" w:hAnsi="Calibri" w:cs="Calibri"/>
+          <w:color w:val="1A1A1A"/>
+          <w:sz w:val="22"/>
+          <w:szCs w:val="22"/>
+        </w:rPr>
+        <w:t xml:space="preserve">will never talk to the database directly. It will go through the </w:t>
       </w:r>
       <w:r>
         <w:rPr>
@@ -6103,16 +6211,7 @@
           <w:sz w:val="22"/>
           <w:szCs w:val="22"/>
         </w:rPr>
-        <w:t xml:space="preserve"> stored inside the database. They'</w:t>
-      </w:r>
-      <w:r>
-        <w:rPr>
-          <w:rFonts w:ascii="Calibri" w:hAnsi="Calibri" w:cs="Calibri"/>
-          <w:color w:val="1A1A1A"/>
-          <w:sz w:val="22"/>
-          <w:szCs w:val="22"/>
-        </w:rPr>
-        <w:t xml:space="preserve">re copied into a storage folder (its location is in </w:t>
+        <w:t xml:space="preserve"> stored inside the database. They're copied into a storage folder (its location is in </w:t>
       </w:r>
       <w:r>
         <w:rPr>
@@ -6213,7 +6312,7 @@
           <w:sz w:val="22"/>
           <w:szCs w:val="22"/>
         </w:rPr>
-        <w:t>28 tables in 7 groups:</w:t>
+        <w:t>30 tables in 8 groups:</w:t>
       </w:r>
     </w:p>
     <w:tbl>
@@ -6228,8 +6327,8 @@
         <w:tblLook w:val="04A0" w:firstRow="1" w:lastRow="0" w:firstColumn="1" w:lastColumn="0" w:noHBand="0" w:noVBand="1"/>
       </w:tblPr>
       <w:tblGrid>
-        <w:gridCol w:w="1639"/>
-        <w:gridCol w:w="7705"/>
+        <w:gridCol w:w="1809"/>
+        <w:gridCol w:w="7535"/>
       </w:tblGrid>
       <w:tr>
         <w:trPr>
@@ -7135,6 +7234,98 @@
                 <w:sz w:val="22"/>
                 <w:szCs w:val="22"/>
               </w:rPr>
+              <w:t>Website Admin app</w:t>
+            </w:r>
+          </w:p>
+        </w:tc>
+        <w:tc>
+          <w:tcPr>
+            <w:tcW w:w="0" w:type="auto"/>
+            <w:tcBorders>
+              <w:top w:val="single" w:sz="6" w:space="0" w:color="BFBFBF"/>
+              <w:left w:val="single" w:sz="6" w:space="0" w:color="BFBFBF"/>
+              <w:bottom w:val="single" w:sz="6" w:space="0" w:color="BFBFBF"/>
+              <w:right w:val="single" w:sz="6" w:space="0" w:color="BFBFBF"/>
+            </w:tcBorders>
+            <w:tcMar>
+              <w:top w:w="60" w:type="dxa"/>
+              <w:left w:w="120" w:type="dxa"/>
+              <w:bottom w:w="60" w:type="dxa"/>
+              <w:right w:w="120" w:type="dxa"/>
+            </w:tcMar>
+            <w:hideMark/>
+          </w:tcPr>
+          <w:p>
+            <w:pPr>
+              <w:spacing w:before="120" w:after="120"/>
+              <w:rPr>
+                <w:rFonts w:ascii="Calibri" w:eastAsia="Times New Roman" w:hAnsi="Calibri" w:cs="Calibri"/>
+                <w:color w:val="1A1A1A"/>
+                <w:sz w:val="22"/>
+                <w:szCs w:val="22"/>
+              </w:rPr>
+            </w:pPr>
+            <w:r>
+              <w:rPr>
+                <w:rStyle w:val="HTMLCode"/>
+                <w:color w:val="1A1A1A"/>
+              </w:rPr>
+              <w:t>website_accounts</w:t>
+            </w:r>
+            <w:r>
+              <w:rPr>
+                <w:rFonts w:ascii="Calibri" w:eastAsia="Times New Roman" w:hAnsi="Calibri" w:cs="Calibri"/>
+                <w:color w:val="1A1A1A"/>
+                <w:sz w:val="22"/>
+                <w:szCs w:val="22"/>
+              </w:rPr>
+              <w:t xml:space="preserve">, </w:t>
+            </w:r>
+            <w:r>
+              <w:rPr>
+                <w:rStyle w:val="HTMLCode"/>
+                <w:color w:val="1A1A1A"/>
+              </w:rPr>
+              <w:t>website_login_logs</w:t>
+            </w:r>
+          </w:p>
+        </w:tc>
+      </w:tr>
+      <w:tr>
+        <w:tc>
+          <w:tcPr>
+            <w:tcW w:w="0" w:type="auto"/>
+            <w:tcBorders>
+              <w:top w:val="single" w:sz="6" w:space="0" w:color="BFBFBF"/>
+              <w:left w:val="single" w:sz="6" w:space="0" w:color="BFBFBF"/>
+              <w:bottom w:val="single" w:sz="6" w:space="0" w:color="BFBFBF"/>
+              <w:right w:val="single" w:sz="6" w:space="0" w:color="BFBFBF"/>
+            </w:tcBorders>
+            <w:tcMar>
+              <w:top w:w="60" w:type="dxa"/>
+              <w:left w:w="120" w:type="dxa"/>
+              <w:bottom w:w="60" w:type="dxa"/>
+              <w:right w:w="120" w:type="dxa"/>
+            </w:tcMar>
+            <w:hideMark/>
+          </w:tcPr>
+          <w:p>
+            <w:pPr>
+              <w:spacing w:before="120" w:after="120"/>
+              <w:rPr>
+                <w:rFonts w:ascii="Calibri" w:eastAsia="Times New Roman" w:hAnsi="Calibri" w:cs="Calibri"/>
+                <w:color w:val="1A1A1A"/>
+                <w:sz w:val="22"/>
+                <w:szCs w:val="22"/>
+              </w:rPr>
+            </w:pPr>
+            <w:r>
+              <w:rPr>
+                <w:rFonts w:ascii="Calibri" w:eastAsia="Times New Roman" w:hAnsi="Calibri" w:cs="Calibri"/>
+                <w:color w:val="1A1A1A"/>
+                <w:sz w:val="22"/>
+                <w:szCs w:val="22"/>
+              </w:rPr>
               <w:t>System</w:t>
             </w:r>
           </w:p>
@@ -7249,48 +7440,48 @@
           <w:szCs w:val="19"/>
           <w:shd w:val="clear" w:color="auto" w:fill="F2F2F2"/>
         </w:rPr>
-        <w:t xml:space="preserve">                         +-----------+</w:t>
-      </w:r>
-    </w:p>
-    <w:p>
-      <w:pPr>
-        <w:pStyle w:val="HTMLPreformatted"/>
+        <w:t xml:space="preserve">   </w:t>
+      </w:r>
+      <w:r>
         <w:rPr>
           <w:color w:val="1A1A1A"/>
           <w:sz w:val="19"/>
           <w:szCs w:val="19"/>
           <w:shd w:val="clear" w:color="auto" w:fill="F2F2F2"/>
         </w:rPr>
-      </w:pPr>
-      <w:r>
+        <w:t xml:space="preserve">                      +-----------+</w:t>
+      </w:r>
+    </w:p>
+    <w:p>
+      <w:pPr>
+        <w:pStyle w:val="HTMLPreformatted"/>
         <w:rPr>
           <w:color w:val="1A1A1A"/>
           <w:sz w:val="19"/>
           <w:szCs w:val="19"/>
           <w:shd w:val="clear" w:color="auto" w:fill="F2F2F2"/>
         </w:rPr>
-        <w:t xml:space="preserve">   material_usages ----&gt; |           | &lt;---- receipts</w:t>
-      </w:r>
-    </w:p>
-    <w:p>
-      <w:pPr>
-        <w:pStyle w:val="HTMLPreformatted"/>
+      </w:pPr>
+      <w:r>
         <w:rPr>
           <w:color w:val="1A1A1A"/>
           <w:sz w:val="19"/>
           <w:szCs w:val="19"/>
           <w:shd w:val="clear" w:color="auto" w:fill="F2F2F2"/>
         </w:rPr>
-      </w:pPr>
-      <w:r>
+        <w:t xml:space="preserve">   material_usages ----&gt; |           | &lt;---- receipts</w:t>
+      </w:r>
+    </w:p>
+    <w:p>
+      <w:pPr>
+        <w:pStyle w:val="HTMLPreformatted"/>
         <w:rPr>
           <w:color w:val="1A1A1A"/>
           <w:sz w:val="19"/>
           <w:szCs w:val="19"/>
           <w:shd w:val="clear" w:color="auto" w:fill="F2F2F2"/>
         </w:rPr>
-        <w:t xml:space="preserve">   </w:t>
-      </w:r>
+      </w:pPr>
       <w:r>
         <w:rPr>
           <w:color w:val="1A1A1A"/>
@@ -7298,7 +7489,7 @@
           <w:szCs w:val="19"/>
           <w:shd w:val="clear" w:color="auto" w:fill="F2F2F2"/>
         </w:rPr>
-        <w:t>sub_jobs -----------&gt; | projects  | &lt;---- change_orders</w:t>
+        <w:t xml:space="preserve">   sub_jobs -----------&gt; | projects  | &lt;---- change_orders</w:t>
       </w:r>
     </w:p>
     <w:p>
@@ -8375,16 +8566,7 @@
                 <w:sz w:val="22"/>
                 <w:szCs w:val="22"/>
               </w:rPr>
-              <w:t xml:space="preserve">Admins' </w:t>
-            </w:r>
-            <w:r>
-              <w:rPr>
-                <w:rFonts w:ascii="Calibri" w:eastAsia="Times New Roman" w:hAnsi="Calibri" w:cs="Calibri"/>
-                <w:color w:val="1A1A1A"/>
-                <w:sz w:val="22"/>
-                <w:szCs w:val="22"/>
-              </w:rPr>
-              <w:t>password recovery; the answer is scrambled like a password</w:t>
+              <w:t>Admins' password recovery; the answer is scrambled like a password</w:t>
             </w:r>
           </w:p>
         </w:tc>
@@ -8527,7 +8709,16 @@
           <w:sz w:val="22"/>
           <w:szCs w:val="22"/>
         </w:rPr>
-        <w:t xml:space="preserve">One row per sign-in, sign-out, idle sign-out, failed attempt, lock, unlock, password change or password request: </w:t>
+        <w:t>One row per sign-in, sign-out, idle sign</w:t>
+      </w:r>
+      <w:r>
+        <w:rPr>
+          <w:rFonts w:ascii="Calibri" w:hAnsi="Calibri" w:cs="Calibri"/>
+          <w:color w:val="1A1A1A"/>
+          <w:sz w:val="22"/>
+          <w:szCs w:val="22"/>
+        </w:rPr>
+        <w:t xml:space="preserve">-out, failed attempt, lock, unlock, password change or password request: </w:t>
       </w:r>
       <w:r>
         <w:rPr>
@@ -8591,16 +8782,7 @@
           <w:sz w:val="22"/>
           <w:szCs w:val="22"/>
         </w:rPr>
-        <w:t>,</w:t>
-      </w:r>
-      <w:r>
-        <w:rPr>
-          <w:rFonts w:ascii="Calibri" w:hAnsi="Calibri" w:cs="Calibri"/>
-          <w:color w:val="1A1A1A"/>
-          <w:sz w:val="22"/>
-          <w:szCs w:val="22"/>
-        </w:rPr>
-        <w:t xml:space="preserve"> </w:t>
+        <w:t xml:space="preserve">, </w:t>
       </w:r>
       <w:r>
         <w:rPr>
@@ -8633,6 +8815,235 @@
           <w:szCs w:val="22"/>
         </w:rPr>
         <w:t>. The Dashboard's Log History reads this table.</w:t>
+      </w:r>
+    </w:p>
+    <w:p>
+      <w:pPr>
+        <w:pStyle w:val="Heading2"/>
+        <w:rPr>
+          <w:rFonts w:ascii="Calibri" w:eastAsia="Times New Roman" w:hAnsi="Calibri" w:cs="Calibri"/>
+        </w:rPr>
+      </w:pPr>
+      <w:r>
+        <w:rPr>
+          <w:rFonts w:ascii="Calibri" w:eastAsia="Times New Roman" w:hAnsi="Calibri" w:cs="Calibri"/>
+        </w:rPr>
+        <w:t>website_accounts and website_login_logs: the Website Admin app's own sign-in</w:t>
+      </w:r>
+    </w:p>
+    <w:p>
+      <w:pPr>
+        <w:pStyle w:val="NormalWeb"/>
+        <w:rPr>
+          <w:rFonts w:ascii="Calibri" w:hAnsi="Calibri" w:cs="Calibri"/>
+          <w:color w:val="1A1A1A"/>
+          <w:sz w:val="22"/>
+          <w:szCs w:val="22"/>
+        </w:rPr>
+      </w:pPr>
+      <w:r>
+        <w:rPr>
+          <w:rFonts w:ascii="Calibri" w:hAnsi="Calibri" w:cs="Calibri"/>
+          <w:color w:val="1A1A1A"/>
+          <w:sz w:val="22"/>
+          <w:szCs w:val="22"/>
+        </w:rPr>
+        <w:t xml:space="preserve">The separate Website Admin app has its </w:t>
+      </w:r>
+      <w:r>
+        <w:rPr>
+          <w:rStyle w:val="Strong"/>
+          <w:rFonts w:ascii="Calibri" w:hAnsi="Calibri" w:cs="Calibri"/>
+          <w:color w:val="1A1A1A"/>
+          <w:sz w:val="22"/>
+          <w:szCs w:val="22"/>
+        </w:rPr>
+        <w:t>own</w:t>
+      </w:r>
+      <w:r>
+        <w:rPr>
+          <w:rFonts w:ascii="Calibri" w:hAnsi="Calibri" w:cs="Calibri"/>
+          <w:color w:val="1A1A1A"/>
+          <w:sz w:val="22"/>
+          <w:szCs w:val="22"/>
+        </w:rPr>
+        <w:t xml:space="preserve"> accounts, not the office app's </w:t>
+      </w:r>
+      <w:r>
+        <w:rPr>
+          <w:rStyle w:val="HTMLCode"/>
+          <w:color w:val="1A1A1A"/>
+        </w:rPr>
+        <w:t>users</w:t>
+      </w:r>
+      <w:r>
+        <w:rPr>
+          <w:rFonts w:ascii="Calibri" w:hAnsi="Calibri" w:cs="Calibri"/>
+          <w:color w:val="1A1A1A"/>
+          <w:sz w:val="22"/>
+          <w:szCs w:val="22"/>
+        </w:rPr>
+        <w:t xml:space="preserve">. </w:t>
+      </w:r>
+      <w:r>
+        <w:rPr>
+          <w:rStyle w:val="HTMLCode"/>
+          <w:color w:val="1A1A1A"/>
+        </w:rPr>
+        <w:t>website_accounts</w:t>
+      </w:r>
+      <w:r>
+        <w:rPr>
+          <w:rFonts w:ascii="Calibri" w:hAnsi="Calibri" w:cs="Calibri"/>
+          <w:color w:val="1A1A1A"/>
+          <w:sz w:val="22"/>
+          <w:szCs w:val="22"/>
+        </w:rPr>
+        <w:t xml:space="preserve"> holds </w:t>
+      </w:r>
+      <w:r>
+        <w:rPr>
+          <w:rStyle w:val="HTMLCode"/>
+          <w:color w:val="1A1A1A"/>
+        </w:rPr>
+        <w:t>username</w:t>
+      </w:r>
+      <w:r>
+        <w:rPr>
+          <w:rFonts w:ascii="Calibri" w:hAnsi="Calibri" w:cs="Calibri"/>
+          <w:color w:val="1A1A1A"/>
+          <w:sz w:val="22"/>
+          <w:szCs w:val="22"/>
+        </w:rPr>
+        <w:t xml:space="preserve"> (unique ignoring capital letters, through a unique index on </w:t>
+      </w:r>
+      <w:r>
+        <w:rPr>
+          <w:rStyle w:val="HTMLCode"/>
+          <w:color w:val="1A1A1A"/>
+        </w:rPr>
+        <w:t>LOWER(username)</w:t>
+      </w:r>
+      <w:r>
+        <w:rPr>
+          <w:rFonts w:ascii="Calibri" w:hAnsi="Calibri" w:cs="Calibri"/>
+          <w:color w:val="1A1A1A"/>
+          <w:sz w:val="22"/>
+          <w:szCs w:val="22"/>
+        </w:rPr>
+        <w:t xml:space="preserve">), </w:t>
+      </w:r>
+      <w:r>
+        <w:rPr>
+          <w:rStyle w:val="HTMLCode"/>
+          <w:color w:val="1A1A1A"/>
+        </w:rPr>
+        <w:t>password_hash</w:t>
+      </w:r>
+      <w:r>
+        <w:rPr>
+          <w:rFonts w:ascii="Calibri" w:hAnsi="Calibri" w:cs="Calibri"/>
+          <w:color w:val="1A1A1A"/>
+          <w:sz w:val="22"/>
+          <w:szCs w:val="22"/>
+        </w:rPr>
+        <w:t xml:space="preserve"> (bcrypt), </w:t>
+      </w:r>
+      <w:r>
+        <w:rPr>
+          <w:rStyle w:val="HTMLCode"/>
+          <w:color w:val="1A1A1A"/>
+        </w:rPr>
+        <w:t>full_name</w:t>
+      </w:r>
+      <w:r>
+        <w:rPr>
+          <w:rFonts w:ascii="Calibri" w:hAnsi="Calibri" w:cs="Calibri"/>
+          <w:color w:val="1A1A1A"/>
+          <w:sz w:val="22"/>
+          <w:szCs w:val="22"/>
+        </w:rPr>
+        <w:t xml:space="preserve">, </w:t>
+      </w:r>
+      <w:r>
+        <w:rPr>
+          <w:rStyle w:val="HTMLCode"/>
+          <w:color w:val="1A1A1A"/>
+        </w:rPr>
+        <w:t>status</w:t>
+      </w:r>
+      <w:r>
+        <w:rPr>
+          <w:rFonts w:ascii="Calibri" w:hAnsi="Calibri" w:cs="Calibri"/>
+          <w:color w:val="1A1A1A"/>
+          <w:sz w:val="22"/>
+          <w:szCs w:val="22"/>
+        </w:rPr>
+        <w:t xml:space="preserve"> (Active / Locked / Disabled), </w:t>
+      </w:r>
+      <w:r>
+        <w:rPr>
+          <w:rStyle w:val="HTMLCode"/>
+          <w:color w:val="1A1A1A"/>
+        </w:rPr>
+        <w:t>failed_login_count</w:t>
+      </w:r>
+      <w:r>
+        <w:rPr>
+          <w:rFonts w:ascii="Calibri" w:hAnsi="Calibri" w:cs="Calibri"/>
+          <w:color w:val="1A1A1A"/>
+          <w:sz w:val="22"/>
+          <w:szCs w:val="22"/>
+        </w:rPr>
+        <w:t xml:space="preserve">, </w:t>
+      </w:r>
+      <w:r>
+        <w:rPr>
+          <w:rStyle w:val="HTMLCode"/>
+          <w:color w:val="1A1A1A"/>
+        </w:rPr>
+        <w:t>last_login_at</w:t>
+      </w:r>
+      <w:r>
+        <w:rPr>
+          <w:rFonts w:ascii="Calibri" w:hAnsi="Calibri" w:cs="Calibri"/>
+          <w:color w:val="1A1A1A"/>
+          <w:sz w:val="22"/>
+          <w:szCs w:val="22"/>
+        </w:rPr>
+        <w:t xml:space="preserve">. </w:t>
+      </w:r>
+      <w:r>
+        <w:rPr>
+          <w:rStyle w:val="HTMLCode"/>
+          <w:color w:val="1A1A1A"/>
+        </w:rPr>
+        <w:t>website_login_logs</w:t>
+      </w:r>
+      <w:r>
+        <w:rPr>
+          <w:rFonts w:ascii="Calibri" w:hAnsi="Calibri" w:cs="Calibri"/>
+          <w:color w:val="1A1A1A"/>
+          <w:sz w:val="22"/>
+          <w:szCs w:val="22"/>
+        </w:rPr>
+        <w:t xml:space="preserve"> is its sign-in diary, built like </w:t>
+      </w:r>
+      <w:r>
+        <w:rPr>
+          <w:rStyle w:val="HTMLCode"/>
+          <w:color w:val="1A1A1A"/>
+        </w:rPr>
+        <w:t>login_logs</w:t>
+      </w:r>
+      <w:r>
+        <w:rPr>
+          <w:rFonts w:ascii="Calibri" w:hAnsi="Calibri" w:cs="Calibri"/>
+          <w:color w:val="1A1A1A"/>
+          <w:sz w:val="22"/>
+          <w:szCs w:val="22"/>
+        </w:rPr>
+        <w:t>. Nothing links the two account tables, so an office login can't sign in to the Website Admin app.</w:t>
       </w:r>
     </w:p>
     <w:p>
@@ -9420,7 +9831,16 @@
           <w:sz w:val="22"/>
           <w:szCs w:val="22"/>
         </w:rPr>
-        <w:t xml:space="preserve"> (yes/no), </w:t>
+        <w:t xml:space="preserve"> </w:t>
+      </w:r>
+      <w:r>
+        <w:rPr>
+          <w:rFonts w:ascii="Calibri" w:hAnsi="Calibri" w:cs="Calibri"/>
+          <w:color w:val="1A1A1A"/>
+          <w:sz w:val="22"/>
+          <w:szCs w:val="22"/>
+        </w:rPr>
+        <w:t xml:space="preserve">(yes/no), </w:t>
       </w:r>
       <w:r>
         <w:rPr>
@@ -9557,25 +9977,7 @@
           <w:sz w:val="22"/>
           <w:szCs w:val="22"/>
         </w:rPr>
-        <w:t xml:space="preserve"> </w:t>
-      </w:r>
-      <w:r>
-        <w:rPr>
-          <w:rFonts w:ascii="Calibri" w:hAnsi="Calibri" w:cs="Calibri"/>
-          <w:color w:val="1A1A1A"/>
-          <w:sz w:val="22"/>
-          <w:szCs w:val="22"/>
-        </w:rPr>
-        <w:t>→ employees,</w:t>
-      </w:r>
-      <w:r>
-        <w:rPr>
-          <w:rFonts w:ascii="Calibri" w:hAnsi="Calibri" w:cs="Calibri"/>
-          <w:color w:val="1A1A1A"/>
-          <w:sz w:val="22"/>
-          <w:szCs w:val="22"/>
-        </w:rPr>
-        <w:t xml:space="preserve"> </w:t>
+        <w:t xml:space="preserve"> → employees, </w:t>
       </w:r>
       <w:r>
         <w:rPr>
@@ -9890,16 +10292,7 @@
           <w:szCs w:val="19"/>
           <w:shd w:val="clear" w:color="auto" w:fill="F2F2F2"/>
         </w:rPr>
-        <w:t xml:space="preserve">   |---- quotes ----&gt; materials &lt;</w:t>
-      </w:r>
-      <w:r>
-        <w:rPr>
-          <w:color w:val="1A1A1A"/>
-          <w:sz w:val="19"/>
-          <w:szCs w:val="19"/>
-          <w:shd w:val="clear" w:color="auto" w:fill="F2F2F2"/>
-        </w:rPr>
-        <w:t>---- material_usages ----&gt; projects</w:t>
+        <w:t xml:space="preserve">   |---- quotes ----&gt; materials &lt;---- material_usages ----&gt; projects</w:t>
       </w:r>
     </w:p>
     <w:p>
@@ -11373,7 +11766,16 @@
                 <w:sz w:val="22"/>
                 <w:szCs w:val="22"/>
               </w:rPr>
-              <w:t xml:space="preserve"> (Preventive / Repair), work done, </w:t>
+              <w:t xml:space="preserve"> </w:t>
+            </w:r>
+            <w:r>
+              <w:rPr>
+                <w:rFonts w:ascii="Calibri" w:eastAsia="Times New Roman" w:hAnsi="Calibri" w:cs="Calibri"/>
+                <w:color w:val="1A1A1A"/>
+                <w:sz w:val="22"/>
+                <w:szCs w:val="22"/>
+              </w:rPr>
+              <w:t xml:space="preserve">(Preventive / Repair), work done, </w:t>
             </w:r>
             <w:r>
               <w:rPr>
@@ -11657,68 +12059,68 @@
           <w:szCs w:val="19"/>
           <w:shd w:val="clear" w:color="auto" w:fill="F2F2F2"/>
         </w:rPr>
-        <w:t xml:space="preserve">   sub_jobs ----&gt; projects</w:t>
-      </w:r>
-    </w:p>
-    <w:p>
-      <w:pPr>
-        <w:pStyle w:val="HTMLPreformatted"/>
+        <w:t xml:space="preserve">   sub_jobs ----&gt; </w:t>
+      </w:r>
+      <w:r>
         <w:rPr>
           <w:color w:val="1A1A1A"/>
           <w:sz w:val="19"/>
           <w:szCs w:val="19"/>
           <w:shd w:val="clear" w:color="auto" w:fill="F2F2F2"/>
         </w:rPr>
-      </w:pPr>
-      <w:r>
+        <w:t>projects</w:t>
+      </w:r>
+    </w:p>
+    <w:p>
+      <w:pPr>
+        <w:pStyle w:val="HTMLPreformatted"/>
         <w:rPr>
           <w:color w:val="1A1A1A"/>
           <w:sz w:val="19"/>
           <w:szCs w:val="19"/>
           <w:shd w:val="clear" w:color="auto" w:fill="F2F2F2"/>
         </w:rPr>
-        <w:t xml:space="preserve">      ^</w:t>
-      </w:r>
-    </w:p>
-    <w:p>
-      <w:pPr>
-        <w:pStyle w:val="HTMLPreformatted"/>
+      </w:pPr>
+      <w:r>
         <w:rPr>
           <w:color w:val="1A1A1A"/>
           <w:sz w:val="19"/>
           <w:szCs w:val="19"/>
           <w:shd w:val="clear" w:color="auto" w:fill="F2F2F2"/>
         </w:rPr>
-      </w:pPr>
-      <w:r>
+        <w:t xml:space="preserve">      ^</w:t>
+      </w:r>
+    </w:p>
+    <w:p>
+      <w:pPr>
+        <w:pStyle w:val="HTMLPreformatted"/>
         <w:rPr>
           <w:color w:val="1A1A1A"/>
           <w:sz w:val="19"/>
           <w:szCs w:val="19"/>
           <w:shd w:val="clear" w:color="auto" w:fill="F2F2F2"/>
         </w:rPr>
-        <w:t xml:space="preserve">      |--- sub_job_stages &lt;--- sub_vouchers &lt;--- sub_payouts</w:t>
-      </w:r>
-    </w:p>
-    <w:p>
-      <w:pPr>
-        <w:pStyle w:val="HTMLPreformatted"/>
+      </w:pPr>
+      <w:r>
         <w:rPr>
           <w:color w:val="1A1A1A"/>
           <w:sz w:val="19"/>
           <w:szCs w:val="19"/>
           <w:shd w:val="clear" w:color="auto" w:fill="F2F2F2"/>
         </w:rPr>
-      </w:pPr>
-      <w:r>
+        <w:t xml:space="preserve">      |--- sub_job_stages &lt;--- sub_vouchers &lt;--- sub_payouts</w:t>
+      </w:r>
+    </w:p>
+    <w:p>
+      <w:pPr>
+        <w:pStyle w:val="HTMLPreformatted"/>
         <w:rPr>
           <w:color w:val="1A1A1A"/>
           <w:sz w:val="19"/>
           <w:szCs w:val="19"/>
           <w:shd w:val="clear" w:color="auto" w:fill="F2F2F2"/>
         </w:rPr>
-        <w:t xml:space="preserve">  </w:t>
-      </w:r>
+      </w:pPr>
       <w:r>
         <w:rPr>
           <w:color w:val="1A1A1A"/>
@@ -11726,7 +12128,7 @@
           <w:szCs w:val="19"/>
           <w:shd w:val="clear" w:color="auto" w:fill="F2F2F2"/>
         </w:rPr>
-        <w:t xml:space="preserve">    |--- sub_job_documents       |</w:t>
+        <w:t xml:space="preserve">      |--- sub_job_documents       |</w:t>
       </w:r>
     </w:p>
     <w:p>
@@ -13490,7 +13892,16 @@
           <w:sz w:val="22"/>
           <w:szCs w:val="22"/>
         </w:rPr>
-        <w:t xml:space="preserve"> The Receipt Vault reads delivery receipts straight from </w:t>
+        <w:t xml:space="preserve"> </w:t>
+      </w:r>
+      <w:r>
+        <w:rPr>
+          <w:rFonts w:ascii="Calibri" w:hAnsi="Calibri" w:cs="Calibri"/>
+          <w:color w:val="1A1A1A"/>
+          <w:sz w:val="22"/>
+          <w:szCs w:val="22"/>
+        </w:rPr>
+        <w:t xml:space="preserve">The Receipt Vault reads delivery receipts straight from </w:t>
       </w:r>
       <w:r>
         <w:rPr>
@@ -13506,16 +13917,7 @@
           <w:sz w:val="22"/>
           <w:szCs w:val="22"/>
         </w:rPr>
-        <w:t xml:space="preserve"> and shows them as "Stock purchase"</w:t>
-      </w:r>
-      <w:r>
-        <w:rPr>
-          <w:rFonts w:ascii="Calibri" w:hAnsi="Calibri" w:cs="Calibri"/>
-          <w:color w:val="1A1A1A"/>
-          <w:sz w:val="22"/>
-          <w:szCs w:val="22"/>
-        </w:rPr>
-        <w:t>. Storing them once means they can never be counted twice.</w:t>
+        <w:t xml:space="preserve"> and shows them as "Stock purchase". Storing them once means they can never be counted twice.</w:t>
       </w:r>
     </w:p>
     <w:p>
@@ -14740,28 +15142,28 @@
           <w:szCs w:val="19"/>
           <w:shd w:val="clear" w:color="auto" w:fill="F2F2F2"/>
         </w:rPr>
-        <w:t xml:space="preserve">                 WHERE r.project_id = p.project_id AND r.status = 'Approved'), 0)</w:t>
-      </w:r>
-    </w:p>
-    <w:p>
-      <w:pPr>
-        <w:pStyle w:val="HTMLPreformatted"/>
+        <w:t xml:space="preserve">                 </w:t>
+      </w:r>
+      <w:r>
         <w:rPr>
           <w:color w:val="1A1A1A"/>
           <w:sz w:val="19"/>
           <w:szCs w:val="19"/>
           <w:shd w:val="clear" w:color="auto" w:fill="F2F2F2"/>
         </w:rPr>
-      </w:pPr>
-      <w:r>
+        <w:t>WHERE r.project_id = p.project_id AND r.status = 'Approved'), 0)</w:t>
+      </w:r>
+    </w:p>
+    <w:p>
+      <w:pPr>
+        <w:pStyle w:val="HTMLPreformatted"/>
         <w:rPr>
           <w:color w:val="1A1A1A"/>
           <w:sz w:val="19"/>
           <w:szCs w:val="19"/>
           <w:shd w:val="clear" w:color="auto" w:fill="F2F2F2"/>
         </w:rPr>
-        <w:t xml:space="preserve">     </w:t>
-      </w:r>
+      </w:pPr>
       <w:r>
         <w:rPr>
           <w:color w:val="1A1A1A"/>
@@ -14769,7 +15171,7 @@
           <w:szCs w:val="19"/>
           <w:shd w:val="clear" w:color="auto" w:fill="F2F2F2"/>
         </w:rPr>
-        <w:t>+ COALESCE((SELECT SUM(o.amount) FROM sub_payouts o JOIN sub_jobs j ON j.job_id = o.job_id</w:t>
+        <w:t xml:space="preserve">     + COALESCE((SELECT SUM(o.amount) FROM sub_payouts o JOIN sub_jobs j ON j.job_id = o.job_id</w:t>
       </w:r>
     </w:p>
     <w:p>
@@ -15663,16 +16065,7 @@
           <w:sz w:val="22"/>
           <w:szCs w:val="22"/>
         </w:rPr>
-        <w:t xml:space="preserve"> </w:t>
-      </w:r>
-      <w:r>
-        <w:rPr>
-          <w:rFonts w:ascii="Calibri" w:eastAsia="Times New Roman" w:hAnsi="Calibri" w:cs="Calibri"/>
-          <w:color w:val="1A1A1A"/>
-          <w:sz w:val="22"/>
-          <w:szCs w:val="22"/>
-        </w:rPr>
-        <w:t>process (0, the Desktop Management Supersystem), surrounded by the outside world: the Admin user, employees, the biometrics device, clients, subcontractors, suppliers/vendors, external accounting and the website system.</w:t>
+        <w:t xml:space="preserve"> process (0, the Desktop Management Supersystem), surrounded by the outside world: the Admin user, employees, the biometrics device, clients, subcontractors, suppliers/vendors, external accounting and the website system.</w:t>
       </w:r>
     </w:p>
     <w:p>
@@ -16283,16 +16676,7 @@
                 <w:sz w:val="22"/>
                 <w:szCs w:val="22"/>
               </w:rPr>
-              <w:t xml:space="preserve">Subcontractor &amp; </w:t>
-            </w:r>
-            <w:r>
-              <w:rPr>
-                <w:rFonts w:ascii="Calibri" w:eastAsia="Times New Roman" w:hAnsi="Calibri" w:cs="Calibri"/>
-                <w:color w:val="1A1A1A"/>
-                <w:sz w:val="22"/>
-                <w:szCs w:val="22"/>
-              </w:rPr>
-              <w:t>Vendor Management</w:t>
+              <w:t>Subcontractor &amp; Vendor Management</w:t>
             </w:r>
           </w:p>
         </w:tc>
@@ -18193,16 +18577,7 @@
                 <w:sz w:val="22"/>
                 <w:szCs w:val="22"/>
               </w:rPr>
-              <w:t xml:space="preserve"> </w:t>
-            </w:r>
-            <w:r>
-              <w:rPr>
-                <w:rFonts w:ascii="Calibri" w:eastAsia="Times New Roman" w:hAnsi="Calibri" w:cs="Calibri"/>
-                <w:color w:val="1A1A1A"/>
-                <w:sz w:val="22"/>
-                <w:szCs w:val="22"/>
-              </w:rPr>
-              <w:t xml:space="preserve">(+ delivery receipts read from </w:t>
+              <w:t xml:space="preserve"> (+ delivery receipts read from </w:t>
             </w:r>
             <w:r>
               <w:rPr>
@@ -18521,16 +18896,16 @@
           <w:sz w:val="22"/>
           <w:szCs w:val="22"/>
         </w:rPr>
-        <w:t xml:space="preserve"> the DFD was drawn before some decisions were made. Site deployment tracking and subcontractor ratings were dropped, and the DFD's "approved / pending / denied" account statuses became A</w:t>
-      </w:r>
-      <w:r>
-        <w:rPr>
-          <w:rFonts w:ascii="Calibri" w:hAnsi="Calibri" w:cs="Calibri"/>
-          <w:color w:val="1A1A1A"/>
-          <w:sz w:val="22"/>
-          <w:szCs w:val="22"/>
-        </w:rPr>
-        <w:t>ctive / Locked / Disabled. If the DFD is used for a presentation, update those parts so it matches.</w:t>
+        <w:t xml:space="preserve"> the DFD was drawn before some decisions were made. Site deployment tracking and subcontractor ratings were dropped, and the DFD's "approved / pending / denied" </w:t>
+      </w:r>
+      <w:r>
+        <w:rPr>
+          <w:rFonts w:ascii="Calibri" w:hAnsi="Calibri" w:cs="Calibri"/>
+          <w:color w:val="1A1A1A"/>
+          <w:sz w:val="22"/>
+          <w:szCs w:val="22"/>
+        </w:rPr>
+        <w:t>account statuses became Active / Locked / Disabled. If the DFD is used for a presentation, update those parts so it matches.</w:t>
       </w:r>
     </w:p>
     <w:p>
@@ -18966,17 +19341,7 @@
           <w:sz w:val="22"/>
           <w:szCs w:val="22"/>
         </w:rPr>
-        <w:t xml:space="preserve">Servers &gt; </w:t>
-      </w:r>
-      <w:r>
-        <w:rPr>
-          <w:rStyle w:val="Strong"/>
-          <w:rFonts w:ascii="Calibri" w:eastAsia="Times New Roman" w:hAnsi="Calibri" w:cs="Calibri"/>
-          <w:color w:val="1A1A1A"/>
-          <w:sz w:val="22"/>
-          <w:szCs w:val="22"/>
-        </w:rPr>
-        <w:t>PostgreSQL 18 &gt; Databases &gt; construction_db</w:t>
+        <w:t>Servers &gt; PostgreSQL 18 &gt; Databases &gt; construction_db</w:t>
       </w:r>
       <w:r>
         <w:rPr>
@@ -19079,7 +19444,7 @@
         <w:pStyle w:val="NormalWeb"/>
         <w:shd w:val="clear" w:color="auto" w:fill="EEF2F8"/>
         <w:ind w:right="720"/>
-        <w:divId w:val="1179659722"/>
+        <w:divId w:val="1396926525"/>
         <w:rPr>
           <w:rFonts w:ascii="Calibri" w:hAnsi="Calibri" w:cs="Calibri"/>
           <w:color w:val="404040"/>
@@ -22287,122 +22652,9 @@
 <file path=word/numbering.xml><?xml version="1.0" encoding="utf-8"?>
 <w:numbering xmlns:wpc="http://schemas.microsoft.com/office/word/2010/wordprocessingCanvas" xmlns:cx="http://schemas.microsoft.com/office/drawing/2014/chartex" xmlns:cx1="http://schemas.microsoft.com/office/drawing/2015/9/8/chartex" xmlns:cx2="http://schemas.microsoft.com/office/drawing/2015/10/21/chartex" xmlns:cx3="http://schemas.microsoft.com/office/drawing/2016/5/9/chartex" xmlns:cx4="http://schemas.microsoft.com/office/drawing/2016/5/10/chartex" xmlns:cx5="http://schemas.microsoft.com/office/drawing/2016/5/11/chartex" xmlns:cx6="http://schemas.microsoft.com/office/drawing/2016/5/12/chartex" xmlns:cx7="http://schemas.microsoft.com/office/drawing/2016/5/13/chartex" xmlns:cx8="http://schemas.microsoft.com/office/drawing/2016/5/14/chartex" xmlns:mc="http://schemas.openxmlformats.org/markup-compatibility/2006" xmlns:aink="http://schemas.microsoft.com/office/drawing/2016/ink" xmlns:am3d="http://schemas.microsoft.com/office/drawing/2017/model3d" xmlns:o="urn:schemas-microsoft-com:office:office" xmlns:oel="http://schemas.microsoft.com/office/2019/extlst" xmlns:r="http://schemas.openxmlformats.org/officeDocument/2006/relationships" xmlns:m="http://schemas.openxmlformats.org/officeDocument/2006/math" xmlns:v="urn:schemas-microsoft-com:vml" xmlns:wp14="http://schemas.microsoft.com/office/word/2010/wordprocessingDrawing" xmlns:wp="http://schemas.openxmlformats.org/drawingml/2006/wordprocessingDrawing" xmlns:w10="urn:schemas-microsoft-com:office:word" xmlns:w="http://schemas.openxmlformats.org/wordprocessingml/2006/main" xmlns:w14="http://schemas.microsoft.com/office/word/2010/wordml" xmlns:w15="http://schemas.microsoft.com/office/word/2012/wordml" xmlns:w16cex="http://schemas.microsoft.com/office/word/2018/wordml/cex" xmlns:w16cid="http://schemas.microsoft.com/office/word/2016/wordml/cid" xmlns:w16="http://schemas.microsoft.com/office/word/2018/wordml" xmlns:w16du="http://schemas.microsoft.com/office/word/2023/wordml/word16du" xmlns:w16sdtdh="http://schemas.microsoft.com/office/word/2020/wordml/sdtdatahash" xmlns:w16sdtfl="http://schemas.microsoft.com/office/word/2024/wordml/sdtformatlock" xmlns:w16se="http://schemas.microsoft.com/office/word/2015/wordml/symex" xmlns:wpg="http://schemas.microsoft.com/office/word/2010/wordprocessingGroup" xmlns:wpi="http://schemas.microsoft.com/office/word/2010/wordprocessingInk" xmlns:wne="http://schemas.microsoft.com/office/word/2006/wordml" xmlns:wps="http://schemas.microsoft.com/office/word/2010/wordprocessingShape" mc:Ignorable="w14 w15 w16se w16cid w16 w16cex w16sdtdh w16sdtfl w16du wp14">
   <w:abstractNum w:abstractNumId="0" w15:restartNumberingAfterBreak="0">
-    <w:nsid w:val="0F0F6489"/>
+    <w:nsid w:val="00E511C9"/>
     <w:multiLevelType w:val="multilevel"/>
-    <w:tmpl w:val="755A70EA"/>
-    <w:lvl w:ilvl="0">
-      <w:start w:val="1"/>
-      <w:numFmt w:val="decimal"/>
-      <w:lvlText w:val="%1."/>
-      <w:lvlJc w:val="left"/>
-      <w:pPr>
-        <w:tabs>
-          <w:tab w:val="num" w:pos="720"/>
-        </w:tabs>
-        <w:ind w:left="720" w:hanging="360"/>
-      </w:pPr>
-    </w:lvl>
-    <w:lvl w:ilvl="1" w:tentative="1">
-      <w:start w:val="1"/>
-      <w:numFmt w:val="decimal"/>
-      <w:lvlText w:val="%2."/>
-      <w:lvlJc w:val="left"/>
-      <w:pPr>
-        <w:tabs>
-          <w:tab w:val="num" w:pos="1440"/>
-        </w:tabs>
-        <w:ind w:left="1440" w:hanging="360"/>
-      </w:pPr>
-    </w:lvl>
-    <w:lvl w:ilvl="2" w:tentative="1">
-      <w:start w:val="1"/>
-      <w:numFmt w:val="decimal"/>
-      <w:lvlText w:val="%3."/>
-      <w:lvlJc w:val="left"/>
-      <w:pPr>
-        <w:tabs>
-          <w:tab w:val="num" w:pos="2160"/>
-        </w:tabs>
-        <w:ind w:left="2160" w:hanging="360"/>
-      </w:pPr>
-    </w:lvl>
-    <w:lvl w:ilvl="3" w:tentative="1">
-      <w:start w:val="1"/>
-      <w:numFmt w:val="decimal"/>
-      <w:lvlText w:val="%4."/>
-      <w:lvlJc w:val="left"/>
-      <w:pPr>
-        <w:tabs>
-          <w:tab w:val="num" w:pos="2880"/>
-        </w:tabs>
-        <w:ind w:left="2880" w:hanging="360"/>
-      </w:pPr>
-    </w:lvl>
-    <w:lvl w:ilvl="4" w:tentative="1">
-      <w:start w:val="1"/>
-      <w:numFmt w:val="decimal"/>
-      <w:lvlText w:val="%5."/>
-      <w:lvlJc w:val="left"/>
-      <w:pPr>
-        <w:tabs>
-          <w:tab w:val="num" w:pos="3600"/>
-        </w:tabs>
-        <w:ind w:left="3600" w:hanging="360"/>
-      </w:pPr>
-    </w:lvl>
-    <w:lvl w:ilvl="5" w:tentative="1">
-      <w:start w:val="1"/>
-      <w:numFmt w:val="decimal"/>
-      <w:lvlText w:val="%6."/>
-      <w:lvlJc w:val="left"/>
-      <w:pPr>
-        <w:tabs>
-          <w:tab w:val="num" w:pos="4320"/>
-        </w:tabs>
-        <w:ind w:left="4320" w:hanging="360"/>
-      </w:pPr>
-    </w:lvl>
-    <w:lvl w:ilvl="6" w:tentative="1">
-      <w:start w:val="1"/>
-      <w:numFmt w:val="decimal"/>
-      <w:lvlText w:val="%7."/>
-      <w:lvlJc w:val="left"/>
-      <w:pPr>
-        <w:tabs>
-          <w:tab w:val="num" w:pos="5040"/>
-        </w:tabs>
-        <w:ind w:left="5040" w:hanging="360"/>
-      </w:pPr>
-    </w:lvl>
-    <w:lvl w:ilvl="7" w:tentative="1">
-      <w:start w:val="1"/>
-      <w:numFmt w:val="decimal"/>
-      <w:lvlText w:val="%8."/>
-      <w:lvlJc w:val="left"/>
-      <w:pPr>
-        <w:tabs>
-          <w:tab w:val="num" w:pos="5760"/>
-        </w:tabs>
-        <w:ind w:left="5760" w:hanging="360"/>
-      </w:pPr>
-    </w:lvl>
-    <w:lvl w:ilvl="8" w:tentative="1">
-      <w:start w:val="1"/>
-      <w:numFmt w:val="decimal"/>
-      <w:lvlText w:val="%9."/>
-      <w:lvlJc w:val="left"/>
-      <w:pPr>
-        <w:tabs>
-          <w:tab w:val="num" w:pos="6480"/>
-        </w:tabs>
-        <w:ind w:left="6480" w:hanging="360"/>
-      </w:pPr>
-    </w:lvl>
-  </w:abstractNum>
-  <w:abstractNum w:abstractNumId="1" w15:restartNumberingAfterBreak="0">
-    <w:nsid w:val="149A081A"/>
-    <w:multiLevelType w:val="multilevel"/>
-    <w:tmpl w:val="1C320FB4"/>
+    <w:tmpl w:val="17A2F810"/>
     <w:lvl w:ilvl="0">
       <w:start w:val="1"/>
       <w:numFmt w:val="bullet"/>
@@ -22548,10 +22800,123 @@
       </w:rPr>
     </w:lvl>
   </w:abstractNum>
+  <w:abstractNum w:abstractNumId="1" w15:restartNumberingAfterBreak="0">
+    <w:nsid w:val="01A422B0"/>
+    <w:multiLevelType w:val="multilevel"/>
+    <w:tmpl w:val="EE36128C"/>
+    <w:lvl w:ilvl="0">
+      <w:start w:val="1"/>
+      <w:numFmt w:val="decimal"/>
+      <w:lvlText w:val="%1."/>
+      <w:lvlJc w:val="left"/>
+      <w:pPr>
+        <w:tabs>
+          <w:tab w:val="num" w:pos="720"/>
+        </w:tabs>
+        <w:ind w:left="720" w:hanging="360"/>
+      </w:pPr>
+    </w:lvl>
+    <w:lvl w:ilvl="1" w:tentative="1">
+      <w:start w:val="1"/>
+      <w:numFmt w:val="decimal"/>
+      <w:lvlText w:val="%2."/>
+      <w:lvlJc w:val="left"/>
+      <w:pPr>
+        <w:tabs>
+          <w:tab w:val="num" w:pos="1440"/>
+        </w:tabs>
+        <w:ind w:left="1440" w:hanging="360"/>
+      </w:pPr>
+    </w:lvl>
+    <w:lvl w:ilvl="2" w:tentative="1">
+      <w:start w:val="1"/>
+      <w:numFmt w:val="decimal"/>
+      <w:lvlText w:val="%3."/>
+      <w:lvlJc w:val="left"/>
+      <w:pPr>
+        <w:tabs>
+          <w:tab w:val="num" w:pos="2160"/>
+        </w:tabs>
+        <w:ind w:left="2160" w:hanging="360"/>
+      </w:pPr>
+    </w:lvl>
+    <w:lvl w:ilvl="3" w:tentative="1">
+      <w:start w:val="1"/>
+      <w:numFmt w:val="decimal"/>
+      <w:lvlText w:val="%4."/>
+      <w:lvlJc w:val="left"/>
+      <w:pPr>
+        <w:tabs>
+          <w:tab w:val="num" w:pos="2880"/>
+        </w:tabs>
+        <w:ind w:left="2880" w:hanging="360"/>
+      </w:pPr>
+    </w:lvl>
+    <w:lvl w:ilvl="4" w:tentative="1">
+      <w:start w:val="1"/>
+      <w:numFmt w:val="decimal"/>
+      <w:lvlText w:val="%5."/>
+      <w:lvlJc w:val="left"/>
+      <w:pPr>
+        <w:tabs>
+          <w:tab w:val="num" w:pos="3600"/>
+        </w:tabs>
+        <w:ind w:left="3600" w:hanging="360"/>
+      </w:pPr>
+    </w:lvl>
+    <w:lvl w:ilvl="5" w:tentative="1">
+      <w:start w:val="1"/>
+      <w:numFmt w:val="decimal"/>
+      <w:lvlText w:val="%6."/>
+      <w:lvlJc w:val="left"/>
+      <w:pPr>
+        <w:tabs>
+          <w:tab w:val="num" w:pos="4320"/>
+        </w:tabs>
+        <w:ind w:left="4320" w:hanging="360"/>
+      </w:pPr>
+    </w:lvl>
+    <w:lvl w:ilvl="6" w:tentative="1">
+      <w:start w:val="1"/>
+      <w:numFmt w:val="decimal"/>
+      <w:lvlText w:val="%7."/>
+      <w:lvlJc w:val="left"/>
+      <w:pPr>
+        <w:tabs>
+          <w:tab w:val="num" w:pos="5040"/>
+        </w:tabs>
+        <w:ind w:left="5040" w:hanging="360"/>
+      </w:pPr>
+    </w:lvl>
+    <w:lvl w:ilvl="7" w:tentative="1">
+      <w:start w:val="1"/>
+      <w:numFmt w:val="decimal"/>
+      <w:lvlText w:val="%8."/>
+      <w:lvlJc w:val="left"/>
+      <w:pPr>
+        <w:tabs>
+          <w:tab w:val="num" w:pos="5760"/>
+        </w:tabs>
+        <w:ind w:left="5760" w:hanging="360"/>
+      </w:pPr>
+    </w:lvl>
+    <w:lvl w:ilvl="8" w:tentative="1">
+      <w:start w:val="1"/>
+      <w:numFmt w:val="decimal"/>
+      <w:lvlText w:val="%9."/>
+      <w:lvlJc w:val="left"/>
+      <w:pPr>
+        <w:tabs>
+          <w:tab w:val="num" w:pos="6480"/>
+        </w:tabs>
+        <w:ind w:left="6480" w:hanging="360"/>
+      </w:pPr>
+    </w:lvl>
+  </w:abstractNum>
   <w:abstractNum w:abstractNumId="2" w15:restartNumberingAfterBreak="0">
-    <w:nsid w:val="169044DF"/>
+    <w:nsid w:val="2B6034B0"/>
     <w:multiLevelType w:val="multilevel"/>
-    <w:tmpl w:val="BD0C2C8A"/>
+    <w:tmpl w:val="EE4A1CDA"/>
     <w:lvl w:ilvl="0">
       <w:start w:val="1"/>
       <w:numFmt w:val="bullet"/>
@@ -22698,9 +23063,9 @@
     </w:lvl>
   </w:abstractNum>
   <w:abstractNum w:abstractNumId="3" w15:restartNumberingAfterBreak="0">
-    <w:nsid w:val="219F0710"/>
+    <w:nsid w:val="3E3D5F93"/>
     <w:multiLevelType w:val="multilevel"/>
-    <w:tmpl w:val="B8EA9564"/>
+    <w:tmpl w:val="C2FE36D2"/>
     <w:lvl w:ilvl="0">
       <w:start w:val="1"/>
       <w:numFmt w:val="bullet"/>
@@ -22847,9 +23212,9 @@
     </w:lvl>
   </w:abstractNum>
   <w:abstractNum w:abstractNumId="4" w15:restartNumberingAfterBreak="0">
-    <w:nsid w:val="24EC2A79"/>
+    <w:nsid w:val="3FBB2234"/>
     <w:multiLevelType w:val="multilevel"/>
-    <w:tmpl w:val="2EDAED32"/>
+    <w:tmpl w:val="9B823562"/>
     <w:lvl w:ilvl="0">
       <w:start w:val="1"/>
       <w:numFmt w:val="bullet"/>
@@ -22996,9 +23361,9 @@
     </w:lvl>
   </w:abstractNum>
   <w:abstractNum w:abstractNumId="5" w15:restartNumberingAfterBreak="0">
-    <w:nsid w:val="432241E0"/>
+    <w:nsid w:val="48CF0044"/>
     <w:multiLevelType w:val="multilevel"/>
-    <w:tmpl w:val="D396CE46"/>
+    <w:tmpl w:val="8EDE3DF2"/>
     <w:lvl w:ilvl="0">
       <w:start w:val="1"/>
       <w:numFmt w:val="bullet"/>
@@ -23145,9 +23510,9 @@
     </w:lvl>
   </w:abstractNum>
   <w:abstractNum w:abstractNumId="6" w15:restartNumberingAfterBreak="0">
-    <w:nsid w:val="556129C9"/>
+    <w:nsid w:val="62CC7B08"/>
     <w:multiLevelType w:val="multilevel"/>
-    <w:tmpl w:val="7514F206"/>
+    <w:tmpl w:val="48925A1C"/>
     <w:lvl w:ilvl="0">
       <w:start w:val="1"/>
       <w:numFmt w:val="bullet"/>
@@ -23294,9 +23659,9 @@
     </w:lvl>
   </w:abstractNum>
   <w:abstractNum w:abstractNumId="7" w15:restartNumberingAfterBreak="0">
-    <w:nsid w:val="58F85B11"/>
+    <w:nsid w:val="68013C3B"/>
     <w:multiLevelType w:val="multilevel"/>
-    <w:tmpl w:val="ED6A8EA2"/>
+    <w:tmpl w:val="B796A41E"/>
     <w:lvl w:ilvl="0">
       <w:start w:val="1"/>
       <w:numFmt w:val="bullet"/>
@@ -23443,9 +23808,9 @@
     </w:lvl>
   </w:abstractNum>
   <w:abstractNum w:abstractNumId="8" w15:restartNumberingAfterBreak="0">
-    <w:nsid w:val="6F611953"/>
+    <w:nsid w:val="70AA7FAF"/>
     <w:multiLevelType w:val="multilevel"/>
-    <w:tmpl w:val="5BD6AEFA"/>
+    <w:tmpl w:val="871A72EE"/>
     <w:lvl w:ilvl="0">
       <w:start w:val="1"/>
       <w:numFmt w:val="decimal"/>
@@ -23556,9 +23921,9 @@
     </w:lvl>
   </w:abstractNum>
   <w:abstractNum w:abstractNumId="9" w15:restartNumberingAfterBreak="0">
-    <w:nsid w:val="77F94C5B"/>
+    <w:nsid w:val="739C792F"/>
     <w:multiLevelType w:val="multilevel"/>
-    <w:tmpl w:val="2884BBFC"/>
+    <w:tmpl w:val="87DEBB7A"/>
     <w:lvl w:ilvl="0">
       <w:start w:val="1"/>
       <w:numFmt w:val="bullet"/>
@@ -23704,35 +24069,35 @@
       </w:rPr>
     </w:lvl>
   </w:abstractNum>
-  <w:num w:numId="1" w16cid:durableId="1398238971">
+  <w:num w:numId="1" w16cid:durableId="1637838624">
+    <w:abstractNumId w:val="5"/>
+  </w:num>
+  <w:num w:numId="2" w16cid:durableId="1396508823">
     <w:abstractNumId w:val="3"/>
   </w:num>
-  <w:num w:numId="2" w16cid:durableId="1939360823">
-    <w:abstractNumId w:val="5"/>
+  <w:num w:numId="3" w16cid:durableId="1678120112">
+    <w:abstractNumId w:val="9"/>
   </w:num>
-  <w:num w:numId="3" w16cid:durableId="973372249">
-    <w:abstractNumId w:val="7"/>
+  <w:num w:numId="4" w16cid:durableId="84083089">
+    <w:abstractNumId w:val="0"/>
   </w:num>
-  <w:num w:numId="4" w16cid:durableId="1064109692">
+  <w:num w:numId="5" w16cid:durableId="1063985751">
     <w:abstractNumId w:val="6"/>
   </w:num>
-  <w:num w:numId="5" w16cid:durableId="147937556">
+  <w:num w:numId="6" w16cid:durableId="778305600">
     <w:abstractNumId w:val="2"/>
   </w:num>
-  <w:num w:numId="6" w16cid:durableId="597831302">
-    <w:abstractNumId w:val="9"/>
+  <w:num w:numId="7" w16cid:durableId="919868030">
+    <w:abstractNumId w:val="4"/>
   </w:num>
-  <w:num w:numId="7" w16cid:durableId="1999963912">
+  <w:num w:numId="8" w16cid:durableId="1413046571">
+    <w:abstractNumId w:val="8"/>
+  </w:num>
+  <w:num w:numId="9" w16cid:durableId="1675380529">
     <w:abstractNumId w:val="1"/>
   </w:num>
-  <w:num w:numId="8" w16cid:durableId="342098003">
-    <w:abstractNumId w:val="8"/>
-  </w:num>
-  <w:num w:numId="9" w16cid:durableId="411050527">
-    <w:abstractNumId w:val="0"/>
-  </w:num>
-  <w:num w:numId="10" w16cid:durableId="247734426">
-    <w:abstractNumId w:val="4"/>
+  <w:num w:numId="10" w16cid:durableId="1341931686">
+    <w:abstractNumId w:val="7"/>
   </w:num>
 </w:numbering>
 </file>

--- a/docs/Database Guide.docx
+++ b/docs/Database Guide.docx
@@ -40,7 +40,7 @@
       <w:pPr>
         <w:pStyle w:val="NormalWeb"/>
         <w:shd w:val="clear" w:color="auto" w:fill="EEF2F8"/>
-        <w:divId w:val="1682735045"/>
+        <w:divId w:val="1343166945"/>
         <w:rPr>
           <w:rFonts w:ascii="Calibri" w:hAnsi="Calibri" w:cs="Calibri"/>
           <w:color w:val="404040"/>
@@ -71,7 +71,7 @@
           <w:sz w:val="22"/>
           <w:szCs w:val="22"/>
         </w:rPr>
-        <w:t xml:space="preserve">, PostgreSQL 18) as of scripts 001-008: </w:t>
+        <w:t xml:space="preserve">, PostgreSQL 18) as of scripts 001-009: </w:t>
       </w:r>
       <w:r>
         <w:rPr>
@@ -5030,6 +5030,114 @@
           </w:p>
         </w:tc>
       </w:tr>
+      <w:tr>
+        <w:tc>
+          <w:tcPr>
+            <w:tcW w:w="0" w:type="auto"/>
+            <w:tcBorders>
+              <w:top w:val="single" w:sz="6" w:space="0" w:color="BFBFBF"/>
+              <w:left w:val="single" w:sz="6" w:space="0" w:color="BFBFBF"/>
+              <w:bottom w:val="single" w:sz="6" w:space="0" w:color="BFBFBF"/>
+              <w:right w:val="single" w:sz="6" w:space="0" w:color="BFBFBF"/>
+            </w:tcBorders>
+            <w:tcMar>
+              <w:top w:w="60" w:type="dxa"/>
+              <w:left w:w="120" w:type="dxa"/>
+              <w:bottom w:w="60" w:type="dxa"/>
+              <w:right w:w="120" w:type="dxa"/>
+            </w:tcMar>
+            <w:hideMark/>
+          </w:tcPr>
+          <w:p>
+            <w:pPr>
+              <w:spacing w:before="120" w:after="120"/>
+              <w:rPr>
+                <w:rFonts w:ascii="Calibri" w:eastAsia="Times New Roman" w:hAnsi="Calibri" w:cs="Calibri"/>
+                <w:color w:val="1A1A1A"/>
+                <w:sz w:val="22"/>
+                <w:szCs w:val="22"/>
+              </w:rPr>
+            </w:pPr>
+            <w:r>
+              <w:rPr>
+                <w:rStyle w:val="HTMLCode"/>
+                <w:color w:val="1A1A1A"/>
+              </w:rPr>
+              <w:t>009_website_main_account.sql</w:t>
+            </w:r>
+          </w:p>
+        </w:tc>
+        <w:tc>
+          <w:tcPr>
+            <w:tcW w:w="0" w:type="auto"/>
+            <w:tcBorders>
+              <w:top w:val="single" w:sz="6" w:space="0" w:color="BFBFBF"/>
+              <w:left w:val="single" w:sz="6" w:space="0" w:color="BFBFBF"/>
+              <w:bottom w:val="single" w:sz="6" w:space="0" w:color="BFBFBF"/>
+              <w:right w:val="single" w:sz="6" w:space="0" w:color="BFBFBF"/>
+            </w:tcBorders>
+            <w:tcMar>
+              <w:top w:w="60" w:type="dxa"/>
+              <w:left w:w="120" w:type="dxa"/>
+              <w:bottom w:w="60" w:type="dxa"/>
+              <w:right w:w="120" w:type="dxa"/>
+            </w:tcMar>
+            <w:hideMark/>
+          </w:tcPr>
+          <w:p>
+            <w:pPr>
+              <w:spacing w:before="120" w:after="120"/>
+              <w:rPr>
+                <w:rFonts w:ascii="Calibri" w:eastAsia="Times New Roman" w:hAnsi="Calibri" w:cs="Calibri"/>
+                <w:color w:val="1A1A1A"/>
+                <w:sz w:val="22"/>
+                <w:szCs w:val="22"/>
+              </w:rPr>
+            </w:pPr>
+            <w:r>
+              <w:rPr>
+                <w:rFonts w:ascii="Calibri" w:eastAsia="Times New Roman" w:hAnsi="Calibri" w:cs="Calibri"/>
+                <w:color w:val="1A1A1A"/>
+                <w:sz w:val="22"/>
+                <w:szCs w:val="22"/>
+              </w:rPr>
+              <w:t xml:space="preserve">the </w:t>
+            </w:r>
+            <w:r>
+              <w:rPr>
+                <w:rStyle w:val="HTMLCode"/>
+                <w:color w:val="1A1A1A"/>
+              </w:rPr>
+              <w:t>is_main</w:t>
+            </w:r>
+            <w:r>
+              <w:rPr>
+                <w:rFonts w:ascii="Calibri" w:eastAsia="Times New Roman" w:hAnsi="Calibri" w:cs="Calibri"/>
+                <w:color w:val="1A1A1A"/>
+                <w:sz w:val="22"/>
+                <w:szCs w:val="22"/>
+              </w:rPr>
+              <w:t xml:space="preserve"> column on </w:t>
+            </w:r>
+            <w:r>
+              <w:rPr>
+                <w:rStyle w:val="HTMLCode"/>
+                <w:color w:val="1A1A1A"/>
+              </w:rPr>
+              <w:t>website_accounts</w:t>
+            </w:r>
+            <w:r>
+              <w:rPr>
+                <w:rFonts w:ascii="Calibri" w:eastAsia="Times New Roman" w:hAnsi="Calibri" w:cs="Calibri"/>
+                <w:color w:val="1A1A1A"/>
+                <w:sz w:val="22"/>
+                <w:szCs w:val="22"/>
+              </w:rPr>
+              <w:t xml:space="preserve"> (main accounts manage the others)</w:t>
+            </w:r>
+          </w:p>
+        </w:tc>
+      </w:tr>
     </w:tbl>
     <w:p>
       <w:pPr>
@@ -5173,7 +5281,16 @@
           <w:sz w:val="22"/>
           <w:szCs w:val="22"/>
         </w:rPr>
-        <w:t xml:space="preserve"> a script that has run is </w:t>
+        <w:t xml:space="preserve"> </w:t>
+      </w:r>
+      <w:r>
+        <w:rPr>
+          <w:rFonts w:ascii="Calibri" w:hAnsi="Calibri" w:cs="Calibri"/>
+          <w:color w:val="1A1A1A"/>
+          <w:sz w:val="22"/>
+          <w:szCs w:val="22"/>
+        </w:rPr>
+        <w:t xml:space="preserve">a script that has run is </w:t>
       </w:r>
       <w:r>
         <w:rPr>
@@ -5345,48 +5462,48 @@
           <w:szCs w:val="19"/>
           <w:shd w:val="clear" w:color="auto" w:fill="F2F2F2"/>
         </w:rPr>
-        <w:t>|      -&gt; Entity Framework Core | network  |                  |</w:t>
-      </w:r>
-    </w:p>
-    <w:p>
-      <w:pPr>
-        <w:pStyle w:val="HTMLPreformatted"/>
+        <w:t xml:space="preserve">|      -&gt; Entity Framework Core | network  |              </w:t>
+      </w:r>
+      <w:r>
         <w:rPr>
           <w:color w:val="1A1A1A"/>
           <w:sz w:val="19"/>
           <w:szCs w:val="19"/>
           <w:shd w:val="clear" w:color="auto" w:fill="F2F2F2"/>
         </w:rPr>
-      </w:pPr>
-      <w:r>
+        <w:t xml:space="preserve">    |</w:t>
+      </w:r>
+    </w:p>
+    <w:p>
+      <w:pPr>
+        <w:pStyle w:val="HTMLPreformatted"/>
         <w:rPr>
           <w:color w:val="1A1A1A"/>
           <w:sz w:val="19"/>
           <w:szCs w:val="19"/>
           <w:shd w:val="clear" w:color="auto" w:fill="F2F2F2"/>
         </w:rPr>
-        <w:t>|        (C# objects &lt;-&gt; rows)  |  &lt;----   |                  |</w:t>
-      </w:r>
-    </w:p>
-    <w:p>
-      <w:pPr>
-        <w:pStyle w:val="HTMLPreformatted"/>
+      </w:pPr>
+      <w:r>
         <w:rPr>
           <w:color w:val="1A1A1A"/>
           <w:sz w:val="19"/>
           <w:szCs w:val="19"/>
           <w:shd w:val="clear" w:color="auto" w:fill="F2F2F2"/>
         </w:rPr>
-      </w:pPr>
-      <w:r>
+        <w:t>|        (C# objects &lt;-&gt; rows)  |  &lt;----   |                  |</w:t>
+      </w:r>
+    </w:p>
+    <w:p>
+      <w:pPr>
+        <w:pStyle w:val="HTMLPreformatted"/>
         <w:rPr>
           <w:color w:val="1A1A1A"/>
           <w:sz w:val="19"/>
           <w:szCs w:val="19"/>
           <w:shd w:val="clear" w:color="auto" w:fill="F2F2F2"/>
         </w:rPr>
-        <w:t xml:space="preserve">+-------------------------------+    </w:t>
-      </w:r>
+      </w:pPr>
       <w:r>
         <w:rPr>
           <w:color w:val="1A1A1A"/>
@@ -5394,7 +5511,7 @@
           <w:szCs w:val="19"/>
           <w:shd w:val="clear" w:color="auto" w:fill="F2F2F2"/>
         </w:rPr>
-        <w:t xml:space="preserve">      +------------------+</w:t>
+        <w:t>+-------------------------------+          +------------------+</w:t>
       </w:r>
     </w:p>
     <w:p>
@@ -5599,16 +5716,7 @@
           <w:sz w:val="22"/>
           <w:szCs w:val="22"/>
         </w:rPr>
-        <w:t xml:space="preserve"> </w:t>
-      </w:r>
-      <w:r>
-        <w:rPr>
-          <w:rFonts w:ascii="Calibri" w:eastAsia="Times New Roman" w:hAnsi="Calibri" w:cs="Calibri"/>
-          <w:color w:val="1A1A1A"/>
-          <w:sz w:val="22"/>
-          <w:szCs w:val="22"/>
-        </w:rPr>
-        <w:t xml:space="preserve">will never talk to the database directly. It will go through the </w:t>
+        <w:t xml:space="preserve"> will never talk to the database directly. It will go through the </w:t>
       </w:r>
       <w:r>
         <w:rPr>
@@ -6047,7 +6155,16 @@
                 <w:sz w:val="22"/>
                 <w:szCs w:val="22"/>
               </w:rPr>
-              <w:t xml:space="preserve"> of whoever approved or rejected it</w:t>
+              <w:t xml:space="preserve"> </w:t>
+            </w:r>
+            <w:r>
+              <w:rPr>
+                <w:rFonts w:ascii="Calibri" w:eastAsia="Times New Roman" w:hAnsi="Calibri" w:cs="Calibri"/>
+                <w:color w:val="1A1A1A"/>
+                <w:sz w:val="22"/>
+                <w:szCs w:val="22"/>
+              </w:rPr>
+              <w:t>of whoever approved or rejected it</w:t>
             </w:r>
           </w:p>
         </w:tc>
@@ -7440,77 +7557,79 @@
           <w:szCs w:val="19"/>
           <w:shd w:val="clear" w:color="auto" w:fill="F2F2F2"/>
         </w:rPr>
-        <w:t xml:space="preserve">   </w:t>
-      </w:r>
-      <w:r>
+        <w:t xml:space="preserve">                         +-----------+</w:t>
+      </w:r>
+    </w:p>
+    <w:p>
+      <w:pPr>
+        <w:pStyle w:val="HTMLPreformatted"/>
         <w:rPr>
           <w:color w:val="1A1A1A"/>
           <w:sz w:val="19"/>
           <w:szCs w:val="19"/>
           <w:shd w:val="clear" w:color="auto" w:fill="F2F2F2"/>
         </w:rPr>
-        <w:t xml:space="preserve">                      +-----------+</w:t>
-      </w:r>
-    </w:p>
-    <w:p>
-      <w:pPr>
-        <w:pStyle w:val="HTMLPreformatted"/>
+      </w:pPr>
+      <w:r>
         <w:rPr>
           <w:color w:val="1A1A1A"/>
           <w:sz w:val="19"/>
           <w:szCs w:val="19"/>
           <w:shd w:val="clear" w:color="auto" w:fill="F2F2F2"/>
         </w:rPr>
-      </w:pPr>
-      <w:r>
+        <w:t xml:space="preserve">   material_usages ----&gt; |           | &lt;---- receipts</w:t>
+      </w:r>
+    </w:p>
+    <w:p>
+      <w:pPr>
+        <w:pStyle w:val="HTMLPreformatted"/>
         <w:rPr>
           <w:color w:val="1A1A1A"/>
           <w:sz w:val="19"/>
           <w:szCs w:val="19"/>
           <w:shd w:val="clear" w:color="auto" w:fill="F2F2F2"/>
         </w:rPr>
-        <w:t xml:space="preserve">   material_usages ----&gt; |           | &lt;---- receipts</w:t>
-      </w:r>
-    </w:p>
-    <w:p>
-      <w:pPr>
-        <w:pStyle w:val="HTMLPreformatted"/>
+      </w:pPr>
+      <w:r>
         <w:rPr>
           <w:color w:val="1A1A1A"/>
           <w:sz w:val="19"/>
           <w:szCs w:val="19"/>
           <w:shd w:val="clear" w:color="auto" w:fill="F2F2F2"/>
         </w:rPr>
-      </w:pPr>
-      <w:r>
+        <w:t xml:space="preserve">   sub_jobs -----------&gt; | projects  | &lt;---- change_orders</w:t>
+      </w:r>
+    </w:p>
+    <w:p>
+      <w:pPr>
+        <w:pStyle w:val="HTMLPreformatted"/>
         <w:rPr>
           <w:color w:val="1A1A1A"/>
           <w:sz w:val="19"/>
           <w:szCs w:val="19"/>
           <w:shd w:val="clear" w:color="auto" w:fill="F2F2F2"/>
         </w:rPr>
-        <w:t xml:space="preserve">   sub_jobs -----------&gt; | projects  | &lt;---- change_orders</w:t>
-      </w:r>
-    </w:p>
-    <w:p>
-      <w:pPr>
-        <w:pStyle w:val="HTMLPreformatted"/>
+      </w:pPr>
+      <w:r>
         <w:rPr>
           <w:color w:val="1A1A1A"/>
           <w:sz w:val="19"/>
           <w:szCs w:val="19"/>
           <w:shd w:val="clear" w:color="auto" w:fill="F2F2F2"/>
         </w:rPr>
-      </w:pPr>
-      <w:r>
+        <w:t xml:space="preserve">                         +-----------+</w:t>
+      </w:r>
+    </w:p>
+    <w:p>
+      <w:pPr>
+        <w:pStyle w:val="HTMLPreformatted"/>
         <w:rPr>
           <w:color w:val="1A1A1A"/>
           <w:sz w:val="19"/>
           <w:szCs w:val="19"/>
           <w:shd w:val="clear" w:color="auto" w:fill="F2F2F2"/>
         </w:rPr>
-        <w:t xml:space="preserve">                         +-----------+</w:t>
-      </w:r>
+      </w:pPr>
     </w:p>
     <w:p>
       <w:pPr>
@@ -7522,44 +7641,33 @@
           <w:shd w:val="clear" w:color="auto" w:fill="F2F2F2"/>
         </w:rPr>
       </w:pPr>
-    </w:p>
-    <w:p>
-      <w:pPr>
-        <w:pStyle w:val="HTMLPreformatted"/>
+      <w:r>
         <w:rPr>
           <w:color w:val="1A1A1A"/>
           <w:sz w:val="19"/>
           <w:szCs w:val="19"/>
           <w:shd w:val="clear" w:color="auto" w:fill="F2F2F2"/>
         </w:rPr>
-      </w:pPr>
-      <w:r>
+        <w:t xml:space="preserve">   employees &lt;---- users          (a login belongs to an employee)</w:t>
+      </w:r>
+    </w:p>
+    <w:p>
+      <w:pPr>
+        <w:pStyle w:val="HTMLPreformatted"/>
         <w:rPr>
           <w:color w:val="1A1A1A"/>
           <w:sz w:val="19"/>
           <w:szCs w:val="19"/>
           <w:shd w:val="clear" w:color="auto" w:fill="F2F2F2"/>
         </w:rPr>
-        <w:t xml:space="preserve">   employees &lt;---- users          (a login belongs to an employee)</w:t>
-      </w:r>
-    </w:p>
-    <w:p>
-      <w:pPr>
-        <w:pStyle w:val="HTMLPreformatted"/>
+      </w:pPr>
+      <w:r>
         <w:rPr>
           <w:color w:val="1A1A1A"/>
           <w:sz w:val="19"/>
           <w:szCs w:val="19"/>
           <w:shd w:val="clear" w:color="auto" w:fill="F2F2F2"/>
         </w:rPr>
-      </w:pPr>
-      <w:r>
-        <w:rPr>
-          <w:color w:val="1A1A1A"/>
-          <w:sz w:val="19"/>
-          <w:szCs w:val="19"/>
-          <w:shd w:val="clear" w:color="auto" w:fill="F2F2F2"/>
-        </w:rPr>
         <w:t xml:space="preserve">   employees &lt;---- employee_rates (rate history)</w:t>
       </w:r>
     </w:p>
@@ -7632,7 +7740,13 @@
         <w:rPr>
           <w:rFonts w:ascii="Calibri" w:eastAsia="Times New Roman" w:hAnsi="Calibri" w:cs="Calibri"/>
         </w:rPr>
-        <w:t>5. Login &amp; security tables</w:t>
+        <w:t xml:space="preserve">5. Login </w:t>
+      </w:r>
+      <w:r>
+        <w:rPr>
+          <w:rFonts w:ascii="Calibri" w:eastAsia="Times New Roman" w:hAnsi="Calibri" w:cs="Calibri"/>
+        </w:rPr>
+        <w:t>&amp; security tables</w:t>
       </w:r>
     </w:p>
     <w:p>
@@ -8322,7 +8436,16 @@
                 <w:sz w:val="22"/>
                 <w:szCs w:val="22"/>
               </w:rPr>
-              <w:t>HR &amp; Payroll / Inventory / Subcontractors / Receipts; empty for Admins (check rule)</w:t>
+              <w:t xml:space="preserve">HR &amp; </w:t>
+            </w:r>
+            <w:r>
+              <w:rPr>
+                <w:rFonts w:ascii="Calibri" w:eastAsia="Times New Roman" w:hAnsi="Calibri" w:cs="Calibri"/>
+                <w:color w:val="1A1A1A"/>
+                <w:sz w:val="22"/>
+                <w:szCs w:val="22"/>
+              </w:rPr>
+              <w:t>Payroll / Inventory / Subcontractors / Receipts; empty for Admins (check rule)</w:t>
             </w:r>
           </w:p>
         </w:tc>
@@ -8675,7 +8798,16 @@
           <w:sz w:val="22"/>
           <w:szCs w:val="22"/>
         </w:rPr>
-        <w:t xml:space="preserve"> when you sign in, the app scrambles what you typed the same way and compares the two scrambled results. If they match, the password is right. The scrambling can't be reversed.</w:t>
+        <w:t xml:space="preserve"> when you sign in, the app scrambles what you typed the same way and compares the two scrambled r</w:t>
+      </w:r>
+      <w:r>
+        <w:rPr>
+          <w:rFonts w:ascii="Calibri" w:hAnsi="Calibri" w:cs="Calibri"/>
+          <w:color w:val="1A1A1A"/>
+          <w:sz w:val="22"/>
+          <w:szCs w:val="22"/>
+        </w:rPr>
+        <w:t>esults. If they match, the password is right. The scrambling can't be reversed.</w:t>
       </w:r>
     </w:p>
     <w:p>
@@ -8709,16 +8841,7 @@
           <w:sz w:val="22"/>
           <w:szCs w:val="22"/>
         </w:rPr>
-        <w:t>One row per sign-in, sign-out, idle sign</w:t>
-      </w:r>
-      <w:r>
-        <w:rPr>
-          <w:rFonts w:ascii="Calibri" w:hAnsi="Calibri" w:cs="Calibri"/>
-          <w:color w:val="1A1A1A"/>
-          <w:sz w:val="22"/>
-          <w:szCs w:val="22"/>
-        </w:rPr>
-        <w:t xml:space="preserve">-out, failed attempt, lock, unlock, password change or password request: </w:t>
+        <w:t xml:space="preserve">One row per sign-in, sign-out, idle sign-out, failed attempt, lock, unlock, password change or password request: </w:t>
       </w:r>
       <w:r>
         <w:rPr>
@@ -8980,6 +9103,22 @@
           <w:szCs w:val="22"/>
         </w:rPr>
         <w:t xml:space="preserve"> (Active / Locked / Disabled), </w:t>
+      </w:r>
+      <w:r>
+        <w:rPr>
+          <w:rStyle w:val="HTMLCode"/>
+          <w:color w:val="1A1A1A"/>
+        </w:rPr>
+        <w:t>is_main</w:t>
+      </w:r>
+      <w:r>
+        <w:rPr>
+          <w:rFonts w:ascii="Calibri" w:hAnsi="Calibri" w:cs="Calibri"/>
+          <w:color w:val="1A1A1A"/>
+          <w:sz w:val="22"/>
+          <w:szCs w:val="22"/>
+        </w:rPr>
+        <w:t xml:space="preserve"> (a main account manages the others; script 009), </w:t>
       </w:r>
       <w:r>
         <w:rPr>
@@ -9831,16 +9970,7 @@
           <w:sz w:val="22"/>
           <w:szCs w:val="22"/>
         </w:rPr>
-        <w:t xml:space="preserve"> </w:t>
-      </w:r>
-      <w:r>
-        <w:rPr>
-          <w:rFonts w:ascii="Calibri" w:hAnsi="Calibri" w:cs="Calibri"/>
-          <w:color w:val="1A1A1A"/>
-          <w:sz w:val="22"/>
-          <w:szCs w:val="22"/>
-        </w:rPr>
-        <w:t xml:space="preserve">(yes/no), </w:t>
+        <w:t xml:space="preserve"> (yes/no), </w:t>
       </w:r>
       <w:r>
         <w:rPr>
@@ -10039,7 +10169,17 @@
           <w:sz w:val="22"/>
           <w:szCs w:val="22"/>
         </w:rPr>
-        <w:t xml:space="preserve">latest </w:t>
+        <w:t>latest</w:t>
+      </w:r>
+      <w:r>
+        <w:rPr>
+          <w:rStyle w:val="Strong"/>
+          <w:rFonts w:ascii="Calibri" w:hAnsi="Calibri" w:cs="Calibri"/>
+          <w:color w:val="1A1A1A"/>
+          <w:sz w:val="22"/>
+          <w:szCs w:val="22"/>
+        </w:rPr>
+        <w:t xml:space="preserve"> </w:t>
       </w:r>
       <w:r>
         <w:rPr>
@@ -10332,7 +10472,16 @@
           <w:szCs w:val="19"/>
           <w:shd w:val="clear" w:color="auto" w:fill="F2F2F2"/>
         </w:rPr>
-        <w:t xml:space="preserve">   |---- purchases -------|  (purchase.quote_id -&gt; the chosen quote)</w:t>
+        <w:t xml:space="preserve">   |---- purchases -------|  (purchase.quote_id -&gt; </w:t>
+      </w:r>
+      <w:r>
+        <w:rPr>
+          <w:color w:val="1A1A1A"/>
+          <w:sz w:val="19"/>
+          <w:szCs w:val="19"/>
+          <w:shd w:val="clear" w:color="auto" w:fill="F2F2F2"/>
+        </w:rPr>
+        <w:t>the chosen quote)</w:t>
       </w:r>
     </w:p>
     <w:p>
@@ -10962,7 +11111,16 @@
                 <w:sz w:val="22"/>
                 <w:szCs w:val="22"/>
               </w:rPr>
-              <w:t xml:space="preserve"> (VAT / Non-VAT)</w:t>
+              <w:t xml:space="preserve"> </w:t>
+            </w:r>
+            <w:r>
+              <w:rPr>
+                <w:rFonts w:ascii="Calibri" w:eastAsia="Times New Roman" w:hAnsi="Calibri" w:cs="Calibri"/>
+                <w:color w:val="1A1A1A"/>
+                <w:sz w:val="22"/>
+                <w:szCs w:val="22"/>
+              </w:rPr>
+              <w:t>(VAT / Non-VAT)</w:t>
             </w:r>
           </w:p>
         </w:tc>
@@ -11766,16 +11924,7 @@
                 <w:sz w:val="22"/>
                 <w:szCs w:val="22"/>
               </w:rPr>
-              <w:t xml:space="preserve"> </w:t>
-            </w:r>
-            <w:r>
-              <w:rPr>
-                <w:rFonts w:ascii="Calibri" w:eastAsia="Times New Roman" w:hAnsi="Calibri" w:cs="Calibri"/>
-                <w:color w:val="1A1A1A"/>
-                <w:sz w:val="22"/>
-                <w:szCs w:val="22"/>
-              </w:rPr>
-              <w:t xml:space="preserve">(Preventive / Repair), work done, </w:t>
+              <w:t xml:space="preserve"> (Preventive / Repair), work done, </w:t>
             </w:r>
             <w:r>
               <w:rPr>
@@ -12059,16 +12208,7 @@
           <w:szCs w:val="19"/>
           <w:shd w:val="clear" w:color="auto" w:fill="F2F2F2"/>
         </w:rPr>
-        <w:t xml:space="preserve">   sub_jobs ----&gt; </w:t>
-      </w:r>
-      <w:r>
-        <w:rPr>
-          <w:color w:val="1A1A1A"/>
-          <w:sz w:val="19"/>
-          <w:szCs w:val="19"/>
-          <w:shd w:val="clear" w:color="auto" w:fill="F2F2F2"/>
-        </w:rPr>
-        <w:t>projects</w:t>
+        <w:t xml:space="preserve">   sub_jobs ----&gt; projects</w:t>
       </w:r>
     </w:p>
     <w:p>
@@ -13014,7 +13154,16 @@
                 <w:sz w:val="22"/>
                 <w:szCs w:val="22"/>
               </w:rPr>
-              <w:t xml:space="preserve"> (0-100), date, notes, file</w:t>
+              <w:t xml:space="preserve"> </w:t>
+            </w:r>
+            <w:r>
+              <w:rPr>
+                <w:rFonts w:ascii="Calibri" w:eastAsia="Times New Roman" w:hAnsi="Calibri" w:cs="Calibri"/>
+                <w:color w:val="1A1A1A"/>
+                <w:sz w:val="22"/>
+                <w:szCs w:val="22"/>
+              </w:rPr>
+              <w:t>(0-100), date, notes, file</w:t>
             </w:r>
           </w:p>
         </w:tc>
@@ -13892,16 +14041,7 @@
           <w:sz w:val="22"/>
           <w:szCs w:val="22"/>
         </w:rPr>
-        <w:t xml:space="preserve"> </w:t>
-      </w:r>
-      <w:r>
-        <w:rPr>
-          <w:rFonts w:ascii="Calibri" w:hAnsi="Calibri" w:cs="Calibri"/>
-          <w:color w:val="1A1A1A"/>
-          <w:sz w:val="22"/>
-          <w:szCs w:val="22"/>
-        </w:rPr>
-        <w:t xml:space="preserve">The Receipt Vault reads delivery receipts straight from </w:t>
+        <w:t xml:space="preserve"> The Receipt Vault reads delivery receipts straight from </w:t>
       </w:r>
       <w:r>
         <w:rPr>
@@ -14038,7 +14178,16 @@
           <w:sz w:val="22"/>
           <w:szCs w:val="22"/>
         </w:rPr>
-        <w:t xml:space="preserve"> (+/-), signed document, </w:t>
+        <w:t xml:space="preserve"> </w:t>
+      </w:r>
+      <w:r>
+        <w:rPr>
+          <w:rFonts w:ascii="Calibri" w:hAnsi="Calibri" w:cs="Calibri"/>
+          <w:color w:val="1A1A1A"/>
+          <w:sz w:val="22"/>
+          <w:szCs w:val="22"/>
+        </w:rPr>
+        <w:t xml:space="preserve">(+/-), signed document, </w:t>
       </w:r>
       <w:r>
         <w:rPr>
@@ -14638,7 +14787,16 @@
                 <w:sz w:val="22"/>
                 <w:szCs w:val="22"/>
               </w:rPr>
-              <w:t xml:space="preserve"> where Project and Approved</w:t>
+              <w:t xml:space="preserve"> </w:t>
+            </w:r>
+            <w:r>
+              <w:rPr>
+                <w:rFonts w:ascii="Calibri" w:eastAsia="Times New Roman" w:hAnsi="Calibri" w:cs="Calibri"/>
+                <w:color w:val="1A1A1A"/>
+                <w:sz w:val="22"/>
+                <w:szCs w:val="22"/>
+              </w:rPr>
+              <w:t>where Project and Approved</w:t>
             </w:r>
           </w:p>
         </w:tc>
@@ -15062,88 +15220,88 @@
           <w:szCs w:val="19"/>
           <w:shd w:val="clear" w:color="auto" w:fill="F2F2F2"/>
         </w:rPr>
-        <w:t xml:space="preserve">                     WHERE c.project_id = p.project_id AND c.status = 'Approved'), 0) AS revenue,</w:t>
-      </w:r>
-    </w:p>
-    <w:p>
-      <w:pPr>
-        <w:pStyle w:val="HTMLPreformatted"/>
+        <w:t xml:space="preserve">                     </w:t>
+      </w:r>
+      <w:r>
         <w:rPr>
           <w:color w:val="1A1A1A"/>
           <w:sz w:val="19"/>
           <w:szCs w:val="19"/>
           <w:shd w:val="clear" w:color="auto" w:fill="F2F2F2"/>
         </w:rPr>
-      </w:pPr>
-      <w:r>
+        <w:t>WHERE c.project_id = p.project_id AND c.status = 'Approved'), 0) AS revenue,</w:t>
+      </w:r>
+    </w:p>
+    <w:p>
+      <w:pPr>
+        <w:pStyle w:val="HTMLPreformatted"/>
         <w:rPr>
           <w:color w:val="1A1A1A"/>
           <w:sz w:val="19"/>
           <w:szCs w:val="19"/>
           <w:shd w:val="clear" w:color="auto" w:fill="F2F2F2"/>
         </w:rPr>
-        <w:t xml:space="preserve">       COALESCE((SELECT SUM(cost) FROM material_usages u</w:t>
-      </w:r>
-    </w:p>
-    <w:p>
-      <w:pPr>
-        <w:pStyle w:val="HTMLPreformatted"/>
+      </w:pPr>
+      <w:r>
         <w:rPr>
           <w:color w:val="1A1A1A"/>
           <w:sz w:val="19"/>
           <w:szCs w:val="19"/>
           <w:shd w:val="clear" w:color="auto" w:fill="F2F2F2"/>
         </w:rPr>
-      </w:pPr>
-      <w:r>
+        <w:t xml:space="preserve">       COALESCE((SELECT SUM(cost) FROM material_usages u</w:t>
+      </w:r>
+    </w:p>
+    <w:p>
+      <w:pPr>
+        <w:pStyle w:val="HTMLPreformatted"/>
         <w:rPr>
           <w:color w:val="1A1A1A"/>
           <w:sz w:val="19"/>
           <w:szCs w:val="19"/>
           <w:shd w:val="clear" w:color="auto" w:fill="F2F2F2"/>
         </w:rPr>
-        <w:t xml:space="preserve">                 WHERE u.project_id = p.project_id AND u.status = 'Approved'), 0)</w:t>
-      </w:r>
-    </w:p>
-    <w:p>
-      <w:pPr>
-        <w:pStyle w:val="HTMLPreformatted"/>
+      </w:pPr>
+      <w:r>
         <w:rPr>
           <w:color w:val="1A1A1A"/>
           <w:sz w:val="19"/>
           <w:szCs w:val="19"/>
           <w:shd w:val="clear" w:color="auto" w:fill="F2F2F2"/>
         </w:rPr>
-      </w:pPr>
-      <w:r>
+        <w:t xml:space="preserve">                 WHERE u.project_id = p.project_id AND u.status = 'Approved'), 0)</w:t>
+      </w:r>
+    </w:p>
+    <w:p>
+      <w:pPr>
+        <w:pStyle w:val="HTMLPreformatted"/>
         <w:rPr>
           <w:color w:val="1A1A1A"/>
           <w:sz w:val="19"/>
           <w:szCs w:val="19"/>
           <w:shd w:val="clear" w:color="auto" w:fill="F2F2F2"/>
         </w:rPr>
-        <w:t xml:space="preserve">     + COALESCE((SELECT SUM(amount) FROM receipts r</w:t>
-      </w:r>
-    </w:p>
-    <w:p>
-      <w:pPr>
-        <w:pStyle w:val="HTMLPreformatted"/>
+      </w:pPr>
+      <w:r>
         <w:rPr>
           <w:color w:val="1A1A1A"/>
           <w:sz w:val="19"/>
           <w:szCs w:val="19"/>
           <w:shd w:val="clear" w:color="auto" w:fill="F2F2F2"/>
         </w:rPr>
-      </w:pPr>
-      <w:r>
+        <w:t xml:space="preserve">     + COALESCE((SELECT SUM(amount) FROM receipts r</w:t>
+      </w:r>
+    </w:p>
+    <w:p>
+      <w:pPr>
+        <w:pStyle w:val="HTMLPreformatted"/>
         <w:rPr>
           <w:color w:val="1A1A1A"/>
           <w:sz w:val="19"/>
           <w:szCs w:val="19"/>
           <w:shd w:val="clear" w:color="auto" w:fill="F2F2F2"/>
         </w:rPr>
-        <w:t xml:space="preserve">                 </w:t>
-      </w:r>
+      </w:pPr>
       <w:r>
         <w:rPr>
           <w:color w:val="1A1A1A"/>
@@ -15151,7 +15309,7 @@
           <w:szCs w:val="19"/>
           <w:shd w:val="clear" w:color="auto" w:fill="F2F2F2"/>
         </w:rPr>
-        <w:t>WHERE r.project_id = p.project_id AND r.status = 'Approved'), 0)</w:t>
+        <w:t xml:space="preserve">                 WHERE r.project_id = p.project_id AND r.status = 'Approved'), 0)</w:t>
       </w:r>
     </w:p>
     <w:p>
@@ -15191,7 +15349,16 @@
           <w:szCs w:val="19"/>
           <w:shd w:val="clear" w:color="auto" w:fill="F2F2F2"/>
         </w:rPr>
-        <w:t xml:space="preserve">                 WHERE j.project_id = p.project_id), 0) AS expenses</w:t>
+        <w:t xml:space="preserve">                 </w:t>
+      </w:r>
+      <w:r>
+        <w:rPr>
+          <w:color w:val="1A1A1A"/>
+          <w:sz w:val="19"/>
+          <w:szCs w:val="19"/>
+          <w:shd w:val="clear" w:color="auto" w:fill="F2F2F2"/>
+        </w:rPr>
+        <w:t>WHERE j.project_id = p.project_id), 0) AS expenses</w:t>
       </w:r>
     </w:p>
     <w:p>
@@ -16065,7 +16232,16 @@
           <w:sz w:val="22"/>
           <w:szCs w:val="22"/>
         </w:rPr>
-        <w:t xml:space="preserve"> process (0, the Desktop Management Supersystem), surrounded by the outside world: the Admin user, employees, the biometrics device, clients, subcontractors, suppliers/vendors, external accounting and the website system.</w:t>
+        <w:t xml:space="preserve"> </w:t>
+      </w:r>
+      <w:r>
+        <w:rPr>
+          <w:rFonts w:ascii="Calibri" w:eastAsia="Times New Roman" w:hAnsi="Calibri" w:cs="Calibri"/>
+          <w:color w:val="1A1A1A"/>
+          <w:sz w:val="22"/>
+          <w:szCs w:val="22"/>
+        </w:rPr>
+        <w:t>process (0, the Desktop Management Supersystem), surrounded by the outside world: the Admin user, employees, the biometrics device, clients, subcontractors, suppliers/vendors, external accounting and the website system.</w:t>
       </w:r>
     </w:p>
     <w:p>
@@ -16676,7 +16852,16 @@
                 <w:sz w:val="22"/>
                 <w:szCs w:val="22"/>
               </w:rPr>
-              <w:t>Subcontractor &amp; Vendor Management</w:t>
+              <w:t xml:space="preserve">Subcontractor &amp; </w:t>
+            </w:r>
+            <w:r>
+              <w:rPr>
+                <w:rFonts w:ascii="Calibri" w:eastAsia="Times New Roman" w:hAnsi="Calibri" w:cs="Calibri"/>
+                <w:color w:val="1A1A1A"/>
+                <w:sz w:val="22"/>
+                <w:szCs w:val="22"/>
+              </w:rPr>
+              <w:t>Vendor Management</w:t>
             </w:r>
           </w:p>
         </w:tc>
@@ -18577,7 +18762,16 @@
                 <w:sz w:val="22"/>
                 <w:szCs w:val="22"/>
               </w:rPr>
-              <w:t xml:space="preserve"> (+ delivery receipts read from </w:t>
+              <w:t xml:space="preserve"> </w:t>
+            </w:r>
+            <w:r>
+              <w:rPr>
+                <w:rFonts w:ascii="Calibri" w:eastAsia="Times New Roman" w:hAnsi="Calibri" w:cs="Calibri"/>
+                <w:color w:val="1A1A1A"/>
+                <w:sz w:val="22"/>
+                <w:szCs w:val="22"/>
+              </w:rPr>
+              <w:t xml:space="preserve">(+ delivery receipts read from </w:t>
             </w:r>
             <w:r>
               <w:rPr>
@@ -18992,43 +19186,7 @@
           <w:sz w:val="22"/>
           <w:szCs w:val="22"/>
         </w:rPr>
-        <w:t xml:space="preserve"> </w:t>
-      </w:r>
-      <w:r>
-        <w:rPr>
-          <w:rFonts w:ascii="Calibri" w:eastAsia="Times New Roman" w:hAnsi="Calibri" w:cs="Calibri"/>
-          <w:color w:val="1A1A1A"/>
-          <w:sz w:val="22"/>
-          <w:szCs w:val="22"/>
-        </w:rPr>
-        <w:t>→</w:t>
-      </w:r>
-      <w:r>
-        <w:rPr>
-          <w:rFonts w:ascii="Calibri" w:eastAsia="Times New Roman" w:hAnsi="Calibri" w:cs="Calibri"/>
-          <w:color w:val="1A1A1A"/>
-          <w:sz w:val="22"/>
-          <w:szCs w:val="22"/>
-        </w:rPr>
-        <w:t xml:space="preserve"> "material usage entry" </w:t>
-      </w:r>
-      <w:r>
-        <w:rPr>
-          <w:rFonts w:ascii="Calibri" w:eastAsia="Times New Roman" w:hAnsi="Calibri" w:cs="Calibri"/>
-          <w:color w:val="1A1A1A"/>
-          <w:sz w:val="22"/>
-          <w:szCs w:val="22"/>
-        </w:rPr>
-        <w:t>→</w:t>
-      </w:r>
-      <w:r>
-        <w:rPr>
-          <w:rFonts w:ascii="Calibri" w:eastAsia="Times New Roman" w:hAnsi="Calibri" w:cs="Calibri"/>
-          <w:color w:val="1A1A1A"/>
-          <w:sz w:val="22"/>
-          <w:szCs w:val="22"/>
-        </w:rPr>
-        <w:t xml:space="preserve"> </w:t>
+        <w:t xml:space="preserve"> → "material usage entry" → </w:t>
       </w:r>
       <w:r>
         <w:rPr>
@@ -19047,25 +19205,7 @@
           <w:sz w:val="22"/>
           <w:szCs w:val="22"/>
         </w:rPr>
-        <w:t xml:space="preserve"> </w:t>
-      </w:r>
-      <w:r>
-        <w:rPr>
-          <w:rFonts w:ascii="Calibri" w:eastAsia="Times New Roman" w:hAnsi="Calibri" w:cs="Calibri"/>
-          <w:color w:val="1A1A1A"/>
-          <w:sz w:val="22"/>
-          <w:szCs w:val="22"/>
-        </w:rPr>
-        <w:t>→ saved in</w:t>
-      </w:r>
-      <w:r>
-        <w:rPr>
-          <w:rFonts w:ascii="Calibri" w:eastAsia="Times New Roman" w:hAnsi="Calibri" w:cs="Calibri"/>
-          <w:color w:val="1A1A1A"/>
-          <w:sz w:val="22"/>
-          <w:szCs w:val="22"/>
-        </w:rPr>
-        <w:t xml:space="preserve"> </w:t>
+        <w:t xml:space="preserve"> → saved in </w:t>
       </w:r>
       <w:r>
         <w:rPr>
@@ -19134,25 +19274,7 @@
           <w:sz w:val="22"/>
           <w:szCs w:val="22"/>
         </w:rPr>
-        <w:t xml:space="preserve"> </w:t>
-      </w:r>
-      <w:r>
-        <w:rPr>
-          <w:rFonts w:ascii="Calibri" w:eastAsia="Times New Roman" w:hAnsi="Calibri" w:cs="Calibri"/>
-          <w:color w:val="1A1A1A"/>
-          <w:sz w:val="22"/>
-          <w:szCs w:val="22"/>
-        </w:rPr>
-        <w:t>approves →</w:t>
-      </w:r>
-      <w:r>
-        <w:rPr>
-          <w:rFonts w:ascii="Calibri" w:eastAsia="Times New Roman" w:hAnsi="Calibri" w:cs="Calibri"/>
-          <w:color w:val="1A1A1A"/>
-          <w:sz w:val="22"/>
-          <w:szCs w:val="22"/>
-        </w:rPr>
-        <w:t xml:space="preserve"> </w:t>
+        <w:t xml:space="preserve"> approves → </w:t>
       </w:r>
       <w:r>
         <w:rPr>
@@ -19256,25 +19378,7 @@
           <w:sz w:val="22"/>
           <w:szCs w:val="22"/>
         </w:rPr>
-        <w:t xml:space="preserve"> </w:t>
-      </w:r>
-      <w:r>
-        <w:rPr>
-          <w:rFonts w:ascii="Calibri" w:eastAsia="Times New Roman" w:hAnsi="Calibri" w:cs="Calibri"/>
-          <w:color w:val="1A1A1A"/>
-          <w:sz w:val="22"/>
-          <w:szCs w:val="22"/>
-        </w:rPr>
-        <w:t>→ the project</w:t>
-      </w:r>
-      <w:r>
-        <w:rPr>
-          <w:rFonts w:ascii="Calibri" w:eastAsia="Times New Roman" w:hAnsi="Calibri" w:cs="Calibri"/>
-          <w:color w:val="1A1A1A"/>
-          <w:sz w:val="22"/>
-          <w:szCs w:val="22"/>
-        </w:rPr>
-        <w:t>'s expenses now include that cost.</w:t>
+        <w:t xml:space="preserve"> → the project's expenses now include that cost.</w:t>
       </w:r>
     </w:p>
     <w:p>
@@ -19443,8 +19547,7 @@
       <w:pPr>
         <w:pStyle w:val="NormalWeb"/>
         <w:shd w:val="clear" w:color="auto" w:fill="EEF2F8"/>
-        <w:ind w:right="720"/>
-        <w:divId w:val="1396926525"/>
+        <w:divId w:val="1163157627"/>
         <w:rPr>
           <w:rFonts w:ascii="Calibri" w:hAnsi="Calibri" w:cs="Calibri"/>
           <w:color w:val="404040"/>
@@ -22652,9 +22755,9 @@
 <file path=word/numbering.xml><?xml version="1.0" encoding="utf-8"?>
 <w:numbering xmlns:wpc="http://schemas.microsoft.com/office/word/2010/wordprocessingCanvas" xmlns:cx="http://schemas.microsoft.com/office/drawing/2014/chartex" xmlns:cx1="http://schemas.microsoft.com/office/drawing/2015/9/8/chartex" xmlns:cx2="http://schemas.microsoft.com/office/drawing/2015/10/21/chartex" xmlns:cx3="http://schemas.microsoft.com/office/drawing/2016/5/9/chartex" xmlns:cx4="http://schemas.microsoft.com/office/drawing/2016/5/10/chartex" xmlns:cx5="http://schemas.microsoft.com/office/drawing/2016/5/11/chartex" xmlns:cx6="http://schemas.microsoft.com/office/drawing/2016/5/12/chartex" xmlns:cx7="http://schemas.microsoft.com/office/drawing/2016/5/13/chartex" xmlns:cx8="http://schemas.microsoft.com/office/drawing/2016/5/14/chartex" xmlns:mc="http://schemas.openxmlformats.org/markup-compatibility/2006" xmlns:aink="http://schemas.microsoft.com/office/drawing/2016/ink" xmlns:am3d="http://schemas.microsoft.com/office/drawing/2017/model3d" xmlns:o="urn:schemas-microsoft-com:office:office" xmlns:oel="http://schemas.microsoft.com/office/2019/extlst" xmlns:r="http://schemas.openxmlformats.org/officeDocument/2006/relationships" xmlns:m="http://schemas.openxmlformats.org/officeDocument/2006/math" xmlns:v="urn:schemas-microsoft-com:vml" xmlns:wp14="http://schemas.microsoft.com/office/word/2010/wordprocessingDrawing" xmlns:wp="http://schemas.openxmlformats.org/drawingml/2006/wordprocessingDrawing" xmlns:w10="urn:schemas-microsoft-com:office:word" xmlns:w="http://schemas.openxmlformats.org/wordprocessingml/2006/main" xmlns:w14="http://schemas.microsoft.com/office/word/2010/wordml" xmlns:w15="http://schemas.microsoft.com/office/word/2012/wordml" xmlns:w16cex="http://schemas.microsoft.com/office/word/2018/wordml/cex" xmlns:w16cid="http://schemas.microsoft.com/office/word/2016/wordml/cid" xmlns:w16="http://schemas.microsoft.com/office/word/2018/wordml" xmlns:w16du="http://schemas.microsoft.com/office/word/2023/wordml/word16du" xmlns:w16sdtdh="http://schemas.microsoft.com/office/word/2020/wordml/sdtdatahash" xmlns:w16sdtfl="http://schemas.microsoft.com/office/word/2024/wordml/sdtformatlock" xmlns:w16se="http://schemas.microsoft.com/office/word/2015/wordml/symex" xmlns:wpg="http://schemas.microsoft.com/office/word/2010/wordprocessingGroup" xmlns:wpi="http://schemas.microsoft.com/office/word/2010/wordprocessingInk" xmlns:wne="http://schemas.microsoft.com/office/word/2006/wordml" xmlns:wps="http://schemas.microsoft.com/office/word/2010/wordprocessingShape" mc:Ignorable="w14 w15 w16se w16cid w16 w16cex w16sdtdh w16sdtfl w16du wp14">
   <w:abstractNum w:abstractNumId="0" w15:restartNumberingAfterBreak="0">
-    <w:nsid w:val="00E511C9"/>
+    <w:nsid w:val="01A12286"/>
     <w:multiLevelType w:val="multilevel"/>
-    <w:tmpl w:val="17A2F810"/>
+    <w:tmpl w:val="3C60A238"/>
     <w:lvl w:ilvl="0">
       <w:start w:val="1"/>
       <w:numFmt w:val="bullet"/>
@@ -22801,122 +22904,9 @@
     </w:lvl>
   </w:abstractNum>
   <w:abstractNum w:abstractNumId="1" w15:restartNumberingAfterBreak="0">
-    <w:nsid w:val="01A422B0"/>
+    <w:nsid w:val="27756E35"/>
     <w:multiLevelType w:val="multilevel"/>
-    <w:tmpl w:val="EE36128C"/>
-    <w:lvl w:ilvl="0">
-      <w:start w:val="1"/>
-      <w:numFmt w:val="decimal"/>
-      <w:lvlText w:val="%1."/>
-      <w:lvlJc w:val="left"/>
-      <w:pPr>
-        <w:tabs>
-          <w:tab w:val="num" w:pos="720"/>
-        </w:tabs>
-        <w:ind w:left="720" w:hanging="360"/>
-      </w:pPr>
-    </w:lvl>
-    <w:lvl w:ilvl="1" w:tentative="1">
-      <w:start w:val="1"/>
-      <w:numFmt w:val="decimal"/>
-      <w:lvlText w:val="%2."/>
-      <w:lvlJc w:val="left"/>
-      <w:pPr>
-        <w:tabs>
-          <w:tab w:val="num" w:pos="1440"/>
-        </w:tabs>
-        <w:ind w:left="1440" w:hanging="360"/>
-      </w:pPr>
-    </w:lvl>
-    <w:lvl w:ilvl="2" w:tentative="1">
-      <w:start w:val="1"/>
-      <w:numFmt w:val="decimal"/>
-      <w:lvlText w:val="%3."/>
-      <w:lvlJc w:val="left"/>
-      <w:pPr>
-        <w:tabs>
-          <w:tab w:val="num" w:pos="2160"/>
-        </w:tabs>
-        <w:ind w:left="2160" w:hanging="360"/>
-      </w:pPr>
-    </w:lvl>
-    <w:lvl w:ilvl="3" w:tentative="1">
-      <w:start w:val="1"/>
-      <w:numFmt w:val="decimal"/>
-      <w:lvlText w:val="%4."/>
-      <w:lvlJc w:val="left"/>
-      <w:pPr>
-        <w:tabs>
-          <w:tab w:val="num" w:pos="2880"/>
-        </w:tabs>
-        <w:ind w:left="2880" w:hanging="360"/>
-      </w:pPr>
-    </w:lvl>
-    <w:lvl w:ilvl="4" w:tentative="1">
-      <w:start w:val="1"/>
-      <w:numFmt w:val="decimal"/>
-      <w:lvlText w:val="%5."/>
-      <w:lvlJc w:val="left"/>
-      <w:pPr>
-        <w:tabs>
-          <w:tab w:val="num" w:pos="3600"/>
-        </w:tabs>
-        <w:ind w:left="3600" w:hanging="360"/>
-      </w:pPr>
-    </w:lvl>
-    <w:lvl w:ilvl="5" w:tentative="1">
-      <w:start w:val="1"/>
-      <w:numFmt w:val="decimal"/>
-      <w:lvlText w:val="%6."/>
-      <w:lvlJc w:val="left"/>
-      <w:pPr>
-        <w:tabs>
-          <w:tab w:val="num" w:pos="4320"/>
-        </w:tabs>
-        <w:ind w:left="4320" w:hanging="360"/>
-      </w:pPr>
-    </w:lvl>
-    <w:lvl w:ilvl="6" w:tentative="1">
-      <w:start w:val="1"/>
-      <w:numFmt w:val="decimal"/>
-      <w:lvlText w:val="%7."/>
-      <w:lvlJc w:val="left"/>
-      <w:pPr>
-        <w:tabs>
-          <w:tab w:val="num" w:pos="5040"/>
-        </w:tabs>
-        <w:ind w:left="5040" w:hanging="360"/>
-      </w:pPr>
-    </w:lvl>
-    <w:lvl w:ilvl="7" w:tentative="1">
-      <w:start w:val="1"/>
-      <w:numFmt w:val="decimal"/>
-      <w:lvlText w:val="%8."/>
-      <w:lvlJc w:val="left"/>
-      <w:pPr>
-        <w:tabs>
-          <w:tab w:val="num" w:pos="5760"/>
-        </w:tabs>
-        <w:ind w:left="5760" w:hanging="360"/>
-      </w:pPr>
-    </w:lvl>
-    <w:lvl w:ilvl="8" w:tentative="1">
-      <w:start w:val="1"/>
-      <w:numFmt w:val="decimal"/>
-      <w:lvlText w:val="%9."/>
-      <w:lvlJc w:val="left"/>
-      <w:pPr>
-        <w:tabs>
-          <w:tab w:val="num" w:pos="6480"/>
-        </w:tabs>
-        <w:ind w:left="6480" w:hanging="360"/>
-      </w:pPr>
-    </w:lvl>
-  </w:abstractNum>
-  <w:abstractNum w:abstractNumId="2" w15:restartNumberingAfterBreak="0">
-    <w:nsid w:val="2B6034B0"/>
-    <w:multiLevelType w:val="multilevel"/>
-    <w:tmpl w:val="EE4A1CDA"/>
+    <w:tmpl w:val="4C04B986"/>
     <w:lvl w:ilvl="0">
       <w:start w:val="1"/>
       <w:numFmt w:val="bullet"/>
@@ -23062,10 +23052,10 @@
       </w:rPr>
     </w:lvl>
   </w:abstractNum>
-  <w:abstractNum w:abstractNumId="3" w15:restartNumberingAfterBreak="0">
-    <w:nsid w:val="3E3D5F93"/>
+  <w:abstractNum w:abstractNumId="2" w15:restartNumberingAfterBreak="0">
+    <w:nsid w:val="41B917B2"/>
     <w:multiLevelType w:val="multilevel"/>
-    <w:tmpl w:val="C2FE36D2"/>
+    <w:tmpl w:val="86DE734E"/>
     <w:lvl w:ilvl="0">
       <w:start w:val="1"/>
       <w:numFmt w:val="bullet"/>
@@ -23211,10 +23201,10 @@
       </w:rPr>
     </w:lvl>
   </w:abstractNum>
-  <w:abstractNum w:abstractNumId="4" w15:restartNumberingAfterBreak="0">
-    <w:nsid w:val="3FBB2234"/>
+  <w:abstractNum w:abstractNumId="3" w15:restartNumberingAfterBreak="0">
+    <w:nsid w:val="51B95E59"/>
     <w:multiLevelType w:val="multilevel"/>
-    <w:tmpl w:val="9B823562"/>
+    <w:tmpl w:val="464E8F8C"/>
     <w:lvl w:ilvl="0">
       <w:start w:val="1"/>
       <w:numFmt w:val="bullet"/>
@@ -23360,10 +23350,123 @@
       </w:rPr>
     </w:lvl>
   </w:abstractNum>
+  <w:abstractNum w:abstractNumId="4" w15:restartNumberingAfterBreak="0">
+    <w:nsid w:val="529C679F"/>
+    <w:multiLevelType w:val="multilevel"/>
+    <w:tmpl w:val="1B48E008"/>
+    <w:lvl w:ilvl="0">
+      <w:start w:val="1"/>
+      <w:numFmt w:val="decimal"/>
+      <w:lvlText w:val="%1."/>
+      <w:lvlJc w:val="left"/>
+      <w:pPr>
+        <w:tabs>
+          <w:tab w:val="num" w:pos="720"/>
+        </w:tabs>
+        <w:ind w:left="720" w:hanging="360"/>
+      </w:pPr>
+    </w:lvl>
+    <w:lvl w:ilvl="1" w:tentative="1">
+      <w:start w:val="1"/>
+      <w:numFmt w:val="decimal"/>
+      <w:lvlText w:val="%2."/>
+      <w:lvlJc w:val="left"/>
+      <w:pPr>
+        <w:tabs>
+          <w:tab w:val="num" w:pos="1440"/>
+        </w:tabs>
+        <w:ind w:left="1440" w:hanging="360"/>
+      </w:pPr>
+    </w:lvl>
+    <w:lvl w:ilvl="2" w:tentative="1">
+      <w:start w:val="1"/>
+      <w:numFmt w:val="decimal"/>
+      <w:lvlText w:val="%3."/>
+      <w:lvlJc w:val="left"/>
+      <w:pPr>
+        <w:tabs>
+          <w:tab w:val="num" w:pos="2160"/>
+        </w:tabs>
+        <w:ind w:left="2160" w:hanging="360"/>
+      </w:pPr>
+    </w:lvl>
+    <w:lvl w:ilvl="3" w:tentative="1">
+      <w:start w:val="1"/>
+      <w:numFmt w:val="decimal"/>
+      <w:lvlText w:val="%4."/>
+      <w:lvlJc w:val="left"/>
+      <w:pPr>
+        <w:tabs>
+          <w:tab w:val="num" w:pos="2880"/>
+        </w:tabs>
+        <w:ind w:left="2880" w:hanging="360"/>
+      </w:pPr>
+    </w:lvl>
+    <w:lvl w:ilvl="4" w:tentative="1">
+      <w:start w:val="1"/>
+      <w:numFmt w:val="decimal"/>
+      <w:lvlText w:val="%5."/>
+      <w:lvlJc w:val="left"/>
+      <w:pPr>
+        <w:tabs>
+          <w:tab w:val="num" w:pos="3600"/>
+        </w:tabs>
+        <w:ind w:left="3600" w:hanging="360"/>
+      </w:pPr>
+    </w:lvl>
+    <w:lvl w:ilvl="5" w:tentative="1">
+      <w:start w:val="1"/>
+      <w:numFmt w:val="decimal"/>
+      <w:lvlText w:val="%6."/>
+      <w:lvlJc w:val="left"/>
+      <w:pPr>
+        <w:tabs>
+          <w:tab w:val="num" w:pos="4320"/>
+        </w:tabs>
+        <w:ind w:left="4320" w:hanging="360"/>
+      </w:pPr>
+    </w:lvl>
+    <w:lvl w:ilvl="6" w:tentative="1">
+      <w:start w:val="1"/>
+      <w:numFmt w:val="decimal"/>
+      <w:lvlText w:val="%7."/>
+      <w:lvlJc w:val="left"/>
+      <w:pPr>
+        <w:tabs>
+          <w:tab w:val="num" w:pos="5040"/>
+        </w:tabs>
+        <w:ind w:left="5040" w:hanging="360"/>
+      </w:pPr>
+    </w:lvl>
+    <w:lvl w:ilvl="7" w:tentative="1">
+      <w:start w:val="1"/>
+      <w:numFmt w:val="decimal"/>
+      <w:lvlText w:val="%8."/>
+      <w:lvlJc w:val="left"/>
+      <w:pPr>
+        <w:tabs>
+          <w:tab w:val="num" w:pos="5760"/>
+        </w:tabs>
+        <w:ind w:left="5760" w:hanging="360"/>
+      </w:pPr>
+    </w:lvl>
+    <w:lvl w:ilvl="8" w:tentative="1">
+      <w:start w:val="1"/>
+      <w:numFmt w:val="decimal"/>
+      <w:lvlText w:val="%9."/>
+      <w:lvlJc w:val="left"/>
+      <w:pPr>
+        <w:tabs>
+          <w:tab w:val="num" w:pos="6480"/>
+        </w:tabs>
+        <w:ind w:left="6480" w:hanging="360"/>
+      </w:pPr>
+    </w:lvl>
+  </w:abstractNum>
   <w:abstractNum w:abstractNumId="5" w15:restartNumberingAfterBreak="0">
-    <w:nsid w:val="48CF0044"/>
+    <w:nsid w:val="60E90884"/>
     <w:multiLevelType w:val="multilevel"/>
-    <w:tmpl w:val="8EDE3DF2"/>
+    <w:tmpl w:val="A3F802B6"/>
     <w:lvl w:ilvl="0">
       <w:start w:val="1"/>
       <w:numFmt w:val="bullet"/>
@@ -23510,9 +23613,9 @@
     </w:lvl>
   </w:abstractNum>
   <w:abstractNum w:abstractNumId="6" w15:restartNumberingAfterBreak="0">
-    <w:nsid w:val="62CC7B08"/>
+    <w:nsid w:val="6B7A0535"/>
     <w:multiLevelType w:val="multilevel"/>
-    <w:tmpl w:val="48925A1C"/>
+    <w:tmpl w:val="EA0C526A"/>
     <w:lvl w:ilvl="0">
       <w:start w:val="1"/>
       <w:numFmt w:val="bullet"/>
@@ -23659,9 +23762,122 @@
     </w:lvl>
   </w:abstractNum>
   <w:abstractNum w:abstractNumId="7" w15:restartNumberingAfterBreak="0">
-    <w:nsid w:val="68013C3B"/>
+    <w:nsid w:val="6F1717AC"/>
     <w:multiLevelType w:val="multilevel"/>
-    <w:tmpl w:val="B796A41E"/>
+    <w:tmpl w:val="A296C7C4"/>
+    <w:lvl w:ilvl="0">
+      <w:start w:val="1"/>
+      <w:numFmt w:val="decimal"/>
+      <w:lvlText w:val="%1."/>
+      <w:lvlJc w:val="left"/>
+      <w:pPr>
+        <w:tabs>
+          <w:tab w:val="num" w:pos="720"/>
+        </w:tabs>
+        <w:ind w:left="720" w:hanging="360"/>
+      </w:pPr>
+    </w:lvl>
+    <w:lvl w:ilvl="1" w:tentative="1">
+      <w:start w:val="1"/>
+      <w:numFmt w:val="decimal"/>
+      <w:lvlText w:val="%2."/>
+      <w:lvlJc w:val="left"/>
+      <w:pPr>
+        <w:tabs>
+          <w:tab w:val="num" w:pos="1440"/>
+        </w:tabs>
+        <w:ind w:left="1440" w:hanging="360"/>
+      </w:pPr>
+    </w:lvl>
+    <w:lvl w:ilvl="2" w:tentative="1">
+      <w:start w:val="1"/>
+      <w:numFmt w:val="decimal"/>
+      <w:lvlText w:val="%3."/>
+      <w:lvlJc w:val="left"/>
+      <w:pPr>
+        <w:tabs>
+          <w:tab w:val="num" w:pos="2160"/>
+        </w:tabs>
+        <w:ind w:left="2160" w:hanging="360"/>
+      </w:pPr>
+    </w:lvl>
+    <w:lvl w:ilvl="3" w:tentative="1">
+      <w:start w:val="1"/>
+      <w:numFmt w:val="decimal"/>
+      <w:lvlText w:val="%4."/>
+      <w:lvlJc w:val="left"/>
+      <w:pPr>
+        <w:tabs>
+          <w:tab w:val="num" w:pos="2880"/>
+        </w:tabs>
+        <w:ind w:left="2880" w:hanging="360"/>
+      </w:pPr>
+    </w:lvl>
+    <w:lvl w:ilvl="4" w:tentative="1">
+      <w:start w:val="1"/>
+      <w:numFmt w:val="decimal"/>
+      <w:lvlText w:val="%5."/>
+      <w:lvlJc w:val="left"/>
+      <w:pPr>
+        <w:tabs>
+          <w:tab w:val="num" w:pos="3600"/>
+        </w:tabs>
+        <w:ind w:left="3600" w:hanging="360"/>
+      </w:pPr>
+    </w:lvl>
+    <w:lvl w:ilvl="5" w:tentative="1">
+      <w:start w:val="1"/>
+      <w:numFmt w:val="decimal"/>
+      <w:lvlText w:val="%6."/>
+      <w:lvlJc w:val="left"/>
+      <w:pPr>
+        <w:tabs>
+          <w:tab w:val="num" w:pos="4320"/>
+        </w:tabs>
+        <w:ind w:left="4320" w:hanging="360"/>
+      </w:pPr>
+    </w:lvl>
+    <w:lvl w:ilvl="6" w:tentative="1">
+      <w:start w:val="1"/>
+      <w:numFmt w:val="decimal"/>
+      <w:lvlText w:val="%7."/>
+      <w:lvlJc w:val="left"/>
+      <w:pPr>
+        <w:tabs>
+          <w:tab w:val="num" w:pos="5040"/>
+        </w:tabs>
+        <w:ind w:left="5040" w:hanging="360"/>
+      </w:pPr>
+    </w:lvl>
+    <w:lvl w:ilvl="7" w:tentative="1">
+      <w:start w:val="1"/>
+      <w:numFmt w:val="decimal"/>
+      <w:lvlText w:val="%8."/>
+      <w:lvlJc w:val="left"/>
+      <w:pPr>
+        <w:tabs>
+          <w:tab w:val="num" w:pos="5760"/>
+        </w:tabs>
+        <w:ind w:left="5760" w:hanging="360"/>
+      </w:pPr>
+    </w:lvl>
+    <w:lvl w:ilvl="8" w:tentative="1">
+      <w:start w:val="1"/>
+      <w:numFmt w:val="decimal"/>
+      <w:lvlText w:val="%9."/>
+      <w:lvlJc w:val="left"/>
+      <w:pPr>
+        <w:tabs>
+          <w:tab w:val="num" w:pos="6480"/>
+        </w:tabs>
+        <w:ind w:left="6480" w:hanging="360"/>
+      </w:pPr>
+    </w:lvl>
+  </w:abstractNum>
+  <w:abstractNum w:abstractNumId="8" w15:restartNumberingAfterBreak="0">
+    <w:nsid w:val="71ED646C"/>
+    <w:multiLevelType w:val="multilevel"/>
+    <w:tmpl w:val="C1C2A330"/>
     <w:lvl w:ilvl="0">
       <w:start w:val="1"/>
       <w:numFmt w:val="bullet"/>
@@ -23807,123 +24023,10 @@
       </w:rPr>
     </w:lvl>
   </w:abstractNum>
-  <w:abstractNum w:abstractNumId="8" w15:restartNumberingAfterBreak="0">
-    <w:nsid w:val="70AA7FAF"/>
+  <w:abstractNum w:abstractNumId="9" w15:restartNumberingAfterBreak="0">
+    <w:nsid w:val="72560FDA"/>
     <w:multiLevelType w:val="multilevel"/>
-    <w:tmpl w:val="871A72EE"/>
-    <w:lvl w:ilvl="0">
-      <w:start w:val="1"/>
-      <w:numFmt w:val="decimal"/>
-      <w:lvlText w:val="%1."/>
-      <w:lvlJc w:val="left"/>
-      <w:pPr>
-        <w:tabs>
-          <w:tab w:val="num" w:pos="720"/>
-        </w:tabs>
-        <w:ind w:left="720" w:hanging="360"/>
-      </w:pPr>
-    </w:lvl>
-    <w:lvl w:ilvl="1" w:tentative="1">
-      <w:start w:val="1"/>
-      <w:numFmt w:val="decimal"/>
-      <w:lvlText w:val="%2."/>
-      <w:lvlJc w:val="left"/>
-      <w:pPr>
-        <w:tabs>
-          <w:tab w:val="num" w:pos="1440"/>
-        </w:tabs>
-        <w:ind w:left="1440" w:hanging="360"/>
-      </w:pPr>
-    </w:lvl>
-    <w:lvl w:ilvl="2" w:tentative="1">
-      <w:start w:val="1"/>
-      <w:numFmt w:val="decimal"/>
-      <w:lvlText w:val="%3."/>
-      <w:lvlJc w:val="left"/>
-      <w:pPr>
-        <w:tabs>
-          <w:tab w:val="num" w:pos="2160"/>
-        </w:tabs>
-        <w:ind w:left="2160" w:hanging="360"/>
-      </w:pPr>
-    </w:lvl>
-    <w:lvl w:ilvl="3" w:tentative="1">
-      <w:start w:val="1"/>
-      <w:numFmt w:val="decimal"/>
-      <w:lvlText w:val="%4."/>
-      <w:lvlJc w:val="left"/>
-      <w:pPr>
-        <w:tabs>
-          <w:tab w:val="num" w:pos="2880"/>
-        </w:tabs>
-        <w:ind w:left="2880" w:hanging="360"/>
-      </w:pPr>
-    </w:lvl>
-    <w:lvl w:ilvl="4" w:tentative="1">
-      <w:start w:val="1"/>
-      <w:numFmt w:val="decimal"/>
-      <w:lvlText w:val="%5."/>
-      <w:lvlJc w:val="left"/>
-      <w:pPr>
-        <w:tabs>
-          <w:tab w:val="num" w:pos="3600"/>
-        </w:tabs>
-        <w:ind w:left="3600" w:hanging="360"/>
-      </w:pPr>
-    </w:lvl>
-    <w:lvl w:ilvl="5" w:tentative="1">
-      <w:start w:val="1"/>
-      <w:numFmt w:val="decimal"/>
-      <w:lvlText w:val="%6."/>
-      <w:lvlJc w:val="left"/>
-      <w:pPr>
-        <w:tabs>
-          <w:tab w:val="num" w:pos="4320"/>
-        </w:tabs>
-        <w:ind w:left="4320" w:hanging="360"/>
-      </w:pPr>
-    </w:lvl>
-    <w:lvl w:ilvl="6" w:tentative="1">
-      <w:start w:val="1"/>
-      <w:numFmt w:val="decimal"/>
-      <w:lvlText w:val="%7."/>
-      <w:lvlJc w:val="left"/>
-      <w:pPr>
-        <w:tabs>
-          <w:tab w:val="num" w:pos="5040"/>
-        </w:tabs>
-        <w:ind w:left="5040" w:hanging="360"/>
-      </w:pPr>
-    </w:lvl>
-    <w:lvl w:ilvl="7" w:tentative="1">
-      <w:start w:val="1"/>
-      <w:numFmt w:val="decimal"/>
-      <w:lvlText w:val="%8."/>
-      <w:lvlJc w:val="left"/>
-      <w:pPr>
-        <w:tabs>
-          <w:tab w:val="num" w:pos="5760"/>
-        </w:tabs>
-        <w:ind w:left="5760" w:hanging="360"/>
-      </w:pPr>
-    </w:lvl>
-    <w:lvl w:ilvl="8" w:tentative="1">
-      <w:start w:val="1"/>
-      <w:numFmt w:val="decimal"/>
-      <w:lvlText w:val="%9."/>
-      <w:lvlJc w:val="left"/>
-      <w:pPr>
-        <w:tabs>
-          <w:tab w:val="num" w:pos="6480"/>
-        </w:tabs>
-        <w:ind w:left="6480" w:hanging="360"/>
-      </w:pPr>
-    </w:lvl>
-  </w:abstractNum>
-  <w:abstractNum w:abstractNumId="9" w15:restartNumberingAfterBreak="0">
-    <w:nsid w:val="739C792F"/>
-    <w:multiLevelType w:val="multilevel"/>
-    <w:tmpl w:val="87DEBB7A"/>
+    <w:tmpl w:val="BE8C7050"/>
     <w:lvl w:ilvl="0">
       <w:start w:val="1"/>
       <w:numFmt w:val="bullet"/>
@@ -24069,35 +24172,35 @@
       </w:rPr>
     </w:lvl>
   </w:abstractNum>
-  <w:num w:numId="1" w16cid:durableId="1637838624">
+  <w:num w:numId="1" w16cid:durableId="1101535328">
+    <w:abstractNumId w:val="3"/>
+  </w:num>
+  <w:num w:numId="2" w16cid:durableId="834879587">
     <w:abstractNumId w:val="5"/>
   </w:num>
-  <w:num w:numId="2" w16cid:durableId="1396508823">
-    <w:abstractNumId w:val="3"/>
+  <w:num w:numId="3" w16cid:durableId="1936788350">
+    <w:abstractNumId w:val="2"/>
   </w:num>
-  <w:num w:numId="3" w16cid:durableId="1678120112">
+  <w:num w:numId="4" w16cid:durableId="2017730422">
+    <w:abstractNumId w:val="0"/>
+  </w:num>
+  <w:num w:numId="5" w16cid:durableId="2136213845">
+    <w:abstractNumId w:val="6"/>
+  </w:num>
+  <w:num w:numId="6" w16cid:durableId="567811639">
     <w:abstractNumId w:val="9"/>
   </w:num>
-  <w:num w:numId="4" w16cid:durableId="84083089">
-    <w:abstractNumId w:val="0"/>
+  <w:num w:numId="7" w16cid:durableId="2125079033">
+    <w:abstractNumId w:val="1"/>
   </w:num>
-  <w:num w:numId="5" w16cid:durableId="1063985751">
-    <w:abstractNumId w:val="6"/>
+  <w:num w:numId="8" w16cid:durableId="569191835">
+    <w:abstractNumId w:val="7"/>
   </w:num>
-  <w:num w:numId="6" w16cid:durableId="778305600">
-    <w:abstractNumId w:val="2"/>
-  </w:num>
-  <w:num w:numId="7" w16cid:durableId="919868030">
+  <w:num w:numId="9" w16cid:durableId="169174514">
     <w:abstractNumId w:val="4"/>
   </w:num>
-  <w:num w:numId="8" w16cid:durableId="1413046571">
+  <w:num w:numId="10" w16cid:durableId="121193665">
     <w:abstractNumId w:val="8"/>
-  </w:num>
-  <w:num w:numId="9" w16cid:durableId="1675380529">
-    <w:abstractNumId w:val="1"/>
-  </w:num>
-  <w:num w:numId="10" w16cid:durableId="1341931686">
-    <w:abstractNumId w:val="7"/>
   </w:num>
 </w:numbering>
 </file>

--- a/docs/Database Guide.docx
+++ b/docs/Database Guide.docx
@@ -40,7 +40,7 @@
       <w:pPr>
         <w:pStyle w:val="NormalWeb"/>
         <w:shd w:val="clear" w:color="auto" w:fill="EEF2F8"/>
-        <w:divId w:val="1343166945"/>
+        <w:divId w:val="64766106"/>
         <w:rPr>
           <w:rFonts w:ascii="Calibri" w:hAnsi="Calibri" w:cs="Calibri"/>
           <w:color w:val="404040"/>
@@ -71,7 +71,7 @@
           <w:sz w:val="22"/>
           <w:szCs w:val="22"/>
         </w:rPr>
-        <w:t xml:space="preserve">, PostgreSQL 18) as of scripts 001-009: </w:t>
+        <w:t xml:space="preserve">, PostgreSQL 18) as of scripts 001-010: </w:t>
       </w:r>
       <w:r>
         <w:rPr>
@@ -81,7 +81,7 @@
           <w:sz w:val="22"/>
           <w:szCs w:val="22"/>
         </w:rPr>
-        <w:t>30 tables</w:t>
+        <w:t>31 tables</w:t>
       </w:r>
       <w:r>
         <w:rPr>
@@ -5138,6 +5138,89 @@
           </w:p>
         </w:tc>
       </w:tr>
+      <w:tr>
+        <w:tc>
+          <w:tcPr>
+            <w:tcW w:w="0" w:type="auto"/>
+            <w:tcBorders>
+              <w:top w:val="single" w:sz="6" w:space="0" w:color="BFBFBF"/>
+              <w:left w:val="single" w:sz="6" w:space="0" w:color="BFBFBF"/>
+              <w:bottom w:val="single" w:sz="6" w:space="0" w:color="BFBFBF"/>
+              <w:right w:val="single" w:sz="6" w:space="0" w:color="BFBFBF"/>
+            </w:tcBorders>
+            <w:tcMar>
+              <w:top w:w="60" w:type="dxa"/>
+              <w:left w:w="120" w:type="dxa"/>
+              <w:bottom w:w="60" w:type="dxa"/>
+              <w:right w:w="120" w:type="dxa"/>
+            </w:tcMar>
+            <w:hideMark/>
+          </w:tcPr>
+          <w:p>
+            <w:pPr>
+              <w:spacing w:before="120" w:after="120"/>
+              <w:rPr>
+                <w:rFonts w:ascii="Calibri" w:eastAsia="Times New Roman" w:hAnsi="Calibri" w:cs="Calibri"/>
+                <w:color w:val="1A1A1A"/>
+                <w:sz w:val="22"/>
+                <w:szCs w:val="22"/>
+              </w:rPr>
+            </w:pPr>
+            <w:r>
+              <w:rPr>
+                <w:rStyle w:val="HTMLCode"/>
+                <w:color w:val="1A1A1A"/>
+              </w:rPr>
+              <w:t>010_inquiries.sql</w:t>
+            </w:r>
+          </w:p>
+        </w:tc>
+        <w:tc>
+          <w:tcPr>
+            <w:tcW w:w="0" w:type="auto"/>
+            <w:tcBorders>
+              <w:top w:val="single" w:sz="6" w:space="0" w:color="BFBFBF"/>
+              <w:left w:val="single" w:sz="6" w:space="0" w:color="BFBFBF"/>
+              <w:bottom w:val="single" w:sz="6" w:space="0" w:color="BFBFBF"/>
+              <w:right w:val="single" w:sz="6" w:space="0" w:color="BFBFBF"/>
+            </w:tcBorders>
+            <w:tcMar>
+              <w:top w:w="60" w:type="dxa"/>
+              <w:left w:w="120" w:type="dxa"/>
+              <w:bottom w:w="60" w:type="dxa"/>
+              <w:right w:w="120" w:type="dxa"/>
+            </w:tcMar>
+            <w:hideMark/>
+          </w:tcPr>
+          <w:p>
+            <w:pPr>
+              <w:spacing w:before="120" w:after="120"/>
+              <w:rPr>
+                <w:rFonts w:ascii="Calibri" w:eastAsia="Times New Roman" w:hAnsi="Calibri" w:cs="Calibri"/>
+                <w:color w:val="1A1A1A"/>
+                <w:sz w:val="22"/>
+                <w:szCs w:val="22"/>
+              </w:rPr>
+            </w:pPr>
+            <w:r>
+              <w:rPr>
+                <w:rStyle w:val="HTMLCode"/>
+                <w:color w:val="1A1A1A"/>
+              </w:rPr>
+              <w:t>inquiries</w:t>
+            </w:r>
+            <w:r>
+              <w:rPr>
+                <w:rFonts w:ascii="Calibri" w:eastAsia="Times New Roman" w:hAnsi="Calibri" w:cs="Calibri"/>
+                <w:color w:val="1A1A1A"/>
+                <w:sz w:val="22"/>
+                <w:szCs w:val="22"/>
+              </w:rPr>
+              <w:t xml:space="preserve"> (website Contact form messages)</w:t>
+            </w:r>
+          </w:p>
+        </w:tc>
+      </w:tr>
     </w:tbl>
     <w:p>
       <w:pPr>
@@ -5251,7 +5334,16 @@
           <w:sz w:val="22"/>
           <w:szCs w:val="22"/>
         </w:rPr>
-        <w:t xml:space="preserve"> the same database by running them. It's also a written record of every table and why it exists.</w:t>
+        <w:t xml:space="preserve"> the same database by running them. It'</w:t>
+      </w:r>
+      <w:r>
+        <w:rPr>
+          <w:rFonts w:ascii="Calibri" w:hAnsi="Calibri" w:cs="Calibri"/>
+          <w:color w:val="1A1A1A"/>
+          <w:sz w:val="22"/>
+          <w:szCs w:val="22"/>
+        </w:rPr>
+        <w:t>s also a written record of every table and why it exists.</w:t>
       </w:r>
     </w:p>
     <w:p>
@@ -5281,16 +5373,7 @@
           <w:sz w:val="22"/>
           <w:szCs w:val="22"/>
         </w:rPr>
-        <w:t xml:space="preserve"> </w:t>
-      </w:r>
-      <w:r>
-        <w:rPr>
-          <w:rFonts w:ascii="Calibri" w:hAnsi="Calibri" w:cs="Calibri"/>
-          <w:color w:val="1A1A1A"/>
-          <w:sz w:val="22"/>
-          <w:szCs w:val="22"/>
-        </w:rPr>
-        <w:t xml:space="preserve">a script that has run is </w:t>
+        <w:t xml:space="preserve"> a script that has run is </w:t>
       </w:r>
       <w:r>
         <w:rPr>
@@ -5442,28 +5525,28 @@
           <w:szCs w:val="19"/>
           <w:shd w:val="clear" w:color="auto" w:fill="F2F2F2"/>
         </w:rPr>
-        <w:t>|    -&gt; Services (the rules)    |  ----&gt;   |   30 tables      |</w:t>
-      </w:r>
-    </w:p>
-    <w:p>
-      <w:pPr>
-        <w:pStyle w:val="HTMLPreformatted"/>
+        <w:t xml:space="preserve">|    -&gt; Services (the rules)    |  ----&gt;   |   </w:t>
+      </w:r>
+      <w:r>
         <w:rPr>
           <w:color w:val="1A1A1A"/>
           <w:sz w:val="19"/>
           <w:szCs w:val="19"/>
           <w:shd w:val="clear" w:color="auto" w:fill="F2F2F2"/>
         </w:rPr>
-      </w:pPr>
-      <w:r>
+        <w:t>31 tables      |</w:t>
+      </w:r>
+    </w:p>
+    <w:p>
+      <w:pPr>
+        <w:pStyle w:val="HTMLPreformatted"/>
         <w:rPr>
           <w:color w:val="1A1A1A"/>
           <w:sz w:val="19"/>
           <w:szCs w:val="19"/>
           <w:shd w:val="clear" w:color="auto" w:fill="F2F2F2"/>
         </w:rPr>
-        <w:t xml:space="preserve">|      -&gt; Entity Framework Core | network  |              </w:t>
-      </w:r>
+      </w:pPr>
       <w:r>
         <w:rPr>
           <w:color w:val="1A1A1A"/>
@@ -5471,7 +5554,7 @@
           <w:szCs w:val="19"/>
           <w:shd w:val="clear" w:color="auto" w:fill="F2F2F2"/>
         </w:rPr>
-        <w:t xml:space="preserve">    |</w:t>
+        <w:t>|      -&gt; Entity Framework Core | network  |                  |</w:t>
       </w:r>
     </w:p>
     <w:p>
@@ -6155,16 +6238,7 @@
                 <w:sz w:val="22"/>
                 <w:szCs w:val="22"/>
               </w:rPr>
-              <w:t xml:space="preserve"> </w:t>
-            </w:r>
-            <w:r>
-              <w:rPr>
-                <w:rFonts w:ascii="Calibri" w:eastAsia="Times New Roman" w:hAnsi="Calibri" w:cs="Calibri"/>
-                <w:color w:val="1A1A1A"/>
-                <w:sz w:val="22"/>
-                <w:szCs w:val="22"/>
-              </w:rPr>
-              <w:t>of whoever approved or rejected it</w:t>
+              <w:t xml:space="preserve"> of whoever approved or rejected it</w:t>
             </w:r>
           </w:p>
         </w:tc>
@@ -6429,7 +6503,7 @@
           <w:sz w:val="22"/>
           <w:szCs w:val="22"/>
         </w:rPr>
-        <w:t>30 tables in 8 groups:</w:t>
+        <w:t>31 tables in 8 groups:</w:t>
       </w:r>
     </w:p>
     <w:tbl>
@@ -7180,7 +7254,16 @@
                 <w:sz w:val="22"/>
                 <w:szCs w:val="22"/>
               </w:rPr>
-              <w:t xml:space="preserve">, </w:t>
+              <w:t>,</w:t>
+            </w:r>
+            <w:r>
+              <w:rPr>
+                <w:rFonts w:ascii="Calibri" w:eastAsia="Times New Roman" w:hAnsi="Calibri" w:cs="Calibri"/>
+                <w:color w:val="1A1A1A"/>
+                <w:sz w:val="22"/>
+                <w:szCs w:val="22"/>
+              </w:rPr>
+              <w:t xml:space="preserve"> </w:t>
             </w:r>
             <w:r>
               <w:rPr>
@@ -7404,6 +7487,22 @@
                 <w:color w:val="1A1A1A"/>
               </w:rPr>
               <w:t>website_login_logs</w:t>
+            </w:r>
+            <w:r>
+              <w:rPr>
+                <w:rFonts w:ascii="Calibri" w:eastAsia="Times New Roman" w:hAnsi="Calibri" w:cs="Calibri"/>
+                <w:color w:val="1A1A1A"/>
+                <w:sz w:val="22"/>
+                <w:szCs w:val="22"/>
+              </w:rPr>
+              <w:t xml:space="preserve">, </w:t>
+            </w:r>
+            <w:r>
+              <w:rPr>
+                <w:rStyle w:val="HTMLCode"/>
+                <w:color w:val="1A1A1A"/>
+              </w:rPr>
+              <w:t>inquiries</w:t>
             </w:r>
           </w:p>
         </w:tc>
@@ -7648,26 +7747,35 @@
           <w:szCs w:val="19"/>
           <w:shd w:val="clear" w:color="auto" w:fill="F2F2F2"/>
         </w:rPr>
-        <w:t xml:space="preserve">   employees &lt;---- users          (a login belongs to an employee)</w:t>
-      </w:r>
-    </w:p>
-    <w:p>
-      <w:pPr>
-        <w:pStyle w:val="HTMLPreformatted"/>
+        <w:t xml:space="preserve">   employees &lt;---- users          </w:t>
+      </w:r>
+      <w:r>
         <w:rPr>
           <w:color w:val="1A1A1A"/>
           <w:sz w:val="19"/>
           <w:szCs w:val="19"/>
           <w:shd w:val="clear" w:color="auto" w:fill="F2F2F2"/>
         </w:rPr>
-      </w:pPr>
-      <w:r>
+        <w:t>(a login belongs to an employee)</w:t>
+      </w:r>
+    </w:p>
+    <w:p>
+      <w:pPr>
+        <w:pStyle w:val="HTMLPreformatted"/>
         <w:rPr>
           <w:color w:val="1A1A1A"/>
           <w:sz w:val="19"/>
           <w:szCs w:val="19"/>
           <w:shd w:val="clear" w:color="auto" w:fill="F2F2F2"/>
         </w:rPr>
+      </w:pPr>
+      <w:r>
+        <w:rPr>
+          <w:color w:val="1A1A1A"/>
+          <w:sz w:val="19"/>
+          <w:szCs w:val="19"/>
+          <w:shd w:val="clear" w:color="auto" w:fill="F2F2F2"/>
+        </w:rPr>
         <w:t xml:space="preserve">   employees &lt;---- employee_rates (rate history)</w:t>
       </w:r>
     </w:p>
@@ -7740,13 +7848,7 @@
         <w:rPr>
           <w:rFonts w:ascii="Calibri" w:eastAsia="Times New Roman" w:hAnsi="Calibri" w:cs="Calibri"/>
         </w:rPr>
-        <w:t xml:space="preserve">5. Login </w:t>
-      </w:r>
-      <w:r>
-        <w:rPr>
-          <w:rFonts w:ascii="Calibri" w:eastAsia="Times New Roman" w:hAnsi="Calibri" w:cs="Calibri"/>
-        </w:rPr>
-        <w:t>&amp; security tables</w:t>
+        <w:t>5. Login &amp; security tables</w:t>
       </w:r>
     </w:p>
     <w:p>
@@ -8208,7 +8310,16 @@
                 <w:sz w:val="22"/>
                 <w:szCs w:val="22"/>
               </w:rPr>
-              <w:t xml:space="preserve"> with bcrypt. The real password is never stored, so nobody can read it, not even an Admin.</w:t>
+              <w:t xml:space="preserve"> </w:t>
+            </w:r>
+            <w:r>
+              <w:rPr>
+                <w:rFonts w:ascii="Calibri" w:eastAsia="Times New Roman" w:hAnsi="Calibri" w:cs="Calibri"/>
+                <w:color w:val="1A1A1A"/>
+                <w:sz w:val="22"/>
+                <w:szCs w:val="22"/>
+              </w:rPr>
+              <w:t>with bcrypt. The real password is never stored, so nobody can read it, not even an Admin.</w:t>
             </w:r>
           </w:p>
         </w:tc>
@@ -8436,16 +8547,7 @@
                 <w:sz w:val="22"/>
                 <w:szCs w:val="22"/>
               </w:rPr>
-              <w:t xml:space="preserve">HR &amp; </w:t>
-            </w:r>
-            <w:r>
-              <w:rPr>
-                <w:rFonts w:ascii="Calibri" w:eastAsia="Times New Roman" w:hAnsi="Calibri" w:cs="Calibri"/>
-                <w:color w:val="1A1A1A"/>
-                <w:sz w:val="22"/>
-                <w:szCs w:val="22"/>
-              </w:rPr>
-              <w:t>Payroll / Inventory / Subcontractors / Receipts; empty for Admins (check rule)</w:t>
+              <w:t>HR &amp; Payroll / Inventory / Subcontractors / Receipts; empty for Admins (check rule)</w:t>
             </w:r>
           </w:p>
         </w:tc>
@@ -8798,16 +8900,7 @@
           <w:sz w:val="22"/>
           <w:szCs w:val="22"/>
         </w:rPr>
-        <w:t xml:space="preserve"> when you sign in, the app scrambles what you typed the same way and compares the two scrambled r</w:t>
-      </w:r>
-      <w:r>
-        <w:rPr>
-          <w:rFonts w:ascii="Calibri" w:hAnsi="Calibri" w:cs="Calibri"/>
-          <w:color w:val="1A1A1A"/>
-          <w:sz w:val="22"/>
-          <w:szCs w:val="22"/>
-        </w:rPr>
-        <w:t>esults. If they match, the password is right. The scrambling can't be reversed.</w:t>
+        <w:t xml:space="preserve"> when you sign in, the app scrambles what you typed the same way and compares the two scrambled results. If they match, the password is right. The scrambling can't be reversed.</w:t>
       </w:r>
     </w:p>
     <w:p>
@@ -9196,7 +9289,7 @@
         <w:rPr>
           <w:rFonts w:ascii="Calibri" w:eastAsia="Times New Roman" w:hAnsi="Calibri" w:cs="Calibri"/>
         </w:rPr>
-        <w:t>password_requests</w:t>
+        <w:t>inquiries: website Contact form messages</w:t>
       </w:r>
     </w:p>
     <w:p>
@@ -9211,6 +9304,242 @@
       </w:pPr>
       <w:r>
         <w:rPr>
+          <w:rStyle w:val="HTMLCode"/>
+          <w:color w:val="1A1A1A"/>
+        </w:rPr>
+        <w:t>inquiry_id</w:t>
+      </w:r>
+      <w:r>
+        <w:rPr>
+          <w:rFonts w:ascii="Calibri" w:hAnsi="Calibri" w:cs="Calibri"/>
+          <w:color w:val="1A1A1A"/>
+          <w:sz w:val="22"/>
+          <w:szCs w:val="22"/>
+        </w:rPr>
+        <w:t xml:space="preserve">, </w:t>
+      </w:r>
+      <w:r>
+        <w:rPr>
+          <w:rStyle w:val="HTMLCode"/>
+          <w:color w:val="1A1A1A"/>
+        </w:rPr>
+        <w:t>received_at</w:t>
+      </w:r>
+      <w:r>
+        <w:rPr>
+          <w:rFonts w:ascii="Calibri" w:hAnsi="Calibri" w:cs="Calibri"/>
+          <w:color w:val="1A1A1A"/>
+          <w:sz w:val="22"/>
+          <w:szCs w:val="22"/>
+        </w:rPr>
+        <w:t xml:space="preserve">, </w:t>
+      </w:r>
+      <w:r>
+        <w:rPr>
+          <w:rStyle w:val="HTMLCode"/>
+          <w:color w:val="1A1A1A"/>
+        </w:rPr>
+        <w:t>full_name</w:t>
+      </w:r>
+      <w:r>
+        <w:rPr>
+          <w:rFonts w:ascii="Calibri" w:hAnsi="Calibri" w:cs="Calibri"/>
+          <w:color w:val="1A1A1A"/>
+          <w:sz w:val="22"/>
+          <w:szCs w:val="22"/>
+        </w:rPr>
+        <w:t xml:space="preserve">, </w:t>
+      </w:r>
+      <w:r>
+        <w:rPr>
+          <w:rStyle w:val="HTMLCode"/>
+          <w:color w:val="1A1A1A"/>
+        </w:rPr>
+        <w:t>email</w:t>
+      </w:r>
+      <w:r>
+        <w:rPr>
+          <w:rFonts w:ascii="Calibri" w:hAnsi="Calibri" w:cs="Calibri"/>
+          <w:color w:val="1A1A1A"/>
+          <w:sz w:val="22"/>
+          <w:szCs w:val="22"/>
+        </w:rPr>
+        <w:t xml:space="preserve">, </w:t>
+      </w:r>
+      <w:r>
+        <w:rPr>
+          <w:rStyle w:val="HTMLCode"/>
+          <w:color w:val="1A1A1A"/>
+        </w:rPr>
+        <w:t>phone</w:t>
+      </w:r>
+      <w:r>
+        <w:rPr>
+          <w:rFonts w:ascii="Calibri" w:hAnsi="Calibri" w:cs="Calibri"/>
+          <w:color w:val="1A1A1A"/>
+          <w:sz w:val="22"/>
+          <w:szCs w:val="22"/>
+        </w:rPr>
+        <w:t xml:space="preserve">, </w:t>
+      </w:r>
+      <w:r>
+        <w:rPr>
+          <w:rStyle w:val="HTMLCode"/>
+          <w:color w:val="1A1A1A"/>
+        </w:rPr>
+        <w:t>project_location</w:t>
+      </w:r>
+      <w:r>
+        <w:rPr>
+          <w:rFonts w:ascii="Calibri" w:hAnsi="Calibri" w:cs="Calibri"/>
+          <w:color w:val="1A1A1A"/>
+          <w:sz w:val="22"/>
+          <w:szCs w:val="22"/>
+        </w:rPr>
+        <w:t xml:space="preserve">, </w:t>
+      </w:r>
+      <w:r>
+        <w:rPr>
+          <w:rStyle w:val="HTMLCode"/>
+          <w:color w:val="1A1A1A"/>
+        </w:rPr>
+        <w:t>service_required</w:t>
+      </w:r>
+      <w:r>
+        <w:rPr>
+          <w:rFonts w:ascii="Calibri" w:hAnsi="Calibri" w:cs="Calibri"/>
+          <w:color w:val="1A1A1A"/>
+          <w:sz w:val="22"/>
+          <w:szCs w:val="22"/>
+        </w:rPr>
+        <w:t xml:space="preserve"> (optional), </w:t>
+      </w:r>
+      <w:r>
+        <w:rPr>
+          <w:rStyle w:val="HTMLCode"/>
+          <w:color w:val="1A1A1A"/>
+        </w:rPr>
+        <w:t>message</w:t>
+      </w:r>
+      <w:r>
+        <w:rPr>
+          <w:rFonts w:ascii="Calibri" w:hAnsi="Calibri" w:cs="Calibri"/>
+          <w:color w:val="1A1A1A"/>
+          <w:sz w:val="22"/>
+          <w:szCs w:val="22"/>
+        </w:rPr>
+        <w:t xml:space="preserve">, </w:t>
+      </w:r>
+      <w:r>
+        <w:rPr>
+          <w:rStyle w:val="HTMLCode"/>
+          <w:color w:val="1A1A1A"/>
+        </w:rPr>
+        <w:t>status</w:t>
+      </w:r>
+      <w:r>
+        <w:rPr>
+          <w:rFonts w:ascii="Calibri" w:hAnsi="Calibri" w:cs="Calibri"/>
+          <w:color w:val="1A1A1A"/>
+          <w:sz w:val="22"/>
+          <w:szCs w:val="22"/>
+        </w:rPr>
+        <w:t xml:space="preserve"> (New / Contacted / Closed), </w:t>
+      </w:r>
+      <w:r>
+        <w:rPr>
+          <w:rStyle w:val="HTMLCode"/>
+          <w:color w:val="1A1A1A"/>
+        </w:rPr>
+        <w:t>notes</w:t>
+      </w:r>
+      <w:r>
+        <w:rPr>
+          <w:rFonts w:ascii="Calibri" w:hAnsi="Calibri" w:cs="Calibri"/>
+          <w:color w:val="1A1A1A"/>
+          <w:sz w:val="22"/>
+          <w:szCs w:val="22"/>
+        </w:rPr>
+        <w:t xml:space="preserve"> (internal), </w:t>
+      </w:r>
+      <w:r>
+        <w:rPr>
+          <w:rStyle w:val="HTMLCode"/>
+          <w:color w:val="1A1A1A"/>
+        </w:rPr>
+        <w:t>updated_by</w:t>
+      </w:r>
+      <w:r>
+        <w:rPr>
+          <w:rFonts w:ascii="Calibri" w:hAnsi="Calibri" w:cs="Calibri"/>
+          <w:color w:val="1A1A1A"/>
+          <w:sz w:val="22"/>
+          <w:szCs w:val="22"/>
+        </w:rPr>
+        <w:t xml:space="preserve"> (a Website Admin account), </w:t>
+      </w:r>
+      <w:r>
+        <w:rPr>
+          <w:rStyle w:val="HTMLCode"/>
+          <w:color w:val="1A1A1A"/>
+        </w:rPr>
+        <w:t>updated_at</w:t>
+      </w:r>
+      <w:r>
+        <w:rPr>
+          <w:rFonts w:ascii="Calibri" w:hAnsi="Calibri" w:cs="Calibri"/>
+          <w:color w:val="1A1A1A"/>
+          <w:sz w:val="22"/>
+          <w:szCs w:val="22"/>
+        </w:rPr>
+        <w:t xml:space="preserve">. Check rule: an email </w:t>
+      </w:r>
+      <w:r>
+        <w:rPr>
+          <w:rStyle w:val="Strong"/>
+          <w:rFonts w:ascii="Calibri" w:hAnsi="Calibri" w:cs="Calibri"/>
+          <w:color w:val="1A1A1A"/>
+          <w:sz w:val="22"/>
+          <w:szCs w:val="22"/>
+        </w:rPr>
+        <w:t>or</w:t>
+      </w:r>
+      <w:r>
+        <w:rPr>
+          <w:rFonts w:ascii="Calibri" w:hAnsi="Calibri" w:cs="Calibri"/>
+          <w:color w:val="1A1A1A"/>
+          <w:sz w:val="22"/>
+          <w:szCs w:val="22"/>
+        </w:rPr>
+        <w:t xml:space="preserve"> a phone number must be given. Rows are never deleted.</w:t>
+      </w:r>
+    </w:p>
+    <w:p>
+      <w:pPr>
+        <w:pStyle w:val="Heading2"/>
+        <w:rPr>
+          <w:rFonts w:ascii="Calibri" w:eastAsia="Times New Roman" w:hAnsi="Calibri" w:cs="Calibri"/>
+        </w:rPr>
+      </w:pPr>
+      <w:r>
+        <w:rPr>
+          <w:rFonts w:ascii="Calibri" w:eastAsia="Times New Roman" w:hAnsi="Calibri" w:cs="Calibri"/>
+        </w:rPr>
+        <w:t>password_requests</w:t>
+      </w:r>
+    </w:p>
+    <w:p>
+      <w:pPr>
+        <w:pStyle w:val="NormalWeb"/>
+        <w:rPr>
+          <w:rFonts w:ascii="Calibri" w:hAnsi="Calibri" w:cs="Calibri"/>
+          <w:color w:val="1A1A1A"/>
+          <w:sz w:val="22"/>
+          <w:szCs w:val="22"/>
+        </w:rPr>
+      </w:pPr>
+      <w:r>
+        <w:rPr>
           <w:rFonts w:ascii="Calibri" w:hAnsi="Calibri" w:cs="Calibri"/>
           <w:color w:val="1A1A1A"/>
           <w:sz w:val="22"/>
@@ -9264,7 +9593,16 @@
           <w:sz w:val="22"/>
           <w:szCs w:val="22"/>
         </w:rPr>
-        <w:t xml:space="preserve"> (Waiting / Done / Dismissed), </w:t>
+        <w:t xml:space="preserve"> </w:t>
+      </w:r>
+      <w:r>
+        <w:rPr>
+          <w:rFonts w:ascii="Calibri" w:hAnsi="Calibri" w:cs="Calibri"/>
+          <w:color w:val="1A1A1A"/>
+          <w:sz w:val="22"/>
+          <w:szCs w:val="22"/>
+        </w:rPr>
+        <w:t xml:space="preserve">(Waiting / Done / Dismissed), </w:t>
       </w:r>
       <w:r>
         <w:rPr>
@@ -10107,7 +10445,25 @@
           <w:sz w:val="22"/>
           <w:szCs w:val="22"/>
         </w:rPr>
-        <w:t xml:space="preserve"> → employees, </w:t>
+        <w:t xml:space="preserve"> </w:t>
+      </w:r>
+      <w:r>
+        <w:rPr>
+          <w:rFonts w:ascii="Calibri" w:hAnsi="Calibri" w:cs="Calibri"/>
+          <w:color w:val="1A1A1A"/>
+          <w:sz w:val="22"/>
+          <w:szCs w:val="22"/>
+        </w:rPr>
+        <w:t>→ employees,</w:t>
+      </w:r>
+      <w:r>
+        <w:rPr>
+          <w:rFonts w:ascii="Calibri" w:hAnsi="Calibri" w:cs="Calibri"/>
+          <w:color w:val="1A1A1A"/>
+          <w:sz w:val="22"/>
+          <w:szCs w:val="22"/>
+        </w:rPr>
+        <w:t xml:space="preserve"> </w:t>
       </w:r>
       <w:r>
         <w:rPr>
@@ -19186,7 +19542,43 @@
           <w:sz w:val="22"/>
           <w:szCs w:val="22"/>
         </w:rPr>
-        <w:t xml:space="preserve"> → "material usage entry" → </w:t>
+        <w:t xml:space="preserve"> </w:t>
+      </w:r>
+      <w:r>
+        <w:rPr>
+          <w:rFonts w:ascii="Calibri" w:eastAsia="Times New Roman" w:hAnsi="Calibri" w:cs="Calibri"/>
+          <w:color w:val="1A1A1A"/>
+          <w:sz w:val="22"/>
+          <w:szCs w:val="22"/>
+        </w:rPr>
+        <w:t>→</w:t>
+      </w:r>
+      <w:r>
+        <w:rPr>
+          <w:rFonts w:ascii="Calibri" w:eastAsia="Times New Roman" w:hAnsi="Calibri" w:cs="Calibri"/>
+          <w:color w:val="1A1A1A"/>
+          <w:sz w:val="22"/>
+          <w:szCs w:val="22"/>
+        </w:rPr>
+        <w:t xml:space="preserve"> "material usage entry" </w:t>
+      </w:r>
+      <w:r>
+        <w:rPr>
+          <w:rFonts w:ascii="Calibri" w:eastAsia="Times New Roman" w:hAnsi="Calibri" w:cs="Calibri"/>
+          <w:color w:val="1A1A1A"/>
+          <w:sz w:val="22"/>
+          <w:szCs w:val="22"/>
+        </w:rPr>
+        <w:t>→</w:t>
+      </w:r>
+      <w:r>
+        <w:rPr>
+          <w:rFonts w:ascii="Calibri" w:eastAsia="Times New Roman" w:hAnsi="Calibri" w:cs="Calibri"/>
+          <w:color w:val="1A1A1A"/>
+          <w:sz w:val="22"/>
+          <w:szCs w:val="22"/>
+        </w:rPr>
+        <w:t xml:space="preserve"> </w:t>
       </w:r>
       <w:r>
         <w:rPr>
@@ -19205,7 +19597,25 @@
           <w:sz w:val="22"/>
           <w:szCs w:val="22"/>
         </w:rPr>
-        <w:t xml:space="preserve"> → saved in </w:t>
+        <w:t xml:space="preserve"> </w:t>
+      </w:r>
+      <w:r>
+        <w:rPr>
+          <w:rFonts w:ascii="Calibri" w:eastAsia="Times New Roman" w:hAnsi="Calibri" w:cs="Calibri"/>
+          <w:color w:val="1A1A1A"/>
+          <w:sz w:val="22"/>
+          <w:szCs w:val="22"/>
+        </w:rPr>
+        <w:t>→ saved in</w:t>
+      </w:r>
+      <w:r>
+        <w:rPr>
+          <w:rFonts w:ascii="Calibri" w:eastAsia="Times New Roman" w:hAnsi="Calibri" w:cs="Calibri"/>
+          <w:color w:val="1A1A1A"/>
+          <w:sz w:val="22"/>
+          <w:szCs w:val="22"/>
+        </w:rPr>
+        <w:t xml:space="preserve"> </w:t>
       </w:r>
       <w:r>
         <w:rPr>
@@ -19274,7 +19684,25 @@
           <w:sz w:val="22"/>
           <w:szCs w:val="22"/>
         </w:rPr>
-        <w:t xml:space="preserve"> approves → </w:t>
+        <w:t xml:space="preserve"> </w:t>
+      </w:r>
+      <w:r>
+        <w:rPr>
+          <w:rFonts w:ascii="Calibri" w:eastAsia="Times New Roman" w:hAnsi="Calibri" w:cs="Calibri"/>
+          <w:color w:val="1A1A1A"/>
+          <w:sz w:val="22"/>
+          <w:szCs w:val="22"/>
+        </w:rPr>
+        <w:t>approves →</w:t>
+      </w:r>
+      <w:r>
+        <w:rPr>
+          <w:rFonts w:ascii="Calibri" w:eastAsia="Times New Roman" w:hAnsi="Calibri" w:cs="Calibri"/>
+          <w:color w:val="1A1A1A"/>
+          <w:sz w:val="22"/>
+          <w:szCs w:val="22"/>
+        </w:rPr>
+        <w:t xml:space="preserve"> </w:t>
       </w:r>
       <w:r>
         <w:rPr>
@@ -19378,7 +19806,25 @@
           <w:sz w:val="22"/>
           <w:szCs w:val="22"/>
         </w:rPr>
-        <w:t xml:space="preserve"> → the project's expenses now include that cost.</w:t>
+        <w:t xml:space="preserve"> </w:t>
+      </w:r>
+      <w:r>
+        <w:rPr>
+          <w:rFonts w:ascii="Calibri" w:eastAsia="Times New Roman" w:hAnsi="Calibri" w:cs="Calibri"/>
+          <w:color w:val="1A1A1A"/>
+          <w:sz w:val="22"/>
+          <w:szCs w:val="22"/>
+        </w:rPr>
+        <w:t>→ the project</w:t>
+      </w:r>
+      <w:r>
+        <w:rPr>
+          <w:rFonts w:ascii="Calibri" w:eastAsia="Times New Roman" w:hAnsi="Calibri" w:cs="Calibri"/>
+          <w:color w:val="1A1A1A"/>
+          <w:sz w:val="22"/>
+          <w:szCs w:val="22"/>
+        </w:rPr>
+        <w:t>'s expenses now include that cost.</w:t>
       </w:r>
     </w:p>
     <w:p>
@@ -19547,7 +19993,8 @@
       <w:pPr>
         <w:pStyle w:val="NormalWeb"/>
         <w:shd w:val="clear" w:color="auto" w:fill="EEF2F8"/>
-        <w:divId w:val="1163157627"/>
+        <w:ind w:right="720"/>
+        <w:divId w:val="1437868767"/>
         <w:rPr>
           <w:rFonts w:ascii="Calibri" w:hAnsi="Calibri" w:cs="Calibri"/>
           <w:color w:val="404040"/>
@@ -22755,9 +23202,9 @@
 <file path=word/numbering.xml><?xml version="1.0" encoding="utf-8"?>
 <w:numbering xmlns:wpc="http://schemas.microsoft.com/office/word/2010/wordprocessingCanvas" xmlns:cx="http://schemas.microsoft.com/office/drawing/2014/chartex" xmlns:cx1="http://schemas.microsoft.com/office/drawing/2015/9/8/chartex" xmlns:cx2="http://schemas.microsoft.com/office/drawing/2015/10/21/chartex" xmlns:cx3="http://schemas.microsoft.com/office/drawing/2016/5/9/chartex" xmlns:cx4="http://schemas.microsoft.com/office/drawing/2016/5/10/chartex" xmlns:cx5="http://schemas.microsoft.com/office/drawing/2016/5/11/chartex" xmlns:cx6="http://schemas.microsoft.com/office/drawing/2016/5/12/chartex" xmlns:cx7="http://schemas.microsoft.com/office/drawing/2016/5/13/chartex" xmlns:cx8="http://schemas.microsoft.com/office/drawing/2016/5/14/chartex" xmlns:mc="http://schemas.openxmlformats.org/markup-compatibility/2006" xmlns:aink="http://schemas.microsoft.com/office/drawing/2016/ink" xmlns:am3d="http://schemas.microsoft.com/office/drawing/2017/model3d" xmlns:o="urn:schemas-microsoft-com:office:office" xmlns:oel="http://schemas.microsoft.com/office/2019/extlst" xmlns:r="http://schemas.openxmlformats.org/officeDocument/2006/relationships" xmlns:m="http://schemas.openxmlformats.org/officeDocument/2006/math" xmlns:v="urn:schemas-microsoft-com:vml" xmlns:wp14="http://schemas.microsoft.com/office/word/2010/wordprocessingDrawing" xmlns:wp="http://schemas.openxmlformats.org/drawingml/2006/wordprocessingDrawing" xmlns:w10="urn:schemas-microsoft-com:office:word" xmlns:w="http://schemas.openxmlformats.org/wordprocessingml/2006/main" xmlns:w14="http://schemas.microsoft.com/office/word/2010/wordml" xmlns:w15="http://schemas.microsoft.com/office/word/2012/wordml" xmlns:w16cex="http://schemas.microsoft.com/office/word/2018/wordml/cex" xmlns:w16cid="http://schemas.microsoft.com/office/word/2016/wordml/cid" xmlns:w16="http://schemas.microsoft.com/office/word/2018/wordml" xmlns:w16du="http://schemas.microsoft.com/office/word/2023/wordml/word16du" xmlns:w16sdtdh="http://schemas.microsoft.com/office/word/2020/wordml/sdtdatahash" xmlns:w16sdtfl="http://schemas.microsoft.com/office/word/2024/wordml/sdtformatlock" xmlns:w16se="http://schemas.microsoft.com/office/word/2015/wordml/symex" xmlns:wpg="http://schemas.microsoft.com/office/word/2010/wordprocessingGroup" xmlns:wpi="http://schemas.microsoft.com/office/word/2010/wordprocessingInk" xmlns:wne="http://schemas.microsoft.com/office/word/2006/wordml" xmlns:wps="http://schemas.microsoft.com/office/word/2010/wordprocessingShape" mc:Ignorable="w14 w15 w16se w16cid w16 w16cex w16sdtdh w16sdtfl w16du wp14">
   <w:abstractNum w:abstractNumId="0" w15:restartNumberingAfterBreak="0">
-    <w:nsid w:val="01A12286"/>
+    <w:nsid w:val="07FB53B3"/>
     <w:multiLevelType w:val="multilevel"/>
-    <w:tmpl w:val="3C60A238"/>
+    <w:tmpl w:val="A0BA78D0"/>
     <w:lvl w:ilvl="0">
       <w:start w:val="1"/>
       <w:numFmt w:val="bullet"/>
@@ -22904,9 +23351,9 @@
     </w:lvl>
   </w:abstractNum>
   <w:abstractNum w:abstractNumId="1" w15:restartNumberingAfterBreak="0">
-    <w:nsid w:val="27756E35"/>
+    <w:nsid w:val="1AE86514"/>
     <w:multiLevelType w:val="multilevel"/>
-    <w:tmpl w:val="4C04B986"/>
+    <w:tmpl w:val="DBD03F50"/>
     <w:lvl w:ilvl="0">
       <w:start w:val="1"/>
       <w:numFmt w:val="bullet"/>
@@ -23053,9 +23500,9 @@
     </w:lvl>
   </w:abstractNum>
   <w:abstractNum w:abstractNumId="2" w15:restartNumberingAfterBreak="0">
-    <w:nsid w:val="41B917B2"/>
+    <w:nsid w:val="22C773F7"/>
     <w:multiLevelType w:val="multilevel"/>
-    <w:tmpl w:val="86DE734E"/>
+    <w:tmpl w:val="49165CFC"/>
     <w:lvl w:ilvl="0">
       <w:start w:val="1"/>
       <w:numFmt w:val="bullet"/>
@@ -23202,9 +23649,122 @@
     </w:lvl>
   </w:abstractNum>
   <w:abstractNum w:abstractNumId="3" w15:restartNumberingAfterBreak="0">
-    <w:nsid w:val="51B95E59"/>
+    <w:nsid w:val="4F0E7FAA"/>
     <w:multiLevelType w:val="multilevel"/>
-    <w:tmpl w:val="464E8F8C"/>
+    <w:tmpl w:val="DFF09E7C"/>
+    <w:lvl w:ilvl="0">
+      <w:start w:val="1"/>
+      <w:numFmt w:val="decimal"/>
+      <w:lvlText w:val="%1."/>
+      <w:lvlJc w:val="left"/>
+      <w:pPr>
+        <w:tabs>
+          <w:tab w:val="num" w:pos="720"/>
+        </w:tabs>
+        <w:ind w:left="720" w:hanging="360"/>
+      </w:pPr>
+    </w:lvl>
+    <w:lvl w:ilvl="1" w:tentative="1">
+      <w:start w:val="1"/>
+      <w:numFmt w:val="decimal"/>
+      <w:lvlText w:val="%2."/>
+      <w:lvlJc w:val="left"/>
+      <w:pPr>
+        <w:tabs>
+          <w:tab w:val="num" w:pos="1440"/>
+        </w:tabs>
+        <w:ind w:left="1440" w:hanging="360"/>
+      </w:pPr>
+    </w:lvl>
+    <w:lvl w:ilvl="2" w:tentative="1">
+      <w:start w:val="1"/>
+      <w:numFmt w:val="decimal"/>
+      <w:lvlText w:val="%3."/>
+      <w:lvlJc w:val="left"/>
+      <w:pPr>
+        <w:tabs>
+          <w:tab w:val="num" w:pos="2160"/>
+        </w:tabs>
+        <w:ind w:left="2160" w:hanging="360"/>
+      </w:pPr>
+    </w:lvl>
+    <w:lvl w:ilvl="3" w:tentative="1">
+      <w:start w:val="1"/>
+      <w:numFmt w:val="decimal"/>
+      <w:lvlText w:val="%4."/>
+      <w:lvlJc w:val="left"/>
+      <w:pPr>
+        <w:tabs>
+          <w:tab w:val="num" w:pos="2880"/>
+        </w:tabs>
+        <w:ind w:left="2880" w:hanging="360"/>
+      </w:pPr>
+    </w:lvl>
+    <w:lvl w:ilvl="4" w:tentative="1">
+      <w:start w:val="1"/>
+      <w:numFmt w:val="decimal"/>
+      <w:lvlText w:val="%5."/>
+      <w:lvlJc w:val="left"/>
+      <w:pPr>
+        <w:tabs>
+          <w:tab w:val="num" w:pos="3600"/>
+        </w:tabs>
+        <w:ind w:left="3600" w:hanging="360"/>
+      </w:pPr>
+    </w:lvl>
+    <w:lvl w:ilvl="5" w:tentative="1">
+      <w:start w:val="1"/>
+      <w:numFmt w:val="decimal"/>
+      <w:lvlText w:val="%6."/>
+      <w:lvlJc w:val="left"/>
+      <w:pPr>
+        <w:tabs>
+          <w:tab w:val="num" w:pos="4320"/>
+        </w:tabs>
+        <w:ind w:left="4320" w:hanging="360"/>
+      </w:pPr>
+    </w:lvl>
+    <w:lvl w:ilvl="6" w:tentative="1">
+      <w:start w:val="1"/>
+      <w:numFmt w:val="decimal"/>
+      <w:lvlText w:val="%7."/>
+      <w:lvlJc w:val="left"/>
+      <w:pPr>
+        <w:tabs>
+          <w:tab w:val="num" w:pos="5040"/>
+        </w:tabs>
+        <w:ind w:left="5040" w:hanging="360"/>
+      </w:pPr>
+    </w:lvl>
+    <w:lvl w:ilvl="7" w:tentative="1">
+      <w:start w:val="1"/>
+      <w:numFmt w:val="decimal"/>
+      <w:lvlText w:val="%8."/>
+      <w:lvlJc w:val="left"/>
+      <w:pPr>
+        <w:tabs>
+          <w:tab w:val="num" w:pos="5760"/>
+        </w:tabs>
+        <w:ind w:left="5760" w:hanging="360"/>
+      </w:pPr>
+    </w:lvl>
+    <w:lvl w:ilvl="8" w:tentative="1">
+      <w:start w:val="1"/>
+      <w:numFmt w:val="decimal"/>
+      <w:lvlText w:val="%9."/>
+      <w:lvlJc w:val="left"/>
+      <w:pPr>
+        <w:tabs>
+          <w:tab w:val="num" w:pos="6480"/>
+        </w:tabs>
+        <w:ind w:left="6480" w:hanging="360"/>
+      </w:pPr>
+    </w:lvl>
+  </w:abstractNum>
+  <w:abstractNum w:abstractNumId="4" w15:restartNumberingAfterBreak="0">
+    <w:nsid w:val="4F5947C5"/>
+    <w:multiLevelType w:val="multilevel"/>
+    <w:tmpl w:val="0D50F432"/>
     <w:lvl w:ilvl="0">
       <w:start w:val="1"/>
       <w:numFmt w:val="bullet"/>
@@ -23350,10 +23910,10 @@
       </w:rPr>
     </w:lvl>
   </w:abstractNum>
-  <w:abstractNum w:abstractNumId="4" w15:restartNumberingAfterBreak="0">
-    <w:nsid w:val="529C679F"/>
+  <w:abstractNum w:abstractNumId="5" w15:restartNumberingAfterBreak="0">
+    <w:nsid w:val="61751594"/>
     <w:multiLevelType w:val="multilevel"/>
-    <w:tmpl w:val="1B48E008"/>
+    <w:tmpl w:val="E59AD50A"/>
     <w:lvl w:ilvl="0">
       <w:start w:val="1"/>
       <w:numFmt w:val="decimal"/>
@@ -23463,10 +24023,10 @@
       </w:pPr>
     </w:lvl>
   </w:abstractNum>
-  <w:abstractNum w:abstractNumId="5" w15:restartNumberingAfterBreak="0">
-    <w:nsid w:val="60E90884"/>
+  <w:abstractNum w:abstractNumId="6" w15:restartNumberingAfterBreak="0">
+    <w:nsid w:val="62F05937"/>
     <w:multiLevelType w:val="multilevel"/>
-    <w:tmpl w:val="A3F802B6"/>
+    <w:tmpl w:val="A6E8B72A"/>
     <w:lvl w:ilvl="0">
       <w:start w:val="1"/>
       <w:numFmt w:val="bullet"/>
@@ -23612,10 +24172,10 @@
       </w:rPr>
     </w:lvl>
   </w:abstractNum>
-  <w:abstractNum w:abstractNumId="6" w15:restartNumberingAfterBreak="0">
-    <w:nsid w:val="6B7A0535"/>
+  <w:abstractNum w:abstractNumId="7" w15:restartNumberingAfterBreak="0">
+    <w:nsid w:val="71BD3FB2"/>
     <w:multiLevelType w:val="multilevel"/>
-    <w:tmpl w:val="EA0C526A"/>
+    <w:tmpl w:val="C5CA68AA"/>
     <w:lvl w:ilvl="0">
       <w:start w:val="1"/>
       <w:numFmt w:val="bullet"/>
@@ -23761,123 +24321,10 @@
       </w:rPr>
     </w:lvl>
   </w:abstractNum>
-  <w:abstractNum w:abstractNumId="7" w15:restartNumberingAfterBreak="0">
-    <w:nsid w:val="6F1717AC"/>
+  <w:abstractNum w:abstractNumId="8" w15:restartNumberingAfterBreak="0">
+    <w:nsid w:val="7ADE5CE3"/>
     <w:multiLevelType w:val="multilevel"/>
-    <w:tmpl w:val="A296C7C4"/>
-    <w:lvl w:ilvl="0">
-      <w:start w:val="1"/>
-      <w:numFmt w:val="decimal"/>
-      <w:lvlText w:val="%1."/>
-      <w:lvlJc w:val="left"/>
-      <w:pPr>
-        <w:tabs>
-          <w:tab w:val="num" w:pos="720"/>
-        </w:tabs>
-        <w:ind w:left="720" w:hanging="360"/>
-      </w:pPr>
-    </w:lvl>
-    <w:lvl w:ilvl="1" w:tentative="1">
-      <w:start w:val="1"/>
-      <w:numFmt w:val="decimal"/>
-      <w:lvlText w:val="%2."/>
-      <w:lvlJc w:val="left"/>
-      <w:pPr>
-        <w:tabs>
-          <w:tab w:val="num" w:pos="1440"/>
-        </w:tabs>
-        <w:ind w:left="1440" w:hanging="360"/>
-      </w:pPr>
-    </w:lvl>
-    <w:lvl w:ilvl="2" w:tentative="1">
-      <w:start w:val="1"/>
-      <w:numFmt w:val="decimal"/>
-      <w:lvlText w:val="%3."/>
-      <w:lvlJc w:val="left"/>
-      <w:pPr>
-        <w:tabs>
-          <w:tab w:val="num" w:pos="2160"/>
-        </w:tabs>
-        <w:ind w:left="2160" w:hanging="360"/>
-      </w:pPr>
-    </w:lvl>
-    <w:lvl w:ilvl="3" w:tentative="1">
-      <w:start w:val="1"/>
-      <w:numFmt w:val="decimal"/>
-      <w:lvlText w:val="%4."/>
-      <w:lvlJc w:val="left"/>
-      <w:pPr>
-        <w:tabs>
-          <w:tab w:val="num" w:pos="2880"/>
-        </w:tabs>
-        <w:ind w:left="2880" w:hanging="360"/>
-      </w:pPr>
-    </w:lvl>
-    <w:lvl w:ilvl="4" w:tentative="1">
-      <w:start w:val="1"/>
-      <w:numFmt w:val="decimal"/>
-      <w:lvlText w:val="%5."/>
-      <w:lvlJc w:val="left"/>
-      <w:pPr>
-        <w:tabs>
-          <w:tab w:val="num" w:pos="3600"/>
-        </w:tabs>
-        <w:ind w:left="3600" w:hanging="360"/>
-      </w:pPr>
-    </w:lvl>
-    <w:lvl w:ilvl="5" w:tentative="1">
-      <w:start w:val="1"/>
-      <w:numFmt w:val="decimal"/>
-      <w:lvlText w:val="%6."/>
-      <w:lvlJc w:val="left"/>
-      <w:pPr>
-        <w:tabs>
-          <w:tab w:val="num" w:pos="4320"/>
-        </w:tabs>
-        <w:ind w:left="4320" w:hanging="360"/>
-      </w:pPr>
-    </w:lvl>
-    <w:lvl w:ilvl="6" w:tentative="1">
-      <w:start w:val="1"/>
-      <w:numFmt w:val="decimal"/>
-      <w:lvlText w:val="%7."/>
-      <w:lvlJc w:val="left"/>
-      <w:pPr>
-        <w:tabs>
-          <w:tab w:val="num" w:pos="5040"/>
-        </w:tabs>
-        <w:ind w:left="5040" w:hanging="360"/>
-      </w:pPr>
-    </w:lvl>
-    <w:lvl w:ilvl="7" w:tentative="1">
-      <w:start w:val="1"/>
-      <w:numFmt w:val="decimal"/>
-      <w:lvlText w:val="%8."/>
-      <w:lvlJc w:val="left"/>
-      <w:pPr>
-        <w:tabs>
-          <w:tab w:val="num" w:pos="5760"/>
-        </w:tabs>
-        <w:ind w:left="5760" w:hanging="360"/>
-      </w:pPr>
-    </w:lvl>
-    <w:lvl w:ilvl="8" w:tentative="1">
-      <w:start w:val="1"/>
-      <w:numFmt w:val="decimal"/>
-      <w:lvlText w:val="%9."/>
-      <w:lvlJc w:val="left"/>
-      <w:pPr>
-        <w:tabs>
-          <w:tab w:val="num" w:pos="6480"/>
-        </w:tabs>
-        <w:ind w:left="6480" w:hanging="360"/>
-      </w:pPr>
-    </w:lvl>
-  </w:abstractNum>
-  <w:abstractNum w:abstractNumId="8" w15:restartNumberingAfterBreak="0">
-    <w:nsid w:val="71ED646C"/>
-    <w:multiLevelType w:val="multilevel"/>
-    <w:tmpl w:val="C1C2A330"/>
+    <w:tmpl w:val="611842DE"/>
     <w:lvl w:ilvl="0">
       <w:start w:val="1"/>
       <w:numFmt w:val="bullet"/>
@@ -24024,9 +24471,9 @@
     </w:lvl>
   </w:abstractNum>
   <w:abstractNum w:abstractNumId="9" w15:restartNumberingAfterBreak="0">
-    <w:nsid w:val="72560FDA"/>
+    <w:nsid w:val="7F054909"/>
     <w:multiLevelType w:val="multilevel"/>
-    <w:tmpl w:val="BE8C7050"/>
+    <w:tmpl w:val="654ECD94"/>
     <w:lvl w:ilvl="0">
       <w:start w:val="1"/>
       <w:numFmt w:val="bullet"/>
@@ -24172,35 +24619,35 @@
       </w:rPr>
     </w:lvl>
   </w:abstractNum>
-  <w:num w:numId="1" w16cid:durableId="1101535328">
+  <w:num w:numId="1" w16cid:durableId="1764572920">
+    <w:abstractNumId w:val="7"/>
+  </w:num>
+  <w:num w:numId="2" w16cid:durableId="781191351">
+    <w:abstractNumId w:val="0"/>
+  </w:num>
+  <w:num w:numId="3" w16cid:durableId="507214909">
+    <w:abstractNumId w:val="6"/>
+  </w:num>
+  <w:num w:numId="4" w16cid:durableId="1523937179">
+    <w:abstractNumId w:val="4"/>
+  </w:num>
+  <w:num w:numId="5" w16cid:durableId="1247957373">
+    <w:abstractNumId w:val="2"/>
+  </w:num>
+  <w:num w:numId="6" w16cid:durableId="1261832537">
+    <w:abstractNumId w:val="8"/>
+  </w:num>
+  <w:num w:numId="7" w16cid:durableId="929236213">
+    <w:abstractNumId w:val="1"/>
+  </w:num>
+  <w:num w:numId="8" w16cid:durableId="1187669110">
+    <w:abstractNumId w:val="5"/>
+  </w:num>
+  <w:num w:numId="9" w16cid:durableId="1377242017">
     <w:abstractNumId w:val="3"/>
   </w:num>
-  <w:num w:numId="2" w16cid:durableId="834879587">
-    <w:abstractNumId w:val="5"/>
-  </w:num>
-  <w:num w:numId="3" w16cid:durableId="1936788350">
-    <w:abstractNumId w:val="2"/>
-  </w:num>
-  <w:num w:numId="4" w16cid:durableId="2017730422">
-    <w:abstractNumId w:val="0"/>
-  </w:num>
-  <w:num w:numId="5" w16cid:durableId="2136213845">
-    <w:abstractNumId w:val="6"/>
-  </w:num>
-  <w:num w:numId="6" w16cid:durableId="567811639">
+  <w:num w:numId="10" w16cid:durableId="645863975">
     <w:abstractNumId w:val="9"/>
-  </w:num>
-  <w:num w:numId="7" w16cid:durableId="2125079033">
-    <w:abstractNumId w:val="1"/>
-  </w:num>
-  <w:num w:numId="8" w16cid:durableId="569191835">
-    <w:abstractNumId w:val="7"/>
-  </w:num>
-  <w:num w:numId="9" w16cid:durableId="169174514">
-    <w:abstractNumId w:val="4"/>
-  </w:num>
-  <w:num w:numId="10" w16cid:durableId="121193665">
-    <w:abstractNumId w:val="8"/>
   </w:num>
 </w:numbering>
 </file>

--- a/docs/Database Guide.docx
+++ b/docs/Database Guide.docx
@@ -40,7 +40,7 @@
       <w:pPr>
         <w:pStyle w:val="NormalWeb"/>
         <w:shd w:val="clear" w:color="auto" w:fill="EEF2F8"/>
-        <w:divId w:val="64766106"/>
+        <w:divId w:val="1109202861"/>
         <w:rPr>
           <w:rFonts w:ascii="Calibri" w:hAnsi="Calibri" w:cs="Calibri"/>
           <w:color w:val="404040"/>
@@ -71,7 +71,7 @@
           <w:sz w:val="22"/>
           <w:szCs w:val="22"/>
         </w:rPr>
-        <w:t xml:space="preserve">, PostgreSQL 18) as of scripts 001-010: </w:t>
+        <w:t xml:space="preserve">, PostgreSQL 18) as of scripts 001-011: </w:t>
       </w:r>
       <w:r>
         <w:rPr>
@@ -81,7 +81,7 @@
           <w:sz w:val="22"/>
           <w:szCs w:val="22"/>
         </w:rPr>
-        <w:t>31 tables</w:t>
+        <w:t>29 tables</w:t>
       </w:r>
       <w:r>
         <w:rPr>
@@ -2167,7 +2167,7 @@
                 <w:sz w:val="22"/>
                 <w:szCs w:val="22"/>
               </w:rPr>
-              <w:t xml:space="preserve">Admins have </w:t>
+              <w:t xml:space="preserve">Admins and Website Admins have </w:t>
             </w:r>
             <w:r>
               <w:rPr>
@@ -5016,16 +5016,16 @@
                 <w:sz w:val="22"/>
                 <w:szCs w:val="22"/>
               </w:rPr>
-              <w:t xml:space="preserve"> (the separate Website Admin app'</w:t>
-            </w:r>
-            <w:r>
-              <w:rPr>
-                <w:rFonts w:ascii="Calibri" w:eastAsia="Times New Roman" w:hAnsi="Calibri" w:cs="Calibri"/>
-                <w:color w:val="1A1A1A"/>
-                <w:sz w:val="22"/>
-                <w:szCs w:val="22"/>
-              </w:rPr>
-              <w:t>s own accounts)</w:t>
+              <w:t xml:space="preserve"> (the Website Admin app'</w:t>
+            </w:r>
+            <w:r>
+              <w:rPr>
+                <w:rFonts w:ascii="Calibri" w:eastAsia="Times New Roman" w:hAnsi="Calibri" w:cs="Calibri"/>
+                <w:color w:val="1A1A1A"/>
+                <w:sz w:val="22"/>
+                <w:szCs w:val="22"/>
+              </w:rPr>
+              <w:t>s own accounts at first; removed by 011)</w:t>
             </w:r>
           </w:p>
         </w:tc>
@@ -5133,7 +5133,7 @@
                 <w:sz w:val="22"/>
                 <w:szCs w:val="22"/>
               </w:rPr>
-              <w:t xml:space="preserve"> (main accounts manage the others)</w:t>
+              <w:t xml:space="preserve"> (main accounts manage the others), removed by 011</w:t>
             </w:r>
           </w:p>
         </w:tc>
@@ -5217,6 +5217,98 @@
                 <w:szCs w:val="22"/>
               </w:rPr>
               <w:t xml:space="preserve"> (website Contact form messages)</w:t>
+            </w:r>
+          </w:p>
+        </w:tc>
+      </w:tr>
+      <w:tr>
+        <w:tc>
+          <w:tcPr>
+            <w:tcW w:w="0" w:type="auto"/>
+            <w:tcBorders>
+              <w:top w:val="single" w:sz="6" w:space="0" w:color="BFBFBF"/>
+              <w:left w:val="single" w:sz="6" w:space="0" w:color="BFBFBF"/>
+              <w:bottom w:val="single" w:sz="6" w:space="0" w:color="BFBFBF"/>
+              <w:right w:val="single" w:sz="6" w:space="0" w:color="BFBFBF"/>
+            </w:tcBorders>
+            <w:tcMar>
+              <w:top w:w="60" w:type="dxa"/>
+              <w:left w:w="120" w:type="dxa"/>
+              <w:bottom w:w="60" w:type="dxa"/>
+              <w:right w:w="120" w:type="dxa"/>
+            </w:tcMar>
+            <w:hideMark/>
+          </w:tcPr>
+          <w:p>
+            <w:pPr>
+              <w:spacing w:before="120" w:after="120"/>
+              <w:rPr>
+                <w:rFonts w:ascii="Calibri" w:eastAsia="Times New Roman" w:hAnsi="Calibri" w:cs="Calibri"/>
+                <w:color w:val="1A1A1A"/>
+                <w:sz w:val="22"/>
+                <w:szCs w:val="22"/>
+              </w:rPr>
+            </w:pPr>
+            <w:r>
+              <w:rPr>
+                <w:rStyle w:val="HTMLCode"/>
+                <w:color w:val="1A1A1A"/>
+              </w:rPr>
+              <w:t>011_merge_website_accounts.sql</w:t>
+            </w:r>
+          </w:p>
+        </w:tc>
+        <w:tc>
+          <w:tcPr>
+            <w:tcW w:w="0" w:type="auto"/>
+            <w:tcBorders>
+              <w:top w:val="single" w:sz="6" w:space="0" w:color="BFBFBF"/>
+              <w:left w:val="single" w:sz="6" w:space="0" w:color="BFBFBF"/>
+              <w:bottom w:val="single" w:sz="6" w:space="0" w:color="BFBFBF"/>
+              <w:right w:val="single" w:sz="6" w:space="0" w:color="BFBFBF"/>
+            </w:tcBorders>
+            <w:tcMar>
+              <w:top w:w="60" w:type="dxa"/>
+              <w:left w:w="120" w:type="dxa"/>
+              <w:bottom w:w="60" w:type="dxa"/>
+              <w:right w:w="120" w:type="dxa"/>
+            </w:tcMar>
+            <w:hideMark/>
+          </w:tcPr>
+          <w:p>
+            <w:pPr>
+              <w:spacing w:before="120" w:after="120"/>
+              <w:rPr>
+                <w:rFonts w:ascii="Calibri" w:eastAsia="Times New Roman" w:hAnsi="Calibri" w:cs="Calibri"/>
+                <w:color w:val="1A1A1A"/>
+                <w:sz w:val="22"/>
+                <w:szCs w:val="22"/>
+              </w:rPr>
+            </w:pPr>
+            <w:r>
+              <w:rPr>
+                <w:rFonts w:ascii="Calibri" w:eastAsia="Times New Roman" w:hAnsi="Calibri" w:cs="Calibri"/>
+                <w:color w:val="1A1A1A"/>
+                <w:sz w:val="22"/>
+                <w:szCs w:val="22"/>
+              </w:rPr>
+              <w:t xml:space="preserve">one account list: the Website Admin level in </w:t>
+            </w:r>
+            <w:r>
+              <w:rPr>
+                <w:rStyle w:val="HTMLCode"/>
+                <w:color w:val="1A1A1A"/>
+              </w:rPr>
+              <w:t>users</w:t>
+            </w:r>
+            <w:r>
+              <w:rPr>
+                <w:rFonts w:ascii="Calibri" w:eastAsia="Times New Roman" w:hAnsi="Calibri" w:cs="Calibri"/>
+                <w:color w:val="1A1A1A"/>
+                <w:sz w:val="22"/>
+                <w:szCs w:val="22"/>
+              </w:rPr>
+              <w:t>; moves the website accounts in and drops their tables</w:t>
             </w:r>
           </w:p>
         </w:tc>
@@ -5266,7 +5358,16 @@
           <w:sz w:val="22"/>
           <w:szCs w:val="22"/>
         </w:rPr>
-        <w:t xml:space="preserve"> remembers which scripts already ran, so each runs only </w:t>
+        <w:t xml:space="preserve"> </w:t>
+      </w:r>
+      <w:r>
+        <w:rPr>
+          <w:rFonts w:ascii="Calibri" w:hAnsi="Calibri" w:cs="Calibri"/>
+          <w:color w:val="1A1A1A"/>
+          <w:sz w:val="22"/>
+          <w:szCs w:val="22"/>
+        </w:rPr>
+        <w:t xml:space="preserve">remembers which scripts already ran, so each runs only </w:t>
       </w:r>
       <w:r>
         <w:rPr>
@@ -5334,16 +5435,7 @@
           <w:sz w:val="22"/>
           <w:szCs w:val="22"/>
         </w:rPr>
-        <w:t xml:space="preserve"> the same database by running them. It'</w:t>
-      </w:r>
-      <w:r>
-        <w:rPr>
-          <w:rFonts w:ascii="Calibri" w:hAnsi="Calibri" w:cs="Calibri"/>
-          <w:color w:val="1A1A1A"/>
-          <w:sz w:val="22"/>
-          <w:szCs w:val="22"/>
-        </w:rPr>
-        <w:t>s also a written record of every table and why it exists.</w:t>
+        <w:t xml:space="preserve"> the same database by running them. It's also a written record of every table and why it exists.</w:t>
       </w:r>
     </w:p>
     <w:p>
@@ -5525,16 +5617,7 @@
           <w:szCs w:val="19"/>
           <w:shd w:val="clear" w:color="auto" w:fill="F2F2F2"/>
         </w:rPr>
-        <w:t xml:space="preserve">|    -&gt; Services (the rules)    |  ----&gt;   |   </w:t>
-      </w:r>
-      <w:r>
-        <w:rPr>
-          <w:color w:val="1A1A1A"/>
-          <w:sz w:val="19"/>
-          <w:szCs w:val="19"/>
-          <w:shd w:val="clear" w:color="auto" w:fill="F2F2F2"/>
-        </w:rPr>
-        <w:t>31 tables      |</w:t>
+        <w:t>|    -&gt; Services (the rules)    |  ----&gt;   |   29 tables      |</w:t>
       </w:r>
     </w:p>
     <w:p>
@@ -5660,7 +5743,16 @@
           <w:sz w:val="22"/>
           <w:szCs w:val="22"/>
         </w:rPr>
-        <w:t xml:space="preserve"> object in the code; saving the object writes the row.</w:t>
+        <w:t xml:space="preserve"> </w:t>
+      </w:r>
+      <w:r>
+        <w:rPr>
+          <w:rFonts w:ascii="Calibri" w:eastAsia="Times New Roman" w:hAnsi="Calibri" w:cs="Calibri"/>
+          <w:color w:val="1A1A1A"/>
+          <w:sz w:val="22"/>
+          <w:szCs w:val="22"/>
+        </w:rPr>
+        <w:t>object in the code; saving the object writes the row.</w:t>
       </w:r>
     </w:p>
     <w:p>
@@ -6503,7 +6595,7 @@
           <w:sz w:val="22"/>
           <w:szCs w:val="22"/>
         </w:rPr>
-        <w:t>31 tables in 8 groups:</w:t>
+        <w:t>29 tables in 8 groups:</w:t>
       </w:r>
     </w:p>
     <w:tbl>
@@ -6518,8 +6610,8 @@
         <w:tblLook w:val="04A0" w:firstRow="1" w:lastRow="0" w:firstColumn="1" w:lastColumn="0" w:noHBand="0" w:noVBand="1"/>
       </w:tblPr>
       <w:tblGrid>
-        <w:gridCol w:w="1809"/>
-        <w:gridCol w:w="7535"/>
+        <w:gridCol w:w="1639"/>
+        <w:gridCol w:w="7705"/>
       </w:tblGrid>
       <w:tr>
         <w:trPr>
@@ -7254,16 +7346,7 @@
                 <w:sz w:val="22"/>
                 <w:szCs w:val="22"/>
               </w:rPr>
-              <w:t>,</w:t>
-            </w:r>
-            <w:r>
-              <w:rPr>
-                <w:rFonts w:ascii="Calibri" w:eastAsia="Times New Roman" w:hAnsi="Calibri" w:cs="Calibri"/>
-                <w:color w:val="1A1A1A"/>
-                <w:sz w:val="22"/>
-                <w:szCs w:val="22"/>
-              </w:rPr>
-              <w:t xml:space="preserve"> </w:t>
+              <w:t xml:space="preserve">, </w:t>
             </w:r>
             <w:r>
               <w:rPr>
@@ -7434,7 +7517,7 @@
                 <w:sz w:val="22"/>
                 <w:szCs w:val="22"/>
               </w:rPr>
-              <w:t>Website Admin app</w:t>
+              <w:t>Website Admin</w:t>
             </w:r>
           </w:p>
         </w:tc>
@@ -7470,39 +7553,32 @@
                 <w:rStyle w:val="HTMLCode"/>
                 <w:color w:val="1A1A1A"/>
               </w:rPr>
-              <w:t>website_accounts</w:t>
-            </w:r>
-            <w:r>
-              <w:rPr>
-                <w:rFonts w:ascii="Calibri" w:eastAsia="Times New Roman" w:hAnsi="Calibri" w:cs="Calibri"/>
-                <w:color w:val="1A1A1A"/>
-                <w:sz w:val="22"/>
-                <w:szCs w:val="22"/>
-              </w:rPr>
-              <w:t xml:space="preserve">, </w:t>
+              <w:t>inquiries</w:t>
+            </w:r>
+            <w:r>
+              <w:rPr>
+                <w:rFonts w:ascii="Calibri" w:eastAsia="Times New Roman" w:hAnsi="Calibri" w:cs="Calibri"/>
+                <w:color w:val="1A1A1A"/>
+                <w:sz w:val="22"/>
+                <w:szCs w:val="22"/>
+              </w:rPr>
+              <w:t xml:space="preserve"> (Website Admin logins are rows in </w:t>
             </w:r>
             <w:r>
               <w:rPr>
                 <w:rStyle w:val="HTMLCode"/>
                 <w:color w:val="1A1A1A"/>
               </w:rPr>
-              <w:t>website_login_logs</w:t>
-            </w:r>
-            <w:r>
-              <w:rPr>
-                <w:rFonts w:ascii="Calibri" w:eastAsia="Times New Roman" w:hAnsi="Calibri" w:cs="Calibri"/>
-                <w:color w:val="1A1A1A"/>
-                <w:sz w:val="22"/>
-                <w:szCs w:val="22"/>
-              </w:rPr>
-              <w:t xml:space="preserve">, </w:t>
-            </w:r>
-            <w:r>
-              <w:rPr>
-                <w:rStyle w:val="HTMLCode"/>
-                <w:color w:val="1A1A1A"/>
-              </w:rPr>
-              <w:t>inquiries</w:t>
+              <w:t>users</w:t>
+            </w:r>
+            <w:r>
+              <w:rPr>
+                <w:rFonts w:ascii="Calibri" w:eastAsia="Times New Roman" w:hAnsi="Calibri" w:cs="Calibri"/>
+                <w:color w:val="1A1A1A"/>
+                <w:sz w:val="22"/>
+                <w:szCs w:val="22"/>
+              </w:rPr>
+              <w:t>)</w:t>
             </w:r>
           </w:p>
         </w:tc>
@@ -7696,39 +7772,37 @@
           <w:szCs w:val="19"/>
           <w:shd w:val="clear" w:color="auto" w:fill="F2F2F2"/>
         </w:rPr>
-        <w:t xml:space="preserve">   sub_jobs -----------&gt; | projects  | &lt;---- change_orders</w:t>
-      </w:r>
-    </w:p>
-    <w:p>
-      <w:pPr>
-        <w:pStyle w:val="HTMLPreformatted"/>
+        <w:t xml:space="preserve">   sub_jobs -----------&gt; </w:t>
+      </w:r>
+      <w:r>
         <w:rPr>
           <w:color w:val="1A1A1A"/>
           <w:sz w:val="19"/>
           <w:szCs w:val="19"/>
           <w:shd w:val="clear" w:color="auto" w:fill="F2F2F2"/>
         </w:rPr>
-      </w:pPr>
-      <w:r>
+        <w:t>| projects  | &lt;---- change_orders</w:t>
+      </w:r>
+    </w:p>
+    <w:p>
+      <w:pPr>
+        <w:pStyle w:val="HTMLPreformatted"/>
         <w:rPr>
           <w:color w:val="1A1A1A"/>
           <w:sz w:val="19"/>
           <w:szCs w:val="19"/>
           <w:shd w:val="clear" w:color="auto" w:fill="F2F2F2"/>
         </w:rPr>
-        <w:t xml:space="preserve">                         +-----------+</w:t>
-      </w:r>
-    </w:p>
-    <w:p>
-      <w:pPr>
-        <w:pStyle w:val="HTMLPreformatted"/>
+      </w:pPr>
+      <w:r>
         <w:rPr>
           <w:color w:val="1A1A1A"/>
           <w:sz w:val="19"/>
           <w:szCs w:val="19"/>
           <w:shd w:val="clear" w:color="auto" w:fill="F2F2F2"/>
         </w:rPr>
-      </w:pPr>
+        <w:t xml:space="preserve">                         +-----------+</w:t>
+      </w:r>
     </w:p>
     <w:p>
       <w:pPr>
@@ -7740,15 +7814,17 @@
           <w:shd w:val="clear" w:color="auto" w:fill="F2F2F2"/>
         </w:rPr>
       </w:pPr>
-      <w:r>
+    </w:p>
+    <w:p>
+      <w:pPr>
+        <w:pStyle w:val="HTMLPreformatted"/>
         <w:rPr>
           <w:color w:val="1A1A1A"/>
           <w:sz w:val="19"/>
           <w:szCs w:val="19"/>
           <w:shd w:val="clear" w:color="auto" w:fill="F2F2F2"/>
         </w:rPr>
-        <w:t xml:space="preserve">   employees &lt;---- users          </w:t>
-      </w:r>
+      </w:pPr>
       <w:r>
         <w:rPr>
           <w:color w:val="1A1A1A"/>
@@ -7756,7 +7832,7 @@
           <w:szCs w:val="19"/>
           <w:shd w:val="clear" w:color="auto" w:fill="F2F2F2"/>
         </w:rPr>
-        <w:t>(a login belongs to an employee)</w:t>
+        <w:t xml:space="preserve">   employees &lt;---- users          (a login belongs to an employee)</w:t>
       </w:r>
     </w:p>
     <w:p>
@@ -8310,16 +8386,7 @@
                 <w:sz w:val="22"/>
                 <w:szCs w:val="22"/>
               </w:rPr>
-              <w:t xml:space="preserve"> </w:t>
-            </w:r>
-            <w:r>
-              <w:rPr>
-                <w:rFonts w:ascii="Calibri" w:eastAsia="Times New Roman" w:hAnsi="Calibri" w:cs="Calibri"/>
-                <w:color w:val="1A1A1A"/>
-                <w:sz w:val="22"/>
-                <w:szCs w:val="22"/>
-              </w:rPr>
-              <w:t>with bcrypt. The real password is never stored, so nobody can read it, not even an Admin.</w:t>
+              <w:t xml:space="preserve"> with bcrypt. The real password is never stored, so nobody can read it, not even an Admin.</w:t>
             </w:r>
           </w:p>
         </w:tc>
@@ -8471,7 +8538,7 @@
                 <w:sz w:val="22"/>
                 <w:szCs w:val="22"/>
               </w:rPr>
-              <w:t>Admin / Supervisor / Employee</w:t>
+              <w:t>Admin / Supervisor / Employee / Website Admin</w:t>
             </w:r>
           </w:p>
         </w:tc>
@@ -8547,7 +8614,7 @@
                 <w:sz w:val="22"/>
                 <w:szCs w:val="22"/>
               </w:rPr>
-              <w:t>HR &amp; Payroll / Inventory / Subcontractors / Receipts; empty for Admins (check rule)</w:t>
+              <w:t>HR &amp; Payroll / Inventory / Subcontractors / Receipts; empty for Admins and Website Admins (check rule)</w:t>
             </w:r>
           </w:p>
         </w:tc>
@@ -8791,7 +8858,16 @@
                 <w:sz w:val="22"/>
                 <w:szCs w:val="22"/>
               </w:rPr>
-              <w:t>Admins' password recovery; the answer is scrambled like a password</w:t>
+              <w:t xml:space="preserve">Admins' </w:t>
+            </w:r>
+            <w:r>
+              <w:rPr>
+                <w:rFonts w:ascii="Calibri" w:eastAsia="Times New Roman" w:hAnsi="Calibri" w:cs="Calibri"/>
+                <w:color w:val="1A1A1A"/>
+                <w:sz w:val="22"/>
+                <w:szCs w:val="22"/>
+              </w:rPr>
+              <w:t>password recovery; the answer is scrambled like a password</w:t>
             </w:r>
           </w:p>
         </w:tc>
@@ -8998,7 +9074,16 @@
           <w:sz w:val="22"/>
           <w:szCs w:val="22"/>
         </w:rPr>
-        <w:t xml:space="preserve">, </w:t>
+        <w:t>,</w:t>
+      </w:r>
+      <w:r>
+        <w:rPr>
+          <w:rFonts w:ascii="Calibri" w:hAnsi="Calibri" w:cs="Calibri"/>
+          <w:color w:val="1A1A1A"/>
+          <w:sz w:val="22"/>
+          <w:szCs w:val="22"/>
+        </w:rPr>
+        <w:t xml:space="preserve"> </w:t>
       </w:r>
       <w:r>
         <w:rPr>
@@ -9044,7 +9129,7 @@
         <w:rPr>
           <w:rFonts w:ascii="Calibri" w:eastAsia="Times New Roman" w:hAnsi="Calibri" w:cs="Calibri"/>
         </w:rPr>
-        <w:t>website_accounts and website_login_logs: the Website Admin app's own sign-in</w:t>
+        <w:t>Website Admin logins</w:t>
       </w:r>
     </w:p>
     <w:p>
@@ -9064,7 +9149,7 @@
           <w:sz w:val="22"/>
           <w:szCs w:val="22"/>
         </w:rPr>
-        <w:t xml:space="preserve">The separate Website Admin app has its </w:t>
+        <w:t xml:space="preserve">There is </w:t>
       </w:r>
       <w:r>
         <w:rPr>
@@ -9074,16 +9159,16 @@
           <w:sz w:val="22"/>
           <w:szCs w:val="22"/>
         </w:rPr>
-        <w:t>own</w:t>
-      </w:r>
-      <w:r>
-        <w:rPr>
-          <w:rFonts w:ascii="Calibri" w:hAnsi="Calibri" w:cs="Calibri"/>
-          <w:color w:val="1A1A1A"/>
-          <w:sz w:val="22"/>
-          <w:szCs w:val="22"/>
-        </w:rPr>
-        <w:t xml:space="preserve"> accounts, not the office app's </w:t>
+        <w:t>one</w:t>
+      </w:r>
+      <w:r>
+        <w:rPr>
+          <w:rFonts w:ascii="Calibri" w:hAnsi="Calibri" w:cs="Calibri"/>
+          <w:color w:val="1A1A1A"/>
+          <w:sz w:val="22"/>
+          <w:szCs w:val="22"/>
+        </w:rPr>
+        <w:t xml:space="preserve"> list of logins for both the office app and the Website Admin screens: </w:t>
       </w:r>
       <w:r>
         <w:rPr>
@@ -9099,13 +9184,29 @@
           <w:sz w:val="22"/>
           <w:szCs w:val="22"/>
         </w:rPr>
-        <w:t xml:space="preserve">. </w:t>
+        <w:t xml:space="preserve">. A Website Admin is a row with </w:t>
       </w:r>
       <w:r>
         <w:rPr>
           <w:rStyle w:val="HTMLCode"/>
           <w:color w:val="1A1A1A"/>
         </w:rPr>
+        <w:t>level</w:t>
+      </w:r>
+      <w:r>
+        <w:rPr>
+          <w:rFonts w:ascii="Calibri" w:hAnsi="Calibri" w:cs="Calibri"/>
+          <w:color w:val="1A1A1A"/>
+          <w:sz w:val="22"/>
+          <w:szCs w:val="22"/>
+        </w:rPr>
+        <w:t xml:space="preserve"> = Website Admin and no department (script 011). At first the Website Admin app had its own tables (</w:t>
+      </w:r>
+      <w:r>
+        <w:rPr>
+          <w:rStyle w:val="HTMLCode"/>
+          <w:color w:val="1A1A1A"/>
+        </w:rPr>
         <w:t>website_accounts</w:t>
       </w:r>
       <w:r>
@@ -9115,167 +9216,80 @@
           <w:sz w:val="22"/>
           <w:szCs w:val="22"/>
         </w:rPr>
-        <w:t xml:space="preserve"> holds </w:t>
+        <w:t xml:space="preserve">, </w:t>
       </w:r>
       <w:r>
         <w:rPr>
           <w:rStyle w:val="HTMLCode"/>
           <w:color w:val="1A1A1A"/>
         </w:rPr>
-        <w:t>username</w:t>
-      </w:r>
-      <w:r>
-        <w:rPr>
-          <w:rFonts w:ascii="Calibri" w:hAnsi="Calibri" w:cs="Calibri"/>
-          <w:color w:val="1A1A1A"/>
-          <w:sz w:val="22"/>
-          <w:szCs w:val="22"/>
-        </w:rPr>
-        <w:t xml:space="preserve"> (unique ignoring capital letters, through a unique index on </w:t>
+        <w:t>website_login_logs</w:t>
+      </w:r>
+      <w:r>
+        <w:rPr>
+          <w:rFonts w:ascii="Calibri" w:hAnsi="Calibri" w:cs="Calibri"/>
+          <w:color w:val="1A1A1A"/>
+          <w:sz w:val="22"/>
+          <w:szCs w:val="22"/>
+        </w:rPr>
+        <w:t xml:space="preserve">, scripts 008 and 009); script 011 copied those accounts (with their passwords), their sign-in history and their inquiry follow-ups into </w:t>
       </w:r>
       <w:r>
         <w:rPr>
           <w:rStyle w:val="HTMLCode"/>
           <w:color w:val="1A1A1A"/>
         </w:rPr>
-        <w:t>LOWER(username)</w:t>
-      </w:r>
-      <w:r>
-        <w:rPr>
-          <w:rFonts w:ascii="Calibri" w:hAnsi="Calibri" w:cs="Calibri"/>
-          <w:color w:val="1A1A1A"/>
-          <w:sz w:val="22"/>
-          <w:szCs w:val="22"/>
-        </w:rPr>
-        <w:t xml:space="preserve">), </w:t>
+        <w:t>users</w:t>
+      </w:r>
+      <w:r>
+        <w:rPr>
+          <w:rFonts w:ascii="Calibri" w:hAnsi="Calibri" w:cs="Calibri"/>
+          <w:color w:val="1A1A1A"/>
+          <w:sz w:val="22"/>
+          <w:szCs w:val="22"/>
+        </w:rPr>
+        <w:t xml:space="preserve">, </w:t>
       </w:r>
       <w:r>
         <w:rPr>
           <w:rStyle w:val="HTMLCode"/>
           <w:color w:val="1A1A1A"/>
         </w:rPr>
-        <w:t>password_hash</w:t>
-      </w:r>
-      <w:r>
-        <w:rPr>
-          <w:rFonts w:ascii="Calibri" w:hAnsi="Calibri" w:cs="Calibri"/>
-          <w:color w:val="1A1A1A"/>
-          <w:sz w:val="22"/>
-          <w:szCs w:val="22"/>
-        </w:rPr>
-        <w:t xml:space="preserve"> (bcrypt), </w:t>
+        <w:t>login_logs</w:t>
+      </w:r>
+      <w:r>
+        <w:rPr>
+          <w:rFonts w:ascii="Calibri" w:hAnsi="Calibri" w:cs="Calibri"/>
+          <w:color w:val="1A1A1A"/>
+          <w:sz w:val="22"/>
+          <w:szCs w:val="22"/>
+        </w:rPr>
+        <w:t xml:space="preserve"> </w:t>
+      </w:r>
+      <w:r>
+        <w:rPr>
+          <w:rFonts w:ascii="Calibri" w:hAnsi="Calibri" w:cs="Calibri"/>
+          <w:color w:val="1A1A1A"/>
+          <w:sz w:val="22"/>
+          <w:szCs w:val="22"/>
+        </w:rPr>
+        <w:t xml:space="preserve">and </w:t>
       </w:r>
       <w:r>
         <w:rPr>
           <w:rStyle w:val="HTMLCode"/>
           <w:color w:val="1A1A1A"/>
         </w:rPr>
-        <w:t>full_name</w:t>
-      </w:r>
-      <w:r>
-        <w:rPr>
-          <w:rFonts w:ascii="Calibri" w:hAnsi="Calibri" w:cs="Calibri"/>
-          <w:color w:val="1A1A1A"/>
-          <w:sz w:val="22"/>
-          <w:szCs w:val="22"/>
-        </w:rPr>
-        <w:t xml:space="preserve">, </w:t>
-      </w:r>
-      <w:r>
-        <w:rPr>
-          <w:rStyle w:val="HTMLCode"/>
-          <w:color w:val="1A1A1A"/>
-        </w:rPr>
-        <w:t>status</w:t>
-      </w:r>
-      <w:r>
-        <w:rPr>
-          <w:rFonts w:ascii="Calibri" w:hAnsi="Calibri" w:cs="Calibri"/>
-          <w:color w:val="1A1A1A"/>
-          <w:sz w:val="22"/>
-          <w:szCs w:val="22"/>
-        </w:rPr>
-        <w:t xml:space="preserve"> (Active / Locked / Disabled), </w:t>
-      </w:r>
-      <w:r>
-        <w:rPr>
-          <w:rStyle w:val="HTMLCode"/>
-          <w:color w:val="1A1A1A"/>
-        </w:rPr>
-        <w:t>is_main</w:t>
-      </w:r>
-      <w:r>
-        <w:rPr>
-          <w:rFonts w:ascii="Calibri" w:hAnsi="Calibri" w:cs="Calibri"/>
-          <w:color w:val="1A1A1A"/>
-          <w:sz w:val="22"/>
-          <w:szCs w:val="22"/>
-        </w:rPr>
-        <w:t xml:space="preserve"> (a main account manages the others; script 009), </w:t>
-      </w:r>
-      <w:r>
-        <w:rPr>
-          <w:rStyle w:val="HTMLCode"/>
-          <w:color w:val="1A1A1A"/>
-        </w:rPr>
-        <w:t>failed_login_count</w:t>
-      </w:r>
-      <w:r>
-        <w:rPr>
-          <w:rFonts w:ascii="Calibri" w:hAnsi="Calibri" w:cs="Calibri"/>
-          <w:color w:val="1A1A1A"/>
-          <w:sz w:val="22"/>
-          <w:szCs w:val="22"/>
-        </w:rPr>
-        <w:t xml:space="preserve">, </w:t>
-      </w:r>
-      <w:r>
-        <w:rPr>
-          <w:rStyle w:val="HTMLCode"/>
-          <w:color w:val="1A1A1A"/>
-        </w:rPr>
-        <w:t>last_login_at</w:t>
-      </w:r>
-      <w:r>
-        <w:rPr>
-          <w:rFonts w:ascii="Calibri" w:hAnsi="Calibri" w:cs="Calibri"/>
-          <w:color w:val="1A1A1A"/>
-          <w:sz w:val="22"/>
-          <w:szCs w:val="22"/>
-        </w:rPr>
-        <w:t xml:space="preserve">. </w:t>
-      </w:r>
-      <w:r>
-        <w:rPr>
-          <w:rStyle w:val="HTMLCode"/>
-          <w:color w:val="1A1A1A"/>
-        </w:rPr>
-        <w:t>website_login_logs</w:t>
-      </w:r>
-      <w:r>
-        <w:rPr>
-          <w:rFonts w:ascii="Calibri" w:hAnsi="Calibri" w:cs="Calibri"/>
-          <w:color w:val="1A1A1A"/>
-          <w:sz w:val="22"/>
-          <w:szCs w:val="22"/>
-        </w:rPr>
-        <w:t xml:space="preserve"> is its sign-in diary, built like </w:t>
-      </w:r>
-      <w:r>
-        <w:rPr>
-          <w:rStyle w:val="HTMLCode"/>
-          <w:color w:val="1A1A1A"/>
-        </w:rPr>
-        <w:t>login_logs</w:t>
-      </w:r>
-      <w:r>
-        <w:rPr>
-          <w:rFonts w:ascii="Calibri" w:hAnsi="Calibri" w:cs="Calibri"/>
-          <w:color w:val="1A1A1A"/>
-          <w:sz w:val="22"/>
-          <w:szCs w:val="22"/>
-        </w:rPr>
-        <w:t>. Nothing links the two account tables, so an office login can't sign in to the Website Admin app.</w:t>
+        <w:t>inquiries</w:t>
+      </w:r>
+      <w:r>
+        <w:rPr>
+          <w:rFonts w:ascii="Calibri" w:hAnsi="Calibri" w:cs="Calibri"/>
+          <w:color w:val="1A1A1A"/>
+          <w:sz w:val="22"/>
+          <w:szCs w:val="22"/>
+        </w:rPr>
+        <w:t>, then removed the old tables.</w:t>
       </w:r>
     </w:p>
     <w:p>
@@ -9476,7 +9490,23 @@
           <w:sz w:val="22"/>
           <w:szCs w:val="22"/>
         </w:rPr>
-        <w:t xml:space="preserve"> (a Website Admin account), </w:t>
+        <w:t xml:space="preserve"> (the login in </w:t>
+      </w:r>
+      <w:r>
+        <w:rPr>
+          <w:rStyle w:val="HTMLCode"/>
+          <w:color w:val="1A1A1A"/>
+        </w:rPr>
+        <w:t>users</w:t>
+      </w:r>
+      <w:r>
+        <w:rPr>
+          <w:rFonts w:ascii="Calibri" w:hAnsi="Calibri" w:cs="Calibri"/>
+          <w:color w:val="1A1A1A"/>
+          <w:sz w:val="22"/>
+          <w:szCs w:val="22"/>
+        </w:rPr>
+        <w:t xml:space="preserve"> who last changed it: a Website Admin or an Admin), </w:t>
       </w:r>
       <w:r>
         <w:rPr>
@@ -19994,7 +20024,7 @@
         <w:pStyle w:val="NormalWeb"/>
         <w:shd w:val="clear" w:color="auto" w:fill="EEF2F8"/>
         <w:ind w:right="720"/>
-        <w:divId w:val="1437868767"/>
+        <w:divId w:val="1749305157"/>
         <w:rPr>
           <w:rFonts w:ascii="Calibri" w:hAnsi="Calibri" w:cs="Calibri"/>
           <w:color w:val="404040"/>
@@ -23202,9 +23232,9 @@
 <file path=word/numbering.xml><?xml version="1.0" encoding="utf-8"?>
 <w:numbering xmlns:wpc="http://schemas.microsoft.com/office/word/2010/wordprocessingCanvas" xmlns:cx="http://schemas.microsoft.com/office/drawing/2014/chartex" xmlns:cx1="http://schemas.microsoft.com/office/drawing/2015/9/8/chartex" xmlns:cx2="http://schemas.microsoft.com/office/drawing/2015/10/21/chartex" xmlns:cx3="http://schemas.microsoft.com/office/drawing/2016/5/9/chartex" xmlns:cx4="http://schemas.microsoft.com/office/drawing/2016/5/10/chartex" xmlns:cx5="http://schemas.microsoft.com/office/drawing/2016/5/11/chartex" xmlns:cx6="http://schemas.microsoft.com/office/drawing/2016/5/12/chartex" xmlns:cx7="http://schemas.microsoft.com/office/drawing/2016/5/13/chartex" xmlns:cx8="http://schemas.microsoft.com/office/drawing/2016/5/14/chartex" xmlns:mc="http://schemas.openxmlformats.org/markup-compatibility/2006" xmlns:aink="http://schemas.microsoft.com/office/drawing/2016/ink" xmlns:am3d="http://schemas.microsoft.com/office/drawing/2017/model3d" xmlns:o="urn:schemas-microsoft-com:office:office" xmlns:oel="http://schemas.microsoft.com/office/2019/extlst" xmlns:r="http://schemas.openxmlformats.org/officeDocument/2006/relationships" xmlns:m="http://schemas.openxmlformats.org/officeDocument/2006/math" xmlns:v="urn:schemas-microsoft-com:vml" xmlns:wp14="http://schemas.microsoft.com/office/word/2010/wordprocessingDrawing" xmlns:wp="http://schemas.openxmlformats.org/drawingml/2006/wordprocessingDrawing" xmlns:w10="urn:schemas-microsoft-com:office:word" xmlns:w="http://schemas.openxmlformats.org/wordprocessingml/2006/main" xmlns:w14="http://schemas.microsoft.com/office/word/2010/wordml" xmlns:w15="http://schemas.microsoft.com/office/word/2012/wordml" xmlns:w16cex="http://schemas.microsoft.com/office/word/2018/wordml/cex" xmlns:w16cid="http://schemas.microsoft.com/office/word/2016/wordml/cid" xmlns:w16="http://schemas.microsoft.com/office/word/2018/wordml" xmlns:w16du="http://schemas.microsoft.com/office/word/2023/wordml/word16du" xmlns:w16sdtdh="http://schemas.microsoft.com/office/word/2020/wordml/sdtdatahash" xmlns:w16sdtfl="http://schemas.microsoft.com/office/word/2024/wordml/sdtformatlock" xmlns:w16se="http://schemas.microsoft.com/office/word/2015/wordml/symex" xmlns:wpg="http://schemas.microsoft.com/office/word/2010/wordprocessingGroup" xmlns:wpi="http://schemas.microsoft.com/office/word/2010/wordprocessingInk" xmlns:wne="http://schemas.microsoft.com/office/word/2006/wordml" xmlns:wps="http://schemas.microsoft.com/office/word/2010/wordprocessingShape" mc:Ignorable="w14 w15 w16se w16cid w16 w16cex w16sdtdh w16sdtfl w16du wp14">
   <w:abstractNum w:abstractNumId="0" w15:restartNumberingAfterBreak="0">
-    <w:nsid w:val="07FB53B3"/>
+    <w:nsid w:val="058C7BC6"/>
     <w:multiLevelType w:val="multilevel"/>
-    <w:tmpl w:val="A0BA78D0"/>
+    <w:tmpl w:val="7018D328"/>
     <w:lvl w:ilvl="0">
       <w:start w:val="1"/>
       <w:numFmt w:val="bullet"/>
@@ -23351,9 +23381,9 @@
     </w:lvl>
   </w:abstractNum>
   <w:abstractNum w:abstractNumId="1" w15:restartNumberingAfterBreak="0">
-    <w:nsid w:val="1AE86514"/>
+    <w:nsid w:val="0F4276B9"/>
     <w:multiLevelType w:val="multilevel"/>
-    <w:tmpl w:val="DBD03F50"/>
+    <w:tmpl w:val="ACD2746A"/>
     <w:lvl w:ilvl="0">
       <w:start w:val="1"/>
       <w:numFmt w:val="bullet"/>
@@ -23500,9 +23530,9 @@
     </w:lvl>
   </w:abstractNum>
   <w:abstractNum w:abstractNumId="2" w15:restartNumberingAfterBreak="0">
-    <w:nsid w:val="22C773F7"/>
+    <w:nsid w:val="28061A48"/>
     <w:multiLevelType w:val="multilevel"/>
-    <w:tmpl w:val="49165CFC"/>
+    <w:tmpl w:val="FDF8CDCE"/>
     <w:lvl w:ilvl="0">
       <w:start w:val="1"/>
       <w:numFmt w:val="bullet"/>
@@ -23649,9 +23679,9 @@
     </w:lvl>
   </w:abstractNum>
   <w:abstractNum w:abstractNumId="3" w15:restartNumberingAfterBreak="0">
-    <w:nsid w:val="4F0E7FAA"/>
+    <w:nsid w:val="30346A16"/>
     <w:multiLevelType w:val="multilevel"/>
-    <w:tmpl w:val="DFF09E7C"/>
+    <w:tmpl w:val="4DB23204"/>
     <w:lvl w:ilvl="0">
       <w:start w:val="1"/>
       <w:numFmt w:val="decimal"/>
@@ -23762,9 +23792,9 @@
     </w:lvl>
   </w:abstractNum>
   <w:abstractNum w:abstractNumId="4" w15:restartNumberingAfterBreak="0">
-    <w:nsid w:val="4F5947C5"/>
+    <w:nsid w:val="4DA62320"/>
     <w:multiLevelType w:val="multilevel"/>
-    <w:tmpl w:val="0D50F432"/>
+    <w:tmpl w:val="29C00B46"/>
     <w:lvl w:ilvl="0">
       <w:start w:val="1"/>
       <w:numFmt w:val="bullet"/>
@@ -23911,122 +23941,9 @@
     </w:lvl>
   </w:abstractNum>
   <w:abstractNum w:abstractNumId="5" w15:restartNumberingAfterBreak="0">
-    <w:nsid w:val="61751594"/>
+    <w:nsid w:val="52BE0B69"/>
     <w:multiLevelType w:val="multilevel"/>
-    <w:tmpl w:val="E59AD50A"/>
-    <w:lvl w:ilvl="0">
-      <w:start w:val="1"/>
-      <w:numFmt w:val="decimal"/>
-      <w:lvlText w:val="%1."/>
-      <w:lvlJc w:val="left"/>
-      <w:pPr>
-        <w:tabs>
-          <w:tab w:val="num" w:pos="720"/>
-        </w:tabs>
-        <w:ind w:left="720" w:hanging="360"/>
-      </w:pPr>
-    </w:lvl>
-    <w:lvl w:ilvl="1" w:tentative="1">
-      <w:start w:val="1"/>
-      <w:numFmt w:val="decimal"/>
-      <w:lvlText w:val="%2."/>
-      <w:lvlJc w:val="left"/>
-      <w:pPr>
-        <w:tabs>
-          <w:tab w:val="num" w:pos="1440"/>
-        </w:tabs>
-        <w:ind w:left="1440" w:hanging="360"/>
-      </w:pPr>
-    </w:lvl>
-    <w:lvl w:ilvl="2" w:tentative="1">
-      <w:start w:val="1"/>
-      <w:numFmt w:val="decimal"/>
-      <w:lvlText w:val="%3."/>
-      <w:lvlJc w:val="left"/>
-      <w:pPr>
-        <w:tabs>
-          <w:tab w:val="num" w:pos="2160"/>
-        </w:tabs>
-        <w:ind w:left="2160" w:hanging="360"/>
-      </w:pPr>
-    </w:lvl>
-    <w:lvl w:ilvl="3" w:tentative="1">
-      <w:start w:val="1"/>
-      <w:numFmt w:val="decimal"/>
-      <w:lvlText w:val="%4."/>
-      <w:lvlJc w:val="left"/>
-      <w:pPr>
-        <w:tabs>
-          <w:tab w:val="num" w:pos="2880"/>
-        </w:tabs>
-        <w:ind w:left="2880" w:hanging="360"/>
-      </w:pPr>
-    </w:lvl>
-    <w:lvl w:ilvl="4" w:tentative="1">
-      <w:start w:val="1"/>
-      <w:numFmt w:val="decimal"/>
-      <w:lvlText w:val="%5."/>
-      <w:lvlJc w:val="left"/>
-      <w:pPr>
-        <w:tabs>
-          <w:tab w:val="num" w:pos="3600"/>
-        </w:tabs>
-        <w:ind w:left="3600" w:hanging="360"/>
-      </w:pPr>
-    </w:lvl>
-    <w:lvl w:ilvl="5" w:tentative="1">
-      <w:start w:val="1"/>
-      <w:numFmt w:val="decimal"/>
-      <w:lvlText w:val="%6."/>
-      <w:lvlJc w:val="left"/>
-      <w:pPr>
-        <w:tabs>
-          <w:tab w:val="num" w:pos="4320"/>
-        </w:tabs>
-        <w:ind w:left="4320" w:hanging="360"/>
-      </w:pPr>
-    </w:lvl>
-    <w:lvl w:ilvl="6" w:tentative="1">
-      <w:start w:val="1"/>
-      <w:numFmt w:val="decimal"/>
-      <w:lvlText w:val="%7."/>
-      <w:lvlJc w:val="left"/>
-      <w:pPr>
-        <w:tabs>
-          <w:tab w:val="num" w:pos="5040"/>
-        </w:tabs>
-        <w:ind w:left="5040" w:hanging="360"/>
-      </w:pPr>
-    </w:lvl>
-    <w:lvl w:ilvl="7" w:tentative="1">
-      <w:start w:val="1"/>
-      <w:numFmt w:val="decimal"/>
-      <w:lvlText w:val="%8."/>
-      <w:lvlJc w:val="left"/>
-      <w:pPr>
-        <w:tabs>
-          <w:tab w:val="num" w:pos="5760"/>
-        </w:tabs>
-        <w:ind w:left="5760" w:hanging="360"/>
-      </w:pPr>
-    </w:lvl>
-    <w:lvl w:ilvl="8" w:tentative="1">
-      <w:start w:val="1"/>
-      <w:numFmt w:val="decimal"/>
-      <w:lvlText w:val="%9."/>
-      <w:lvlJc w:val="left"/>
-      <w:pPr>
-        <w:tabs>
-          <w:tab w:val="num" w:pos="6480"/>
-        </w:tabs>
-        <w:ind w:left="6480" w:hanging="360"/>
-      </w:pPr>
-    </w:lvl>
-  </w:abstractNum>
-  <w:abstractNum w:abstractNumId="6" w15:restartNumberingAfterBreak="0">
-    <w:nsid w:val="62F05937"/>
-    <w:multiLevelType w:val="multilevel"/>
-    <w:tmpl w:val="A6E8B72A"/>
+    <w:tmpl w:val="EDDEE926"/>
     <w:lvl w:ilvl="0">
       <w:start w:val="1"/>
       <w:numFmt w:val="bullet"/>
@@ -24172,10 +24089,123 @@
       </w:rPr>
     </w:lvl>
   </w:abstractNum>
+  <w:abstractNum w:abstractNumId="6" w15:restartNumberingAfterBreak="0">
+    <w:nsid w:val="538274A5"/>
+    <w:multiLevelType w:val="multilevel"/>
+    <w:tmpl w:val="78C0D308"/>
+    <w:lvl w:ilvl="0">
+      <w:start w:val="1"/>
+      <w:numFmt w:val="decimal"/>
+      <w:lvlText w:val="%1."/>
+      <w:lvlJc w:val="left"/>
+      <w:pPr>
+        <w:tabs>
+          <w:tab w:val="num" w:pos="720"/>
+        </w:tabs>
+        <w:ind w:left="720" w:hanging="360"/>
+      </w:pPr>
+    </w:lvl>
+    <w:lvl w:ilvl="1" w:tentative="1">
+      <w:start w:val="1"/>
+      <w:numFmt w:val="decimal"/>
+      <w:lvlText w:val="%2."/>
+      <w:lvlJc w:val="left"/>
+      <w:pPr>
+        <w:tabs>
+          <w:tab w:val="num" w:pos="1440"/>
+        </w:tabs>
+        <w:ind w:left="1440" w:hanging="360"/>
+      </w:pPr>
+    </w:lvl>
+    <w:lvl w:ilvl="2" w:tentative="1">
+      <w:start w:val="1"/>
+      <w:numFmt w:val="decimal"/>
+      <w:lvlText w:val="%3."/>
+      <w:lvlJc w:val="left"/>
+      <w:pPr>
+        <w:tabs>
+          <w:tab w:val="num" w:pos="2160"/>
+        </w:tabs>
+        <w:ind w:left="2160" w:hanging="360"/>
+      </w:pPr>
+    </w:lvl>
+    <w:lvl w:ilvl="3" w:tentative="1">
+      <w:start w:val="1"/>
+      <w:numFmt w:val="decimal"/>
+      <w:lvlText w:val="%4."/>
+      <w:lvlJc w:val="left"/>
+      <w:pPr>
+        <w:tabs>
+          <w:tab w:val="num" w:pos="2880"/>
+        </w:tabs>
+        <w:ind w:left="2880" w:hanging="360"/>
+      </w:pPr>
+    </w:lvl>
+    <w:lvl w:ilvl="4" w:tentative="1">
+      <w:start w:val="1"/>
+      <w:numFmt w:val="decimal"/>
+      <w:lvlText w:val="%5."/>
+      <w:lvlJc w:val="left"/>
+      <w:pPr>
+        <w:tabs>
+          <w:tab w:val="num" w:pos="3600"/>
+        </w:tabs>
+        <w:ind w:left="3600" w:hanging="360"/>
+      </w:pPr>
+    </w:lvl>
+    <w:lvl w:ilvl="5" w:tentative="1">
+      <w:start w:val="1"/>
+      <w:numFmt w:val="decimal"/>
+      <w:lvlText w:val="%6."/>
+      <w:lvlJc w:val="left"/>
+      <w:pPr>
+        <w:tabs>
+          <w:tab w:val="num" w:pos="4320"/>
+        </w:tabs>
+        <w:ind w:left="4320" w:hanging="360"/>
+      </w:pPr>
+    </w:lvl>
+    <w:lvl w:ilvl="6" w:tentative="1">
+      <w:start w:val="1"/>
+      <w:numFmt w:val="decimal"/>
+      <w:lvlText w:val="%7."/>
+      <w:lvlJc w:val="left"/>
+      <w:pPr>
+        <w:tabs>
+          <w:tab w:val="num" w:pos="5040"/>
+        </w:tabs>
+        <w:ind w:left="5040" w:hanging="360"/>
+      </w:pPr>
+    </w:lvl>
+    <w:lvl w:ilvl="7" w:tentative="1">
+      <w:start w:val="1"/>
+      <w:numFmt w:val="decimal"/>
+      <w:lvlText w:val="%8."/>
+      <w:lvlJc w:val="left"/>
+      <w:pPr>
+        <w:tabs>
+          <w:tab w:val="num" w:pos="5760"/>
+        </w:tabs>
+        <w:ind w:left="5760" w:hanging="360"/>
+      </w:pPr>
+    </w:lvl>
+    <w:lvl w:ilvl="8" w:tentative="1">
+      <w:start w:val="1"/>
+      <w:numFmt w:val="decimal"/>
+      <w:lvlText w:val="%9."/>
+      <w:lvlJc w:val="left"/>
+      <w:pPr>
+        <w:tabs>
+          <w:tab w:val="num" w:pos="6480"/>
+        </w:tabs>
+        <w:ind w:left="6480" w:hanging="360"/>
+      </w:pPr>
+    </w:lvl>
+  </w:abstractNum>
   <w:abstractNum w:abstractNumId="7" w15:restartNumberingAfterBreak="0">
-    <w:nsid w:val="71BD3FB2"/>
+    <w:nsid w:val="653914D9"/>
     <w:multiLevelType w:val="multilevel"/>
-    <w:tmpl w:val="C5CA68AA"/>
+    <w:tmpl w:val="DEE45EEC"/>
     <w:lvl w:ilvl="0">
       <w:start w:val="1"/>
       <w:numFmt w:val="bullet"/>
@@ -24322,9 +24352,9 @@
     </w:lvl>
   </w:abstractNum>
   <w:abstractNum w:abstractNumId="8" w15:restartNumberingAfterBreak="0">
-    <w:nsid w:val="7ADE5CE3"/>
+    <w:nsid w:val="6FCA68B2"/>
     <w:multiLevelType w:val="multilevel"/>
-    <w:tmpl w:val="611842DE"/>
+    <w:tmpl w:val="79B2388E"/>
     <w:lvl w:ilvl="0">
       <w:start w:val="1"/>
       <w:numFmt w:val="bullet"/>
@@ -24471,9 +24501,9 @@
     </w:lvl>
   </w:abstractNum>
   <w:abstractNum w:abstractNumId="9" w15:restartNumberingAfterBreak="0">
-    <w:nsid w:val="7F054909"/>
+    <w:nsid w:val="75D41FE1"/>
     <w:multiLevelType w:val="multilevel"/>
-    <w:tmpl w:val="654ECD94"/>
+    <w:tmpl w:val="5F781012"/>
     <w:lvl w:ilvl="0">
       <w:start w:val="1"/>
       <w:numFmt w:val="bullet"/>
@@ -24619,35 +24649,35 @@
       </w:rPr>
     </w:lvl>
   </w:abstractNum>
-  <w:num w:numId="1" w16cid:durableId="1764572920">
+  <w:num w:numId="1" w16cid:durableId="1546679543">
+    <w:abstractNumId w:val="4"/>
+  </w:num>
+  <w:num w:numId="2" w16cid:durableId="1905947473">
+    <w:abstractNumId w:val="5"/>
+  </w:num>
+  <w:num w:numId="3" w16cid:durableId="1717899269">
+    <w:abstractNumId w:val="2"/>
+  </w:num>
+  <w:num w:numId="4" w16cid:durableId="95057138">
     <w:abstractNumId w:val="7"/>
   </w:num>
-  <w:num w:numId="2" w16cid:durableId="781191351">
-    <w:abstractNumId w:val="0"/>
+  <w:num w:numId="5" w16cid:durableId="2029208088">
+    <w:abstractNumId w:val="9"/>
   </w:num>
-  <w:num w:numId="3" w16cid:durableId="507214909">
+  <w:num w:numId="6" w16cid:durableId="150610235">
+    <w:abstractNumId w:val="8"/>
+  </w:num>
+  <w:num w:numId="7" w16cid:durableId="901793855">
+    <w:abstractNumId w:val="1"/>
+  </w:num>
+  <w:num w:numId="8" w16cid:durableId="492725920">
+    <w:abstractNumId w:val="3"/>
+  </w:num>
+  <w:num w:numId="9" w16cid:durableId="712119933">
     <w:abstractNumId w:val="6"/>
   </w:num>
-  <w:num w:numId="4" w16cid:durableId="1523937179">
-    <w:abstractNumId w:val="4"/>
-  </w:num>
-  <w:num w:numId="5" w16cid:durableId="1247957373">
-    <w:abstractNumId w:val="2"/>
-  </w:num>
-  <w:num w:numId="6" w16cid:durableId="1261832537">
-    <w:abstractNumId w:val="8"/>
-  </w:num>
-  <w:num w:numId="7" w16cid:durableId="929236213">
-    <w:abstractNumId w:val="1"/>
-  </w:num>
-  <w:num w:numId="8" w16cid:durableId="1187669110">
-    <w:abstractNumId w:val="5"/>
-  </w:num>
-  <w:num w:numId="9" w16cid:durableId="1377242017">
-    <w:abstractNumId w:val="3"/>
-  </w:num>
-  <w:num w:numId="10" w16cid:durableId="645863975">
-    <w:abstractNumId w:val="9"/>
+  <w:num w:numId="10" w16cid:durableId="713240338">
+    <w:abstractNumId w:val="0"/>
   </w:num>
 </w:numbering>
 </file>

--- a/docs/Database Guide.docx
+++ b/docs/Database Guide.docx
@@ -40,7 +40,7 @@
       <w:pPr>
         <w:pStyle w:val="NormalWeb"/>
         <w:shd w:val="clear" w:color="auto" w:fill="EEF2F8"/>
-        <w:divId w:val="1109202861"/>
+        <w:divId w:val="322319731"/>
         <w:rPr>
           <w:rFonts w:ascii="Calibri" w:hAnsi="Calibri" w:cs="Calibri"/>
           <w:color w:val="404040"/>
@@ -10475,25 +10475,7 @@
           <w:sz w:val="22"/>
           <w:szCs w:val="22"/>
         </w:rPr>
-        <w:t xml:space="preserve"> </w:t>
-      </w:r>
-      <w:r>
-        <w:rPr>
-          <w:rFonts w:ascii="Calibri" w:hAnsi="Calibri" w:cs="Calibri"/>
-          <w:color w:val="1A1A1A"/>
-          <w:sz w:val="22"/>
-          <w:szCs w:val="22"/>
-        </w:rPr>
-        <w:t>→ employees,</w:t>
-      </w:r>
-      <w:r>
-        <w:rPr>
-          <w:rFonts w:ascii="Calibri" w:hAnsi="Calibri" w:cs="Calibri"/>
-          <w:color w:val="1A1A1A"/>
-          <w:sz w:val="22"/>
-          <w:szCs w:val="22"/>
-        </w:rPr>
-        <w:t xml:space="preserve"> </w:t>
+        <w:t xml:space="preserve"> → employees, </w:t>
       </w:r>
       <w:r>
         <w:rPr>
@@ -17506,8 +17488,8 @@
         <w:tblLook w:val="04A0" w:firstRow="1" w:lastRow="0" w:firstColumn="1" w:lastColumn="0" w:noHBand="0" w:noVBand="1"/>
       </w:tblPr>
       <w:tblGrid>
-        <w:gridCol w:w="3468"/>
-        <w:gridCol w:w="5876"/>
+        <w:gridCol w:w="3354"/>
+        <w:gridCol w:w="5990"/>
       </w:tblGrid>
       <w:tr>
         <w:trPr>
@@ -18023,7 +18005,7 @@
                 <w:sz w:val="22"/>
                 <w:szCs w:val="22"/>
               </w:rPr>
-              <w:t xml:space="preserve">, </w:t>
+              <w:t xml:space="preserve"> (all logins, including Website Admins), </w:t>
             </w:r>
             <w:r>
               <w:rPr>
@@ -19148,16 +19130,7 @@
                 <w:sz w:val="22"/>
                 <w:szCs w:val="22"/>
               </w:rPr>
-              <w:t xml:space="preserve"> </w:t>
-            </w:r>
-            <w:r>
-              <w:rPr>
-                <w:rFonts w:ascii="Calibri" w:eastAsia="Times New Roman" w:hAnsi="Calibri" w:cs="Calibri"/>
-                <w:color w:val="1A1A1A"/>
-                <w:sz w:val="22"/>
-                <w:szCs w:val="22"/>
-              </w:rPr>
-              <w:t xml:space="preserve">(+ delivery receipts read from </w:t>
+              <w:t xml:space="preserve"> (+ delivery receipts read from </w:t>
             </w:r>
             <w:r>
               <w:rPr>
@@ -19485,7 +19458,7 @@
           <w:sz w:val="22"/>
           <w:szCs w:val="22"/>
         </w:rPr>
-        <w:t>account statuses became Active / Locked / Disabled. If the DFD is used for a presentation, update those parts so it matches.</w:t>
+        <w:t>account statuses became Active / Locked / Disabled. Website Admin is no longer part of the office app: it has its own screens, opened by the same Tri-Stone Sign In with Website Admin logins (one account list). If the DFD is used for a presentation, update those parts so it matches.</w:t>
       </w:r>
     </w:p>
     <w:p>
@@ -20024,7 +19997,7 @@
         <w:pStyle w:val="NormalWeb"/>
         <w:shd w:val="clear" w:color="auto" w:fill="EEF2F8"/>
         <w:ind w:right="720"/>
-        <w:divId w:val="1749305157"/>
+        <w:divId w:val="1620182216"/>
         <w:rPr>
           <w:rFonts w:ascii="Calibri" w:hAnsi="Calibri" w:cs="Calibri"/>
           <w:color w:val="404040"/>
@@ -20602,7 +20575,16 @@
           <w:szCs w:val="19"/>
           <w:shd w:val="clear" w:color="auto" w:fill="F2F2F2"/>
         </w:rPr>
-        <w:t>FROM receipts WHERE status = 'Approved'</w:t>
+        <w:t>FROM receipts WHERE status = '</w:t>
+      </w:r>
+      <w:r>
+        <w:rPr>
+          <w:color w:val="1A1A1A"/>
+          <w:sz w:val="19"/>
+          <w:szCs w:val="19"/>
+          <w:shd w:val="clear" w:color="auto" w:fill="F2F2F2"/>
+        </w:rPr>
+        <w:t>Approved'</w:t>
       </w:r>
     </w:p>
     <w:p>
@@ -23232,9 +23214,9 @@
 <file path=word/numbering.xml><?xml version="1.0" encoding="utf-8"?>
 <w:numbering xmlns:wpc="http://schemas.microsoft.com/office/word/2010/wordprocessingCanvas" xmlns:cx="http://schemas.microsoft.com/office/drawing/2014/chartex" xmlns:cx1="http://schemas.microsoft.com/office/drawing/2015/9/8/chartex" xmlns:cx2="http://schemas.microsoft.com/office/drawing/2015/10/21/chartex" xmlns:cx3="http://schemas.microsoft.com/office/drawing/2016/5/9/chartex" xmlns:cx4="http://schemas.microsoft.com/office/drawing/2016/5/10/chartex" xmlns:cx5="http://schemas.microsoft.com/office/drawing/2016/5/11/chartex" xmlns:cx6="http://schemas.microsoft.com/office/drawing/2016/5/12/chartex" xmlns:cx7="http://schemas.microsoft.com/office/drawing/2016/5/13/chartex" xmlns:cx8="http://schemas.microsoft.com/office/drawing/2016/5/14/chartex" xmlns:mc="http://schemas.openxmlformats.org/markup-compatibility/2006" xmlns:aink="http://schemas.microsoft.com/office/drawing/2016/ink" xmlns:am3d="http://schemas.microsoft.com/office/drawing/2017/model3d" xmlns:o="urn:schemas-microsoft-com:office:office" xmlns:oel="http://schemas.microsoft.com/office/2019/extlst" xmlns:r="http://schemas.openxmlformats.org/officeDocument/2006/relationships" xmlns:m="http://schemas.openxmlformats.org/officeDocument/2006/math" xmlns:v="urn:schemas-microsoft-com:vml" xmlns:wp14="http://schemas.microsoft.com/office/word/2010/wordprocessingDrawing" xmlns:wp="http://schemas.openxmlformats.org/drawingml/2006/wordprocessingDrawing" xmlns:w10="urn:schemas-microsoft-com:office:word" xmlns:w="http://schemas.openxmlformats.org/wordprocessingml/2006/main" xmlns:w14="http://schemas.microsoft.com/office/word/2010/wordml" xmlns:w15="http://schemas.microsoft.com/office/word/2012/wordml" xmlns:w16cex="http://schemas.microsoft.com/office/word/2018/wordml/cex" xmlns:w16cid="http://schemas.microsoft.com/office/word/2016/wordml/cid" xmlns:w16="http://schemas.microsoft.com/office/word/2018/wordml" xmlns:w16du="http://schemas.microsoft.com/office/word/2023/wordml/word16du" xmlns:w16sdtdh="http://schemas.microsoft.com/office/word/2020/wordml/sdtdatahash" xmlns:w16sdtfl="http://schemas.microsoft.com/office/word/2024/wordml/sdtformatlock" xmlns:w16se="http://schemas.microsoft.com/office/word/2015/wordml/symex" xmlns:wpg="http://schemas.microsoft.com/office/word/2010/wordprocessingGroup" xmlns:wpi="http://schemas.microsoft.com/office/word/2010/wordprocessingInk" xmlns:wne="http://schemas.microsoft.com/office/word/2006/wordml" xmlns:wps="http://schemas.microsoft.com/office/word/2010/wordprocessingShape" mc:Ignorable="w14 w15 w16se w16cid w16 w16cex w16sdtdh w16sdtfl w16du wp14">
   <w:abstractNum w:abstractNumId="0" w15:restartNumberingAfterBreak="0">
-    <w:nsid w:val="058C7BC6"/>
+    <w:nsid w:val="03D9495D"/>
     <w:multiLevelType w:val="multilevel"/>
-    <w:tmpl w:val="7018D328"/>
+    <w:tmpl w:val="562E8522"/>
     <w:lvl w:ilvl="0">
       <w:start w:val="1"/>
       <w:numFmt w:val="bullet"/>
@@ -23381,9 +23363,9 @@
     </w:lvl>
   </w:abstractNum>
   <w:abstractNum w:abstractNumId="1" w15:restartNumberingAfterBreak="0">
-    <w:nsid w:val="0F4276B9"/>
+    <w:nsid w:val="12950F0D"/>
     <w:multiLevelType w:val="multilevel"/>
-    <w:tmpl w:val="ACD2746A"/>
+    <w:tmpl w:val="2F342874"/>
     <w:lvl w:ilvl="0">
       <w:start w:val="1"/>
       <w:numFmt w:val="bullet"/>
@@ -23530,9 +23512,9 @@
     </w:lvl>
   </w:abstractNum>
   <w:abstractNum w:abstractNumId="2" w15:restartNumberingAfterBreak="0">
-    <w:nsid w:val="28061A48"/>
+    <w:nsid w:val="173E57F3"/>
     <w:multiLevelType w:val="multilevel"/>
-    <w:tmpl w:val="FDF8CDCE"/>
+    <w:tmpl w:val="944EF728"/>
     <w:lvl w:ilvl="0">
       <w:start w:val="1"/>
       <w:numFmt w:val="bullet"/>
@@ -23679,9 +23661,9 @@
     </w:lvl>
   </w:abstractNum>
   <w:abstractNum w:abstractNumId="3" w15:restartNumberingAfterBreak="0">
-    <w:nsid w:val="30346A16"/>
+    <w:nsid w:val="27372774"/>
     <w:multiLevelType w:val="multilevel"/>
-    <w:tmpl w:val="4DB23204"/>
+    <w:tmpl w:val="73169FE6"/>
     <w:lvl w:ilvl="0">
       <w:start w:val="1"/>
       <w:numFmt w:val="decimal"/>
@@ -23792,9 +23774,122 @@
     </w:lvl>
   </w:abstractNum>
   <w:abstractNum w:abstractNumId="4" w15:restartNumberingAfterBreak="0">
-    <w:nsid w:val="4DA62320"/>
+    <w:nsid w:val="3A103980"/>
     <w:multiLevelType w:val="multilevel"/>
-    <w:tmpl w:val="29C00B46"/>
+    <w:tmpl w:val="49B63684"/>
+    <w:lvl w:ilvl="0">
+      <w:start w:val="1"/>
+      <w:numFmt w:val="decimal"/>
+      <w:lvlText w:val="%1."/>
+      <w:lvlJc w:val="left"/>
+      <w:pPr>
+        <w:tabs>
+          <w:tab w:val="num" w:pos="720"/>
+        </w:tabs>
+        <w:ind w:left="720" w:hanging="360"/>
+      </w:pPr>
+    </w:lvl>
+    <w:lvl w:ilvl="1" w:tentative="1">
+      <w:start w:val="1"/>
+      <w:numFmt w:val="decimal"/>
+      <w:lvlText w:val="%2."/>
+      <w:lvlJc w:val="left"/>
+      <w:pPr>
+        <w:tabs>
+          <w:tab w:val="num" w:pos="1440"/>
+        </w:tabs>
+        <w:ind w:left="1440" w:hanging="360"/>
+      </w:pPr>
+    </w:lvl>
+    <w:lvl w:ilvl="2" w:tentative="1">
+      <w:start w:val="1"/>
+      <w:numFmt w:val="decimal"/>
+      <w:lvlText w:val="%3."/>
+      <w:lvlJc w:val="left"/>
+      <w:pPr>
+        <w:tabs>
+          <w:tab w:val="num" w:pos="2160"/>
+        </w:tabs>
+        <w:ind w:left="2160" w:hanging="360"/>
+      </w:pPr>
+    </w:lvl>
+    <w:lvl w:ilvl="3" w:tentative="1">
+      <w:start w:val="1"/>
+      <w:numFmt w:val="decimal"/>
+      <w:lvlText w:val="%4."/>
+      <w:lvlJc w:val="left"/>
+      <w:pPr>
+        <w:tabs>
+          <w:tab w:val="num" w:pos="2880"/>
+        </w:tabs>
+        <w:ind w:left="2880" w:hanging="360"/>
+      </w:pPr>
+    </w:lvl>
+    <w:lvl w:ilvl="4" w:tentative="1">
+      <w:start w:val="1"/>
+      <w:numFmt w:val="decimal"/>
+      <w:lvlText w:val="%5."/>
+      <w:lvlJc w:val="left"/>
+      <w:pPr>
+        <w:tabs>
+          <w:tab w:val="num" w:pos="3600"/>
+        </w:tabs>
+        <w:ind w:left="3600" w:hanging="360"/>
+      </w:pPr>
+    </w:lvl>
+    <w:lvl w:ilvl="5" w:tentative="1">
+      <w:start w:val="1"/>
+      <w:numFmt w:val="decimal"/>
+      <w:lvlText w:val="%6."/>
+      <w:lvlJc w:val="left"/>
+      <w:pPr>
+        <w:tabs>
+          <w:tab w:val="num" w:pos="4320"/>
+        </w:tabs>
+        <w:ind w:left="4320" w:hanging="360"/>
+      </w:pPr>
+    </w:lvl>
+    <w:lvl w:ilvl="6" w:tentative="1">
+      <w:start w:val="1"/>
+      <w:numFmt w:val="decimal"/>
+      <w:lvlText w:val="%7."/>
+      <w:lvlJc w:val="left"/>
+      <w:pPr>
+        <w:tabs>
+          <w:tab w:val="num" w:pos="5040"/>
+        </w:tabs>
+        <w:ind w:left="5040" w:hanging="360"/>
+      </w:pPr>
+    </w:lvl>
+    <w:lvl w:ilvl="7" w:tentative="1">
+      <w:start w:val="1"/>
+      <w:numFmt w:val="decimal"/>
+      <w:lvlText w:val="%8."/>
+      <w:lvlJc w:val="left"/>
+      <w:pPr>
+        <w:tabs>
+          <w:tab w:val="num" w:pos="5760"/>
+        </w:tabs>
+        <w:ind w:left="5760" w:hanging="360"/>
+      </w:pPr>
+    </w:lvl>
+    <w:lvl w:ilvl="8" w:tentative="1">
+      <w:start w:val="1"/>
+      <w:numFmt w:val="decimal"/>
+      <w:lvlText w:val="%9."/>
+      <w:lvlJc w:val="left"/>
+      <w:pPr>
+        <w:tabs>
+          <w:tab w:val="num" w:pos="6480"/>
+        </w:tabs>
+        <w:ind w:left="6480" w:hanging="360"/>
+      </w:pPr>
+    </w:lvl>
+  </w:abstractNum>
+  <w:abstractNum w:abstractNumId="5" w15:restartNumberingAfterBreak="0">
+    <w:nsid w:val="4A2E0031"/>
+    <w:multiLevelType w:val="multilevel"/>
+    <w:tmpl w:val="FF284D84"/>
     <w:lvl w:ilvl="0">
       <w:start w:val="1"/>
       <w:numFmt w:val="bullet"/>
@@ -23940,10 +24035,10 @@
       </w:rPr>
     </w:lvl>
   </w:abstractNum>
-  <w:abstractNum w:abstractNumId="5" w15:restartNumberingAfterBreak="0">
-    <w:nsid w:val="52BE0B69"/>
+  <w:abstractNum w:abstractNumId="6" w15:restartNumberingAfterBreak="0">
+    <w:nsid w:val="4D97510F"/>
     <w:multiLevelType w:val="multilevel"/>
-    <w:tmpl w:val="EDDEE926"/>
+    <w:tmpl w:val="054CA0AC"/>
     <w:lvl w:ilvl="0">
       <w:start w:val="1"/>
       <w:numFmt w:val="bullet"/>
@@ -24089,123 +24184,10 @@
       </w:rPr>
     </w:lvl>
   </w:abstractNum>
-  <w:abstractNum w:abstractNumId="6" w15:restartNumberingAfterBreak="0">
-    <w:nsid w:val="538274A5"/>
+  <w:abstractNum w:abstractNumId="7" w15:restartNumberingAfterBreak="0">
+    <w:nsid w:val="5DEB3C0A"/>
     <w:multiLevelType w:val="multilevel"/>
-    <w:tmpl w:val="78C0D308"/>
-    <w:lvl w:ilvl="0">
-      <w:start w:val="1"/>
-      <w:numFmt w:val="decimal"/>
-      <w:lvlText w:val="%1."/>
-      <w:lvlJc w:val="left"/>
-      <w:pPr>
-        <w:tabs>
-          <w:tab w:val="num" w:pos="720"/>
-        </w:tabs>
-        <w:ind w:left="720" w:hanging="360"/>
-      </w:pPr>
-    </w:lvl>
-    <w:lvl w:ilvl="1" w:tentative="1">
-      <w:start w:val="1"/>
-      <w:numFmt w:val="decimal"/>
-      <w:lvlText w:val="%2."/>
-      <w:lvlJc w:val="left"/>
-      <w:pPr>
-        <w:tabs>
-          <w:tab w:val="num" w:pos="1440"/>
-        </w:tabs>
-        <w:ind w:left="1440" w:hanging="360"/>
-      </w:pPr>
-    </w:lvl>
-    <w:lvl w:ilvl="2" w:tentative="1">
-      <w:start w:val="1"/>
-      <w:numFmt w:val="decimal"/>
-      <w:lvlText w:val="%3."/>
-      <w:lvlJc w:val="left"/>
-      <w:pPr>
-        <w:tabs>
-          <w:tab w:val="num" w:pos="2160"/>
-        </w:tabs>
-        <w:ind w:left="2160" w:hanging="360"/>
-      </w:pPr>
-    </w:lvl>
-    <w:lvl w:ilvl="3" w:tentative="1">
-      <w:start w:val="1"/>
-      <w:numFmt w:val="decimal"/>
-      <w:lvlText w:val="%4."/>
-      <w:lvlJc w:val="left"/>
-      <w:pPr>
-        <w:tabs>
-          <w:tab w:val="num" w:pos="2880"/>
-        </w:tabs>
-        <w:ind w:left="2880" w:hanging="360"/>
-      </w:pPr>
-    </w:lvl>
-    <w:lvl w:ilvl="4" w:tentative="1">
-      <w:start w:val="1"/>
-      <w:numFmt w:val="decimal"/>
-      <w:lvlText w:val="%5."/>
-      <w:lvlJc w:val="left"/>
-      <w:pPr>
-        <w:tabs>
-          <w:tab w:val="num" w:pos="3600"/>
-        </w:tabs>
-        <w:ind w:left="3600" w:hanging="360"/>
-      </w:pPr>
-    </w:lvl>
-    <w:lvl w:ilvl="5" w:tentative="1">
-      <w:start w:val="1"/>
-      <w:numFmt w:val="decimal"/>
-      <w:lvlText w:val="%6."/>
-      <w:lvlJc w:val="left"/>
-      <w:pPr>
-        <w:tabs>
-          <w:tab w:val="num" w:pos="4320"/>
-        </w:tabs>
-        <w:ind w:left="4320" w:hanging="360"/>
-      </w:pPr>
-    </w:lvl>
-    <w:lvl w:ilvl="6" w:tentative="1">
-      <w:start w:val="1"/>
-      <w:numFmt w:val="decimal"/>
-      <w:lvlText w:val="%7."/>
-      <w:lvlJc w:val="left"/>
-      <w:pPr>
-        <w:tabs>
-          <w:tab w:val="num" w:pos="5040"/>
-        </w:tabs>
-        <w:ind w:left="5040" w:hanging="360"/>
-      </w:pPr>
-    </w:lvl>
-    <w:lvl w:ilvl="7" w:tentative="1">
-      <w:start w:val="1"/>
-      <w:numFmt w:val="decimal"/>
-      <w:lvlText w:val="%8."/>
-      <w:lvlJc w:val="left"/>
-      <w:pPr>
-        <w:tabs>
-          <w:tab w:val="num" w:pos="5760"/>
-        </w:tabs>
-        <w:ind w:left="5760" w:hanging="360"/>
-      </w:pPr>
-    </w:lvl>
-    <w:lvl w:ilvl="8" w:tentative="1">
-      <w:start w:val="1"/>
-      <w:numFmt w:val="decimal"/>
-      <w:lvlText w:val="%9."/>
-      <w:lvlJc w:val="left"/>
-      <w:pPr>
-        <w:tabs>
-          <w:tab w:val="num" w:pos="6480"/>
-        </w:tabs>
-        <w:ind w:left="6480" w:hanging="360"/>
-      </w:pPr>
-    </w:lvl>
-  </w:abstractNum>
-  <w:abstractNum w:abstractNumId="7" w15:restartNumberingAfterBreak="0">
-    <w:nsid w:val="653914D9"/>
-    <w:multiLevelType w:val="multilevel"/>
-    <w:tmpl w:val="DEE45EEC"/>
+    <w:tmpl w:val="F45C073C"/>
     <w:lvl w:ilvl="0">
       <w:start w:val="1"/>
       <w:numFmt w:val="bullet"/>
@@ -24352,9 +24334,9 @@
     </w:lvl>
   </w:abstractNum>
   <w:abstractNum w:abstractNumId="8" w15:restartNumberingAfterBreak="0">
-    <w:nsid w:val="6FCA68B2"/>
+    <w:nsid w:val="67DF2ABC"/>
     <w:multiLevelType w:val="multilevel"/>
-    <w:tmpl w:val="79B2388E"/>
+    <w:tmpl w:val="3142139C"/>
     <w:lvl w:ilvl="0">
       <w:start w:val="1"/>
       <w:numFmt w:val="bullet"/>
@@ -24501,9 +24483,9 @@
     </w:lvl>
   </w:abstractNum>
   <w:abstractNum w:abstractNumId="9" w15:restartNumberingAfterBreak="0">
-    <w:nsid w:val="75D41FE1"/>
+    <w:nsid w:val="6FC82075"/>
     <w:multiLevelType w:val="multilevel"/>
-    <w:tmpl w:val="5F781012"/>
+    <w:tmpl w:val="B7C47BFE"/>
     <w:lvl w:ilvl="0">
       <w:start w:val="1"/>
       <w:numFmt w:val="bullet"/>
@@ -24649,35 +24631,35 @@
       </w:rPr>
     </w:lvl>
   </w:abstractNum>
-  <w:num w:numId="1" w16cid:durableId="1546679543">
+  <w:num w:numId="1" w16cid:durableId="991954790">
+    <w:abstractNumId w:val="1"/>
+  </w:num>
+  <w:num w:numId="2" w16cid:durableId="677655793">
+    <w:abstractNumId w:val="9"/>
+  </w:num>
+  <w:num w:numId="3" w16cid:durableId="766929820">
+    <w:abstractNumId w:val="2"/>
+  </w:num>
+  <w:num w:numId="4" w16cid:durableId="56631826">
+    <w:abstractNumId w:val="0"/>
+  </w:num>
+  <w:num w:numId="5" w16cid:durableId="1307584635">
+    <w:abstractNumId w:val="8"/>
+  </w:num>
+  <w:num w:numId="6" w16cid:durableId="885145315">
+    <w:abstractNumId w:val="6"/>
+  </w:num>
+  <w:num w:numId="7" w16cid:durableId="757212445">
+    <w:abstractNumId w:val="5"/>
+  </w:num>
+  <w:num w:numId="8" w16cid:durableId="1935287225">
+    <w:abstractNumId w:val="3"/>
+  </w:num>
+  <w:num w:numId="9" w16cid:durableId="1987200330">
     <w:abstractNumId w:val="4"/>
   </w:num>
-  <w:num w:numId="2" w16cid:durableId="1905947473">
-    <w:abstractNumId w:val="5"/>
-  </w:num>
-  <w:num w:numId="3" w16cid:durableId="1717899269">
-    <w:abstractNumId w:val="2"/>
-  </w:num>
-  <w:num w:numId="4" w16cid:durableId="95057138">
+  <w:num w:numId="10" w16cid:durableId="2037080929">
     <w:abstractNumId w:val="7"/>
-  </w:num>
-  <w:num w:numId="5" w16cid:durableId="2029208088">
-    <w:abstractNumId w:val="9"/>
-  </w:num>
-  <w:num w:numId="6" w16cid:durableId="150610235">
-    <w:abstractNumId w:val="8"/>
-  </w:num>
-  <w:num w:numId="7" w16cid:durableId="901793855">
-    <w:abstractNumId w:val="1"/>
-  </w:num>
-  <w:num w:numId="8" w16cid:durableId="492725920">
-    <w:abstractNumId w:val="3"/>
-  </w:num>
-  <w:num w:numId="9" w16cid:durableId="712119933">
-    <w:abstractNumId w:val="6"/>
-  </w:num>
-  <w:num w:numId="10" w16cid:durableId="713240338">
-    <w:abstractNumId w:val="0"/>
   </w:num>
 </w:numbering>
 </file>

--- a/docs/Database Guide.docx
+++ b/docs/Database Guide.docx
@@ -40,7 +40,7 @@
       <w:pPr>
         <w:pStyle w:val="NormalWeb"/>
         <w:shd w:val="clear" w:color="auto" w:fill="EEF2F8"/>
-        <w:divId w:val="322319731"/>
+        <w:divId w:val="827481223"/>
         <w:rPr>
           <w:rFonts w:ascii="Calibri" w:hAnsi="Calibri" w:cs="Calibri"/>
           <w:color w:val="404040"/>
@@ -3602,6 +3602,7 @@
                 <w:rStyle w:val="HTMLCode"/>
                 <w:color w:val="1A1A1A"/>
               </w:rPr>
+              <w:lastRenderedPageBreak/>
               <w:t>boolean</w:t>
             </w:r>
           </w:p>
@@ -4955,6 +4956,7 @@
                 <w:rStyle w:val="HTMLCode"/>
                 <w:color w:val="1A1A1A"/>
               </w:rPr>
+              <w:lastRenderedPageBreak/>
               <w:t>008_website_accounts.sql</w:t>
             </w:r>
           </w:p>
@@ -5924,6 +5926,7 @@
         <w:rPr>
           <w:rFonts w:ascii="Calibri" w:eastAsia="Times New Roman" w:hAnsi="Calibri" w:cs="Calibri"/>
         </w:rPr>
+        <w:lastRenderedPageBreak/>
         <w:t>3.3 Who did it and when</w:t>
       </w:r>
     </w:p>
@@ -10731,7 +10734,7 @@
     </w:p>
     <w:p>
       <w:pPr>
-        <w:pStyle w:val="Heading1"/>
+        <w:pStyle w:val="Heading2"/>
         <w:rPr>
           <w:rFonts w:ascii="Calibri" w:eastAsia="Times New Roman" w:hAnsi="Calibri" w:cs="Calibri"/>
         </w:rPr>
@@ -10740,7 +10743,505 @@
         <w:rPr>
           <w:rFonts w:ascii="Calibri" w:eastAsia="Times New Roman" w:hAnsi="Calibri" w:cs="Calibri"/>
         </w:rPr>
-        <w:t>7. Inventory tables</w:t>
+        <w:t>Attendance (script 012)</w:t>
+      </w:r>
+    </w:p>
+    <w:p>
+      <w:pPr>
+        <w:numPr>
+          <w:ilvl w:val="0"/>
+          <w:numId w:val="4"/>
+        </w:numPr>
+        <w:spacing w:before="100" w:beforeAutospacing="1" w:after="100" w:afterAutospacing="1"/>
+        <w:rPr>
+          <w:rFonts w:ascii="Calibri" w:eastAsia="Times New Roman" w:hAnsi="Calibri" w:cs="Calibri"/>
+          <w:color w:val="1A1A1A"/>
+          <w:sz w:val="22"/>
+          <w:szCs w:val="22"/>
+        </w:rPr>
+      </w:pPr>
+      <w:r>
+        <w:rPr>
+          <w:rStyle w:val="Strong"/>
+          <w:rFonts w:ascii="Calibri" w:eastAsia="Times New Roman" w:hAnsi="Calibri" w:cs="Calibri"/>
+          <w:color w:val="1A1A1A"/>
+          <w:sz w:val="22"/>
+          <w:szCs w:val="22"/>
+        </w:rPr>
+        <w:t>attendance_imports</w:t>
+      </w:r>
+      <w:r>
+        <w:rPr>
+          <w:rFonts w:ascii="Calibri" w:eastAsia="Times New Roman" w:hAnsi="Calibri" w:cs="Calibri"/>
+          <w:color w:val="1A1A1A"/>
+          <w:sz w:val="22"/>
+          <w:szCs w:val="22"/>
+        </w:rPr>
+        <w:t xml:space="preserve">: one row per uploaded scanner file: </w:t>
+      </w:r>
+      <w:r>
+        <w:rPr>
+          <w:rStyle w:val="HTMLCode"/>
+          <w:color w:val="1A1A1A"/>
+        </w:rPr>
+        <w:t>file_name</w:t>
+      </w:r>
+      <w:r>
+        <w:rPr>
+          <w:rFonts w:ascii="Calibri" w:eastAsia="Times New Roman" w:hAnsi="Calibri" w:cs="Calibri"/>
+          <w:color w:val="1A1A1A"/>
+          <w:sz w:val="22"/>
+          <w:szCs w:val="22"/>
+        </w:rPr>
+        <w:t xml:space="preserve">, </w:t>
+      </w:r>
+      <w:r>
+        <w:rPr>
+          <w:rStyle w:val="HTMLCode"/>
+          <w:color w:val="1A1A1A"/>
+        </w:rPr>
+        <w:t>period_from</w:t>
+      </w:r>
+      <w:r>
+        <w:rPr>
+          <w:rFonts w:ascii="Calibri" w:eastAsia="Times New Roman" w:hAnsi="Calibri" w:cs="Calibri"/>
+          <w:color w:val="1A1A1A"/>
+          <w:sz w:val="22"/>
+          <w:szCs w:val="22"/>
+        </w:rPr>
+        <w:t xml:space="preserve"> / </w:t>
+      </w:r>
+      <w:r>
+        <w:rPr>
+          <w:rStyle w:val="HTMLCode"/>
+          <w:color w:val="1A1A1A"/>
+        </w:rPr>
+        <w:t>period_to</w:t>
+      </w:r>
+      <w:r>
+        <w:rPr>
+          <w:rFonts w:ascii="Calibri" w:eastAsia="Times New Roman" w:hAnsi="Calibri" w:cs="Calibri"/>
+          <w:color w:val="1A1A1A"/>
+          <w:sz w:val="22"/>
+          <w:szCs w:val="22"/>
+        </w:rPr>
+        <w:t xml:space="preserve"> (the range printed in the file), </w:t>
+      </w:r>
+      <w:r>
+        <w:rPr>
+          <w:rStyle w:val="HTMLCode"/>
+          <w:color w:val="1A1A1A"/>
+        </w:rPr>
+        <w:t>scans_added</w:t>
+      </w:r>
+      <w:r>
+        <w:rPr>
+          <w:rFonts w:ascii="Calibri" w:eastAsia="Times New Roman" w:hAnsi="Calibri" w:cs="Calibri"/>
+          <w:color w:val="1A1A1A"/>
+          <w:sz w:val="22"/>
+          <w:szCs w:val="22"/>
+        </w:rPr>
+        <w:t xml:space="preserve">, </w:t>
+      </w:r>
+      <w:r>
+        <w:rPr>
+          <w:rStyle w:val="HTMLCode"/>
+          <w:color w:val="1A1A1A"/>
+        </w:rPr>
+        <w:t>scans_skipped</w:t>
+      </w:r>
+      <w:r>
+        <w:rPr>
+          <w:rFonts w:ascii="Calibri" w:eastAsia="Times New Roman" w:hAnsi="Calibri" w:cs="Calibri"/>
+          <w:color w:val="1A1A1A"/>
+          <w:sz w:val="22"/>
+          <w:szCs w:val="22"/>
+        </w:rPr>
+        <w:t xml:space="preserve"> (already there), </w:t>
+      </w:r>
+      <w:r>
+        <w:rPr>
+          <w:rStyle w:val="HTMLCode"/>
+          <w:color w:val="1A1A1A"/>
+        </w:rPr>
+        <w:t>rows_rejected</w:t>
+      </w:r>
+      <w:r>
+        <w:rPr>
+          <w:rFonts w:ascii="Calibri" w:eastAsia="Times New Roman" w:hAnsi="Calibri" w:cs="Calibri"/>
+          <w:color w:val="1A1A1A"/>
+          <w:sz w:val="22"/>
+          <w:szCs w:val="22"/>
+        </w:rPr>
+        <w:t xml:space="preserve">, </w:t>
+      </w:r>
+      <w:r>
+        <w:rPr>
+          <w:rStyle w:val="HTMLCode"/>
+          <w:color w:val="1A1A1A"/>
+        </w:rPr>
+        <w:t>problems</w:t>
+      </w:r>
+      <w:r>
+        <w:rPr>
+          <w:rFonts w:ascii="Calibri" w:eastAsia="Times New Roman" w:hAnsi="Calibri" w:cs="Calibri"/>
+          <w:color w:val="1A1A1A"/>
+          <w:sz w:val="22"/>
+          <w:szCs w:val="22"/>
+        </w:rPr>
+        <w:t xml:space="preserve"> (why), </w:t>
+      </w:r>
+      <w:r>
+        <w:rPr>
+          <w:rStyle w:val="HTMLCode"/>
+          <w:color w:val="1A1A1A"/>
+        </w:rPr>
+        <w:t>imported_by</w:t>
+      </w:r>
+      <w:r>
+        <w:rPr>
+          <w:rFonts w:ascii="Calibri" w:eastAsia="Times New Roman" w:hAnsi="Calibri" w:cs="Calibri"/>
+          <w:color w:val="1A1A1A"/>
+          <w:sz w:val="22"/>
+          <w:szCs w:val="22"/>
+        </w:rPr>
+        <w:t xml:space="preserve"> → users.</w:t>
+      </w:r>
+    </w:p>
+    <w:p>
+      <w:pPr>
+        <w:numPr>
+          <w:ilvl w:val="0"/>
+          <w:numId w:val="4"/>
+        </w:numPr>
+        <w:spacing w:before="100" w:beforeAutospacing="1" w:after="100" w:afterAutospacing="1"/>
+        <w:rPr>
+          <w:rFonts w:ascii="Calibri" w:eastAsia="Times New Roman" w:hAnsi="Calibri" w:cs="Calibri"/>
+          <w:color w:val="1A1A1A"/>
+          <w:sz w:val="22"/>
+          <w:szCs w:val="22"/>
+        </w:rPr>
+      </w:pPr>
+      <w:r>
+        <w:rPr>
+          <w:rStyle w:val="Strong"/>
+          <w:rFonts w:ascii="Calibri" w:eastAsia="Times New Roman" w:hAnsi="Calibri" w:cs="Calibri"/>
+          <w:color w:val="1A1A1A"/>
+          <w:sz w:val="22"/>
+          <w:szCs w:val="22"/>
+        </w:rPr>
+        <w:t>attendance_scans</w:t>
+      </w:r>
+      <w:r>
+        <w:rPr>
+          <w:rFonts w:ascii="Calibri" w:eastAsia="Times New Roman" w:hAnsi="Calibri" w:cs="Calibri"/>
+          <w:color w:val="1A1A1A"/>
+          <w:sz w:val="22"/>
+          <w:szCs w:val="22"/>
+        </w:rPr>
+        <w:t xml:space="preserve">: every fingerprint scan: </w:t>
+      </w:r>
+      <w:r>
+        <w:rPr>
+          <w:rStyle w:val="HTMLCode"/>
+          <w:color w:val="1A1A1A"/>
+        </w:rPr>
+        <w:t>employee_id</w:t>
+      </w:r>
+      <w:r>
+        <w:rPr>
+          <w:rFonts w:ascii="Calibri" w:eastAsia="Times New Roman" w:hAnsi="Calibri" w:cs="Calibri"/>
+          <w:color w:val="1A1A1A"/>
+          <w:sz w:val="22"/>
+          <w:szCs w:val="22"/>
+        </w:rPr>
+        <w:t xml:space="preserve"> → employees, </w:t>
+      </w:r>
+      <w:r>
+        <w:rPr>
+          <w:rStyle w:val="HTMLCode"/>
+          <w:color w:val="1A1A1A"/>
+        </w:rPr>
+        <w:t>scan_time</w:t>
+      </w:r>
+      <w:r>
+        <w:rPr>
+          <w:rFonts w:ascii="Calibri" w:eastAsia="Times New Roman" w:hAnsi="Calibri" w:cs="Calibri"/>
+          <w:color w:val="1A1A1A"/>
+          <w:sz w:val="22"/>
+          <w:szCs w:val="22"/>
+        </w:rPr>
+        <w:t xml:space="preserve">, </w:t>
+      </w:r>
+      <w:r>
+        <w:rPr>
+          <w:rStyle w:val="HTMLCode"/>
+          <w:color w:val="1A1A1A"/>
+        </w:rPr>
+        <w:t>import_id</w:t>
+      </w:r>
+      <w:r>
+        <w:rPr>
+          <w:rFonts w:ascii="Calibri" w:eastAsia="Times New Roman" w:hAnsi="Calibri" w:cs="Calibri"/>
+          <w:color w:val="1A1A1A"/>
+          <w:sz w:val="22"/>
+          <w:szCs w:val="22"/>
+        </w:rPr>
+        <w:t xml:space="preserve"> → attendance_imports. </w:t>
+      </w:r>
+      <w:r>
+        <w:rPr>
+          <w:rStyle w:val="Strong"/>
+          <w:rFonts w:ascii="Calibri" w:eastAsia="Times New Roman" w:hAnsi="Calibri" w:cs="Calibri"/>
+          <w:color w:val="1A1A1A"/>
+          <w:sz w:val="22"/>
+          <w:szCs w:val="22"/>
+        </w:rPr>
+        <w:t>Unique per employee and time</w:t>
+      </w:r>
+      <w:r>
+        <w:rPr>
+          <w:rFonts w:ascii="Calibri" w:eastAsia="Times New Roman" w:hAnsi="Calibri" w:cs="Calibri"/>
+          <w:color w:val="1A1A1A"/>
+          <w:sz w:val="22"/>
+          <w:szCs w:val="22"/>
+        </w:rPr>
+        <w:t>, which is why uploading the same file twice adds nothing.</w:t>
+      </w:r>
+    </w:p>
+    <w:p>
+      <w:pPr>
+        <w:numPr>
+          <w:ilvl w:val="0"/>
+          <w:numId w:val="4"/>
+        </w:numPr>
+        <w:spacing w:before="100" w:beforeAutospacing="1" w:after="100" w:afterAutospacing="1"/>
+        <w:rPr>
+          <w:rFonts w:ascii="Calibri" w:eastAsia="Times New Roman" w:hAnsi="Calibri" w:cs="Calibri"/>
+          <w:color w:val="1A1A1A"/>
+          <w:sz w:val="22"/>
+          <w:szCs w:val="22"/>
+        </w:rPr>
+      </w:pPr>
+      <w:r>
+        <w:rPr>
+          <w:rStyle w:val="Strong"/>
+          <w:rFonts w:ascii="Calibri" w:eastAsia="Times New Roman" w:hAnsi="Calibri" w:cs="Calibri"/>
+          <w:color w:val="1A1A1A"/>
+          <w:sz w:val="22"/>
+          <w:szCs w:val="22"/>
+        </w:rPr>
+        <w:t>attendance_days</w:t>
+      </w:r>
+      <w:r>
+        <w:rPr>
+          <w:rFonts w:ascii="Calibri" w:eastAsia="Times New Roman" w:hAnsi="Calibri" w:cs="Calibri"/>
+          <w:color w:val="1A1A1A"/>
+          <w:sz w:val="22"/>
+          <w:szCs w:val="22"/>
+        </w:rPr>
+        <w:t xml:space="preserve">: one row per employee per day, worked out from the scans: </w:t>
+      </w:r>
+      <w:r>
+        <w:rPr>
+          <w:rStyle w:val="HTMLCode"/>
+          <w:color w:val="1A1A1A"/>
+        </w:rPr>
+        <w:t>time_in</w:t>
+      </w:r>
+      <w:r>
+        <w:rPr>
+          <w:rFonts w:ascii="Calibri" w:eastAsia="Times New Roman" w:hAnsi="Calibri" w:cs="Calibri"/>
+          <w:color w:val="1A1A1A"/>
+          <w:sz w:val="22"/>
+          <w:szCs w:val="22"/>
+        </w:rPr>
+        <w:t xml:space="preserve">, </w:t>
+      </w:r>
+      <w:r>
+        <w:rPr>
+          <w:rStyle w:val="HTMLCode"/>
+          <w:color w:val="1A1A1A"/>
+        </w:rPr>
+        <w:t>break_out</w:t>
+      </w:r>
+      <w:r>
+        <w:rPr>
+          <w:rFonts w:ascii="Calibri" w:eastAsia="Times New Roman" w:hAnsi="Calibri" w:cs="Calibri"/>
+          <w:color w:val="1A1A1A"/>
+          <w:sz w:val="22"/>
+          <w:szCs w:val="22"/>
+        </w:rPr>
+        <w:t xml:space="preserve">, </w:t>
+      </w:r>
+      <w:r>
+        <w:rPr>
+          <w:rStyle w:val="HTMLCode"/>
+          <w:color w:val="1A1A1A"/>
+        </w:rPr>
+        <w:t>break_in</w:t>
+      </w:r>
+      <w:r>
+        <w:rPr>
+          <w:rFonts w:ascii="Calibri" w:eastAsia="Times New Roman" w:hAnsi="Calibri" w:cs="Calibri"/>
+          <w:color w:val="1A1A1A"/>
+          <w:sz w:val="22"/>
+          <w:szCs w:val="22"/>
+        </w:rPr>
+        <w:t xml:space="preserve">, </w:t>
+      </w:r>
+      <w:r>
+        <w:rPr>
+          <w:rStyle w:val="HTMLCode"/>
+          <w:color w:val="1A1A1A"/>
+        </w:rPr>
+        <w:t>time_out</w:t>
+      </w:r>
+      <w:r>
+        <w:rPr>
+          <w:rFonts w:ascii="Calibri" w:eastAsia="Times New Roman" w:hAnsi="Calibri" w:cs="Calibri"/>
+          <w:color w:val="1A1A1A"/>
+          <w:sz w:val="22"/>
+          <w:szCs w:val="22"/>
+        </w:rPr>
+        <w:t xml:space="preserve">, </w:t>
+      </w:r>
+      <w:r>
+        <w:rPr>
+          <w:rStyle w:val="HTMLCode"/>
+          <w:color w:val="1A1A1A"/>
+        </w:rPr>
+        <w:t>late_minutes</w:t>
+      </w:r>
+      <w:r>
+        <w:rPr>
+          <w:rFonts w:ascii="Calibri" w:eastAsia="Times New Roman" w:hAnsi="Calibri" w:cs="Calibri"/>
+          <w:color w:val="1A1A1A"/>
+          <w:sz w:val="22"/>
+          <w:szCs w:val="22"/>
+        </w:rPr>
+        <w:t xml:space="preserve">, </w:t>
+      </w:r>
+      <w:r>
+        <w:rPr>
+          <w:rStyle w:val="HTMLCode"/>
+          <w:color w:val="1A1A1A"/>
+        </w:rPr>
+        <w:t>early_minutes</w:t>
+      </w:r>
+      <w:r>
+        <w:rPr>
+          <w:rFonts w:ascii="Calibri" w:eastAsia="Times New Roman" w:hAnsi="Calibri" w:cs="Calibri"/>
+          <w:color w:val="1A1A1A"/>
+          <w:sz w:val="22"/>
+          <w:szCs w:val="22"/>
+        </w:rPr>
+        <w:t xml:space="preserve">, </w:t>
+      </w:r>
+      <w:r>
+        <w:rPr>
+          <w:rStyle w:val="HTMLCode"/>
+          <w:color w:val="1A1A1A"/>
+        </w:rPr>
+        <w:t>ot_minutes</w:t>
+      </w:r>
+      <w:r>
+        <w:rPr>
+          <w:rFonts w:ascii="Calibri" w:eastAsia="Times New Roman" w:hAnsi="Calibri" w:cs="Calibri"/>
+          <w:color w:val="1A1A1A"/>
+          <w:sz w:val="22"/>
+          <w:szCs w:val="22"/>
+        </w:rPr>
+        <w:t xml:space="preserve">, </w:t>
+      </w:r>
+      <w:r>
+        <w:rPr>
+          <w:rStyle w:val="HTMLCode"/>
+          <w:color w:val="1A1A1A"/>
+        </w:rPr>
+        <w:t>ot_status</w:t>
+      </w:r>
+      <w:r>
+        <w:rPr>
+          <w:rFonts w:ascii="Calibri" w:eastAsia="Times New Roman" w:hAnsi="Calibri" w:cs="Calibri"/>
+          <w:color w:val="1A1A1A"/>
+          <w:sz w:val="22"/>
+          <w:szCs w:val="22"/>
+        </w:rPr>
+        <w:t xml:space="preserve"> (None / Waiting / Approved / Rejected), </w:t>
+      </w:r>
+      <w:r>
+        <w:rPr>
+          <w:rStyle w:val="HTMLCode"/>
+          <w:color w:val="1A1A1A"/>
+        </w:rPr>
+        <w:t>status</w:t>
+      </w:r>
+      <w:r>
+        <w:rPr>
+          <w:rFonts w:ascii="Calibri" w:eastAsia="Times New Roman" w:hAnsi="Calibri" w:cs="Calibri"/>
+          <w:color w:val="1A1A1A"/>
+          <w:sz w:val="22"/>
+          <w:szCs w:val="22"/>
+        </w:rPr>
+        <w:t xml:space="preserve"> </w:t>
+      </w:r>
+      <w:r>
+        <w:rPr>
+          <w:rFonts w:ascii="Calibri" w:eastAsia="Times New Roman" w:hAnsi="Calibri" w:cs="Calibri"/>
+          <w:color w:val="1A1A1A"/>
+          <w:sz w:val="22"/>
+          <w:szCs w:val="22"/>
+        </w:rPr>
+        <w:t xml:space="preserve">(Present / Late / Missing Scan / Absent / Rest Day Work), and when HR fixed it by hand: </w:t>
+      </w:r>
+      <w:r>
+        <w:rPr>
+          <w:rStyle w:val="HTMLCode"/>
+          <w:color w:val="1A1A1A"/>
+        </w:rPr>
+        <w:t>fix_reason</w:t>
+      </w:r>
+      <w:r>
+        <w:rPr>
+          <w:rFonts w:ascii="Calibri" w:eastAsia="Times New Roman" w:hAnsi="Calibri" w:cs="Calibri"/>
+          <w:color w:val="1A1A1A"/>
+          <w:sz w:val="22"/>
+          <w:szCs w:val="22"/>
+        </w:rPr>
+        <w:t xml:space="preserve">, </w:t>
+      </w:r>
+      <w:r>
+        <w:rPr>
+          <w:rStyle w:val="HTMLCode"/>
+          <w:color w:val="1A1A1A"/>
+        </w:rPr>
+        <w:t>fixed_by</w:t>
+      </w:r>
+      <w:r>
+        <w:rPr>
+          <w:rFonts w:ascii="Calibri" w:eastAsia="Times New Roman" w:hAnsi="Calibri" w:cs="Calibri"/>
+          <w:color w:val="1A1A1A"/>
+          <w:sz w:val="22"/>
+          <w:szCs w:val="22"/>
+        </w:rPr>
+        <w:t xml:space="preserve">, </w:t>
+      </w:r>
+      <w:r>
+        <w:rPr>
+          <w:rStyle w:val="HTMLCode"/>
+          <w:color w:val="1A1A1A"/>
+        </w:rPr>
+        <w:t>fixed_at</w:t>
+      </w:r>
+      <w:r>
+        <w:rPr>
+          <w:rFonts w:ascii="Calibri" w:eastAsia="Times New Roman" w:hAnsi="Calibri" w:cs="Calibri"/>
+          <w:color w:val="1A1A1A"/>
+          <w:sz w:val="22"/>
+          <w:szCs w:val="22"/>
+        </w:rPr>
+        <w:t>. Unique per employee and date.</w:t>
       </w:r>
     </w:p>
     <w:p>
@@ -10760,7 +11261,7 @@
           <w:szCs w:val="19"/>
           <w:shd w:val="clear" w:color="auto" w:fill="F2F2F2"/>
         </w:rPr>
-        <w:t>vendors &lt;--- vendor_documents</w:t>
+        <w:t>-- Who was late in October, and by how much</w:t>
       </w:r>
     </w:p>
     <w:p>
@@ -10780,7 +11281,7 @@
           <w:szCs w:val="19"/>
           <w:shd w:val="clear" w:color="auto" w:fill="F2F2F2"/>
         </w:rPr>
-        <w:t xml:space="preserve">   ^</w:t>
+        <w:t>SELECT e.full_name, d.work_date, d.time_in, d.late_minutes</w:t>
       </w:r>
     </w:p>
     <w:p>
@@ -10800,7 +11301,7 @@
           <w:szCs w:val="19"/>
           <w:shd w:val="clear" w:color="auto" w:fill="F2F2F2"/>
         </w:rPr>
-        <w:t xml:space="preserve">   |---- quotes ----&gt; materials &lt;---- material_usages ----&gt; projects</w:t>
+        <w:t>FROM attendance_days d JOIN employees e ON e.employee_id = d.employee_id</w:t>
       </w:r>
     </w:p>
     <w:p>
@@ -10820,7 +11321,7 @@
           <w:szCs w:val="19"/>
           <w:shd w:val="clear" w:color="auto" w:fill="F2F2F2"/>
         </w:rPr>
-        <w:t xml:space="preserve">   |       ^              ^</w:t>
+        <w:t>WHERE d.work_date BETWEEN '2026-10-01' AND '2026-10-31' AND d.late_minutes &gt; 0</w:t>
       </w:r>
     </w:p>
     <w:p>
@@ -10840,16 +11341,212 @@
           <w:szCs w:val="19"/>
           <w:shd w:val="clear" w:color="auto" w:fill="F2F2F2"/>
         </w:rPr>
-        <w:t xml:space="preserve">   |---- purchases -------|  (purchase.quote_id -&gt; </w:t>
-      </w:r>
-      <w:r>
+        <w:t>ORDER BY d.work_date;</w:t>
+      </w:r>
+    </w:p>
+    <w:p>
+      <w:pPr>
+        <w:pStyle w:val="HTMLPreformatted"/>
         <w:rPr>
           <w:color w:val="1A1A1A"/>
           <w:sz w:val="19"/>
           <w:szCs w:val="19"/>
           <w:shd w:val="clear" w:color="auto" w:fill="F2F2F2"/>
         </w:rPr>
-        <w:t>the chosen quote)</w:t>
+      </w:pPr>
+    </w:p>
+    <w:p>
+      <w:pPr>
+        <w:pStyle w:val="HTMLPreformatted"/>
+        <w:rPr>
+          <w:color w:val="1A1A1A"/>
+          <w:sz w:val="19"/>
+          <w:szCs w:val="19"/>
+          <w:shd w:val="clear" w:color="auto" w:fill="F2F2F2"/>
+        </w:rPr>
+      </w:pPr>
+      <w:r>
+        <w:rPr>
+          <w:color w:val="1A1A1A"/>
+          <w:sz w:val="19"/>
+          <w:szCs w:val="19"/>
+          <w:shd w:val="clear" w:color="auto" w:fill="F2F2F2"/>
+        </w:rPr>
+        <w:t>-- Overtime still waiting for the HR Supervisor</w:t>
+      </w:r>
+    </w:p>
+    <w:p>
+      <w:pPr>
+        <w:pStyle w:val="HTMLPreformatted"/>
+        <w:rPr>
+          <w:color w:val="1A1A1A"/>
+          <w:sz w:val="19"/>
+          <w:szCs w:val="19"/>
+          <w:shd w:val="clear" w:color="auto" w:fill="F2F2F2"/>
+        </w:rPr>
+      </w:pPr>
+      <w:r>
+        <w:rPr>
+          <w:color w:val="1A1A1A"/>
+          <w:sz w:val="19"/>
+          <w:szCs w:val="19"/>
+          <w:shd w:val="clear" w:color="auto" w:fill="F2F2F2"/>
+        </w:rPr>
+        <w:t>SELECT e.full_name, d.work_date, d.ot_minutes</w:t>
+      </w:r>
+    </w:p>
+    <w:p>
+      <w:pPr>
+        <w:pStyle w:val="HTMLPreformatted"/>
+        <w:rPr>
+          <w:color w:val="1A1A1A"/>
+          <w:sz w:val="19"/>
+          <w:szCs w:val="19"/>
+          <w:shd w:val="clear" w:color="auto" w:fill="F2F2F2"/>
+        </w:rPr>
+      </w:pPr>
+      <w:r>
+        <w:rPr>
+          <w:color w:val="1A1A1A"/>
+          <w:sz w:val="19"/>
+          <w:szCs w:val="19"/>
+          <w:shd w:val="clear" w:color="auto" w:fill="F2F2F2"/>
+        </w:rPr>
+        <w:t>FROM attendance_days d JOIN employees e ON e.employee_id = d.employee_id</w:t>
+      </w:r>
+    </w:p>
+    <w:p>
+      <w:pPr>
+        <w:pStyle w:val="HTMLPreformatted"/>
+        <w:rPr>
+          <w:color w:val="1A1A1A"/>
+          <w:sz w:val="19"/>
+          <w:szCs w:val="19"/>
+          <w:shd w:val="clear" w:color="auto" w:fill="F2F2F2"/>
+        </w:rPr>
+      </w:pPr>
+      <w:r>
+        <w:rPr>
+          <w:color w:val="1A1A1A"/>
+          <w:sz w:val="19"/>
+          <w:szCs w:val="19"/>
+          <w:shd w:val="clear" w:color="auto" w:fill="F2F2F2"/>
+        </w:rPr>
+        <w:t>WHERE d.ot_status = 'Waiting';</w:t>
+      </w:r>
+    </w:p>
+    <w:p>
+      <w:pPr>
+        <w:pStyle w:val="Heading1"/>
+        <w:rPr>
+          <w:rFonts w:ascii="Calibri" w:eastAsia="Times New Roman" w:hAnsi="Calibri" w:cs="Calibri"/>
+        </w:rPr>
+      </w:pPr>
+      <w:r>
+        <w:rPr>
+          <w:rFonts w:ascii="Calibri" w:eastAsia="Times New Roman" w:hAnsi="Calibri" w:cs="Calibri"/>
+        </w:rPr>
+        <w:t>7. Inventory tables</w:t>
+      </w:r>
+    </w:p>
+    <w:p>
+      <w:pPr>
+        <w:pStyle w:val="HTMLPreformatted"/>
+        <w:rPr>
+          <w:color w:val="1A1A1A"/>
+          <w:sz w:val="19"/>
+          <w:szCs w:val="19"/>
+          <w:shd w:val="clear" w:color="auto" w:fill="F2F2F2"/>
+        </w:rPr>
+      </w:pPr>
+      <w:r>
+        <w:rPr>
+          <w:color w:val="1A1A1A"/>
+          <w:sz w:val="19"/>
+          <w:szCs w:val="19"/>
+          <w:shd w:val="clear" w:color="auto" w:fill="F2F2F2"/>
+        </w:rPr>
+        <w:t>vendors &lt;--- vendor_documents</w:t>
+      </w:r>
+    </w:p>
+    <w:p>
+      <w:pPr>
+        <w:pStyle w:val="HTMLPreformatted"/>
+        <w:rPr>
+          <w:color w:val="1A1A1A"/>
+          <w:sz w:val="19"/>
+          <w:szCs w:val="19"/>
+          <w:shd w:val="clear" w:color="auto" w:fill="F2F2F2"/>
+        </w:rPr>
+      </w:pPr>
+      <w:r>
+        <w:rPr>
+          <w:color w:val="1A1A1A"/>
+          <w:sz w:val="19"/>
+          <w:szCs w:val="19"/>
+          <w:shd w:val="clear" w:color="auto" w:fill="F2F2F2"/>
+        </w:rPr>
+        <w:t xml:space="preserve">   ^</w:t>
+      </w:r>
+    </w:p>
+    <w:p>
+      <w:pPr>
+        <w:pStyle w:val="HTMLPreformatted"/>
+        <w:rPr>
+          <w:color w:val="1A1A1A"/>
+          <w:sz w:val="19"/>
+          <w:szCs w:val="19"/>
+          <w:shd w:val="clear" w:color="auto" w:fill="F2F2F2"/>
+        </w:rPr>
+      </w:pPr>
+      <w:r>
+        <w:rPr>
+          <w:color w:val="1A1A1A"/>
+          <w:sz w:val="19"/>
+          <w:szCs w:val="19"/>
+          <w:shd w:val="clear" w:color="auto" w:fill="F2F2F2"/>
+        </w:rPr>
+        <w:t xml:space="preserve">   |---- quotes ----&gt; materials &lt;---- material_usages ----&gt; projects</w:t>
+      </w:r>
+    </w:p>
+    <w:p>
+      <w:pPr>
+        <w:pStyle w:val="HTMLPreformatted"/>
+        <w:rPr>
+          <w:color w:val="1A1A1A"/>
+          <w:sz w:val="19"/>
+          <w:szCs w:val="19"/>
+          <w:shd w:val="clear" w:color="auto" w:fill="F2F2F2"/>
+        </w:rPr>
+      </w:pPr>
+      <w:r>
+        <w:rPr>
+          <w:color w:val="1A1A1A"/>
+          <w:sz w:val="19"/>
+          <w:szCs w:val="19"/>
+          <w:shd w:val="clear" w:color="auto" w:fill="F2F2F2"/>
+        </w:rPr>
+        <w:t xml:space="preserve">   |       ^              ^</w:t>
+      </w:r>
+    </w:p>
+    <w:p>
+      <w:pPr>
+        <w:pStyle w:val="HTMLPreformatted"/>
+        <w:rPr>
+          <w:color w:val="1A1A1A"/>
+          <w:sz w:val="19"/>
+          <w:szCs w:val="19"/>
+          <w:shd w:val="clear" w:color="auto" w:fill="F2F2F2"/>
+        </w:rPr>
+      </w:pPr>
+      <w:r>
+        <w:rPr>
+          <w:color w:val="1A1A1A"/>
+          <w:sz w:val="19"/>
+          <w:szCs w:val="19"/>
+          <w:shd w:val="clear" w:color="auto" w:fill="F2F2F2"/>
+        </w:rPr>
+        <w:t xml:space="preserve">   |---- purchases -------|  (purchase.quote_id -&gt; the chosen quote)</w:t>
       </w:r>
     </w:p>
     <w:p>
@@ -11479,16 +12176,7 @@
                 <w:sz w:val="22"/>
                 <w:szCs w:val="22"/>
               </w:rPr>
-              <w:t xml:space="preserve"> </w:t>
-            </w:r>
-            <w:r>
-              <w:rPr>
-                <w:rFonts w:ascii="Calibri" w:eastAsia="Times New Roman" w:hAnsi="Calibri" w:cs="Calibri"/>
-                <w:color w:val="1A1A1A"/>
-                <w:sz w:val="22"/>
-                <w:szCs w:val="22"/>
-              </w:rPr>
-              <w:t>(VAT / Non-VAT)</w:t>
+              <w:t xml:space="preserve"> (VAT / Non-VAT)</w:t>
             </w:r>
           </w:p>
         </w:tc>
@@ -12402,7 +13090,7 @@
       <w:pPr>
         <w:numPr>
           <w:ilvl w:val="0"/>
-          <w:numId w:val="4"/>
+          <w:numId w:val="5"/>
         </w:numPr>
         <w:spacing w:before="100" w:beforeAutospacing="1" w:after="100" w:afterAutospacing="1"/>
         <w:rPr>
@@ -12426,7 +13114,7 @@
       <w:pPr>
         <w:numPr>
           <w:ilvl w:val="0"/>
-          <w:numId w:val="4"/>
+          <w:numId w:val="5"/>
         </w:numPr>
         <w:spacing w:before="100" w:beforeAutospacing="1" w:after="100" w:afterAutospacing="1"/>
         <w:rPr>
@@ -13522,16 +14210,7 @@
                 <w:sz w:val="22"/>
                 <w:szCs w:val="22"/>
               </w:rPr>
-              <w:t xml:space="preserve"> </w:t>
-            </w:r>
-            <w:r>
-              <w:rPr>
-                <w:rFonts w:ascii="Calibri" w:eastAsia="Times New Roman" w:hAnsi="Calibri" w:cs="Calibri"/>
-                <w:color w:val="1A1A1A"/>
-                <w:sz w:val="22"/>
-                <w:szCs w:val="22"/>
-              </w:rPr>
-              <w:t>(0-100), date, notes, file</w:t>
+              <w:t xml:space="preserve"> (0-100), date, notes, file</w:t>
             </w:r>
           </w:p>
         </w:tc>
@@ -13732,7 +14411,16 @@
                 <w:sz w:val="22"/>
                 <w:szCs w:val="22"/>
               </w:rPr>
-              <w:t xml:space="preserve"> (Waiting / Approved / Rejected / Paid)</w:t>
+              <w:t xml:space="preserve"> </w:t>
+            </w:r>
+            <w:r>
+              <w:rPr>
+                <w:rFonts w:ascii="Calibri" w:eastAsia="Times New Roman" w:hAnsi="Calibri" w:cs="Calibri"/>
+                <w:color w:val="1A1A1A"/>
+                <w:sz w:val="22"/>
+                <w:szCs w:val="22"/>
+              </w:rPr>
+              <w:t>(Waiting / Approved / Rejected / Paid)</w:t>
             </w:r>
           </w:p>
         </w:tc>
@@ -14277,7 +14965,7 @@
       <w:pPr>
         <w:numPr>
           <w:ilvl w:val="0"/>
-          <w:numId w:val="5"/>
+          <w:numId w:val="6"/>
         </w:numPr>
         <w:spacing w:before="100" w:beforeAutospacing="1" w:after="100" w:afterAutospacing="1"/>
         <w:rPr>
@@ -14343,7 +15031,7 @@
       <w:pPr>
         <w:numPr>
           <w:ilvl w:val="0"/>
-          <w:numId w:val="5"/>
+          <w:numId w:val="6"/>
         </w:numPr>
         <w:spacing w:before="100" w:beforeAutospacing="1" w:after="100" w:afterAutospacing="1"/>
         <w:rPr>
@@ -14400,7 +15088,17 @@
           <w:sz w:val="22"/>
           <w:szCs w:val="22"/>
         </w:rPr>
-        <w:t>Stock purchases aren't in this table.</w:t>
+        <w:t>Stock purchases aren</w:t>
+      </w:r>
+      <w:r>
+        <w:rPr>
+          <w:rStyle w:val="Strong"/>
+          <w:rFonts w:ascii="Calibri" w:hAnsi="Calibri" w:cs="Calibri"/>
+          <w:color w:val="1A1A1A"/>
+          <w:sz w:val="22"/>
+          <w:szCs w:val="22"/>
+        </w:rPr>
+        <w:t>'t in this table.</w:t>
       </w:r>
       <w:r>
         <w:rPr>
@@ -14546,16 +15244,7 @@
           <w:sz w:val="22"/>
           <w:szCs w:val="22"/>
         </w:rPr>
-        <w:t xml:space="preserve"> </w:t>
-      </w:r>
-      <w:r>
-        <w:rPr>
-          <w:rFonts w:ascii="Calibri" w:hAnsi="Calibri" w:cs="Calibri"/>
-          <w:color w:val="1A1A1A"/>
-          <w:sz w:val="22"/>
-          <w:szCs w:val="22"/>
-        </w:rPr>
-        <w:t xml:space="preserve">(+/-), signed document, </w:t>
+        <w:t xml:space="preserve"> (+/-), signed document, </w:t>
       </w:r>
       <w:r>
         <w:rPr>
@@ -14621,7 +15310,16 @@
           <w:sz w:val="22"/>
           <w:szCs w:val="22"/>
         </w:rPr>
-        <w:t xml:space="preserve"> in the code). In database terms, for one project:</w:t>
+        <w:t xml:space="preserve"> </w:t>
+      </w:r>
+      <w:r>
+        <w:rPr>
+          <w:rFonts w:ascii="Calibri" w:hAnsi="Calibri" w:cs="Calibri"/>
+          <w:color w:val="1A1A1A"/>
+          <w:sz w:val="22"/>
+          <w:szCs w:val="22"/>
+        </w:rPr>
+        <w:t>in the code). In database terms, for one project:</w:t>
       </w:r>
     </w:p>
     <w:tbl>
@@ -15155,16 +15853,7 @@
                 <w:sz w:val="22"/>
                 <w:szCs w:val="22"/>
               </w:rPr>
-              <w:t xml:space="preserve"> </w:t>
-            </w:r>
-            <w:r>
-              <w:rPr>
-                <w:rFonts w:ascii="Calibri" w:eastAsia="Times New Roman" w:hAnsi="Calibri" w:cs="Calibri"/>
-                <w:color w:val="1A1A1A"/>
-                <w:sz w:val="22"/>
-                <w:szCs w:val="22"/>
-              </w:rPr>
-              <w:t>where Project and Approved</w:t>
+              <w:t xml:space="preserve"> where Project and Approved</w:t>
             </w:r>
           </w:p>
         </w:tc>
@@ -15472,7 +16161,16 @@
           <w:sz w:val="22"/>
           <w:szCs w:val="22"/>
         </w:rPr>
-        <w:t xml:space="preserve"> where Overhead and Approved + </w:t>
+        <w:t xml:space="preserve"> </w:t>
+      </w:r>
+      <w:r>
+        <w:rPr>
+          <w:rFonts w:ascii="Calibri" w:hAnsi="Calibri" w:cs="Calibri"/>
+          <w:color w:val="1A1A1A"/>
+          <w:sz w:val="22"/>
+          <w:szCs w:val="22"/>
+        </w:rPr>
+        <w:t xml:space="preserve">where Overhead and Approved + </w:t>
       </w:r>
       <w:r>
         <w:rPr>
@@ -15588,68 +16286,68 @@
           <w:szCs w:val="19"/>
           <w:shd w:val="clear" w:color="auto" w:fill="F2F2F2"/>
         </w:rPr>
-        <w:t xml:space="preserve">                     </w:t>
-      </w:r>
-      <w:r>
+        <w:t xml:space="preserve">                     WHERE c.project_id = p.project_id AND c.status = 'Approved'), 0) AS revenue,</w:t>
+      </w:r>
+    </w:p>
+    <w:p>
+      <w:pPr>
+        <w:pStyle w:val="HTMLPreformatted"/>
         <w:rPr>
           <w:color w:val="1A1A1A"/>
           <w:sz w:val="19"/>
           <w:szCs w:val="19"/>
           <w:shd w:val="clear" w:color="auto" w:fill="F2F2F2"/>
         </w:rPr>
-        <w:t>WHERE c.project_id = p.project_id AND c.status = 'Approved'), 0) AS revenue,</w:t>
-      </w:r>
-    </w:p>
-    <w:p>
-      <w:pPr>
-        <w:pStyle w:val="HTMLPreformatted"/>
+      </w:pPr>
+      <w:r>
         <w:rPr>
           <w:color w:val="1A1A1A"/>
           <w:sz w:val="19"/>
           <w:szCs w:val="19"/>
           <w:shd w:val="clear" w:color="auto" w:fill="F2F2F2"/>
         </w:rPr>
-      </w:pPr>
-      <w:r>
+        <w:t xml:space="preserve">       COALESCE((SELECT SUM(cost) FROM material_usages u</w:t>
+      </w:r>
+    </w:p>
+    <w:p>
+      <w:pPr>
+        <w:pStyle w:val="HTMLPreformatted"/>
         <w:rPr>
           <w:color w:val="1A1A1A"/>
           <w:sz w:val="19"/>
           <w:szCs w:val="19"/>
           <w:shd w:val="clear" w:color="auto" w:fill="F2F2F2"/>
         </w:rPr>
-        <w:t xml:space="preserve">       COALESCE((SELECT SUM(cost) FROM material_usages u</w:t>
-      </w:r>
-    </w:p>
-    <w:p>
-      <w:pPr>
-        <w:pStyle w:val="HTMLPreformatted"/>
+      </w:pPr>
+      <w:r>
         <w:rPr>
           <w:color w:val="1A1A1A"/>
           <w:sz w:val="19"/>
           <w:szCs w:val="19"/>
           <w:shd w:val="clear" w:color="auto" w:fill="F2F2F2"/>
         </w:rPr>
-      </w:pPr>
-      <w:r>
+        <w:t xml:space="preserve">                 WHERE u.project_id = p.project_id AND u.status = 'Approved'), 0)</w:t>
+      </w:r>
+    </w:p>
+    <w:p>
+      <w:pPr>
+        <w:pStyle w:val="HTMLPreformatted"/>
         <w:rPr>
           <w:color w:val="1A1A1A"/>
           <w:sz w:val="19"/>
           <w:szCs w:val="19"/>
           <w:shd w:val="clear" w:color="auto" w:fill="F2F2F2"/>
         </w:rPr>
-        <w:t xml:space="preserve">                 WHERE u.project_id = p.project_id AND u.status = 'Approved'), 0)</w:t>
-      </w:r>
-    </w:p>
-    <w:p>
-      <w:pPr>
-        <w:pStyle w:val="HTMLPreformatted"/>
+      </w:pPr>
+      <w:r>
         <w:rPr>
           <w:color w:val="1A1A1A"/>
           <w:sz w:val="19"/>
           <w:szCs w:val="19"/>
           <w:shd w:val="clear" w:color="auto" w:fill="F2F2F2"/>
         </w:rPr>
-      </w:pPr>
+        <w:t xml:space="preserve">     </w:t>
+      </w:r>
       <w:r>
         <w:rPr>
           <w:color w:val="1A1A1A"/>
@@ -15657,7 +16355,7 @@
           <w:szCs w:val="19"/>
           <w:shd w:val="clear" w:color="auto" w:fill="F2F2F2"/>
         </w:rPr>
-        <w:t xml:space="preserve">     + COALESCE((SELECT SUM(amount) FROM receipts r</w:t>
+        <w:t>+ COALESCE((SELECT SUM(amount) FROM receipts r</w:t>
       </w:r>
     </w:p>
     <w:p>
@@ -15717,35 +16415,26 @@
           <w:szCs w:val="19"/>
           <w:shd w:val="clear" w:color="auto" w:fill="F2F2F2"/>
         </w:rPr>
-        <w:t xml:space="preserve">                 </w:t>
-      </w:r>
-      <w:r>
+        <w:t xml:space="preserve">                 WHERE j.project_id = p.project_id), 0) AS expenses</w:t>
+      </w:r>
+    </w:p>
+    <w:p>
+      <w:pPr>
+        <w:pStyle w:val="HTMLPreformatted"/>
         <w:rPr>
           <w:color w:val="1A1A1A"/>
           <w:sz w:val="19"/>
           <w:szCs w:val="19"/>
           <w:shd w:val="clear" w:color="auto" w:fill="F2F2F2"/>
         </w:rPr>
-        <w:t>WHERE j.project_id = p.project_id), 0) AS expenses</w:t>
-      </w:r>
-    </w:p>
-    <w:p>
-      <w:pPr>
-        <w:pStyle w:val="HTMLPreformatted"/>
+      </w:pPr>
+      <w:r>
         <w:rPr>
           <w:color w:val="1A1A1A"/>
           <w:sz w:val="19"/>
           <w:szCs w:val="19"/>
           <w:shd w:val="clear" w:color="auto" w:fill="F2F2F2"/>
         </w:rPr>
-      </w:pPr>
-      <w:r>
-        <w:rPr>
-          <w:color w:val="1A1A1A"/>
-          <w:sz w:val="19"/>
-          <w:szCs w:val="19"/>
-          <w:shd w:val="clear" w:color="auto" w:fill="F2F2F2"/>
-        </w:rPr>
         <w:t>FROM projects p;</w:t>
       </w:r>
     </w:p>
@@ -15840,7 +16529,16 @@
           <w:sz w:val="22"/>
           <w:szCs w:val="22"/>
         </w:rPr>
-        <w:t xml:space="preserve">: who sends what, which process handles it, and where it's stored. It doesn't show screens or code. The file is </w:t>
+        <w:t>: who sends what, which process handles it, and where it'</w:t>
+      </w:r>
+      <w:r>
+        <w:rPr>
+          <w:rFonts w:ascii="Calibri" w:hAnsi="Calibri" w:cs="Calibri"/>
+          <w:color w:val="1A1A1A"/>
+          <w:sz w:val="22"/>
+          <w:szCs w:val="22"/>
+        </w:rPr>
+        <w:t xml:space="preserve">s stored. It doesn't show screens or code. The file is </w:t>
       </w:r>
       <w:r>
         <w:rPr>
@@ -16554,7 +17252,7 @@
       <w:pPr>
         <w:numPr>
           <w:ilvl w:val="0"/>
-          <w:numId w:val="6"/>
+          <w:numId w:val="7"/>
         </w:numPr>
         <w:spacing w:before="100" w:beforeAutospacing="1" w:after="100" w:afterAutospacing="1"/>
         <w:rPr>
@@ -16600,23 +17298,14 @@
           <w:sz w:val="22"/>
           <w:szCs w:val="22"/>
         </w:rPr>
-        <w:t xml:space="preserve"> </w:t>
-      </w:r>
-      <w:r>
-        <w:rPr>
-          <w:rFonts w:ascii="Calibri" w:eastAsia="Times New Roman" w:hAnsi="Calibri" w:cs="Calibri"/>
-          <w:color w:val="1A1A1A"/>
-          <w:sz w:val="22"/>
-          <w:szCs w:val="22"/>
-        </w:rPr>
-        <w:t>process (0, the Desktop Management Supersystem), surrounded by the outside world: the Admin user, employees, the biometrics device, clients, subcontractors, suppliers/vendors, external accounting and the website system.</w:t>
+        <w:t xml:space="preserve"> process (0, the Desktop Management Supersystem), surrounded by the outside world: the Admin user, employees, the biometrics device, clients, subcontractors, suppliers/vendors, external accounting and the website system.</w:t>
       </w:r>
     </w:p>
     <w:p>
       <w:pPr>
         <w:numPr>
           <w:ilvl w:val="0"/>
-          <w:numId w:val="6"/>
+          <w:numId w:val="7"/>
         </w:numPr>
         <w:spacing w:before="100" w:beforeAutospacing="1" w:after="100" w:afterAutospacing="1"/>
         <w:rPr>
@@ -17026,7 +17715,16 @@
                 <w:sz w:val="22"/>
                 <w:szCs w:val="22"/>
               </w:rPr>
-              <w:t>HR &amp; Payroll + User Accounts</w:t>
+              <w:t xml:space="preserve">HR &amp; </w:t>
+            </w:r>
+            <w:r>
+              <w:rPr>
+                <w:rFonts w:ascii="Calibri" w:eastAsia="Times New Roman" w:hAnsi="Calibri" w:cs="Calibri"/>
+                <w:color w:val="1A1A1A"/>
+                <w:sz w:val="22"/>
+                <w:szCs w:val="22"/>
+              </w:rPr>
+              <w:t>Payroll + User Accounts</w:t>
             </w:r>
           </w:p>
         </w:tc>
@@ -17220,16 +17918,7 @@
                 <w:sz w:val="22"/>
                 <w:szCs w:val="22"/>
               </w:rPr>
-              <w:t xml:space="preserve">Subcontractor &amp; </w:t>
-            </w:r>
-            <w:r>
-              <w:rPr>
-                <w:rFonts w:ascii="Calibri" w:eastAsia="Times New Roman" w:hAnsi="Calibri" w:cs="Calibri"/>
-                <w:color w:val="1A1A1A"/>
-                <w:sz w:val="22"/>
-                <w:szCs w:val="22"/>
-              </w:rPr>
-              <w:t>Vendor Management</w:t>
+              <w:t>Subcontractor &amp; Vendor Management</w:t>
             </w:r>
           </w:p>
         </w:tc>
@@ -17393,7 +18082,7 @@
       <w:pPr>
         <w:numPr>
           <w:ilvl w:val="0"/>
-          <w:numId w:val="7"/>
+          <w:numId w:val="8"/>
         </w:numPr>
         <w:spacing w:before="100" w:beforeAutospacing="1" w:after="100" w:afterAutospacing="1"/>
         <w:rPr>
@@ -18101,13 +18790,42 @@
             </w:pPr>
             <w:r>
               <w:rPr>
-                <w:rStyle w:val="Emphasis"/>
-                <w:rFonts w:ascii="Calibri" w:eastAsia="Times New Roman" w:hAnsi="Calibri" w:cs="Calibri"/>
-                <w:color w:val="1A1A1A"/>
-                <w:sz w:val="22"/>
-                <w:szCs w:val="22"/>
-              </w:rPr>
-              <w:t>Not built yet (Attendance)</w:t>
+                <w:rStyle w:val="HTMLCode"/>
+                <w:color w:val="1A1A1A"/>
+              </w:rPr>
+              <w:t>attendance_imports</w:t>
+            </w:r>
+            <w:r>
+              <w:rPr>
+                <w:rFonts w:ascii="Calibri" w:eastAsia="Times New Roman" w:hAnsi="Calibri" w:cs="Calibri"/>
+                <w:color w:val="1A1A1A"/>
+                <w:sz w:val="22"/>
+                <w:szCs w:val="22"/>
+              </w:rPr>
+              <w:t xml:space="preserve">, </w:t>
+            </w:r>
+            <w:r>
+              <w:rPr>
+                <w:rStyle w:val="HTMLCode"/>
+                <w:color w:val="1A1A1A"/>
+              </w:rPr>
+              <w:t>attendance_scans</w:t>
+            </w:r>
+            <w:r>
+              <w:rPr>
+                <w:rFonts w:ascii="Calibri" w:eastAsia="Times New Roman" w:hAnsi="Calibri" w:cs="Calibri"/>
+                <w:color w:val="1A1A1A"/>
+                <w:sz w:val="22"/>
+                <w:szCs w:val="22"/>
+              </w:rPr>
+              <w:t xml:space="preserve">, </w:t>
+            </w:r>
+            <w:r>
+              <w:rPr>
+                <w:rStyle w:val="HTMLCode"/>
+                <w:color w:val="1A1A1A"/>
+              </w:rPr>
+              <w:t>attendance_days</w:t>
             </w:r>
           </w:p>
         </w:tc>
@@ -18869,7 +19587,16 @@
                 <w:sz w:val="22"/>
                 <w:szCs w:val="22"/>
               </w:rPr>
-              <w:t>D4.2 Scope &amp; Progress Records</w:t>
+              <w:t xml:space="preserve">D4.2 Scope &amp; </w:t>
+            </w:r>
+            <w:r>
+              <w:rPr>
+                <w:rFonts w:ascii="Calibri" w:eastAsia="Times New Roman" w:hAnsi="Calibri" w:cs="Calibri"/>
+                <w:color w:val="1A1A1A"/>
+                <w:sz w:val="22"/>
+                <w:szCs w:val="22"/>
+              </w:rPr>
+              <w:t>Progress Records</w:t>
             </w:r>
           </w:p>
         </w:tc>
@@ -19449,16 +20176,16 @@
           <w:sz w:val="22"/>
           <w:szCs w:val="22"/>
         </w:rPr>
-        <w:t xml:space="preserve"> the DFD was drawn before some decisions were made. Site deployment tracking and subcontractor ratings were dropped, and the DFD's "approved / pending / denied" </w:t>
-      </w:r>
-      <w:r>
-        <w:rPr>
-          <w:rFonts w:ascii="Calibri" w:hAnsi="Calibri" w:cs="Calibri"/>
-          <w:color w:val="1A1A1A"/>
-          <w:sz w:val="22"/>
-          <w:szCs w:val="22"/>
-        </w:rPr>
-        <w:t>account statuses became Active / Locked / Disabled. Website Admin is no longer part of the office app: it has its own screens, opened by the same Tri-Stone Sign In with Website Admin logins (one account list). If the DFD is used for a presentation, update those parts so it matches.</w:t>
+        <w:t xml:space="preserve"> </w:t>
+      </w:r>
+      <w:r>
+        <w:rPr>
+          <w:rFonts w:ascii="Calibri" w:hAnsi="Calibri" w:cs="Calibri"/>
+          <w:color w:val="1A1A1A"/>
+          <w:sz w:val="22"/>
+          <w:szCs w:val="22"/>
+        </w:rPr>
+        <w:t>the DFD was drawn before some decisions were made. Site deployment tracking and subcontractor ratings were dropped, and the DFD's "approved / pending / denied" account statuses became Active / Locked / Disabled. Website Admin is no longer part of the office app: it has its own screens, opened by the same Tri-Stone Sign In with Website Admin logins (one account list). If the DFD is used for a presentation, update those parts so it matches.</w:t>
       </w:r>
     </w:p>
     <w:p>
@@ -19512,336 +20239,6 @@
           <w:szCs w:val="22"/>
         </w:rPr>
         <w:t xml:space="preserve"> (process 3.0):</w:t>
-      </w:r>
-    </w:p>
-    <w:p>
-      <w:pPr>
-        <w:numPr>
-          <w:ilvl w:val="0"/>
-          <w:numId w:val="8"/>
-        </w:numPr>
-        <w:spacing w:before="100" w:beforeAutospacing="1" w:after="100" w:afterAutospacing="1"/>
-        <w:rPr>
-          <w:rFonts w:ascii="Calibri" w:eastAsia="Times New Roman" w:hAnsi="Calibri" w:cs="Calibri"/>
-          <w:color w:val="1A1A1A"/>
-          <w:sz w:val="22"/>
-          <w:szCs w:val="22"/>
-        </w:rPr>
-      </w:pPr>
-      <w:r>
-        <w:rPr>
-          <w:rStyle w:val="Emphasis"/>
-          <w:rFonts w:ascii="Calibri" w:eastAsia="Times New Roman" w:hAnsi="Calibri" w:cs="Calibri"/>
-          <w:color w:val="1A1A1A"/>
-          <w:sz w:val="22"/>
-          <w:szCs w:val="22"/>
-        </w:rPr>
-        <w:t>Employee</w:t>
-      </w:r>
-      <w:r>
-        <w:rPr>
-          <w:rFonts w:ascii="Calibri" w:eastAsia="Times New Roman" w:hAnsi="Calibri" w:cs="Calibri"/>
-          <w:color w:val="1A1A1A"/>
-          <w:sz w:val="22"/>
-          <w:szCs w:val="22"/>
-        </w:rPr>
-        <w:t xml:space="preserve"> </w:t>
-      </w:r>
-      <w:r>
-        <w:rPr>
-          <w:rFonts w:ascii="Calibri" w:eastAsia="Times New Roman" w:hAnsi="Calibri" w:cs="Calibri"/>
-          <w:color w:val="1A1A1A"/>
-          <w:sz w:val="22"/>
-          <w:szCs w:val="22"/>
-        </w:rPr>
-        <w:t>→</w:t>
-      </w:r>
-      <w:r>
-        <w:rPr>
-          <w:rFonts w:ascii="Calibri" w:eastAsia="Times New Roman" w:hAnsi="Calibri" w:cs="Calibri"/>
-          <w:color w:val="1A1A1A"/>
-          <w:sz w:val="22"/>
-          <w:szCs w:val="22"/>
-        </w:rPr>
-        <w:t xml:space="preserve"> "material usage entry" </w:t>
-      </w:r>
-      <w:r>
-        <w:rPr>
-          <w:rFonts w:ascii="Calibri" w:eastAsia="Times New Roman" w:hAnsi="Calibri" w:cs="Calibri"/>
-          <w:color w:val="1A1A1A"/>
-          <w:sz w:val="22"/>
-          <w:szCs w:val="22"/>
-        </w:rPr>
-        <w:t>→</w:t>
-      </w:r>
-      <w:r>
-        <w:rPr>
-          <w:rFonts w:ascii="Calibri" w:eastAsia="Times New Roman" w:hAnsi="Calibri" w:cs="Calibri"/>
-          <w:color w:val="1A1A1A"/>
-          <w:sz w:val="22"/>
-          <w:szCs w:val="22"/>
-        </w:rPr>
-        <w:t xml:space="preserve"> </w:t>
-      </w:r>
-      <w:r>
-        <w:rPr>
-          <w:rStyle w:val="Strong"/>
-          <w:rFonts w:ascii="Calibri" w:eastAsia="Times New Roman" w:hAnsi="Calibri" w:cs="Calibri"/>
-          <w:color w:val="1A1A1A"/>
-          <w:sz w:val="22"/>
-          <w:szCs w:val="22"/>
-        </w:rPr>
-        <w:t>3.0</w:t>
-      </w:r>
-      <w:r>
-        <w:rPr>
-          <w:rFonts w:ascii="Calibri" w:eastAsia="Times New Roman" w:hAnsi="Calibri" w:cs="Calibri"/>
-          <w:color w:val="1A1A1A"/>
-          <w:sz w:val="22"/>
-          <w:szCs w:val="22"/>
-        </w:rPr>
-        <w:t xml:space="preserve"> </w:t>
-      </w:r>
-      <w:r>
-        <w:rPr>
-          <w:rFonts w:ascii="Calibri" w:eastAsia="Times New Roman" w:hAnsi="Calibri" w:cs="Calibri"/>
-          <w:color w:val="1A1A1A"/>
-          <w:sz w:val="22"/>
-          <w:szCs w:val="22"/>
-        </w:rPr>
-        <w:t>→ saved in</w:t>
-      </w:r>
-      <w:r>
-        <w:rPr>
-          <w:rFonts w:ascii="Calibri" w:eastAsia="Times New Roman" w:hAnsi="Calibri" w:cs="Calibri"/>
-          <w:color w:val="1A1A1A"/>
-          <w:sz w:val="22"/>
-          <w:szCs w:val="22"/>
-        </w:rPr>
-        <w:t xml:space="preserve"> </w:t>
-      </w:r>
-      <w:r>
-        <w:rPr>
-          <w:rStyle w:val="Strong"/>
-          <w:rFonts w:ascii="Calibri" w:eastAsia="Times New Roman" w:hAnsi="Calibri" w:cs="Calibri"/>
-          <w:color w:val="1A1A1A"/>
-          <w:sz w:val="22"/>
-          <w:szCs w:val="22"/>
-        </w:rPr>
-        <w:t>D3.1</w:t>
-      </w:r>
-      <w:r>
-        <w:rPr>
-          <w:rFonts w:ascii="Calibri" w:eastAsia="Times New Roman" w:hAnsi="Calibri" w:cs="Calibri"/>
-          <w:color w:val="1A1A1A"/>
-          <w:sz w:val="22"/>
-          <w:szCs w:val="22"/>
-        </w:rPr>
-        <w:t xml:space="preserve"> as a </w:t>
-      </w:r>
-      <w:r>
-        <w:rPr>
-          <w:rStyle w:val="HTMLCode"/>
-          <w:color w:val="1A1A1A"/>
-        </w:rPr>
-        <w:t>material_usages</w:t>
-      </w:r>
-      <w:r>
-        <w:rPr>
-          <w:rFonts w:ascii="Calibri" w:eastAsia="Times New Roman" w:hAnsi="Calibri" w:cs="Calibri"/>
-          <w:color w:val="1A1A1A"/>
-          <w:sz w:val="22"/>
-          <w:szCs w:val="22"/>
-        </w:rPr>
-        <w:t xml:space="preserve"> row, status Waiting.</w:t>
-      </w:r>
-    </w:p>
-    <w:p>
-      <w:pPr>
-        <w:numPr>
-          <w:ilvl w:val="0"/>
-          <w:numId w:val="8"/>
-        </w:numPr>
-        <w:spacing w:before="100" w:beforeAutospacing="1" w:after="100" w:afterAutospacing="1"/>
-        <w:rPr>
-          <w:rFonts w:ascii="Calibri" w:eastAsia="Times New Roman" w:hAnsi="Calibri" w:cs="Calibri"/>
-          <w:color w:val="1A1A1A"/>
-          <w:sz w:val="22"/>
-          <w:szCs w:val="22"/>
-        </w:rPr>
-      </w:pPr>
-      <w:r>
-        <w:rPr>
-          <w:rStyle w:val="Emphasis"/>
-          <w:rFonts w:ascii="Calibri" w:eastAsia="Times New Roman" w:hAnsi="Calibri" w:cs="Calibri"/>
-          <w:color w:val="1A1A1A"/>
-          <w:sz w:val="22"/>
-          <w:szCs w:val="22"/>
-        </w:rPr>
-        <w:t>Supervisor</w:t>
-      </w:r>
-      <w:r>
-        <w:rPr>
-          <w:rFonts w:ascii="Calibri" w:eastAsia="Times New Roman" w:hAnsi="Calibri" w:cs="Calibri"/>
-          <w:color w:val="1A1A1A"/>
-          <w:sz w:val="22"/>
-          <w:szCs w:val="22"/>
-        </w:rPr>
-        <w:t xml:space="preserve"> </w:t>
-      </w:r>
-      <w:r>
-        <w:rPr>
-          <w:rFonts w:ascii="Calibri" w:eastAsia="Times New Roman" w:hAnsi="Calibri" w:cs="Calibri"/>
-          <w:color w:val="1A1A1A"/>
-          <w:sz w:val="22"/>
-          <w:szCs w:val="22"/>
-        </w:rPr>
-        <w:t>approves →</w:t>
-      </w:r>
-      <w:r>
-        <w:rPr>
-          <w:rFonts w:ascii="Calibri" w:eastAsia="Times New Roman" w:hAnsi="Calibri" w:cs="Calibri"/>
-          <w:color w:val="1A1A1A"/>
-          <w:sz w:val="22"/>
-          <w:szCs w:val="22"/>
-        </w:rPr>
-        <w:t xml:space="preserve"> </w:t>
-      </w:r>
-      <w:r>
-        <w:rPr>
-          <w:rStyle w:val="Strong"/>
-          <w:rFonts w:ascii="Calibri" w:eastAsia="Times New Roman" w:hAnsi="Calibri" w:cs="Calibri"/>
-          <w:color w:val="1A1A1A"/>
-          <w:sz w:val="22"/>
-          <w:szCs w:val="22"/>
-        </w:rPr>
-        <w:t>3.0</w:t>
-      </w:r>
-      <w:r>
-        <w:rPr>
-          <w:rFonts w:ascii="Calibri" w:eastAsia="Times New Roman" w:hAnsi="Calibri" w:cs="Calibri"/>
-          <w:color w:val="1A1A1A"/>
-          <w:sz w:val="22"/>
-          <w:szCs w:val="22"/>
-        </w:rPr>
-        <w:t xml:space="preserve"> lowers </w:t>
-      </w:r>
-      <w:r>
-        <w:rPr>
-          <w:rStyle w:val="HTMLCode"/>
-          <w:color w:val="1A1A1A"/>
-        </w:rPr>
-        <w:t>materials.stock_qty</w:t>
-      </w:r>
-      <w:r>
-        <w:rPr>
-          <w:rFonts w:ascii="Calibri" w:eastAsia="Times New Roman" w:hAnsi="Calibri" w:cs="Calibri"/>
-          <w:color w:val="1A1A1A"/>
-          <w:sz w:val="22"/>
-          <w:szCs w:val="22"/>
-        </w:rPr>
-        <w:t xml:space="preserve"> and fills </w:t>
-      </w:r>
-      <w:r>
-        <w:rPr>
-          <w:rStyle w:val="HTMLCode"/>
-          <w:color w:val="1A1A1A"/>
-        </w:rPr>
-        <w:t>material_usages.cost</w:t>
-      </w:r>
-      <w:r>
-        <w:rPr>
-          <w:rFonts w:ascii="Calibri" w:eastAsia="Times New Roman" w:hAnsi="Calibri" w:cs="Calibri"/>
-          <w:color w:val="1A1A1A"/>
-          <w:sz w:val="22"/>
-          <w:szCs w:val="22"/>
-        </w:rPr>
-        <w:t>.</w:t>
-      </w:r>
-    </w:p>
-    <w:p>
-      <w:pPr>
-        <w:numPr>
-          <w:ilvl w:val="0"/>
-          <w:numId w:val="8"/>
-        </w:numPr>
-        <w:spacing w:before="100" w:beforeAutospacing="1" w:after="100" w:afterAutospacing="1"/>
-        <w:rPr>
-          <w:rFonts w:ascii="Calibri" w:eastAsia="Times New Roman" w:hAnsi="Calibri" w:cs="Calibri"/>
-          <w:color w:val="1A1A1A"/>
-          <w:sz w:val="22"/>
-          <w:szCs w:val="22"/>
-        </w:rPr>
-      </w:pPr>
-      <w:r>
-        <w:rPr>
-          <w:rStyle w:val="Strong"/>
-          <w:rFonts w:ascii="Calibri" w:eastAsia="Times New Roman" w:hAnsi="Calibri" w:cs="Calibri"/>
-          <w:color w:val="1A1A1A"/>
-          <w:sz w:val="22"/>
-          <w:szCs w:val="22"/>
-        </w:rPr>
-        <w:t>1.0 Dashboard</w:t>
-      </w:r>
-      <w:r>
-        <w:rPr>
-          <w:rFonts w:ascii="Calibri" w:eastAsia="Times New Roman" w:hAnsi="Calibri" w:cs="Calibri"/>
-          <w:color w:val="1A1A1A"/>
-          <w:sz w:val="22"/>
-          <w:szCs w:val="22"/>
-        </w:rPr>
-        <w:t xml:space="preserve"> reads </w:t>
-      </w:r>
-      <w:r>
-        <w:rPr>
-          <w:rStyle w:val="Strong"/>
-          <w:rFonts w:ascii="Calibri" w:eastAsia="Times New Roman" w:hAnsi="Calibri" w:cs="Calibri"/>
-          <w:color w:val="1A1A1A"/>
-          <w:sz w:val="22"/>
-          <w:szCs w:val="22"/>
-        </w:rPr>
-        <w:t>D1.1</w:t>
-      </w:r>
-      <w:r>
-        <w:rPr>
-          <w:rFonts w:ascii="Calibri" w:eastAsia="Times New Roman" w:hAnsi="Calibri" w:cs="Calibri"/>
-          <w:color w:val="1A1A1A"/>
-          <w:sz w:val="22"/>
-          <w:szCs w:val="22"/>
-        </w:rPr>
-        <w:t xml:space="preserve"> </w:t>
-      </w:r>
-      <w:r>
-        <w:rPr>
-          <w:rFonts w:ascii="Calibri" w:eastAsia="Times New Roman" w:hAnsi="Calibri" w:cs="Calibri"/>
-          <w:color w:val="1A1A1A"/>
-          <w:sz w:val="22"/>
-          <w:szCs w:val="22"/>
-        </w:rPr>
-        <w:t>→ the project</w:t>
-      </w:r>
-      <w:r>
-        <w:rPr>
-          <w:rFonts w:ascii="Calibri" w:eastAsia="Times New Roman" w:hAnsi="Calibri" w:cs="Calibri"/>
-          <w:color w:val="1A1A1A"/>
-          <w:sz w:val="22"/>
-          <w:szCs w:val="22"/>
-        </w:rPr>
-        <w:t>'s expenses now include that cost.</w:t>
-      </w:r>
-    </w:p>
-    <w:p>
-      <w:pPr>
-        <w:pStyle w:val="Heading1"/>
-        <w:rPr>
-          <w:rFonts w:ascii="Calibri" w:eastAsia="Times New Roman" w:hAnsi="Calibri" w:cs="Calibri"/>
-        </w:rPr>
-      </w:pPr>
-      <w:r>
-        <w:rPr>
-          <w:rFonts w:ascii="Calibri" w:eastAsia="Times New Roman" w:hAnsi="Calibri" w:cs="Calibri"/>
-        </w:rPr>
-        <w:t>12. Try it yourself in pgAdmin</w:t>
       </w:r>
     </w:p>
     <w:p>
@@ -19860,12 +20257,22 @@
       </w:pPr>
       <w:r>
         <w:rPr>
+          <w:rStyle w:val="Emphasis"/>
           <w:rFonts w:ascii="Calibri" w:eastAsia="Times New Roman" w:hAnsi="Calibri" w:cs="Calibri"/>
           <w:color w:val="1A1A1A"/>
           <w:sz w:val="22"/>
           <w:szCs w:val="22"/>
         </w:rPr>
-        <w:t xml:space="preserve">Open </w:t>
+        <w:t>Employee</w:t>
+      </w:r>
+      <w:r>
+        <w:rPr>
+          <w:rFonts w:ascii="Calibri" w:eastAsia="Times New Roman" w:hAnsi="Calibri" w:cs="Calibri"/>
+          <w:color w:val="1A1A1A"/>
+          <w:sz w:val="22"/>
+          <w:szCs w:val="22"/>
+        </w:rPr>
+        <w:t xml:space="preserve"> → "material usage entry" → </w:t>
       </w:r>
       <w:r>
         <w:rPr>
@@ -19875,7 +20282,7 @@
           <w:sz w:val="22"/>
           <w:szCs w:val="22"/>
         </w:rPr>
-        <w:t>pgAdmin 4</w:t>
+        <w:t>3.0</w:t>
       </w:r>
       <w:r>
         <w:rPr>
@@ -19884,7 +20291,7 @@
           <w:sz w:val="22"/>
           <w:szCs w:val="22"/>
         </w:rPr>
-        <w:t xml:space="preserve">, then </w:t>
+        <w:t xml:space="preserve"> → saved in </w:t>
       </w:r>
       <w:r>
         <w:rPr>
@@ -19894,7 +20301,7 @@
           <w:sz w:val="22"/>
           <w:szCs w:val="22"/>
         </w:rPr>
-        <w:t>Servers &gt; PostgreSQL 18 &gt; Databases &gt; construction_db</w:t>
+        <w:t>D3.1</w:t>
       </w:r>
       <w:r>
         <w:rPr>
@@ -19903,7 +20310,23 @@
           <w:sz w:val="22"/>
           <w:szCs w:val="22"/>
         </w:rPr>
-        <w:t>.</w:t>
+        <w:t xml:space="preserve"> as a </w:t>
+      </w:r>
+      <w:r>
+        <w:rPr>
+          <w:rStyle w:val="HTMLCode"/>
+          <w:color w:val="1A1A1A"/>
+        </w:rPr>
+        <w:t>material_usages</w:t>
+      </w:r>
+      <w:r>
+        <w:rPr>
+          <w:rFonts w:ascii="Calibri" w:eastAsia="Times New Roman" w:hAnsi="Calibri" w:cs="Calibri"/>
+          <w:color w:val="1A1A1A"/>
+          <w:sz w:val="22"/>
+          <w:szCs w:val="22"/>
+        </w:rPr>
+        <w:t xml:space="preserve"> row, status Waiting.</w:t>
       </w:r>
     </w:p>
     <w:p>
@@ -19922,12 +20345,22 @@
       </w:pPr>
       <w:r>
         <w:rPr>
+          <w:rStyle w:val="Emphasis"/>
           <w:rFonts w:ascii="Calibri" w:eastAsia="Times New Roman" w:hAnsi="Calibri" w:cs="Calibri"/>
           <w:color w:val="1A1A1A"/>
           <w:sz w:val="22"/>
           <w:szCs w:val="22"/>
         </w:rPr>
-        <w:t xml:space="preserve">Click </w:t>
+        <w:t>Supervisor</w:t>
+      </w:r>
+      <w:r>
+        <w:rPr>
+          <w:rFonts w:ascii="Calibri" w:eastAsia="Times New Roman" w:hAnsi="Calibri" w:cs="Calibri"/>
+          <w:color w:val="1A1A1A"/>
+          <w:sz w:val="22"/>
+          <w:szCs w:val="22"/>
+        </w:rPr>
+        <w:t xml:space="preserve"> approves → </w:t>
       </w:r>
       <w:r>
         <w:rPr>
@@ -19937,7 +20370,39 @@
           <w:sz w:val="22"/>
           <w:szCs w:val="22"/>
         </w:rPr>
-        <w:t>Tools &gt; Query Tool</w:t>
+        <w:t>3.0</w:t>
+      </w:r>
+      <w:r>
+        <w:rPr>
+          <w:rFonts w:ascii="Calibri" w:eastAsia="Times New Roman" w:hAnsi="Calibri" w:cs="Calibri"/>
+          <w:color w:val="1A1A1A"/>
+          <w:sz w:val="22"/>
+          <w:szCs w:val="22"/>
+        </w:rPr>
+        <w:t xml:space="preserve"> lowers </w:t>
+      </w:r>
+      <w:r>
+        <w:rPr>
+          <w:rStyle w:val="HTMLCode"/>
+          <w:color w:val="1A1A1A"/>
+        </w:rPr>
+        <w:t>materials.stock_qty</w:t>
+      </w:r>
+      <w:r>
+        <w:rPr>
+          <w:rFonts w:ascii="Calibri" w:eastAsia="Times New Roman" w:hAnsi="Calibri" w:cs="Calibri"/>
+          <w:color w:val="1A1A1A"/>
+          <w:sz w:val="22"/>
+          <w:szCs w:val="22"/>
+        </w:rPr>
+        <w:t xml:space="preserve"> and fills </w:t>
+      </w:r>
+      <w:r>
+        <w:rPr>
+          <w:rStyle w:val="HTMLCode"/>
+          <w:color w:val="1A1A1A"/>
+        </w:rPr>
+        <w:t>material_usages.cost</w:t>
       </w:r>
       <w:r>
         <w:rPr>
@@ -19965,22 +20430,13 @@
       </w:pPr>
       <w:r>
         <w:rPr>
-          <w:rFonts w:ascii="Calibri" w:eastAsia="Times New Roman" w:hAnsi="Calibri" w:cs="Calibri"/>
-          <w:color w:val="1A1A1A"/>
-          <w:sz w:val="22"/>
-          <w:szCs w:val="22"/>
-        </w:rPr>
-        <w:t xml:space="preserve">Paste a query and press </w:t>
-      </w:r>
-      <w:r>
-        <w:rPr>
           <w:rStyle w:val="Strong"/>
           <w:rFonts w:ascii="Calibri" w:eastAsia="Times New Roman" w:hAnsi="Calibri" w:cs="Calibri"/>
           <w:color w:val="1A1A1A"/>
           <w:sz w:val="22"/>
           <w:szCs w:val="22"/>
         </w:rPr>
-        <w:t>F5</w:t>
+        <w:t>1.0 Dashboard</w:t>
       </w:r>
       <w:r>
         <w:rPr>
@@ -19989,15 +20445,195 @@
           <w:sz w:val="22"/>
           <w:szCs w:val="22"/>
         </w:rPr>
-        <w:t>.</w:t>
+        <w:t xml:space="preserve"> reads </w:t>
+      </w:r>
+      <w:r>
+        <w:rPr>
+          <w:rStyle w:val="Strong"/>
+          <w:rFonts w:ascii="Calibri" w:eastAsia="Times New Roman" w:hAnsi="Calibri" w:cs="Calibri"/>
+          <w:color w:val="1A1A1A"/>
+          <w:sz w:val="22"/>
+          <w:szCs w:val="22"/>
+        </w:rPr>
+        <w:t>D1.1</w:t>
+      </w:r>
+      <w:r>
+        <w:rPr>
+          <w:rFonts w:ascii="Calibri" w:eastAsia="Times New Roman" w:hAnsi="Calibri" w:cs="Calibri"/>
+          <w:color w:val="1A1A1A"/>
+          <w:sz w:val="22"/>
+          <w:szCs w:val="22"/>
+        </w:rPr>
+        <w:t xml:space="preserve"> → the project's expenses now include that cost.</w:t>
       </w:r>
     </w:p>
     <w:p>
       <w:pPr>
+        <w:pStyle w:val="Heading1"/>
+        <w:rPr>
+          <w:rFonts w:ascii="Calibri" w:eastAsia="Times New Roman" w:hAnsi="Calibri" w:cs="Calibri"/>
+        </w:rPr>
+      </w:pPr>
+      <w:r>
+        <w:rPr>
+          <w:rFonts w:ascii="Calibri" w:eastAsia="Times New Roman" w:hAnsi="Calibri" w:cs="Calibri"/>
+        </w:rPr>
+        <w:t>12. Try it yourself in pgAdmin</w:t>
+      </w:r>
+    </w:p>
+    <w:p>
+      <w:pPr>
+        <w:numPr>
+          <w:ilvl w:val="0"/>
+          <w:numId w:val="10"/>
+        </w:numPr>
+        <w:spacing w:before="100" w:beforeAutospacing="1" w:after="100" w:afterAutospacing="1"/>
+        <w:rPr>
+          <w:rFonts w:ascii="Calibri" w:eastAsia="Times New Roman" w:hAnsi="Calibri" w:cs="Calibri"/>
+          <w:color w:val="1A1A1A"/>
+          <w:sz w:val="22"/>
+          <w:szCs w:val="22"/>
+        </w:rPr>
+      </w:pPr>
+      <w:r>
+        <w:rPr>
+          <w:rFonts w:ascii="Calibri" w:eastAsia="Times New Roman" w:hAnsi="Calibri" w:cs="Calibri"/>
+          <w:color w:val="1A1A1A"/>
+          <w:sz w:val="22"/>
+          <w:szCs w:val="22"/>
+        </w:rPr>
+        <w:t xml:space="preserve">Open </w:t>
+      </w:r>
+      <w:r>
+        <w:rPr>
+          <w:rStyle w:val="Strong"/>
+          <w:rFonts w:ascii="Calibri" w:eastAsia="Times New Roman" w:hAnsi="Calibri" w:cs="Calibri"/>
+          <w:color w:val="1A1A1A"/>
+          <w:sz w:val="22"/>
+          <w:szCs w:val="22"/>
+        </w:rPr>
+        <w:t>pgAdmin 4</w:t>
+      </w:r>
+      <w:r>
+        <w:rPr>
+          <w:rFonts w:ascii="Calibri" w:eastAsia="Times New Roman" w:hAnsi="Calibri" w:cs="Calibri"/>
+          <w:color w:val="1A1A1A"/>
+          <w:sz w:val="22"/>
+          <w:szCs w:val="22"/>
+        </w:rPr>
+        <w:t xml:space="preserve">, then </w:t>
+      </w:r>
+      <w:r>
+        <w:rPr>
+          <w:rStyle w:val="Strong"/>
+          <w:rFonts w:ascii="Calibri" w:eastAsia="Times New Roman" w:hAnsi="Calibri" w:cs="Calibri"/>
+          <w:color w:val="1A1A1A"/>
+          <w:sz w:val="22"/>
+          <w:szCs w:val="22"/>
+        </w:rPr>
+        <w:t>Servers &gt; PostgreSQL 18 &gt; Databases &gt; construction_db</w:t>
+      </w:r>
+      <w:r>
+        <w:rPr>
+          <w:rFonts w:ascii="Calibri" w:eastAsia="Times New Roman" w:hAnsi="Calibri" w:cs="Calibri"/>
+          <w:color w:val="1A1A1A"/>
+          <w:sz w:val="22"/>
+          <w:szCs w:val="22"/>
+        </w:rPr>
+        <w:t>.</w:t>
+      </w:r>
+    </w:p>
+    <w:p>
+      <w:pPr>
+        <w:numPr>
+          <w:ilvl w:val="0"/>
+          <w:numId w:val="10"/>
+        </w:numPr>
+        <w:spacing w:before="100" w:beforeAutospacing="1" w:after="100" w:afterAutospacing="1"/>
+        <w:rPr>
+          <w:rFonts w:ascii="Calibri" w:eastAsia="Times New Roman" w:hAnsi="Calibri" w:cs="Calibri"/>
+          <w:color w:val="1A1A1A"/>
+          <w:sz w:val="22"/>
+          <w:szCs w:val="22"/>
+        </w:rPr>
+      </w:pPr>
+      <w:r>
+        <w:rPr>
+          <w:rFonts w:ascii="Calibri" w:eastAsia="Times New Roman" w:hAnsi="Calibri" w:cs="Calibri"/>
+          <w:color w:val="1A1A1A"/>
+          <w:sz w:val="22"/>
+          <w:szCs w:val="22"/>
+        </w:rPr>
+        <w:t xml:space="preserve">Click </w:t>
+      </w:r>
+      <w:r>
+        <w:rPr>
+          <w:rStyle w:val="Strong"/>
+          <w:rFonts w:ascii="Calibri" w:eastAsia="Times New Roman" w:hAnsi="Calibri" w:cs="Calibri"/>
+          <w:color w:val="1A1A1A"/>
+          <w:sz w:val="22"/>
+          <w:szCs w:val="22"/>
+        </w:rPr>
+        <w:t>Tools &gt; Query Tool</w:t>
+      </w:r>
+      <w:r>
+        <w:rPr>
+          <w:rFonts w:ascii="Calibri" w:eastAsia="Times New Roman" w:hAnsi="Calibri" w:cs="Calibri"/>
+          <w:color w:val="1A1A1A"/>
+          <w:sz w:val="22"/>
+          <w:szCs w:val="22"/>
+        </w:rPr>
+        <w:t>.</w:t>
+      </w:r>
+    </w:p>
+    <w:p>
+      <w:pPr>
+        <w:numPr>
+          <w:ilvl w:val="0"/>
+          <w:numId w:val="10"/>
+        </w:numPr>
+        <w:spacing w:before="100" w:beforeAutospacing="1" w:after="100" w:afterAutospacing="1"/>
+        <w:rPr>
+          <w:rFonts w:ascii="Calibri" w:eastAsia="Times New Roman" w:hAnsi="Calibri" w:cs="Calibri"/>
+          <w:color w:val="1A1A1A"/>
+          <w:sz w:val="22"/>
+          <w:szCs w:val="22"/>
+        </w:rPr>
+      </w:pPr>
+      <w:r>
+        <w:rPr>
+          <w:rFonts w:ascii="Calibri" w:eastAsia="Times New Roman" w:hAnsi="Calibri" w:cs="Calibri"/>
+          <w:color w:val="1A1A1A"/>
+          <w:sz w:val="22"/>
+          <w:szCs w:val="22"/>
+        </w:rPr>
+        <w:t xml:space="preserve">Paste a query and press </w:t>
+      </w:r>
+      <w:r>
+        <w:rPr>
+          <w:rStyle w:val="Strong"/>
+          <w:rFonts w:ascii="Calibri" w:eastAsia="Times New Roman" w:hAnsi="Calibri" w:cs="Calibri"/>
+          <w:color w:val="1A1A1A"/>
+          <w:sz w:val="22"/>
+          <w:szCs w:val="22"/>
+        </w:rPr>
+        <w:t>F5</w:t>
+      </w:r>
+      <w:r>
+        <w:rPr>
+          <w:rFonts w:ascii="Calibri" w:eastAsia="Times New Roman" w:hAnsi="Calibri" w:cs="Calibri"/>
+          <w:color w:val="1A1A1A"/>
+          <w:sz w:val="22"/>
+          <w:szCs w:val="22"/>
+        </w:rPr>
+        <w:t>.</w:t>
+      </w:r>
+    </w:p>
+    <w:p>
+      <w:pPr>
         <w:pStyle w:val="NormalWeb"/>
         <w:shd w:val="clear" w:color="auto" w:fill="EEF2F8"/>
-        <w:ind w:right="720"/>
-        <w:divId w:val="1620182216"/>
+        <w:divId w:val="1198620126"/>
         <w:rPr>
           <w:rFonts w:ascii="Calibri" w:hAnsi="Calibri" w:cs="Calibri"/>
           <w:color w:val="404040"/>
@@ -20041,7 +20677,16 @@
           <w:sz w:val="22"/>
           <w:szCs w:val="22"/>
         </w:rPr>
-        <w:t xml:space="preserve"> (they only read). Never run </w:t>
+        <w:t xml:space="preserve"> (they only read). Never run</w:t>
+      </w:r>
+      <w:r>
+        <w:rPr>
+          <w:rFonts w:ascii="Calibri" w:hAnsi="Calibri" w:cs="Calibri"/>
+          <w:color w:val="404040"/>
+          <w:sz w:val="22"/>
+          <w:szCs w:val="22"/>
+        </w:rPr>
+        <w:t xml:space="preserve"> </w:t>
       </w:r>
       <w:r>
         <w:rPr>
@@ -20575,16 +21220,7 @@
           <w:szCs w:val="19"/>
           <w:shd w:val="clear" w:color="auto" w:fill="F2F2F2"/>
         </w:rPr>
-        <w:t>FROM receipts WHERE status = '</w:t>
-      </w:r>
-      <w:r>
-        <w:rPr>
-          <w:color w:val="1A1A1A"/>
-          <w:sz w:val="19"/>
-          <w:szCs w:val="19"/>
-          <w:shd w:val="clear" w:color="auto" w:fill="F2F2F2"/>
-        </w:rPr>
-        <w:t>Approved'</w:t>
+        <w:t>FROM receipts WHERE status = 'Approved'</w:t>
       </w:r>
     </w:p>
     <w:p>
@@ -21467,7 +22103,16 @@
           <w:sz w:val="22"/>
           <w:szCs w:val="22"/>
         </w:rPr>
-        <w:t xml:space="preserve"> to look (don't edit there), or </w:t>
+        <w:t xml:space="preserve"> </w:t>
+      </w:r>
+      <w:r>
+        <w:rPr>
+          <w:rFonts w:ascii="Calibri" w:hAnsi="Calibri" w:cs="Calibri"/>
+          <w:color w:val="1A1A1A"/>
+          <w:sz w:val="22"/>
+          <w:szCs w:val="22"/>
+        </w:rPr>
+        <w:t xml:space="preserve">to look (don't edit there), or </w:t>
       </w:r>
       <w:r>
         <w:rPr>
@@ -21546,7 +22191,7 @@
       <w:pPr>
         <w:numPr>
           <w:ilvl w:val="0"/>
-          <w:numId w:val="10"/>
+          <w:numId w:val="11"/>
         </w:numPr>
         <w:spacing w:before="100" w:beforeAutospacing="1" w:after="100" w:afterAutospacing="1"/>
         <w:rPr>
@@ -21589,7 +22234,7 @@
       <w:pPr>
         <w:numPr>
           <w:ilvl w:val="0"/>
-          <w:numId w:val="10"/>
+          <w:numId w:val="11"/>
         </w:numPr>
         <w:spacing w:before="100" w:beforeAutospacing="1" w:after="100" w:afterAutospacing="1"/>
         <w:rPr>
@@ -21648,7 +22293,7 @@
       <w:pPr>
         <w:numPr>
           <w:ilvl w:val="0"/>
-          <w:numId w:val="10"/>
+          <w:numId w:val="11"/>
         </w:numPr>
         <w:spacing w:before="100" w:beforeAutospacing="1" w:after="100" w:afterAutospacing="1"/>
         <w:rPr>
@@ -21698,7 +22343,7 @@
       <w:pPr>
         <w:numPr>
           <w:ilvl w:val="0"/>
-          <w:numId w:val="10"/>
+          <w:numId w:val="11"/>
         </w:numPr>
         <w:spacing w:before="100" w:beforeAutospacing="1" w:after="100" w:afterAutospacing="1"/>
         <w:rPr>
@@ -21725,7 +22370,16 @@
           <w:sz w:val="22"/>
           <w:szCs w:val="22"/>
         </w:rPr>
-        <w:t xml:space="preserve"> for the database and every Admin.</w:t>
+        <w:t xml:space="preserve"> </w:t>
+      </w:r>
+      <w:r>
+        <w:rPr>
+          <w:rFonts w:ascii="Calibri" w:eastAsia="Times New Roman" w:hAnsi="Calibri" w:cs="Calibri"/>
+          <w:color w:val="1A1A1A"/>
+          <w:sz w:val="22"/>
+          <w:szCs w:val="22"/>
+        </w:rPr>
+        <w:t>for the database and every Admin.</w:t>
       </w:r>
     </w:p>
     <w:p>
@@ -23214,9 +23868,9 @@
 <file path=word/numbering.xml><?xml version="1.0" encoding="utf-8"?>
 <w:numbering xmlns:wpc="http://schemas.microsoft.com/office/word/2010/wordprocessingCanvas" xmlns:cx="http://schemas.microsoft.com/office/drawing/2014/chartex" xmlns:cx1="http://schemas.microsoft.com/office/drawing/2015/9/8/chartex" xmlns:cx2="http://schemas.microsoft.com/office/drawing/2015/10/21/chartex" xmlns:cx3="http://schemas.microsoft.com/office/drawing/2016/5/9/chartex" xmlns:cx4="http://schemas.microsoft.com/office/drawing/2016/5/10/chartex" xmlns:cx5="http://schemas.microsoft.com/office/drawing/2016/5/11/chartex" xmlns:cx6="http://schemas.microsoft.com/office/drawing/2016/5/12/chartex" xmlns:cx7="http://schemas.microsoft.com/office/drawing/2016/5/13/chartex" xmlns:cx8="http://schemas.microsoft.com/office/drawing/2016/5/14/chartex" xmlns:mc="http://schemas.openxmlformats.org/markup-compatibility/2006" xmlns:aink="http://schemas.microsoft.com/office/drawing/2016/ink" xmlns:am3d="http://schemas.microsoft.com/office/drawing/2017/model3d" xmlns:o="urn:schemas-microsoft-com:office:office" xmlns:oel="http://schemas.microsoft.com/office/2019/extlst" xmlns:r="http://schemas.openxmlformats.org/officeDocument/2006/relationships" xmlns:m="http://schemas.openxmlformats.org/officeDocument/2006/math" xmlns:v="urn:schemas-microsoft-com:vml" xmlns:wp14="http://schemas.microsoft.com/office/word/2010/wordprocessingDrawing" xmlns:wp="http://schemas.openxmlformats.org/drawingml/2006/wordprocessingDrawing" xmlns:w10="urn:schemas-microsoft-com:office:word" xmlns:w="http://schemas.openxmlformats.org/wordprocessingml/2006/main" xmlns:w14="http://schemas.microsoft.com/office/word/2010/wordml" xmlns:w15="http://schemas.microsoft.com/office/word/2012/wordml" xmlns:w16cex="http://schemas.microsoft.com/office/word/2018/wordml/cex" xmlns:w16cid="http://schemas.microsoft.com/office/word/2016/wordml/cid" xmlns:w16="http://schemas.microsoft.com/office/word/2018/wordml" xmlns:w16du="http://schemas.microsoft.com/office/word/2023/wordml/word16du" xmlns:w16sdtdh="http://schemas.microsoft.com/office/word/2020/wordml/sdtdatahash" xmlns:w16sdtfl="http://schemas.microsoft.com/office/word/2024/wordml/sdtformatlock" xmlns:w16se="http://schemas.microsoft.com/office/word/2015/wordml/symex" xmlns:wpg="http://schemas.microsoft.com/office/word/2010/wordprocessingGroup" xmlns:wpi="http://schemas.microsoft.com/office/word/2010/wordprocessingInk" xmlns:wne="http://schemas.microsoft.com/office/word/2006/wordml" xmlns:wps="http://schemas.microsoft.com/office/word/2010/wordprocessingShape" mc:Ignorable="w14 w15 w16se w16cid w16 w16cex w16sdtdh w16sdtfl w16du wp14">
   <w:abstractNum w:abstractNumId="0" w15:restartNumberingAfterBreak="0">
-    <w:nsid w:val="03D9495D"/>
+    <w:nsid w:val="0604034E"/>
     <w:multiLevelType w:val="multilevel"/>
-    <w:tmpl w:val="562E8522"/>
+    <w:tmpl w:val="FAB21224"/>
     <w:lvl w:ilvl="0">
       <w:start w:val="1"/>
       <w:numFmt w:val="bullet"/>
@@ -23363,9 +24017,9 @@
     </w:lvl>
   </w:abstractNum>
   <w:abstractNum w:abstractNumId="1" w15:restartNumberingAfterBreak="0">
-    <w:nsid w:val="12950F0D"/>
+    <w:nsid w:val="07672C7D"/>
     <w:multiLevelType w:val="multilevel"/>
-    <w:tmpl w:val="2F342874"/>
+    <w:tmpl w:val="CD82A00A"/>
     <w:lvl w:ilvl="0">
       <w:start w:val="1"/>
       <w:numFmt w:val="bullet"/>
@@ -23512,9 +24166,9 @@
     </w:lvl>
   </w:abstractNum>
   <w:abstractNum w:abstractNumId="2" w15:restartNumberingAfterBreak="0">
-    <w:nsid w:val="173E57F3"/>
+    <w:nsid w:val="18786977"/>
     <w:multiLevelType w:val="multilevel"/>
-    <w:tmpl w:val="944EF728"/>
+    <w:tmpl w:val="A8F44864"/>
     <w:lvl w:ilvl="0">
       <w:start w:val="1"/>
       <w:numFmt w:val="bullet"/>
@@ -23661,235 +24315,9 @@
     </w:lvl>
   </w:abstractNum>
   <w:abstractNum w:abstractNumId="3" w15:restartNumberingAfterBreak="0">
-    <w:nsid w:val="27372774"/>
+    <w:nsid w:val="2E5F2096"/>
     <w:multiLevelType w:val="multilevel"/>
-    <w:tmpl w:val="73169FE6"/>
-    <w:lvl w:ilvl="0">
-      <w:start w:val="1"/>
-      <w:numFmt w:val="decimal"/>
-      <w:lvlText w:val="%1."/>
-      <w:lvlJc w:val="left"/>
-      <w:pPr>
-        <w:tabs>
-          <w:tab w:val="num" w:pos="720"/>
-        </w:tabs>
-        <w:ind w:left="720" w:hanging="360"/>
-      </w:pPr>
-    </w:lvl>
-    <w:lvl w:ilvl="1" w:tentative="1">
-      <w:start w:val="1"/>
-      <w:numFmt w:val="decimal"/>
-      <w:lvlText w:val="%2."/>
-      <w:lvlJc w:val="left"/>
-      <w:pPr>
-        <w:tabs>
-          <w:tab w:val="num" w:pos="1440"/>
-        </w:tabs>
-        <w:ind w:left="1440" w:hanging="360"/>
-      </w:pPr>
-    </w:lvl>
-    <w:lvl w:ilvl="2" w:tentative="1">
-      <w:start w:val="1"/>
-      <w:numFmt w:val="decimal"/>
-      <w:lvlText w:val="%3."/>
-      <w:lvlJc w:val="left"/>
-      <w:pPr>
-        <w:tabs>
-          <w:tab w:val="num" w:pos="2160"/>
-        </w:tabs>
-        <w:ind w:left="2160" w:hanging="360"/>
-      </w:pPr>
-    </w:lvl>
-    <w:lvl w:ilvl="3" w:tentative="1">
-      <w:start w:val="1"/>
-      <w:numFmt w:val="decimal"/>
-      <w:lvlText w:val="%4."/>
-      <w:lvlJc w:val="left"/>
-      <w:pPr>
-        <w:tabs>
-          <w:tab w:val="num" w:pos="2880"/>
-        </w:tabs>
-        <w:ind w:left="2880" w:hanging="360"/>
-      </w:pPr>
-    </w:lvl>
-    <w:lvl w:ilvl="4" w:tentative="1">
-      <w:start w:val="1"/>
-      <w:numFmt w:val="decimal"/>
-      <w:lvlText w:val="%5."/>
-      <w:lvlJc w:val="left"/>
-      <w:pPr>
-        <w:tabs>
-          <w:tab w:val="num" w:pos="3600"/>
-        </w:tabs>
-        <w:ind w:left="3600" w:hanging="360"/>
-      </w:pPr>
-    </w:lvl>
-    <w:lvl w:ilvl="5" w:tentative="1">
-      <w:start w:val="1"/>
-      <w:numFmt w:val="decimal"/>
-      <w:lvlText w:val="%6."/>
-      <w:lvlJc w:val="left"/>
-      <w:pPr>
-        <w:tabs>
-          <w:tab w:val="num" w:pos="4320"/>
-        </w:tabs>
-        <w:ind w:left="4320" w:hanging="360"/>
-      </w:pPr>
-    </w:lvl>
-    <w:lvl w:ilvl="6" w:tentative="1">
-      <w:start w:val="1"/>
-      <w:numFmt w:val="decimal"/>
-      <w:lvlText w:val="%7."/>
-      <w:lvlJc w:val="left"/>
-      <w:pPr>
-        <w:tabs>
-          <w:tab w:val="num" w:pos="5040"/>
-        </w:tabs>
-        <w:ind w:left="5040" w:hanging="360"/>
-      </w:pPr>
-    </w:lvl>
-    <w:lvl w:ilvl="7" w:tentative="1">
-      <w:start w:val="1"/>
-      <w:numFmt w:val="decimal"/>
-      <w:lvlText w:val="%8."/>
-      <w:lvlJc w:val="left"/>
-      <w:pPr>
-        <w:tabs>
-          <w:tab w:val="num" w:pos="5760"/>
-        </w:tabs>
-        <w:ind w:left="5760" w:hanging="360"/>
-      </w:pPr>
-    </w:lvl>
-    <w:lvl w:ilvl="8" w:tentative="1">
-      <w:start w:val="1"/>
-      <w:numFmt w:val="decimal"/>
-      <w:lvlText w:val="%9."/>
-      <w:lvlJc w:val="left"/>
-      <w:pPr>
-        <w:tabs>
-          <w:tab w:val="num" w:pos="6480"/>
-        </w:tabs>
-        <w:ind w:left="6480" w:hanging="360"/>
-      </w:pPr>
-    </w:lvl>
-  </w:abstractNum>
-  <w:abstractNum w:abstractNumId="4" w15:restartNumberingAfterBreak="0">
-    <w:nsid w:val="3A103980"/>
-    <w:multiLevelType w:val="multilevel"/>
-    <w:tmpl w:val="49B63684"/>
-    <w:lvl w:ilvl="0">
-      <w:start w:val="1"/>
-      <w:numFmt w:val="decimal"/>
-      <w:lvlText w:val="%1."/>
-      <w:lvlJc w:val="left"/>
-      <w:pPr>
-        <w:tabs>
-          <w:tab w:val="num" w:pos="720"/>
-        </w:tabs>
-        <w:ind w:left="720" w:hanging="360"/>
-      </w:pPr>
-    </w:lvl>
-    <w:lvl w:ilvl="1" w:tentative="1">
-      <w:start w:val="1"/>
-      <w:numFmt w:val="decimal"/>
-      <w:lvlText w:val="%2."/>
-      <w:lvlJc w:val="left"/>
-      <w:pPr>
-        <w:tabs>
-          <w:tab w:val="num" w:pos="1440"/>
-        </w:tabs>
-        <w:ind w:left="1440" w:hanging="360"/>
-      </w:pPr>
-    </w:lvl>
-    <w:lvl w:ilvl="2" w:tentative="1">
-      <w:start w:val="1"/>
-      <w:numFmt w:val="decimal"/>
-      <w:lvlText w:val="%3."/>
-      <w:lvlJc w:val="left"/>
-      <w:pPr>
-        <w:tabs>
-          <w:tab w:val="num" w:pos="2160"/>
-        </w:tabs>
-        <w:ind w:left="2160" w:hanging="360"/>
-      </w:pPr>
-    </w:lvl>
-    <w:lvl w:ilvl="3" w:tentative="1">
-      <w:start w:val="1"/>
-      <w:numFmt w:val="decimal"/>
-      <w:lvlText w:val="%4."/>
-      <w:lvlJc w:val="left"/>
-      <w:pPr>
-        <w:tabs>
-          <w:tab w:val="num" w:pos="2880"/>
-        </w:tabs>
-        <w:ind w:left="2880" w:hanging="360"/>
-      </w:pPr>
-    </w:lvl>
-    <w:lvl w:ilvl="4" w:tentative="1">
-      <w:start w:val="1"/>
-      <w:numFmt w:val="decimal"/>
-      <w:lvlText w:val="%5."/>
-      <w:lvlJc w:val="left"/>
-      <w:pPr>
-        <w:tabs>
-          <w:tab w:val="num" w:pos="3600"/>
-        </w:tabs>
-        <w:ind w:left="3600" w:hanging="360"/>
-      </w:pPr>
-    </w:lvl>
-    <w:lvl w:ilvl="5" w:tentative="1">
-      <w:start w:val="1"/>
-      <w:numFmt w:val="decimal"/>
-      <w:lvlText w:val="%6."/>
-      <w:lvlJc w:val="left"/>
-      <w:pPr>
-        <w:tabs>
-          <w:tab w:val="num" w:pos="4320"/>
-        </w:tabs>
-        <w:ind w:left="4320" w:hanging="360"/>
-      </w:pPr>
-    </w:lvl>
-    <w:lvl w:ilvl="6" w:tentative="1">
-      <w:start w:val="1"/>
-      <w:numFmt w:val="decimal"/>
-      <w:lvlText w:val="%7."/>
-      <w:lvlJc w:val="left"/>
-      <w:pPr>
-        <w:tabs>
-          <w:tab w:val="num" w:pos="5040"/>
-        </w:tabs>
-        <w:ind w:left="5040" w:hanging="360"/>
-      </w:pPr>
-    </w:lvl>
-    <w:lvl w:ilvl="7" w:tentative="1">
-      <w:start w:val="1"/>
-      <w:numFmt w:val="decimal"/>
-      <w:lvlText w:val="%8."/>
-      <w:lvlJc w:val="left"/>
-      <w:pPr>
-        <w:tabs>
-          <w:tab w:val="num" w:pos="5760"/>
-        </w:tabs>
-        <w:ind w:left="5760" w:hanging="360"/>
-      </w:pPr>
-    </w:lvl>
-    <w:lvl w:ilvl="8" w:tentative="1">
-      <w:start w:val="1"/>
-      <w:numFmt w:val="decimal"/>
-      <w:lvlText w:val="%9."/>
-      <w:lvlJc w:val="left"/>
-      <w:pPr>
-        <w:tabs>
-          <w:tab w:val="num" w:pos="6480"/>
-        </w:tabs>
-        <w:ind w:left="6480" w:hanging="360"/>
-      </w:pPr>
-    </w:lvl>
-  </w:abstractNum>
-  <w:abstractNum w:abstractNumId="5" w15:restartNumberingAfterBreak="0">
-    <w:nsid w:val="4A2E0031"/>
-    <w:multiLevelType w:val="multilevel"/>
-    <w:tmpl w:val="FF284D84"/>
+    <w:tmpl w:val="AC6C6184"/>
     <w:lvl w:ilvl="0">
       <w:start w:val="1"/>
       <w:numFmt w:val="bullet"/>
@@ -24035,10 +24463,236 @@
       </w:rPr>
     </w:lvl>
   </w:abstractNum>
+  <w:abstractNum w:abstractNumId="4" w15:restartNumberingAfterBreak="0">
+    <w:nsid w:val="3AC00EA7"/>
+    <w:multiLevelType w:val="multilevel"/>
+    <w:tmpl w:val="90FC973E"/>
+    <w:lvl w:ilvl="0">
+      <w:start w:val="1"/>
+      <w:numFmt w:val="decimal"/>
+      <w:lvlText w:val="%1."/>
+      <w:lvlJc w:val="left"/>
+      <w:pPr>
+        <w:tabs>
+          <w:tab w:val="num" w:pos="720"/>
+        </w:tabs>
+        <w:ind w:left="720" w:hanging="360"/>
+      </w:pPr>
+    </w:lvl>
+    <w:lvl w:ilvl="1" w:tentative="1">
+      <w:start w:val="1"/>
+      <w:numFmt w:val="decimal"/>
+      <w:lvlText w:val="%2."/>
+      <w:lvlJc w:val="left"/>
+      <w:pPr>
+        <w:tabs>
+          <w:tab w:val="num" w:pos="1440"/>
+        </w:tabs>
+        <w:ind w:left="1440" w:hanging="360"/>
+      </w:pPr>
+    </w:lvl>
+    <w:lvl w:ilvl="2" w:tentative="1">
+      <w:start w:val="1"/>
+      <w:numFmt w:val="decimal"/>
+      <w:lvlText w:val="%3."/>
+      <w:lvlJc w:val="left"/>
+      <w:pPr>
+        <w:tabs>
+          <w:tab w:val="num" w:pos="2160"/>
+        </w:tabs>
+        <w:ind w:left="2160" w:hanging="360"/>
+      </w:pPr>
+    </w:lvl>
+    <w:lvl w:ilvl="3" w:tentative="1">
+      <w:start w:val="1"/>
+      <w:numFmt w:val="decimal"/>
+      <w:lvlText w:val="%4."/>
+      <w:lvlJc w:val="left"/>
+      <w:pPr>
+        <w:tabs>
+          <w:tab w:val="num" w:pos="2880"/>
+        </w:tabs>
+        <w:ind w:left="2880" w:hanging="360"/>
+      </w:pPr>
+    </w:lvl>
+    <w:lvl w:ilvl="4" w:tentative="1">
+      <w:start w:val="1"/>
+      <w:numFmt w:val="decimal"/>
+      <w:lvlText w:val="%5."/>
+      <w:lvlJc w:val="left"/>
+      <w:pPr>
+        <w:tabs>
+          <w:tab w:val="num" w:pos="3600"/>
+        </w:tabs>
+        <w:ind w:left="3600" w:hanging="360"/>
+      </w:pPr>
+    </w:lvl>
+    <w:lvl w:ilvl="5" w:tentative="1">
+      <w:start w:val="1"/>
+      <w:numFmt w:val="decimal"/>
+      <w:lvlText w:val="%6."/>
+      <w:lvlJc w:val="left"/>
+      <w:pPr>
+        <w:tabs>
+          <w:tab w:val="num" w:pos="4320"/>
+        </w:tabs>
+        <w:ind w:left="4320" w:hanging="360"/>
+      </w:pPr>
+    </w:lvl>
+    <w:lvl w:ilvl="6" w:tentative="1">
+      <w:start w:val="1"/>
+      <w:numFmt w:val="decimal"/>
+      <w:lvlText w:val="%7."/>
+      <w:lvlJc w:val="left"/>
+      <w:pPr>
+        <w:tabs>
+          <w:tab w:val="num" w:pos="5040"/>
+        </w:tabs>
+        <w:ind w:left="5040" w:hanging="360"/>
+      </w:pPr>
+    </w:lvl>
+    <w:lvl w:ilvl="7" w:tentative="1">
+      <w:start w:val="1"/>
+      <w:numFmt w:val="decimal"/>
+      <w:lvlText w:val="%8."/>
+      <w:lvlJc w:val="left"/>
+      <w:pPr>
+        <w:tabs>
+          <w:tab w:val="num" w:pos="5760"/>
+        </w:tabs>
+        <w:ind w:left="5760" w:hanging="360"/>
+      </w:pPr>
+    </w:lvl>
+    <w:lvl w:ilvl="8" w:tentative="1">
+      <w:start w:val="1"/>
+      <w:numFmt w:val="decimal"/>
+      <w:lvlText w:val="%9."/>
+      <w:lvlJc w:val="left"/>
+      <w:pPr>
+        <w:tabs>
+          <w:tab w:val="num" w:pos="6480"/>
+        </w:tabs>
+        <w:ind w:left="6480" w:hanging="360"/>
+      </w:pPr>
+    </w:lvl>
+  </w:abstractNum>
+  <w:abstractNum w:abstractNumId="5" w15:restartNumberingAfterBreak="0">
+    <w:nsid w:val="43543CBD"/>
+    <w:multiLevelType w:val="multilevel"/>
+    <w:tmpl w:val="BE624E22"/>
+    <w:lvl w:ilvl="0">
+      <w:start w:val="1"/>
+      <w:numFmt w:val="decimal"/>
+      <w:lvlText w:val="%1."/>
+      <w:lvlJc w:val="left"/>
+      <w:pPr>
+        <w:tabs>
+          <w:tab w:val="num" w:pos="720"/>
+        </w:tabs>
+        <w:ind w:left="720" w:hanging="360"/>
+      </w:pPr>
+    </w:lvl>
+    <w:lvl w:ilvl="1" w:tentative="1">
+      <w:start w:val="1"/>
+      <w:numFmt w:val="decimal"/>
+      <w:lvlText w:val="%2."/>
+      <w:lvlJc w:val="left"/>
+      <w:pPr>
+        <w:tabs>
+          <w:tab w:val="num" w:pos="1440"/>
+        </w:tabs>
+        <w:ind w:left="1440" w:hanging="360"/>
+      </w:pPr>
+    </w:lvl>
+    <w:lvl w:ilvl="2" w:tentative="1">
+      <w:start w:val="1"/>
+      <w:numFmt w:val="decimal"/>
+      <w:lvlText w:val="%3."/>
+      <w:lvlJc w:val="left"/>
+      <w:pPr>
+        <w:tabs>
+          <w:tab w:val="num" w:pos="2160"/>
+        </w:tabs>
+        <w:ind w:left="2160" w:hanging="360"/>
+      </w:pPr>
+    </w:lvl>
+    <w:lvl w:ilvl="3" w:tentative="1">
+      <w:start w:val="1"/>
+      <w:numFmt w:val="decimal"/>
+      <w:lvlText w:val="%4."/>
+      <w:lvlJc w:val="left"/>
+      <w:pPr>
+        <w:tabs>
+          <w:tab w:val="num" w:pos="2880"/>
+        </w:tabs>
+        <w:ind w:left="2880" w:hanging="360"/>
+      </w:pPr>
+    </w:lvl>
+    <w:lvl w:ilvl="4" w:tentative="1">
+      <w:start w:val="1"/>
+      <w:numFmt w:val="decimal"/>
+      <w:lvlText w:val="%5."/>
+      <w:lvlJc w:val="left"/>
+      <w:pPr>
+        <w:tabs>
+          <w:tab w:val="num" w:pos="3600"/>
+        </w:tabs>
+        <w:ind w:left="3600" w:hanging="360"/>
+      </w:pPr>
+    </w:lvl>
+    <w:lvl w:ilvl="5" w:tentative="1">
+      <w:start w:val="1"/>
+      <w:numFmt w:val="decimal"/>
+      <w:lvlText w:val="%6."/>
+      <w:lvlJc w:val="left"/>
+      <w:pPr>
+        <w:tabs>
+          <w:tab w:val="num" w:pos="4320"/>
+        </w:tabs>
+        <w:ind w:left="4320" w:hanging="360"/>
+      </w:pPr>
+    </w:lvl>
+    <w:lvl w:ilvl="6" w:tentative="1">
+      <w:start w:val="1"/>
+      <w:numFmt w:val="decimal"/>
+      <w:lvlText w:val="%7."/>
+      <w:lvlJc w:val="left"/>
+      <w:pPr>
+        <w:tabs>
+          <w:tab w:val="num" w:pos="5040"/>
+        </w:tabs>
+        <w:ind w:left="5040" w:hanging="360"/>
+      </w:pPr>
+    </w:lvl>
+    <w:lvl w:ilvl="7" w:tentative="1">
+      <w:start w:val="1"/>
+      <w:numFmt w:val="decimal"/>
+      <w:lvlText w:val="%8."/>
+      <w:lvlJc w:val="left"/>
+      <w:pPr>
+        <w:tabs>
+          <w:tab w:val="num" w:pos="5760"/>
+        </w:tabs>
+        <w:ind w:left="5760" w:hanging="360"/>
+      </w:pPr>
+    </w:lvl>
+    <w:lvl w:ilvl="8" w:tentative="1">
+      <w:start w:val="1"/>
+      <w:numFmt w:val="decimal"/>
+      <w:lvlText w:val="%9."/>
+      <w:lvlJc w:val="left"/>
+      <w:pPr>
+        <w:tabs>
+          <w:tab w:val="num" w:pos="6480"/>
+        </w:tabs>
+        <w:ind w:left="6480" w:hanging="360"/>
+      </w:pPr>
+    </w:lvl>
+  </w:abstractNum>
   <w:abstractNum w:abstractNumId="6" w15:restartNumberingAfterBreak="0">
-    <w:nsid w:val="4D97510F"/>
+    <w:nsid w:val="45756F6B"/>
     <w:multiLevelType w:val="multilevel"/>
-    <w:tmpl w:val="054CA0AC"/>
+    <w:tmpl w:val="FD3C9FB8"/>
     <w:lvl w:ilvl="0">
       <w:start w:val="1"/>
       <w:numFmt w:val="bullet"/>
@@ -24185,9 +24839,9 @@
     </w:lvl>
   </w:abstractNum>
   <w:abstractNum w:abstractNumId="7" w15:restartNumberingAfterBreak="0">
-    <w:nsid w:val="5DEB3C0A"/>
+    <w:nsid w:val="4B59547D"/>
     <w:multiLevelType w:val="multilevel"/>
-    <w:tmpl w:val="F45C073C"/>
+    <w:tmpl w:val="15801B1E"/>
     <w:lvl w:ilvl="0">
       <w:start w:val="1"/>
       <w:numFmt w:val="bullet"/>
@@ -24334,9 +24988,9 @@
     </w:lvl>
   </w:abstractNum>
   <w:abstractNum w:abstractNumId="8" w15:restartNumberingAfterBreak="0">
-    <w:nsid w:val="67DF2ABC"/>
+    <w:nsid w:val="509A685F"/>
     <w:multiLevelType w:val="multilevel"/>
-    <w:tmpl w:val="3142139C"/>
+    <w:tmpl w:val="B5868524"/>
     <w:lvl w:ilvl="0">
       <w:start w:val="1"/>
       <w:numFmt w:val="bullet"/>
@@ -24483,9 +25137,9 @@
     </w:lvl>
   </w:abstractNum>
   <w:abstractNum w:abstractNumId="9" w15:restartNumberingAfterBreak="0">
-    <w:nsid w:val="6FC82075"/>
+    <w:nsid w:val="6DFE0513"/>
     <w:multiLevelType w:val="multilevel"/>
-    <w:tmpl w:val="B7C47BFE"/>
+    <w:tmpl w:val="BB6CAC9E"/>
     <w:lvl w:ilvl="0">
       <w:start w:val="1"/>
       <w:numFmt w:val="bullet"/>
@@ -24631,35 +25285,187 @@
       </w:rPr>
     </w:lvl>
   </w:abstractNum>
-  <w:num w:numId="1" w16cid:durableId="991954790">
+  <w:abstractNum w:abstractNumId="10" w15:restartNumberingAfterBreak="0">
+    <w:nsid w:val="75EF2269"/>
+    <w:multiLevelType w:val="multilevel"/>
+    <w:tmpl w:val="85708DD8"/>
+    <w:lvl w:ilvl="0">
+      <w:start w:val="1"/>
+      <w:numFmt w:val="bullet"/>
+      <w:lvlText w:val=""/>
+      <w:lvlJc w:val="left"/>
+      <w:pPr>
+        <w:tabs>
+          <w:tab w:val="num" w:pos="720"/>
+        </w:tabs>
+        <w:ind w:left="720" w:hanging="360"/>
+      </w:pPr>
+      <w:rPr>
+        <w:rFonts w:ascii="Symbol" w:hAnsi="Symbol" w:hint="default"/>
+        <w:sz w:val="20"/>
+      </w:rPr>
+    </w:lvl>
+    <w:lvl w:ilvl="1" w:tentative="1">
+      <w:start w:val="1"/>
+      <w:numFmt w:val="bullet"/>
+      <w:lvlText w:val="o"/>
+      <w:lvlJc w:val="left"/>
+      <w:pPr>
+        <w:tabs>
+          <w:tab w:val="num" w:pos="1440"/>
+        </w:tabs>
+        <w:ind w:left="1440" w:hanging="360"/>
+      </w:pPr>
+      <w:rPr>
+        <w:rFonts w:ascii="Courier New" w:hAnsi="Courier New" w:hint="default"/>
+        <w:sz w:val="20"/>
+      </w:rPr>
+    </w:lvl>
+    <w:lvl w:ilvl="2" w:tentative="1">
+      <w:start w:val="1"/>
+      <w:numFmt w:val="bullet"/>
+      <w:lvlText w:val=""/>
+      <w:lvlJc w:val="left"/>
+      <w:pPr>
+        <w:tabs>
+          <w:tab w:val="num" w:pos="2160"/>
+        </w:tabs>
+        <w:ind w:left="2160" w:hanging="360"/>
+      </w:pPr>
+      <w:rPr>
+        <w:rFonts w:ascii="Wingdings" w:hAnsi="Wingdings" w:hint="default"/>
+        <w:sz w:val="20"/>
+      </w:rPr>
+    </w:lvl>
+    <w:lvl w:ilvl="3" w:tentative="1">
+      <w:start w:val="1"/>
+      <w:numFmt w:val="bullet"/>
+      <w:lvlText w:val=""/>
+      <w:lvlJc w:val="left"/>
+      <w:pPr>
+        <w:tabs>
+          <w:tab w:val="num" w:pos="2880"/>
+        </w:tabs>
+        <w:ind w:left="2880" w:hanging="360"/>
+      </w:pPr>
+      <w:rPr>
+        <w:rFonts w:ascii="Wingdings" w:hAnsi="Wingdings" w:hint="default"/>
+        <w:sz w:val="20"/>
+      </w:rPr>
+    </w:lvl>
+    <w:lvl w:ilvl="4" w:tentative="1">
+      <w:start w:val="1"/>
+      <w:numFmt w:val="bullet"/>
+      <w:lvlText w:val=""/>
+      <w:lvlJc w:val="left"/>
+      <w:pPr>
+        <w:tabs>
+          <w:tab w:val="num" w:pos="3600"/>
+        </w:tabs>
+        <w:ind w:left="3600" w:hanging="360"/>
+      </w:pPr>
+      <w:rPr>
+        <w:rFonts w:ascii="Wingdings" w:hAnsi="Wingdings" w:hint="default"/>
+        <w:sz w:val="20"/>
+      </w:rPr>
+    </w:lvl>
+    <w:lvl w:ilvl="5" w:tentative="1">
+      <w:start w:val="1"/>
+      <w:numFmt w:val="bullet"/>
+      <w:lvlText w:val=""/>
+      <w:lvlJc w:val="left"/>
+      <w:pPr>
+        <w:tabs>
+          <w:tab w:val="num" w:pos="4320"/>
+        </w:tabs>
+        <w:ind w:left="4320" w:hanging="360"/>
+      </w:pPr>
+      <w:rPr>
+        <w:rFonts w:ascii="Wingdings" w:hAnsi="Wingdings" w:hint="default"/>
+        <w:sz w:val="20"/>
+      </w:rPr>
+    </w:lvl>
+    <w:lvl w:ilvl="6" w:tentative="1">
+      <w:start w:val="1"/>
+      <w:numFmt w:val="bullet"/>
+      <w:lvlText w:val=""/>
+      <w:lvlJc w:val="left"/>
+      <w:pPr>
+        <w:tabs>
+          <w:tab w:val="num" w:pos="5040"/>
+        </w:tabs>
+        <w:ind w:left="5040" w:hanging="360"/>
+      </w:pPr>
+      <w:rPr>
+        <w:rFonts w:ascii="Wingdings" w:hAnsi="Wingdings" w:hint="default"/>
+        <w:sz w:val="20"/>
+      </w:rPr>
+    </w:lvl>
+    <w:lvl w:ilvl="7" w:tentative="1">
+      <w:start w:val="1"/>
+      <w:numFmt w:val="bullet"/>
+      <w:lvlText w:val=""/>
+      <w:lvlJc w:val="left"/>
+      <w:pPr>
+        <w:tabs>
+          <w:tab w:val="num" w:pos="5760"/>
+        </w:tabs>
+        <w:ind w:left="5760" w:hanging="360"/>
+      </w:pPr>
+      <w:rPr>
+        <w:rFonts w:ascii="Wingdings" w:hAnsi="Wingdings" w:hint="default"/>
+        <w:sz w:val="20"/>
+      </w:rPr>
+    </w:lvl>
+    <w:lvl w:ilvl="8" w:tentative="1">
+      <w:start w:val="1"/>
+      <w:numFmt w:val="bullet"/>
+      <w:lvlText w:val=""/>
+      <w:lvlJc w:val="left"/>
+      <w:pPr>
+        <w:tabs>
+          <w:tab w:val="num" w:pos="6480"/>
+        </w:tabs>
+        <w:ind w:left="6480" w:hanging="360"/>
+      </w:pPr>
+      <w:rPr>
+        <w:rFonts w:ascii="Wingdings" w:hAnsi="Wingdings" w:hint="default"/>
+        <w:sz w:val="20"/>
+      </w:rPr>
+    </w:lvl>
+  </w:abstractNum>
+  <w:num w:numId="1" w16cid:durableId="1606157647">
+    <w:abstractNumId w:val="6"/>
+  </w:num>
+  <w:num w:numId="2" w16cid:durableId="2143887726">
+    <w:abstractNumId w:val="10"/>
+  </w:num>
+  <w:num w:numId="3" w16cid:durableId="1268000294">
+    <w:abstractNumId w:val="7"/>
+  </w:num>
+  <w:num w:numId="4" w16cid:durableId="804590883">
+    <w:abstractNumId w:val="3"/>
+  </w:num>
+  <w:num w:numId="5" w16cid:durableId="76100616">
     <w:abstractNumId w:val="1"/>
   </w:num>
-  <w:num w:numId="2" w16cid:durableId="677655793">
+  <w:num w:numId="6" w16cid:durableId="1304965163">
+    <w:abstractNumId w:val="2"/>
+  </w:num>
+  <w:num w:numId="7" w16cid:durableId="428235046">
+    <w:abstractNumId w:val="8"/>
+  </w:num>
+  <w:num w:numId="8" w16cid:durableId="1778327976">
     <w:abstractNumId w:val="9"/>
   </w:num>
-  <w:num w:numId="3" w16cid:durableId="766929820">
-    <w:abstractNumId w:val="2"/>
+  <w:num w:numId="9" w16cid:durableId="1777870438">
+    <w:abstractNumId w:val="4"/>
   </w:num>
-  <w:num w:numId="4" w16cid:durableId="56631826">
-    <w:abstractNumId w:val="0"/>
-  </w:num>
-  <w:num w:numId="5" w16cid:durableId="1307584635">
-    <w:abstractNumId w:val="8"/>
-  </w:num>
-  <w:num w:numId="6" w16cid:durableId="885145315">
-    <w:abstractNumId w:val="6"/>
-  </w:num>
-  <w:num w:numId="7" w16cid:durableId="757212445">
+  <w:num w:numId="10" w16cid:durableId="1925533939">
     <w:abstractNumId w:val="5"/>
   </w:num>
-  <w:num w:numId="8" w16cid:durableId="1935287225">
-    <w:abstractNumId w:val="3"/>
-  </w:num>
-  <w:num w:numId="9" w16cid:durableId="1987200330">
-    <w:abstractNumId w:val="4"/>
-  </w:num>
-  <w:num w:numId="10" w16cid:durableId="2037080929">
-    <w:abstractNumId w:val="7"/>
+  <w:num w:numId="11" w16cid:durableId="516312062">
+    <w:abstractNumId w:val="0"/>
   </w:num>
 </w:numbering>
 </file>
@@ -25167,7 +25973,7 @@
     <w:uiPriority w:val="9"/>
     <w:rPr>
       <w:rFonts w:asciiTheme="majorHAnsi" w:eastAsiaTheme="majorEastAsia" w:hAnsiTheme="majorHAnsi" w:cstheme="majorBidi"/>
-      <w:color w:val="0F4761" w:themeColor="accent1" w:themeShade="BF"/>
+      <w:color w:val="2F5496" w:themeColor="accent1" w:themeShade="BF"/>
       <w:sz w:val="40"/>
       <w:szCs w:val="40"/>
     </w:rPr>
@@ -25180,7 +25986,7 @@
     <w:semiHidden/>
     <w:rPr>
       <w:rFonts w:asciiTheme="majorHAnsi" w:eastAsiaTheme="majorEastAsia" w:hAnsiTheme="majorHAnsi" w:cstheme="majorBidi"/>
-      <w:color w:val="0F4761" w:themeColor="accent1" w:themeShade="BF"/>
+      <w:color w:val="2F5496" w:themeColor="accent1" w:themeShade="BF"/>
       <w:sz w:val="32"/>
       <w:szCs w:val="32"/>
     </w:rPr>
@@ -25193,7 +25999,7 @@
     <w:semiHidden/>
     <w:rPr>
       <w:rFonts w:asciiTheme="minorHAnsi" w:eastAsiaTheme="majorEastAsia" w:hAnsiTheme="minorHAnsi" w:cstheme="majorBidi"/>
-      <w:color w:val="0F4761" w:themeColor="accent1" w:themeShade="BF"/>
+      <w:color w:val="2F5496" w:themeColor="accent1" w:themeShade="BF"/>
       <w:sz w:val="28"/>
       <w:szCs w:val="28"/>
     </w:rPr>
@@ -25299,39 +26105,39 @@
         <a:sysClr val="window" lastClr="FFFFFF"/>
       </a:lt1>
       <a:dk2>
-        <a:srgbClr val="0E2841"/>
+        <a:srgbClr val="44546A"/>
       </a:dk2>
       <a:lt2>
-        <a:srgbClr val="E8E8E8"/>
+        <a:srgbClr val="E7E6E6"/>
       </a:lt2>
       <a:accent1>
-        <a:srgbClr val="156082"/>
+        <a:srgbClr val="4472C4"/>
       </a:accent1>
       <a:accent2>
-        <a:srgbClr val="E97132"/>
+        <a:srgbClr val="ED7D31"/>
       </a:accent2>
       <a:accent3>
-        <a:srgbClr val="196B24"/>
+        <a:srgbClr val="A5A5A5"/>
       </a:accent3>
       <a:accent4>
-        <a:srgbClr val="0F9ED5"/>
+        <a:srgbClr val="FFC000"/>
       </a:accent4>
       <a:accent5>
-        <a:srgbClr val="A02B93"/>
+        <a:srgbClr val="5B9BD5"/>
       </a:accent5>
       <a:accent6>
-        <a:srgbClr val="4EA72E"/>
+        <a:srgbClr val="70AD47"/>
       </a:accent6>
       <a:hlink>
-        <a:srgbClr val="467886"/>
+        <a:srgbClr val="0563C1"/>
       </a:hlink>
       <a:folHlink>
-        <a:srgbClr val="96607D"/>
+        <a:srgbClr val="954F72"/>
       </a:folHlink>
     </a:clrScheme>
     <a:fontScheme name="Office">
       <a:majorFont>
-        <a:latin typeface="Aptos Display" panose="02110004020202020204"/>
+        <a:latin typeface="Calibri Light" panose="020F0302020204030204"/>
         <a:ea typeface=""/>
         <a:cs typeface=""/>
         <a:font script="Jpan" typeface="游ゴシック Light"/>
@@ -25383,7 +26189,7 @@
         <a:font script="Tfng" typeface="Ebrima"/>
       </a:majorFont>
       <a:minorFont>
-        <a:latin typeface="Aptos" panose="02110004020202020204"/>
+        <a:latin typeface="Calibri" panose="020F0502020204030204"/>
         <a:ea typeface=""/>
         <a:cs typeface=""/>
         <a:font script="Jpan" typeface="游明朝"/>
@@ -25494,6 +26300,13 @@
         </a:gradFill>
       </a:fillStyleLst>
       <a:lnStyleLst>
+        <a:ln w="6350" cap="flat" cmpd="sng" algn="ctr">
+          <a:solidFill>
+            <a:schemeClr val="phClr"/>
+          </a:solidFill>
+          <a:prstDash val="solid"/>
+          <a:miter lim="800000"/>
+        </a:ln>
         <a:ln w="12700" cap="flat" cmpd="sng" algn="ctr">
           <a:solidFill>
             <a:schemeClr val="phClr"/>
@@ -25502,13 +26315,6 @@
           <a:miter lim="800000"/>
         </a:ln>
         <a:ln w="19050" cap="flat" cmpd="sng" algn="ctr">
-          <a:solidFill>
-            <a:schemeClr val="phClr"/>
-          </a:solidFill>
-          <a:prstDash val="solid"/>
-          <a:miter lim="800000"/>
-        </a:ln>
-        <a:ln w="25400" cap="flat" cmpd="sng" algn="ctr">
           <a:solidFill>
             <a:schemeClr val="phClr"/>
           </a:solidFill>
@@ -25573,31 +26379,11 @@
       </a:bgFillStyleLst>
     </a:fmtScheme>
   </a:themeElements>
-  <a:objectDefaults>
-    <a:lnDef>
-      <a:spPr/>
-      <a:bodyPr/>
-      <a:lstStyle/>
-      <a:style>
-        <a:lnRef idx="2">
-          <a:schemeClr val="accent1"/>
-        </a:lnRef>
-        <a:fillRef idx="0">
-          <a:schemeClr val="accent1"/>
-        </a:fillRef>
-        <a:effectRef idx="1">
-          <a:schemeClr val="accent1"/>
-        </a:effectRef>
-        <a:fontRef idx="minor">
-          <a:schemeClr val="tx1"/>
-        </a:fontRef>
-      </a:style>
-    </a:lnDef>
-  </a:objectDefaults>
+  <a:objectDefaults/>
   <a:extraClrSchemeLst/>
   <a:extLst>
     <a:ext uri="{05A4C25C-085E-4340-85A3-A5531E510DB2}">
-      <thm15:themeFamily xmlns:thm15="http://schemas.microsoft.com/office/thememl/2012/main" name="Office Theme" id="{2E142A2C-CD16-42D6-873A-C26D2A0506FA}" vid="{1BDDFF52-6CD6-40A5-AB3C-68EB2F1E4D0A}"/>
+      <thm15:themeFamily xmlns:thm15="http://schemas.microsoft.com/office/thememl/2012/main" name="Office Theme" id="{62F939B6-93AF-4DB8-9C6B-D6C7DFDC589F}" vid="{4A3C46E8-61CC-4603-A589-7422A47A8E4A}"/>
     </a:ext>
   </a:extLst>
 </a:theme>

--- a/docs/Database Guide.docx
+++ b/docs/Database Guide.docx
@@ -40,7 +40,7 @@
       <w:pPr>
         <w:pStyle w:val="NormalWeb"/>
         <w:shd w:val="clear" w:color="auto" w:fill="EEF2F8"/>
-        <w:divId w:val="827481223"/>
+        <w:divId w:val="1563642342"/>
         <w:rPr>
           <w:rFonts w:ascii="Calibri" w:hAnsi="Calibri" w:cs="Calibri"/>
           <w:color w:val="404040"/>
@@ -20633,7 +20633,7 @@
       <w:pPr>
         <w:pStyle w:val="NormalWeb"/>
         <w:shd w:val="clear" w:color="auto" w:fill="EEF2F8"/>
-        <w:divId w:val="1198620126"/>
+        <w:divId w:val="1980105882"/>
         <w:rPr>
           <w:rFonts w:ascii="Calibri" w:hAnsi="Calibri" w:cs="Calibri"/>
           <w:color w:val="404040"/>
@@ -23868,9 +23868,9 @@
 <file path=word/numbering.xml><?xml version="1.0" encoding="utf-8"?>
 <w:numbering xmlns:wpc="http://schemas.microsoft.com/office/word/2010/wordprocessingCanvas" xmlns:cx="http://schemas.microsoft.com/office/drawing/2014/chartex" xmlns:cx1="http://schemas.microsoft.com/office/drawing/2015/9/8/chartex" xmlns:cx2="http://schemas.microsoft.com/office/drawing/2015/10/21/chartex" xmlns:cx3="http://schemas.microsoft.com/office/drawing/2016/5/9/chartex" xmlns:cx4="http://schemas.microsoft.com/office/drawing/2016/5/10/chartex" xmlns:cx5="http://schemas.microsoft.com/office/drawing/2016/5/11/chartex" xmlns:cx6="http://schemas.microsoft.com/office/drawing/2016/5/12/chartex" xmlns:cx7="http://schemas.microsoft.com/office/drawing/2016/5/13/chartex" xmlns:cx8="http://schemas.microsoft.com/office/drawing/2016/5/14/chartex" xmlns:mc="http://schemas.openxmlformats.org/markup-compatibility/2006" xmlns:aink="http://schemas.microsoft.com/office/drawing/2016/ink" xmlns:am3d="http://schemas.microsoft.com/office/drawing/2017/model3d" xmlns:o="urn:schemas-microsoft-com:office:office" xmlns:oel="http://schemas.microsoft.com/office/2019/extlst" xmlns:r="http://schemas.openxmlformats.org/officeDocument/2006/relationships" xmlns:m="http://schemas.openxmlformats.org/officeDocument/2006/math" xmlns:v="urn:schemas-microsoft-com:vml" xmlns:wp14="http://schemas.microsoft.com/office/word/2010/wordprocessingDrawing" xmlns:wp="http://schemas.openxmlformats.org/drawingml/2006/wordprocessingDrawing" xmlns:w10="urn:schemas-microsoft-com:office:word" xmlns:w="http://schemas.openxmlformats.org/wordprocessingml/2006/main" xmlns:w14="http://schemas.microsoft.com/office/word/2010/wordml" xmlns:w15="http://schemas.microsoft.com/office/word/2012/wordml" xmlns:w16cex="http://schemas.microsoft.com/office/word/2018/wordml/cex" xmlns:w16cid="http://schemas.microsoft.com/office/word/2016/wordml/cid" xmlns:w16="http://schemas.microsoft.com/office/word/2018/wordml" xmlns:w16du="http://schemas.microsoft.com/office/word/2023/wordml/word16du" xmlns:w16sdtdh="http://schemas.microsoft.com/office/word/2020/wordml/sdtdatahash" xmlns:w16sdtfl="http://schemas.microsoft.com/office/word/2024/wordml/sdtformatlock" xmlns:w16se="http://schemas.microsoft.com/office/word/2015/wordml/symex" xmlns:wpg="http://schemas.microsoft.com/office/word/2010/wordprocessingGroup" xmlns:wpi="http://schemas.microsoft.com/office/word/2010/wordprocessingInk" xmlns:wne="http://schemas.microsoft.com/office/word/2006/wordml" xmlns:wps="http://schemas.microsoft.com/office/word/2010/wordprocessingShape" mc:Ignorable="w14 w15 w16se w16cid w16 w16cex w16sdtdh w16sdtfl w16du wp14">
   <w:abstractNum w:abstractNumId="0" w15:restartNumberingAfterBreak="0">
-    <w:nsid w:val="0604034E"/>
+    <w:nsid w:val="10D03B9B"/>
     <w:multiLevelType w:val="multilevel"/>
-    <w:tmpl w:val="FAB21224"/>
+    <w:tmpl w:val="C462940E"/>
     <w:lvl w:ilvl="0">
       <w:start w:val="1"/>
       <w:numFmt w:val="bullet"/>
@@ -24017,9 +24017,9 @@
     </w:lvl>
   </w:abstractNum>
   <w:abstractNum w:abstractNumId="1" w15:restartNumberingAfterBreak="0">
-    <w:nsid w:val="07672C7D"/>
+    <w:nsid w:val="22083843"/>
     <w:multiLevelType w:val="multilevel"/>
-    <w:tmpl w:val="CD82A00A"/>
+    <w:tmpl w:val="8C7AAB08"/>
     <w:lvl w:ilvl="0">
       <w:start w:val="1"/>
       <w:numFmt w:val="bullet"/>
@@ -24166,9 +24166,9 @@
     </w:lvl>
   </w:abstractNum>
   <w:abstractNum w:abstractNumId="2" w15:restartNumberingAfterBreak="0">
-    <w:nsid w:val="18786977"/>
+    <w:nsid w:val="299D1CD1"/>
     <w:multiLevelType w:val="multilevel"/>
-    <w:tmpl w:val="A8F44864"/>
+    <w:tmpl w:val="7C02D0CC"/>
     <w:lvl w:ilvl="0">
       <w:start w:val="1"/>
       <w:numFmt w:val="bullet"/>
@@ -24315,9 +24315,9 @@
     </w:lvl>
   </w:abstractNum>
   <w:abstractNum w:abstractNumId="3" w15:restartNumberingAfterBreak="0">
-    <w:nsid w:val="2E5F2096"/>
+    <w:nsid w:val="2D194F00"/>
     <w:multiLevelType w:val="multilevel"/>
-    <w:tmpl w:val="AC6C6184"/>
+    <w:tmpl w:val="D954F6C2"/>
     <w:lvl w:ilvl="0">
       <w:start w:val="1"/>
       <w:numFmt w:val="bullet"/>
@@ -24464,235 +24464,9 @@
     </w:lvl>
   </w:abstractNum>
   <w:abstractNum w:abstractNumId="4" w15:restartNumberingAfterBreak="0">
-    <w:nsid w:val="3AC00EA7"/>
+    <w:nsid w:val="3E1269D5"/>
     <w:multiLevelType w:val="multilevel"/>
-    <w:tmpl w:val="90FC973E"/>
-    <w:lvl w:ilvl="0">
-      <w:start w:val="1"/>
-      <w:numFmt w:val="decimal"/>
-      <w:lvlText w:val="%1."/>
-      <w:lvlJc w:val="left"/>
-      <w:pPr>
-        <w:tabs>
-          <w:tab w:val="num" w:pos="720"/>
-        </w:tabs>
-        <w:ind w:left="720" w:hanging="360"/>
-      </w:pPr>
-    </w:lvl>
-    <w:lvl w:ilvl="1" w:tentative="1">
-      <w:start w:val="1"/>
-      <w:numFmt w:val="decimal"/>
-      <w:lvlText w:val="%2."/>
-      <w:lvlJc w:val="left"/>
-      <w:pPr>
-        <w:tabs>
-          <w:tab w:val="num" w:pos="1440"/>
-        </w:tabs>
-        <w:ind w:left="1440" w:hanging="360"/>
-      </w:pPr>
-    </w:lvl>
-    <w:lvl w:ilvl="2" w:tentative="1">
-      <w:start w:val="1"/>
-      <w:numFmt w:val="decimal"/>
-      <w:lvlText w:val="%3."/>
-      <w:lvlJc w:val="left"/>
-      <w:pPr>
-        <w:tabs>
-          <w:tab w:val="num" w:pos="2160"/>
-        </w:tabs>
-        <w:ind w:left="2160" w:hanging="360"/>
-      </w:pPr>
-    </w:lvl>
-    <w:lvl w:ilvl="3" w:tentative="1">
-      <w:start w:val="1"/>
-      <w:numFmt w:val="decimal"/>
-      <w:lvlText w:val="%4."/>
-      <w:lvlJc w:val="left"/>
-      <w:pPr>
-        <w:tabs>
-          <w:tab w:val="num" w:pos="2880"/>
-        </w:tabs>
-        <w:ind w:left="2880" w:hanging="360"/>
-      </w:pPr>
-    </w:lvl>
-    <w:lvl w:ilvl="4" w:tentative="1">
-      <w:start w:val="1"/>
-      <w:numFmt w:val="decimal"/>
-      <w:lvlText w:val="%5."/>
-      <w:lvlJc w:val="left"/>
-      <w:pPr>
-        <w:tabs>
-          <w:tab w:val="num" w:pos="3600"/>
-        </w:tabs>
-        <w:ind w:left="3600" w:hanging="360"/>
-      </w:pPr>
-    </w:lvl>
-    <w:lvl w:ilvl="5" w:tentative="1">
-      <w:start w:val="1"/>
-      <w:numFmt w:val="decimal"/>
-      <w:lvlText w:val="%6."/>
-      <w:lvlJc w:val="left"/>
-      <w:pPr>
-        <w:tabs>
-          <w:tab w:val="num" w:pos="4320"/>
-        </w:tabs>
-        <w:ind w:left="4320" w:hanging="360"/>
-      </w:pPr>
-    </w:lvl>
-    <w:lvl w:ilvl="6" w:tentative="1">
-      <w:start w:val="1"/>
-      <w:numFmt w:val="decimal"/>
-      <w:lvlText w:val="%7."/>
-      <w:lvlJc w:val="left"/>
-      <w:pPr>
-        <w:tabs>
-          <w:tab w:val="num" w:pos="5040"/>
-        </w:tabs>
-        <w:ind w:left="5040" w:hanging="360"/>
-      </w:pPr>
-    </w:lvl>
-    <w:lvl w:ilvl="7" w:tentative="1">
-      <w:start w:val="1"/>
-      <w:numFmt w:val="decimal"/>
-      <w:lvlText w:val="%8."/>
-      <w:lvlJc w:val="left"/>
-      <w:pPr>
-        <w:tabs>
-          <w:tab w:val="num" w:pos="5760"/>
-        </w:tabs>
-        <w:ind w:left="5760" w:hanging="360"/>
-      </w:pPr>
-    </w:lvl>
-    <w:lvl w:ilvl="8" w:tentative="1">
-      <w:start w:val="1"/>
-      <w:numFmt w:val="decimal"/>
-      <w:lvlText w:val="%9."/>
-      <w:lvlJc w:val="left"/>
-      <w:pPr>
-        <w:tabs>
-          <w:tab w:val="num" w:pos="6480"/>
-        </w:tabs>
-        <w:ind w:left="6480" w:hanging="360"/>
-      </w:pPr>
-    </w:lvl>
-  </w:abstractNum>
-  <w:abstractNum w:abstractNumId="5" w15:restartNumberingAfterBreak="0">
-    <w:nsid w:val="43543CBD"/>
-    <w:multiLevelType w:val="multilevel"/>
-    <w:tmpl w:val="BE624E22"/>
-    <w:lvl w:ilvl="0">
-      <w:start w:val="1"/>
-      <w:numFmt w:val="decimal"/>
-      <w:lvlText w:val="%1."/>
-      <w:lvlJc w:val="left"/>
-      <w:pPr>
-        <w:tabs>
-          <w:tab w:val="num" w:pos="720"/>
-        </w:tabs>
-        <w:ind w:left="720" w:hanging="360"/>
-      </w:pPr>
-    </w:lvl>
-    <w:lvl w:ilvl="1" w:tentative="1">
-      <w:start w:val="1"/>
-      <w:numFmt w:val="decimal"/>
-      <w:lvlText w:val="%2."/>
-      <w:lvlJc w:val="left"/>
-      <w:pPr>
-        <w:tabs>
-          <w:tab w:val="num" w:pos="1440"/>
-        </w:tabs>
-        <w:ind w:left="1440" w:hanging="360"/>
-      </w:pPr>
-    </w:lvl>
-    <w:lvl w:ilvl="2" w:tentative="1">
-      <w:start w:val="1"/>
-      <w:numFmt w:val="decimal"/>
-      <w:lvlText w:val="%3."/>
-      <w:lvlJc w:val="left"/>
-      <w:pPr>
-        <w:tabs>
-          <w:tab w:val="num" w:pos="2160"/>
-        </w:tabs>
-        <w:ind w:left="2160" w:hanging="360"/>
-      </w:pPr>
-    </w:lvl>
-    <w:lvl w:ilvl="3" w:tentative="1">
-      <w:start w:val="1"/>
-      <w:numFmt w:val="decimal"/>
-      <w:lvlText w:val="%4."/>
-      <w:lvlJc w:val="left"/>
-      <w:pPr>
-        <w:tabs>
-          <w:tab w:val="num" w:pos="2880"/>
-        </w:tabs>
-        <w:ind w:left="2880" w:hanging="360"/>
-      </w:pPr>
-    </w:lvl>
-    <w:lvl w:ilvl="4" w:tentative="1">
-      <w:start w:val="1"/>
-      <w:numFmt w:val="decimal"/>
-      <w:lvlText w:val="%5."/>
-      <w:lvlJc w:val="left"/>
-      <w:pPr>
-        <w:tabs>
-          <w:tab w:val="num" w:pos="3600"/>
-        </w:tabs>
-        <w:ind w:left="3600" w:hanging="360"/>
-      </w:pPr>
-    </w:lvl>
-    <w:lvl w:ilvl="5" w:tentative="1">
-      <w:start w:val="1"/>
-      <w:numFmt w:val="decimal"/>
-      <w:lvlText w:val="%6."/>
-      <w:lvlJc w:val="left"/>
-      <w:pPr>
-        <w:tabs>
-          <w:tab w:val="num" w:pos="4320"/>
-        </w:tabs>
-        <w:ind w:left="4320" w:hanging="360"/>
-      </w:pPr>
-    </w:lvl>
-    <w:lvl w:ilvl="6" w:tentative="1">
-      <w:start w:val="1"/>
-      <w:numFmt w:val="decimal"/>
-      <w:lvlText w:val="%7."/>
-      <w:lvlJc w:val="left"/>
-      <w:pPr>
-        <w:tabs>
-          <w:tab w:val="num" w:pos="5040"/>
-        </w:tabs>
-        <w:ind w:left="5040" w:hanging="360"/>
-      </w:pPr>
-    </w:lvl>
-    <w:lvl w:ilvl="7" w:tentative="1">
-      <w:start w:val="1"/>
-      <w:numFmt w:val="decimal"/>
-      <w:lvlText w:val="%8."/>
-      <w:lvlJc w:val="left"/>
-      <w:pPr>
-        <w:tabs>
-          <w:tab w:val="num" w:pos="5760"/>
-        </w:tabs>
-        <w:ind w:left="5760" w:hanging="360"/>
-      </w:pPr>
-    </w:lvl>
-    <w:lvl w:ilvl="8" w:tentative="1">
-      <w:start w:val="1"/>
-      <w:numFmt w:val="decimal"/>
-      <w:lvlText w:val="%9."/>
-      <w:lvlJc w:val="left"/>
-      <w:pPr>
-        <w:tabs>
-          <w:tab w:val="num" w:pos="6480"/>
-        </w:tabs>
-        <w:ind w:left="6480" w:hanging="360"/>
-      </w:pPr>
-    </w:lvl>
-  </w:abstractNum>
-  <w:abstractNum w:abstractNumId="6" w15:restartNumberingAfterBreak="0">
-    <w:nsid w:val="45756F6B"/>
-    <w:multiLevelType w:val="multilevel"/>
-    <w:tmpl w:val="FD3C9FB8"/>
+    <w:tmpl w:val="A11ADBB2"/>
     <w:lvl w:ilvl="0">
       <w:start w:val="1"/>
       <w:numFmt w:val="bullet"/>
@@ -24838,10 +24612,10 @@
       </w:rPr>
     </w:lvl>
   </w:abstractNum>
-  <w:abstractNum w:abstractNumId="7" w15:restartNumberingAfterBreak="0">
-    <w:nsid w:val="4B59547D"/>
+  <w:abstractNum w:abstractNumId="5" w15:restartNumberingAfterBreak="0">
+    <w:nsid w:val="4A3B0869"/>
     <w:multiLevelType w:val="multilevel"/>
-    <w:tmpl w:val="15801B1E"/>
+    <w:tmpl w:val="C6D098C4"/>
     <w:lvl w:ilvl="0">
       <w:start w:val="1"/>
       <w:numFmt w:val="bullet"/>
@@ -24987,10 +24761,10 @@
       </w:rPr>
     </w:lvl>
   </w:abstractNum>
-  <w:abstractNum w:abstractNumId="8" w15:restartNumberingAfterBreak="0">
-    <w:nsid w:val="509A685F"/>
+  <w:abstractNum w:abstractNumId="6" w15:restartNumberingAfterBreak="0">
+    <w:nsid w:val="69620FB5"/>
     <w:multiLevelType w:val="multilevel"/>
-    <w:tmpl w:val="B5868524"/>
+    <w:tmpl w:val="8F86AB48"/>
     <w:lvl w:ilvl="0">
       <w:start w:val="1"/>
       <w:numFmt w:val="bullet"/>
@@ -25136,10 +24910,10 @@
       </w:rPr>
     </w:lvl>
   </w:abstractNum>
-  <w:abstractNum w:abstractNumId="9" w15:restartNumberingAfterBreak="0">
-    <w:nsid w:val="6DFE0513"/>
+  <w:abstractNum w:abstractNumId="7" w15:restartNumberingAfterBreak="0">
+    <w:nsid w:val="6C85721E"/>
     <w:multiLevelType w:val="multilevel"/>
-    <w:tmpl w:val="BB6CAC9E"/>
+    <w:tmpl w:val="81CAA4BE"/>
     <w:lvl w:ilvl="0">
       <w:start w:val="1"/>
       <w:numFmt w:val="bullet"/>
@@ -25285,10 +25059,10 @@
       </w:rPr>
     </w:lvl>
   </w:abstractNum>
-  <w:abstractNum w:abstractNumId="10" w15:restartNumberingAfterBreak="0">
-    <w:nsid w:val="75EF2269"/>
+  <w:abstractNum w:abstractNumId="8" w15:restartNumberingAfterBreak="0">
+    <w:nsid w:val="71035E2F"/>
     <w:multiLevelType w:val="multilevel"/>
-    <w:tmpl w:val="85708DD8"/>
+    <w:tmpl w:val="D820F9BA"/>
     <w:lvl w:ilvl="0">
       <w:start w:val="1"/>
       <w:numFmt w:val="bullet"/>
@@ -25434,38 +25208,264 @@
       </w:rPr>
     </w:lvl>
   </w:abstractNum>
-  <w:num w:numId="1" w16cid:durableId="1606157647">
+  <w:abstractNum w:abstractNumId="9" w15:restartNumberingAfterBreak="0">
+    <w:nsid w:val="737B0B01"/>
+    <w:multiLevelType w:val="multilevel"/>
+    <w:tmpl w:val="93549EFA"/>
+    <w:lvl w:ilvl="0">
+      <w:start w:val="1"/>
+      <w:numFmt w:val="decimal"/>
+      <w:lvlText w:val="%1."/>
+      <w:lvlJc w:val="left"/>
+      <w:pPr>
+        <w:tabs>
+          <w:tab w:val="num" w:pos="720"/>
+        </w:tabs>
+        <w:ind w:left="720" w:hanging="360"/>
+      </w:pPr>
+    </w:lvl>
+    <w:lvl w:ilvl="1" w:tentative="1">
+      <w:start w:val="1"/>
+      <w:numFmt w:val="decimal"/>
+      <w:lvlText w:val="%2."/>
+      <w:lvlJc w:val="left"/>
+      <w:pPr>
+        <w:tabs>
+          <w:tab w:val="num" w:pos="1440"/>
+        </w:tabs>
+        <w:ind w:left="1440" w:hanging="360"/>
+      </w:pPr>
+    </w:lvl>
+    <w:lvl w:ilvl="2" w:tentative="1">
+      <w:start w:val="1"/>
+      <w:numFmt w:val="decimal"/>
+      <w:lvlText w:val="%3."/>
+      <w:lvlJc w:val="left"/>
+      <w:pPr>
+        <w:tabs>
+          <w:tab w:val="num" w:pos="2160"/>
+        </w:tabs>
+        <w:ind w:left="2160" w:hanging="360"/>
+      </w:pPr>
+    </w:lvl>
+    <w:lvl w:ilvl="3" w:tentative="1">
+      <w:start w:val="1"/>
+      <w:numFmt w:val="decimal"/>
+      <w:lvlText w:val="%4."/>
+      <w:lvlJc w:val="left"/>
+      <w:pPr>
+        <w:tabs>
+          <w:tab w:val="num" w:pos="2880"/>
+        </w:tabs>
+        <w:ind w:left="2880" w:hanging="360"/>
+      </w:pPr>
+    </w:lvl>
+    <w:lvl w:ilvl="4" w:tentative="1">
+      <w:start w:val="1"/>
+      <w:numFmt w:val="decimal"/>
+      <w:lvlText w:val="%5."/>
+      <w:lvlJc w:val="left"/>
+      <w:pPr>
+        <w:tabs>
+          <w:tab w:val="num" w:pos="3600"/>
+        </w:tabs>
+        <w:ind w:left="3600" w:hanging="360"/>
+      </w:pPr>
+    </w:lvl>
+    <w:lvl w:ilvl="5" w:tentative="1">
+      <w:start w:val="1"/>
+      <w:numFmt w:val="decimal"/>
+      <w:lvlText w:val="%6."/>
+      <w:lvlJc w:val="left"/>
+      <w:pPr>
+        <w:tabs>
+          <w:tab w:val="num" w:pos="4320"/>
+        </w:tabs>
+        <w:ind w:left="4320" w:hanging="360"/>
+      </w:pPr>
+    </w:lvl>
+    <w:lvl w:ilvl="6" w:tentative="1">
+      <w:start w:val="1"/>
+      <w:numFmt w:val="decimal"/>
+      <w:lvlText w:val="%7."/>
+      <w:lvlJc w:val="left"/>
+      <w:pPr>
+        <w:tabs>
+          <w:tab w:val="num" w:pos="5040"/>
+        </w:tabs>
+        <w:ind w:left="5040" w:hanging="360"/>
+      </w:pPr>
+    </w:lvl>
+    <w:lvl w:ilvl="7" w:tentative="1">
+      <w:start w:val="1"/>
+      <w:numFmt w:val="decimal"/>
+      <w:lvlText w:val="%8."/>
+      <w:lvlJc w:val="left"/>
+      <w:pPr>
+        <w:tabs>
+          <w:tab w:val="num" w:pos="5760"/>
+        </w:tabs>
+        <w:ind w:left="5760" w:hanging="360"/>
+      </w:pPr>
+    </w:lvl>
+    <w:lvl w:ilvl="8" w:tentative="1">
+      <w:start w:val="1"/>
+      <w:numFmt w:val="decimal"/>
+      <w:lvlText w:val="%9."/>
+      <w:lvlJc w:val="left"/>
+      <w:pPr>
+        <w:tabs>
+          <w:tab w:val="num" w:pos="6480"/>
+        </w:tabs>
+        <w:ind w:left="6480" w:hanging="360"/>
+      </w:pPr>
+    </w:lvl>
+  </w:abstractNum>
+  <w:abstractNum w:abstractNumId="10" w15:restartNumberingAfterBreak="0">
+    <w:nsid w:val="7BBF31DE"/>
+    <w:multiLevelType w:val="multilevel"/>
+    <w:tmpl w:val="7AF2F866"/>
+    <w:lvl w:ilvl="0">
+      <w:start w:val="1"/>
+      <w:numFmt w:val="decimal"/>
+      <w:lvlText w:val="%1."/>
+      <w:lvlJc w:val="left"/>
+      <w:pPr>
+        <w:tabs>
+          <w:tab w:val="num" w:pos="720"/>
+        </w:tabs>
+        <w:ind w:left="720" w:hanging="360"/>
+      </w:pPr>
+    </w:lvl>
+    <w:lvl w:ilvl="1" w:tentative="1">
+      <w:start w:val="1"/>
+      <w:numFmt w:val="decimal"/>
+      <w:lvlText w:val="%2."/>
+      <w:lvlJc w:val="left"/>
+      <w:pPr>
+        <w:tabs>
+          <w:tab w:val="num" w:pos="1440"/>
+        </w:tabs>
+        <w:ind w:left="1440" w:hanging="360"/>
+      </w:pPr>
+    </w:lvl>
+    <w:lvl w:ilvl="2" w:tentative="1">
+      <w:start w:val="1"/>
+      <w:numFmt w:val="decimal"/>
+      <w:lvlText w:val="%3."/>
+      <w:lvlJc w:val="left"/>
+      <w:pPr>
+        <w:tabs>
+          <w:tab w:val="num" w:pos="2160"/>
+        </w:tabs>
+        <w:ind w:left="2160" w:hanging="360"/>
+      </w:pPr>
+    </w:lvl>
+    <w:lvl w:ilvl="3" w:tentative="1">
+      <w:start w:val="1"/>
+      <w:numFmt w:val="decimal"/>
+      <w:lvlText w:val="%4."/>
+      <w:lvlJc w:val="left"/>
+      <w:pPr>
+        <w:tabs>
+          <w:tab w:val="num" w:pos="2880"/>
+        </w:tabs>
+        <w:ind w:left="2880" w:hanging="360"/>
+      </w:pPr>
+    </w:lvl>
+    <w:lvl w:ilvl="4" w:tentative="1">
+      <w:start w:val="1"/>
+      <w:numFmt w:val="decimal"/>
+      <w:lvlText w:val="%5."/>
+      <w:lvlJc w:val="left"/>
+      <w:pPr>
+        <w:tabs>
+          <w:tab w:val="num" w:pos="3600"/>
+        </w:tabs>
+        <w:ind w:left="3600" w:hanging="360"/>
+      </w:pPr>
+    </w:lvl>
+    <w:lvl w:ilvl="5" w:tentative="1">
+      <w:start w:val="1"/>
+      <w:numFmt w:val="decimal"/>
+      <w:lvlText w:val="%6."/>
+      <w:lvlJc w:val="left"/>
+      <w:pPr>
+        <w:tabs>
+          <w:tab w:val="num" w:pos="4320"/>
+        </w:tabs>
+        <w:ind w:left="4320" w:hanging="360"/>
+      </w:pPr>
+    </w:lvl>
+    <w:lvl w:ilvl="6" w:tentative="1">
+      <w:start w:val="1"/>
+      <w:numFmt w:val="decimal"/>
+      <w:lvlText w:val="%7."/>
+      <w:lvlJc w:val="left"/>
+      <w:pPr>
+        <w:tabs>
+          <w:tab w:val="num" w:pos="5040"/>
+        </w:tabs>
+        <w:ind w:left="5040" w:hanging="360"/>
+      </w:pPr>
+    </w:lvl>
+    <w:lvl w:ilvl="7" w:tentative="1">
+      <w:start w:val="1"/>
+      <w:numFmt w:val="decimal"/>
+      <w:lvlText w:val="%8."/>
+      <w:lvlJc w:val="left"/>
+      <w:pPr>
+        <w:tabs>
+          <w:tab w:val="num" w:pos="5760"/>
+        </w:tabs>
+        <w:ind w:left="5760" w:hanging="360"/>
+      </w:pPr>
+    </w:lvl>
+    <w:lvl w:ilvl="8" w:tentative="1">
+      <w:start w:val="1"/>
+      <w:numFmt w:val="decimal"/>
+      <w:lvlText w:val="%9."/>
+      <w:lvlJc w:val="left"/>
+      <w:pPr>
+        <w:tabs>
+          <w:tab w:val="num" w:pos="6480"/>
+        </w:tabs>
+        <w:ind w:left="6480" w:hanging="360"/>
+      </w:pPr>
+    </w:lvl>
+  </w:abstractNum>
+  <w:num w:numId="1" w16cid:durableId="1957171621">
+    <w:abstractNumId w:val="1"/>
+  </w:num>
+  <w:num w:numId="2" w16cid:durableId="100802977">
+    <w:abstractNumId w:val="3"/>
+  </w:num>
+  <w:num w:numId="3" w16cid:durableId="928730432">
     <w:abstractNumId w:val="6"/>
   </w:num>
-  <w:num w:numId="2" w16cid:durableId="2143887726">
+  <w:num w:numId="4" w16cid:durableId="1964847909">
+    <w:abstractNumId w:val="8"/>
+  </w:num>
+  <w:num w:numId="5" w16cid:durableId="1164323136">
+    <w:abstractNumId w:val="0"/>
+  </w:num>
+  <w:num w:numId="6" w16cid:durableId="1154298169">
+    <w:abstractNumId w:val="7"/>
+  </w:num>
+  <w:num w:numId="7" w16cid:durableId="52122548">
+    <w:abstractNumId w:val="5"/>
+  </w:num>
+  <w:num w:numId="8" w16cid:durableId="1819102667">
+    <w:abstractNumId w:val="4"/>
+  </w:num>
+  <w:num w:numId="9" w16cid:durableId="828520160">
+    <w:abstractNumId w:val="9"/>
+  </w:num>
+  <w:num w:numId="10" w16cid:durableId="2034071913">
     <w:abstractNumId w:val="10"/>
   </w:num>
-  <w:num w:numId="3" w16cid:durableId="1268000294">
-    <w:abstractNumId w:val="7"/>
-  </w:num>
-  <w:num w:numId="4" w16cid:durableId="804590883">
-    <w:abstractNumId w:val="3"/>
-  </w:num>
-  <w:num w:numId="5" w16cid:durableId="76100616">
-    <w:abstractNumId w:val="1"/>
-  </w:num>
-  <w:num w:numId="6" w16cid:durableId="1304965163">
+  <w:num w:numId="11" w16cid:durableId="1492335929">
     <w:abstractNumId w:val="2"/>
-  </w:num>
-  <w:num w:numId="7" w16cid:durableId="428235046">
-    <w:abstractNumId w:val="8"/>
-  </w:num>
-  <w:num w:numId="8" w16cid:durableId="1778327976">
-    <w:abstractNumId w:val="9"/>
-  </w:num>
-  <w:num w:numId="9" w16cid:durableId="1777870438">
-    <w:abstractNumId w:val="4"/>
-  </w:num>
-  <w:num w:numId="10" w16cid:durableId="1925533939">
-    <w:abstractNumId w:val="5"/>
-  </w:num>
-  <w:num w:numId="11" w16cid:durableId="516312062">
-    <w:abstractNumId w:val="0"/>
   </w:num>
 </w:numbering>
 </file>

--- a/docs/Database Guide.docx
+++ b/docs/Database Guide.docx
@@ -40,7 +40,7 @@
       <w:pPr>
         <w:pStyle w:val="NormalWeb"/>
         <w:shd w:val="clear" w:color="auto" w:fill="EEF2F8"/>
-        <w:divId w:val="1563642342"/>
+        <w:divId w:val="645939434"/>
         <w:rPr>
           <w:rFonts w:ascii="Calibri" w:hAnsi="Calibri" w:cs="Calibri"/>
           <w:color w:val="404040"/>
@@ -11437,6 +11437,1074 @@
     </w:p>
     <w:p>
       <w:pPr>
+        <w:pStyle w:val="Heading2"/>
+        <w:rPr>
+          <w:rFonts w:ascii="Calibri" w:eastAsia="Times New Roman" w:hAnsi="Calibri" w:cs="Calibri"/>
+        </w:rPr>
+      </w:pPr>
+      <w:r>
+        <w:rPr>
+          <w:rFonts w:ascii="Calibri" w:eastAsia="Times New Roman" w:hAnsi="Calibri" w:cs="Calibri"/>
+        </w:rPr>
+        <w:t>Payroll (script 013)</w:t>
+      </w:r>
+    </w:p>
+    <w:p>
+      <w:pPr>
+        <w:numPr>
+          <w:ilvl w:val="0"/>
+          <w:numId w:val="5"/>
+        </w:numPr>
+        <w:spacing w:before="100" w:beforeAutospacing="1" w:after="100" w:afterAutospacing="1"/>
+        <w:rPr>
+          <w:rFonts w:ascii="Calibri" w:eastAsia="Times New Roman" w:hAnsi="Calibri" w:cs="Calibri"/>
+          <w:color w:val="1A1A1A"/>
+          <w:sz w:val="22"/>
+          <w:szCs w:val="22"/>
+        </w:rPr>
+      </w:pPr>
+      <w:r>
+        <w:rPr>
+          <w:rStyle w:val="Strong"/>
+          <w:rFonts w:ascii="Calibri" w:eastAsia="Times New Roman" w:hAnsi="Calibri" w:cs="Calibri"/>
+          <w:color w:val="1A1A1A"/>
+          <w:sz w:val="22"/>
+          <w:szCs w:val="22"/>
+        </w:rPr>
+        <w:t>holidays</w:t>
+      </w:r>
+      <w:r>
+        <w:rPr>
+          <w:rFonts w:ascii="Calibri" w:eastAsia="Times New Roman" w:hAnsi="Calibri" w:cs="Calibri"/>
+          <w:color w:val="1A1A1A"/>
+          <w:sz w:val="22"/>
+          <w:szCs w:val="22"/>
+        </w:rPr>
+        <w:t xml:space="preserve">: </w:t>
+      </w:r>
+      <w:r>
+        <w:rPr>
+          <w:rStyle w:val="HTMLCode"/>
+          <w:color w:val="1A1A1A"/>
+        </w:rPr>
+        <w:t>holiday_date</w:t>
+      </w:r>
+      <w:r>
+        <w:rPr>
+          <w:rFonts w:ascii="Calibri" w:eastAsia="Times New Roman" w:hAnsi="Calibri" w:cs="Calibri"/>
+          <w:color w:val="1A1A1A"/>
+          <w:sz w:val="22"/>
+          <w:szCs w:val="22"/>
+        </w:rPr>
+        <w:t xml:space="preserve"> (the key), </w:t>
+      </w:r>
+      <w:r>
+        <w:rPr>
+          <w:rStyle w:val="HTMLCode"/>
+          <w:color w:val="1A1A1A"/>
+        </w:rPr>
+        <w:t>name</w:t>
+      </w:r>
+      <w:r>
+        <w:rPr>
+          <w:rFonts w:ascii="Calibri" w:eastAsia="Times New Roman" w:hAnsi="Calibri" w:cs="Calibri"/>
+          <w:color w:val="1A1A1A"/>
+          <w:sz w:val="22"/>
+          <w:szCs w:val="22"/>
+        </w:rPr>
+        <w:t xml:space="preserve">, </w:t>
+      </w:r>
+      <w:r>
+        <w:rPr>
+          <w:rStyle w:val="HTMLCode"/>
+          <w:color w:val="1A1A1A"/>
+        </w:rPr>
+        <w:t>kind</w:t>
+      </w:r>
+      <w:r>
+        <w:rPr>
+          <w:rFonts w:ascii="Calibri" w:eastAsia="Times New Roman" w:hAnsi="Calibri" w:cs="Calibri"/>
+          <w:color w:val="1A1A1A"/>
+          <w:sz w:val="22"/>
+          <w:szCs w:val="22"/>
+        </w:rPr>
+        <w:t xml:space="preserve"> (Regular = paid when not worked; Special = no work, no pay).</w:t>
+      </w:r>
+    </w:p>
+    <w:p>
+      <w:pPr>
+        <w:numPr>
+          <w:ilvl w:val="0"/>
+          <w:numId w:val="5"/>
+        </w:numPr>
+        <w:spacing w:before="100" w:beforeAutospacing="1" w:after="100" w:afterAutospacing="1"/>
+        <w:rPr>
+          <w:rFonts w:ascii="Calibri" w:eastAsia="Times New Roman" w:hAnsi="Calibri" w:cs="Calibri"/>
+          <w:color w:val="1A1A1A"/>
+          <w:sz w:val="22"/>
+          <w:szCs w:val="22"/>
+        </w:rPr>
+      </w:pPr>
+      <w:r>
+        <w:rPr>
+          <w:rStyle w:val="Strong"/>
+          <w:rFonts w:ascii="Calibri" w:eastAsia="Times New Roman" w:hAnsi="Calibri" w:cs="Calibri"/>
+          <w:color w:val="1A1A1A"/>
+          <w:sz w:val="22"/>
+          <w:szCs w:val="22"/>
+        </w:rPr>
+        <w:t>cash_advances</w:t>
+      </w:r>
+      <w:r>
+        <w:rPr>
+          <w:rFonts w:ascii="Calibri" w:eastAsia="Times New Roman" w:hAnsi="Calibri" w:cs="Calibri"/>
+          <w:color w:val="1A1A1A"/>
+          <w:sz w:val="22"/>
+          <w:szCs w:val="22"/>
+        </w:rPr>
+        <w:t xml:space="preserve">: </w:t>
+      </w:r>
+      <w:r>
+        <w:rPr>
+          <w:rStyle w:val="HTMLCode"/>
+          <w:color w:val="1A1A1A"/>
+        </w:rPr>
+        <w:t>employee_id</w:t>
+      </w:r>
+      <w:r>
+        <w:rPr>
+          <w:rFonts w:ascii="Calibri" w:eastAsia="Times New Roman" w:hAnsi="Calibri" w:cs="Calibri"/>
+          <w:color w:val="1A1A1A"/>
+          <w:sz w:val="22"/>
+          <w:szCs w:val="22"/>
+        </w:rPr>
+        <w:t xml:space="preserve"> → employees, </w:t>
+      </w:r>
+      <w:r>
+        <w:rPr>
+          <w:rStyle w:val="HTMLCode"/>
+          <w:color w:val="1A1A1A"/>
+        </w:rPr>
+        <w:t>given_on</w:t>
+      </w:r>
+      <w:r>
+        <w:rPr>
+          <w:rFonts w:ascii="Calibri" w:eastAsia="Times New Roman" w:hAnsi="Calibri" w:cs="Calibri"/>
+          <w:color w:val="1A1A1A"/>
+          <w:sz w:val="22"/>
+          <w:szCs w:val="22"/>
+        </w:rPr>
+        <w:t xml:space="preserve">, </w:t>
+      </w:r>
+      <w:r>
+        <w:rPr>
+          <w:rStyle w:val="HTMLCode"/>
+          <w:color w:val="1A1A1A"/>
+        </w:rPr>
+        <w:t>amount</w:t>
+      </w:r>
+      <w:r>
+        <w:rPr>
+          <w:rFonts w:ascii="Calibri" w:eastAsia="Times New Roman" w:hAnsi="Calibri" w:cs="Calibri"/>
+          <w:color w:val="1A1A1A"/>
+          <w:sz w:val="22"/>
+          <w:szCs w:val="22"/>
+        </w:rPr>
+        <w:t xml:space="preserve">, </w:t>
+      </w:r>
+      <w:r>
+        <w:rPr>
+          <w:rStyle w:val="HTMLCode"/>
+          <w:color w:val="1A1A1A"/>
+        </w:rPr>
+        <w:t>per_payday</w:t>
+      </w:r>
+      <w:r>
+        <w:rPr>
+          <w:rFonts w:ascii="Calibri" w:eastAsia="Times New Roman" w:hAnsi="Calibri" w:cs="Calibri"/>
+          <w:color w:val="1A1A1A"/>
+          <w:sz w:val="22"/>
+          <w:szCs w:val="22"/>
+        </w:rPr>
+        <w:t xml:space="preserve">, </w:t>
+      </w:r>
+      <w:r>
+        <w:rPr>
+          <w:rStyle w:val="HTMLCode"/>
+          <w:color w:val="1A1A1A"/>
+        </w:rPr>
+        <w:t>balance</w:t>
+      </w:r>
+      <w:r>
+        <w:rPr>
+          <w:rFonts w:ascii="Calibri" w:eastAsia="Times New Roman" w:hAnsi="Calibri" w:cs="Calibri"/>
+          <w:color w:val="1A1A1A"/>
+          <w:sz w:val="22"/>
+          <w:szCs w:val="22"/>
+        </w:rPr>
+        <w:t xml:space="preserve"> (what's still owed), </w:t>
+      </w:r>
+      <w:r>
+        <w:rPr>
+          <w:rStyle w:val="HTMLCode"/>
+          <w:color w:val="1A1A1A"/>
+        </w:rPr>
+        <w:t>reason</w:t>
+      </w:r>
+      <w:r>
+        <w:rPr>
+          <w:rFonts w:ascii="Calibri" w:eastAsia="Times New Roman" w:hAnsi="Calibri" w:cs="Calibri"/>
+          <w:color w:val="1A1A1A"/>
+          <w:sz w:val="22"/>
+          <w:szCs w:val="22"/>
+        </w:rPr>
+        <w:t xml:space="preserve">, </w:t>
+      </w:r>
+      <w:r>
+        <w:rPr>
+          <w:rStyle w:val="HTMLCode"/>
+          <w:color w:val="1A1A1A"/>
+        </w:rPr>
+        <w:t>status</w:t>
+      </w:r>
+      <w:r>
+        <w:rPr>
+          <w:rFonts w:ascii="Calibri" w:eastAsia="Times New Roman" w:hAnsi="Calibri" w:cs="Calibri"/>
+          <w:color w:val="1A1A1A"/>
+          <w:sz w:val="22"/>
+          <w:szCs w:val="22"/>
+        </w:rPr>
+        <w:t xml:space="preserve"> (Waiting / Active / Paid Off / Rejected).</w:t>
+      </w:r>
+    </w:p>
+    <w:p>
+      <w:pPr>
+        <w:numPr>
+          <w:ilvl w:val="0"/>
+          <w:numId w:val="5"/>
+        </w:numPr>
+        <w:spacing w:before="100" w:beforeAutospacing="1" w:after="100" w:afterAutospacing="1"/>
+        <w:rPr>
+          <w:rFonts w:ascii="Calibri" w:eastAsia="Times New Roman" w:hAnsi="Calibri" w:cs="Calibri"/>
+          <w:color w:val="1A1A1A"/>
+          <w:sz w:val="22"/>
+          <w:szCs w:val="22"/>
+        </w:rPr>
+      </w:pPr>
+      <w:r>
+        <w:rPr>
+          <w:rStyle w:val="Strong"/>
+          <w:rFonts w:ascii="Calibri" w:eastAsia="Times New Roman" w:hAnsi="Calibri" w:cs="Calibri"/>
+          <w:color w:val="1A1A1A"/>
+          <w:sz w:val="22"/>
+          <w:szCs w:val="22"/>
+        </w:rPr>
+        <w:t>payroll_runs</w:t>
+      </w:r>
+      <w:r>
+        <w:rPr>
+          <w:rFonts w:ascii="Calibri" w:eastAsia="Times New Roman" w:hAnsi="Calibri" w:cs="Calibri"/>
+          <w:color w:val="1A1A1A"/>
+          <w:sz w:val="22"/>
+          <w:szCs w:val="22"/>
+        </w:rPr>
+        <w:t xml:space="preserve">: one per pay group and period: </w:t>
+      </w:r>
+      <w:r>
+        <w:rPr>
+          <w:rStyle w:val="HTMLCode"/>
+          <w:color w:val="1A1A1A"/>
+        </w:rPr>
+        <w:t>pay_group</w:t>
+      </w:r>
+      <w:r>
+        <w:rPr>
+          <w:rFonts w:ascii="Calibri" w:eastAsia="Times New Roman" w:hAnsi="Calibri" w:cs="Calibri"/>
+          <w:color w:val="1A1A1A"/>
+          <w:sz w:val="22"/>
+          <w:szCs w:val="22"/>
+        </w:rPr>
+        <w:t xml:space="preserve"> (Office / Site), </w:t>
+      </w:r>
+      <w:r>
+        <w:rPr>
+          <w:rStyle w:val="HTMLCode"/>
+          <w:color w:val="1A1A1A"/>
+        </w:rPr>
+        <w:t>period_from</w:t>
+      </w:r>
+      <w:r>
+        <w:rPr>
+          <w:rFonts w:ascii="Calibri" w:eastAsia="Times New Roman" w:hAnsi="Calibri" w:cs="Calibri"/>
+          <w:color w:val="1A1A1A"/>
+          <w:sz w:val="22"/>
+          <w:szCs w:val="22"/>
+        </w:rPr>
+        <w:t xml:space="preserve">, </w:t>
+      </w:r>
+      <w:r>
+        <w:rPr>
+          <w:rStyle w:val="HTMLCode"/>
+          <w:color w:val="1A1A1A"/>
+        </w:rPr>
+        <w:t>period_to</w:t>
+      </w:r>
+      <w:r>
+        <w:rPr>
+          <w:rFonts w:ascii="Calibri" w:eastAsia="Times New Roman" w:hAnsi="Calibri" w:cs="Calibri"/>
+          <w:color w:val="1A1A1A"/>
+          <w:sz w:val="22"/>
+          <w:szCs w:val="22"/>
+        </w:rPr>
+        <w:t xml:space="preserve">, </w:t>
+      </w:r>
+      <w:r>
+        <w:rPr>
+          <w:rStyle w:val="HTMLCode"/>
+          <w:color w:val="1A1A1A"/>
+        </w:rPr>
+        <w:t>pay_date</w:t>
+      </w:r>
+      <w:r>
+        <w:rPr>
+          <w:rFonts w:ascii="Calibri" w:eastAsia="Times New Roman" w:hAnsi="Calibri" w:cs="Calibri"/>
+          <w:color w:val="1A1A1A"/>
+          <w:sz w:val="22"/>
+          <w:szCs w:val="22"/>
+        </w:rPr>
+        <w:t xml:space="preserve">, </w:t>
+      </w:r>
+      <w:r>
+        <w:rPr>
+          <w:rStyle w:val="HTMLCode"/>
+          <w:color w:val="1A1A1A"/>
+        </w:rPr>
+        <w:t>status</w:t>
+      </w:r>
+      <w:r>
+        <w:rPr>
+          <w:rFonts w:ascii="Calibri" w:eastAsia="Times New Roman" w:hAnsi="Calibri" w:cs="Calibri"/>
+          <w:color w:val="1A1A1A"/>
+          <w:sz w:val="22"/>
+          <w:szCs w:val="22"/>
+        </w:rPr>
+        <w:t xml:space="preserve"> (Draft / Final). Unique per group and start date.</w:t>
+      </w:r>
+    </w:p>
+    <w:p>
+      <w:pPr>
+        <w:numPr>
+          <w:ilvl w:val="0"/>
+          <w:numId w:val="5"/>
+        </w:numPr>
+        <w:spacing w:before="100" w:beforeAutospacing="1" w:after="100" w:afterAutospacing="1"/>
+        <w:rPr>
+          <w:rFonts w:ascii="Calibri" w:eastAsia="Times New Roman" w:hAnsi="Calibri" w:cs="Calibri"/>
+          <w:color w:val="1A1A1A"/>
+          <w:sz w:val="22"/>
+          <w:szCs w:val="22"/>
+        </w:rPr>
+      </w:pPr>
+      <w:r>
+        <w:rPr>
+          <w:rStyle w:val="Strong"/>
+          <w:rFonts w:ascii="Calibri" w:eastAsia="Times New Roman" w:hAnsi="Calibri" w:cs="Calibri"/>
+          <w:color w:val="1A1A1A"/>
+          <w:sz w:val="22"/>
+          <w:szCs w:val="22"/>
+        </w:rPr>
+        <w:t>payslips</w:t>
+      </w:r>
+      <w:r>
+        <w:rPr>
+          <w:rFonts w:ascii="Calibri" w:eastAsia="Times New Roman" w:hAnsi="Calibri" w:cs="Calibri"/>
+          <w:color w:val="1A1A1A"/>
+          <w:sz w:val="22"/>
+          <w:szCs w:val="22"/>
+        </w:rPr>
+        <w:t xml:space="preserve">: one per employee per run: </w:t>
+      </w:r>
+      <w:r>
+        <w:rPr>
+          <w:rStyle w:val="HTMLCode"/>
+          <w:color w:val="1A1A1A"/>
+        </w:rPr>
+        <w:t>daily_rate</w:t>
+      </w:r>
+      <w:r>
+        <w:rPr>
+          <w:rFonts w:ascii="Calibri" w:eastAsia="Times New Roman" w:hAnsi="Calibri" w:cs="Calibri"/>
+          <w:color w:val="1A1A1A"/>
+          <w:sz w:val="22"/>
+          <w:szCs w:val="22"/>
+        </w:rPr>
+        <w:t xml:space="preserve">, </w:t>
+      </w:r>
+      <w:r>
+        <w:rPr>
+          <w:rStyle w:val="HTMLCode"/>
+          <w:color w:val="1A1A1A"/>
+        </w:rPr>
+        <w:t>days_paid</w:t>
+      </w:r>
+      <w:r>
+        <w:rPr>
+          <w:rFonts w:ascii="Calibri" w:eastAsia="Times New Roman" w:hAnsi="Calibri" w:cs="Calibri"/>
+          <w:color w:val="1A1A1A"/>
+          <w:sz w:val="22"/>
+          <w:szCs w:val="22"/>
+        </w:rPr>
+        <w:t xml:space="preserve">, </w:t>
+      </w:r>
+      <w:r>
+        <w:rPr>
+          <w:rStyle w:val="HTMLCode"/>
+          <w:color w:val="1A1A1A"/>
+        </w:rPr>
+        <w:t>basic_pay</w:t>
+      </w:r>
+      <w:r>
+        <w:rPr>
+          <w:rFonts w:ascii="Calibri" w:eastAsia="Times New Roman" w:hAnsi="Calibri" w:cs="Calibri"/>
+          <w:color w:val="1A1A1A"/>
+          <w:sz w:val="22"/>
+          <w:szCs w:val="22"/>
+        </w:rPr>
+        <w:t xml:space="preserve">, </w:t>
+      </w:r>
+      <w:r>
+        <w:rPr>
+          <w:rStyle w:val="HTMLCode"/>
+          <w:color w:val="1A1A1A"/>
+        </w:rPr>
+        <w:t>holiday_days</w:t>
+      </w:r>
+      <w:r>
+        <w:rPr>
+          <w:rFonts w:ascii="Calibri" w:eastAsia="Times New Roman" w:hAnsi="Calibri" w:cs="Calibri"/>
+          <w:color w:val="1A1A1A"/>
+          <w:sz w:val="22"/>
+          <w:szCs w:val="22"/>
+        </w:rPr>
+        <w:t xml:space="preserve">, </w:t>
+      </w:r>
+      <w:r>
+        <w:rPr>
+          <w:rStyle w:val="HTMLCode"/>
+          <w:color w:val="1A1A1A"/>
+        </w:rPr>
+        <w:t>holiday_pay</w:t>
+      </w:r>
+      <w:r>
+        <w:rPr>
+          <w:rFonts w:ascii="Calibri" w:eastAsia="Times New Roman" w:hAnsi="Calibri" w:cs="Calibri"/>
+          <w:color w:val="1A1A1A"/>
+          <w:sz w:val="22"/>
+          <w:szCs w:val="22"/>
+        </w:rPr>
+        <w:t xml:space="preserve">, </w:t>
+      </w:r>
+      <w:r>
+        <w:rPr>
+          <w:rStyle w:val="HTMLCode"/>
+          <w:color w:val="1A1A1A"/>
+        </w:rPr>
+        <w:t>late_minutes</w:t>
+      </w:r>
+      <w:r>
+        <w:rPr>
+          <w:rFonts w:ascii="Calibri" w:eastAsia="Times New Roman" w:hAnsi="Calibri" w:cs="Calibri"/>
+          <w:color w:val="1A1A1A"/>
+          <w:sz w:val="22"/>
+          <w:szCs w:val="22"/>
+        </w:rPr>
+        <w:t xml:space="preserve">, </w:t>
+      </w:r>
+      <w:r>
+        <w:rPr>
+          <w:rStyle w:val="HTMLCode"/>
+          <w:color w:val="1A1A1A"/>
+        </w:rPr>
+        <w:t>late_deduction</w:t>
+      </w:r>
+      <w:r>
+        <w:rPr>
+          <w:rFonts w:ascii="Calibri" w:eastAsia="Times New Roman" w:hAnsi="Calibri" w:cs="Calibri"/>
+          <w:color w:val="1A1A1A"/>
+          <w:sz w:val="22"/>
+          <w:szCs w:val="22"/>
+        </w:rPr>
+        <w:t xml:space="preserve">, </w:t>
+      </w:r>
+      <w:r>
+        <w:rPr>
+          <w:rStyle w:val="HTMLCode"/>
+          <w:color w:val="1A1A1A"/>
+        </w:rPr>
+        <w:t>ot_minutes</w:t>
+      </w:r>
+      <w:r>
+        <w:rPr>
+          <w:rFonts w:ascii="Calibri" w:eastAsia="Times New Roman" w:hAnsi="Calibri" w:cs="Calibri"/>
+          <w:color w:val="1A1A1A"/>
+          <w:sz w:val="22"/>
+          <w:szCs w:val="22"/>
+        </w:rPr>
+        <w:t xml:space="preserve">, </w:t>
+      </w:r>
+      <w:r>
+        <w:rPr>
+          <w:rStyle w:val="HTMLCode"/>
+          <w:color w:val="1A1A1A"/>
+        </w:rPr>
+        <w:t>ot_pay</w:t>
+      </w:r>
+      <w:r>
+        <w:rPr>
+          <w:rFonts w:ascii="Calibri" w:eastAsia="Times New Roman" w:hAnsi="Calibri" w:cs="Calibri"/>
+          <w:color w:val="1A1A1A"/>
+          <w:sz w:val="22"/>
+          <w:szCs w:val="22"/>
+        </w:rPr>
+        <w:t xml:space="preserve">, </w:t>
+      </w:r>
+      <w:r>
+        <w:rPr>
+          <w:rStyle w:val="HTMLCode"/>
+          <w:color w:val="1A1A1A"/>
+        </w:rPr>
+        <w:t>gross_pay</w:t>
+      </w:r>
+      <w:r>
+        <w:rPr>
+          <w:rFonts w:ascii="Calibri" w:eastAsia="Times New Roman" w:hAnsi="Calibri" w:cs="Calibri"/>
+          <w:color w:val="1A1A1A"/>
+          <w:sz w:val="22"/>
+          <w:szCs w:val="22"/>
+        </w:rPr>
+        <w:t xml:space="preserve">, </w:t>
+      </w:r>
+      <w:r>
+        <w:rPr>
+          <w:rStyle w:val="HTMLCode"/>
+          <w:color w:val="1A1A1A"/>
+        </w:rPr>
+        <w:t>sss</w:t>
+      </w:r>
+      <w:r>
+        <w:rPr>
+          <w:rFonts w:ascii="Calibri" w:eastAsia="Times New Roman" w:hAnsi="Calibri" w:cs="Calibri"/>
+          <w:color w:val="1A1A1A"/>
+          <w:sz w:val="22"/>
+          <w:szCs w:val="22"/>
+        </w:rPr>
+        <w:t xml:space="preserve">, </w:t>
+      </w:r>
+      <w:r>
+        <w:rPr>
+          <w:rStyle w:val="HTMLCode"/>
+          <w:color w:val="1A1A1A"/>
+        </w:rPr>
+        <w:t>philhealth</w:t>
+      </w:r>
+      <w:r>
+        <w:rPr>
+          <w:rFonts w:ascii="Calibri" w:eastAsia="Times New Roman" w:hAnsi="Calibri" w:cs="Calibri"/>
+          <w:color w:val="1A1A1A"/>
+          <w:sz w:val="22"/>
+          <w:szCs w:val="22"/>
+        </w:rPr>
+        <w:t xml:space="preserve">, </w:t>
+      </w:r>
+      <w:r>
+        <w:rPr>
+          <w:rStyle w:val="HTMLCode"/>
+          <w:color w:val="1A1A1A"/>
+        </w:rPr>
+        <w:t>pagibig</w:t>
+      </w:r>
+      <w:r>
+        <w:rPr>
+          <w:rFonts w:ascii="Calibri" w:eastAsia="Times New Roman" w:hAnsi="Calibri" w:cs="Calibri"/>
+          <w:color w:val="1A1A1A"/>
+          <w:sz w:val="22"/>
+          <w:szCs w:val="22"/>
+        </w:rPr>
+        <w:t xml:space="preserve">, </w:t>
+      </w:r>
+      <w:r>
+        <w:rPr>
+          <w:rStyle w:val="HTMLCode"/>
+          <w:color w:val="1A1A1A"/>
+        </w:rPr>
+        <w:t>tax</w:t>
+      </w:r>
+      <w:r>
+        <w:rPr>
+          <w:rFonts w:ascii="Calibri" w:eastAsia="Times New Roman" w:hAnsi="Calibri" w:cs="Calibri"/>
+          <w:color w:val="1A1A1A"/>
+          <w:sz w:val="22"/>
+          <w:szCs w:val="22"/>
+        </w:rPr>
+        <w:t xml:space="preserve">, </w:t>
+      </w:r>
+      <w:r>
+        <w:rPr>
+          <w:rStyle w:val="HTMLCode"/>
+          <w:color w:val="1A1A1A"/>
+        </w:rPr>
+        <w:t>cash_advance</w:t>
+      </w:r>
+      <w:r>
+        <w:rPr>
+          <w:rFonts w:ascii="Calibri" w:eastAsia="Times New Roman" w:hAnsi="Calibri" w:cs="Calibri"/>
+          <w:color w:val="1A1A1A"/>
+          <w:sz w:val="22"/>
+          <w:szCs w:val="22"/>
+        </w:rPr>
+        <w:t xml:space="preserve">, </w:t>
+      </w:r>
+      <w:r>
+        <w:rPr>
+          <w:rStyle w:val="HTMLCode"/>
+          <w:color w:val="1A1A1A"/>
+        </w:rPr>
+        <w:t>net_pay</w:t>
+      </w:r>
+      <w:r>
+        <w:rPr>
+          <w:rFonts w:ascii="Calibri" w:eastAsia="Times New Roman" w:hAnsi="Calibri" w:cs="Calibri"/>
+          <w:color w:val="1A1A1A"/>
+          <w:sz w:val="22"/>
+          <w:szCs w:val="22"/>
+        </w:rPr>
+        <w:t xml:space="preserve"> (never below 0).</w:t>
+      </w:r>
+    </w:p>
+    <w:p>
+      <w:pPr>
+        <w:numPr>
+          <w:ilvl w:val="0"/>
+          <w:numId w:val="5"/>
+        </w:numPr>
+        <w:spacing w:before="100" w:beforeAutospacing="1" w:after="100" w:afterAutospacing="1"/>
+        <w:rPr>
+          <w:rFonts w:ascii="Calibri" w:eastAsia="Times New Roman" w:hAnsi="Calibri" w:cs="Calibri"/>
+          <w:color w:val="1A1A1A"/>
+          <w:sz w:val="22"/>
+          <w:szCs w:val="22"/>
+        </w:rPr>
+      </w:pPr>
+      <w:r>
+        <w:rPr>
+          <w:rStyle w:val="Strong"/>
+          <w:rFonts w:ascii="Calibri" w:eastAsia="Times New Roman" w:hAnsi="Calibri" w:cs="Calibri"/>
+          <w:color w:val="1A1A1A"/>
+          <w:sz w:val="22"/>
+          <w:szCs w:val="22"/>
+        </w:rPr>
+        <w:t>cash_advance_deductions</w:t>
+      </w:r>
+      <w:r>
+        <w:rPr>
+          <w:rFonts w:ascii="Calibri" w:eastAsia="Times New Roman" w:hAnsi="Calibri" w:cs="Calibri"/>
+          <w:color w:val="1A1A1A"/>
+          <w:sz w:val="22"/>
+          <w:szCs w:val="22"/>
+        </w:rPr>
+        <w:t xml:space="preserve">: what each payslip took from each advance: </w:t>
+      </w:r>
+      <w:r>
+        <w:rPr>
+          <w:rStyle w:val="HTMLCode"/>
+          <w:color w:val="1A1A1A"/>
+        </w:rPr>
+        <w:t>advance_id</w:t>
+      </w:r>
+      <w:r>
+        <w:rPr>
+          <w:rFonts w:ascii="Calibri" w:eastAsia="Times New Roman" w:hAnsi="Calibri" w:cs="Calibri"/>
+          <w:color w:val="1A1A1A"/>
+          <w:sz w:val="22"/>
+          <w:szCs w:val="22"/>
+        </w:rPr>
+        <w:t xml:space="preserve">, </w:t>
+      </w:r>
+      <w:r>
+        <w:rPr>
+          <w:rStyle w:val="HTMLCode"/>
+          <w:color w:val="1A1A1A"/>
+        </w:rPr>
+        <w:t>payslip_id</w:t>
+      </w:r>
+      <w:r>
+        <w:rPr>
+          <w:rFonts w:ascii="Calibri" w:eastAsia="Times New Roman" w:hAnsi="Calibri" w:cs="Calibri"/>
+          <w:color w:val="1A1A1A"/>
+          <w:sz w:val="22"/>
+          <w:szCs w:val="22"/>
+        </w:rPr>
+        <w:t xml:space="preserve">, </w:t>
+      </w:r>
+      <w:r>
+        <w:rPr>
+          <w:rStyle w:val="HTMLCode"/>
+          <w:color w:val="1A1A1A"/>
+        </w:rPr>
+        <w:t>amount</w:t>
+      </w:r>
+      <w:r>
+        <w:rPr>
+          <w:rFonts w:ascii="Calibri" w:eastAsia="Times New Roman" w:hAnsi="Calibri" w:cs="Calibri"/>
+          <w:color w:val="1A1A1A"/>
+          <w:sz w:val="22"/>
+          <w:szCs w:val="22"/>
+        </w:rPr>
+        <w:t xml:space="preserve">, </w:t>
+      </w:r>
+      <w:r>
+        <w:rPr>
+          <w:rStyle w:val="HTMLCode"/>
+          <w:color w:val="1A1A1A"/>
+        </w:rPr>
+        <w:t>balance_after</w:t>
+      </w:r>
+      <w:r>
+        <w:rPr>
+          <w:rFonts w:ascii="Calibri" w:eastAsia="Times New Roman" w:hAnsi="Calibri" w:cs="Calibri"/>
+          <w:color w:val="1A1A1A"/>
+          <w:sz w:val="22"/>
+          <w:szCs w:val="22"/>
+        </w:rPr>
+        <w:t>.</w:t>
+      </w:r>
+    </w:p>
+    <w:p>
+      <w:pPr>
+        <w:numPr>
+          <w:ilvl w:val="0"/>
+          <w:numId w:val="5"/>
+        </w:numPr>
+        <w:spacing w:before="100" w:beforeAutospacing="1" w:after="100" w:afterAutospacing="1"/>
+        <w:rPr>
+          <w:rFonts w:ascii="Calibri" w:eastAsia="Times New Roman" w:hAnsi="Calibri" w:cs="Calibri"/>
+          <w:color w:val="1A1A1A"/>
+          <w:sz w:val="22"/>
+          <w:szCs w:val="22"/>
+        </w:rPr>
+      </w:pPr>
+      <w:r>
+        <w:rPr>
+          <w:rFonts w:ascii="Calibri" w:eastAsia="Times New Roman" w:hAnsi="Calibri" w:cs="Calibri"/>
+          <w:color w:val="1A1A1A"/>
+          <w:sz w:val="22"/>
+          <w:szCs w:val="22"/>
+        </w:rPr>
+        <w:t xml:space="preserve">Work hours, overtime rate and government rates live in </w:t>
+      </w:r>
+      <w:r>
+        <w:rPr>
+          <w:rStyle w:val="Strong"/>
+          <w:rFonts w:ascii="Calibri" w:eastAsia="Times New Roman" w:hAnsi="Calibri" w:cs="Calibri"/>
+          <w:color w:val="1A1A1A"/>
+          <w:sz w:val="22"/>
+          <w:szCs w:val="22"/>
+        </w:rPr>
+        <w:t>app_settings</w:t>
+      </w:r>
+      <w:r>
+        <w:rPr>
+          <w:rFonts w:ascii="Calibri" w:eastAsia="Times New Roman" w:hAnsi="Calibri" w:cs="Calibri"/>
+          <w:color w:val="1A1A1A"/>
+          <w:sz w:val="22"/>
+          <w:szCs w:val="22"/>
+        </w:rPr>
+        <w:t xml:space="preserve"> </w:t>
+      </w:r>
+      <w:r>
+        <w:rPr>
+          <w:rFonts w:ascii="Calibri" w:eastAsia="Times New Roman" w:hAnsi="Calibri" w:cs="Calibri"/>
+          <w:color w:val="1A1A1A"/>
+          <w:sz w:val="22"/>
+          <w:szCs w:val="22"/>
+        </w:rPr>
+        <w:t xml:space="preserve">with keys starting </w:t>
+      </w:r>
+      <w:r>
+        <w:rPr>
+          <w:rStyle w:val="HTMLCode"/>
+          <w:color w:val="1A1A1A"/>
+        </w:rPr>
+        <w:t>hr.</w:t>
+      </w:r>
+      <w:r>
+        <w:rPr>
+          <w:rFonts w:ascii="Calibri" w:eastAsia="Times New Roman" w:hAnsi="Calibri" w:cs="Calibri"/>
+          <w:color w:val="1A1A1A"/>
+          <w:sz w:val="22"/>
+          <w:szCs w:val="22"/>
+        </w:rPr>
+        <w:t xml:space="preserve"> (e.g. </w:t>
+      </w:r>
+      <w:r>
+        <w:rPr>
+          <w:rStyle w:val="HTMLCode"/>
+          <w:color w:val="1A1A1A"/>
+        </w:rPr>
+        <w:t>hr.ot_rate</w:t>
+      </w:r>
+      <w:r>
+        <w:rPr>
+          <w:rFonts w:ascii="Calibri" w:eastAsia="Times New Roman" w:hAnsi="Calibri" w:cs="Calibri"/>
+          <w:color w:val="1A1A1A"/>
+          <w:sz w:val="22"/>
+          <w:szCs w:val="22"/>
+        </w:rPr>
+        <w:t>).</w:t>
+      </w:r>
+    </w:p>
+    <w:p>
+      <w:pPr>
+        <w:pStyle w:val="HTMLPreformatted"/>
+        <w:rPr>
+          <w:color w:val="1A1A1A"/>
+          <w:sz w:val="19"/>
+          <w:szCs w:val="19"/>
+          <w:shd w:val="clear" w:color="auto" w:fill="F2F2F2"/>
+        </w:rPr>
+      </w:pPr>
+      <w:r>
+        <w:rPr>
+          <w:color w:val="1A1A1A"/>
+          <w:sz w:val="19"/>
+          <w:szCs w:val="19"/>
+          <w:shd w:val="clear" w:color="auto" w:fill="F2F2F2"/>
+        </w:rPr>
+        <w:t>-- Net pay of every payslip in finalized payrolls, newest first</w:t>
+      </w:r>
+    </w:p>
+    <w:p>
+      <w:pPr>
+        <w:pStyle w:val="HTMLPreformatted"/>
+        <w:rPr>
+          <w:color w:val="1A1A1A"/>
+          <w:sz w:val="19"/>
+          <w:szCs w:val="19"/>
+          <w:shd w:val="clear" w:color="auto" w:fill="F2F2F2"/>
+        </w:rPr>
+      </w:pPr>
+      <w:r>
+        <w:rPr>
+          <w:color w:val="1A1A1A"/>
+          <w:sz w:val="19"/>
+          <w:szCs w:val="19"/>
+          <w:shd w:val="clear" w:color="auto" w:fill="F2F2F2"/>
+        </w:rPr>
+        <w:t>SELECT r.pay_date, r.pay_group, e.full_name, p.gross_pay, p.net_pay</w:t>
+      </w:r>
+    </w:p>
+    <w:p>
+      <w:pPr>
+        <w:pStyle w:val="HTMLPreformatted"/>
+        <w:rPr>
+          <w:color w:val="1A1A1A"/>
+          <w:sz w:val="19"/>
+          <w:szCs w:val="19"/>
+          <w:shd w:val="clear" w:color="auto" w:fill="F2F2F2"/>
+        </w:rPr>
+      </w:pPr>
+      <w:r>
+        <w:rPr>
+          <w:color w:val="1A1A1A"/>
+          <w:sz w:val="19"/>
+          <w:szCs w:val="19"/>
+          <w:shd w:val="clear" w:color="auto" w:fill="F2F2F2"/>
+        </w:rPr>
+        <w:t>FROM payslips p</w:t>
+      </w:r>
+    </w:p>
+    <w:p>
+      <w:pPr>
+        <w:pStyle w:val="HTMLPreformatted"/>
+        <w:rPr>
+          <w:color w:val="1A1A1A"/>
+          <w:sz w:val="19"/>
+          <w:szCs w:val="19"/>
+          <w:shd w:val="clear" w:color="auto" w:fill="F2F2F2"/>
+        </w:rPr>
+      </w:pPr>
+      <w:r>
+        <w:rPr>
+          <w:color w:val="1A1A1A"/>
+          <w:sz w:val="19"/>
+          <w:szCs w:val="19"/>
+          <w:shd w:val="clear" w:color="auto" w:fill="F2F2F2"/>
+        </w:rPr>
+        <w:t>JOIN payroll_runs r ON r.run_id = p.run_id</w:t>
+      </w:r>
+    </w:p>
+    <w:p>
+      <w:pPr>
+        <w:pStyle w:val="HTMLPreformatted"/>
+        <w:rPr>
+          <w:color w:val="1A1A1A"/>
+          <w:sz w:val="19"/>
+          <w:szCs w:val="19"/>
+          <w:shd w:val="clear" w:color="auto" w:fill="F2F2F2"/>
+        </w:rPr>
+      </w:pPr>
+      <w:r>
+        <w:rPr>
+          <w:color w:val="1A1A1A"/>
+          <w:sz w:val="19"/>
+          <w:szCs w:val="19"/>
+          <w:shd w:val="clear" w:color="auto" w:fill="F2F2F2"/>
+        </w:rPr>
+        <w:t>JOIN employees e ON e.employee_id = p.employee_id</w:t>
+      </w:r>
+    </w:p>
+    <w:p>
+      <w:pPr>
+        <w:pStyle w:val="HTMLPreformatted"/>
+        <w:rPr>
+          <w:color w:val="1A1A1A"/>
+          <w:sz w:val="19"/>
+          <w:szCs w:val="19"/>
+          <w:shd w:val="clear" w:color="auto" w:fill="F2F2F2"/>
+        </w:rPr>
+      </w:pPr>
+      <w:r>
+        <w:rPr>
+          <w:color w:val="1A1A1A"/>
+          <w:sz w:val="19"/>
+          <w:szCs w:val="19"/>
+          <w:shd w:val="clear" w:color="auto" w:fill="F2F2F2"/>
+        </w:rPr>
+        <w:t>WHERE r.status = 'Final'</w:t>
+      </w:r>
+    </w:p>
+    <w:p>
+      <w:pPr>
+        <w:pStyle w:val="HTMLPreformatted"/>
+        <w:rPr>
+          <w:color w:val="1A1A1A"/>
+          <w:sz w:val="19"/>
+          <w:szCs w:val="19"/>
+          <w:shd w:val="clear" w:color="auto" w:fill="F2F2F2"/>
+        </w:rPr>
+      </w:pPr>
+      <w:r>
+        <w:rPr>
+          <w:color w:val="1A1A1A"/>
+          <w:sz w:val="19"/>
+          <w:szCs w:val="19"/>
+          <w:shd w:val="clear" w:color="auto" w:fill="F2F2F2"/>
+        </w:rPr>
+        <w:t>ORDER BY r.pay_date DESC, e.full_name;</w:t>
+      </w:r>
+    </w:p>
+    <w:p>
+      <w:pPr>
+        <w:pStyle w:val="HTMLPreformatted"/>
+        <w:rPr>
+          <w:color w:val="1A1A1A"/>
+          <w:sz w:val="19"/>
+          <w:szCs w:val="19"/>
+          <w:shd w:val="clear" w:color="auto" w:fill="F2F2F2"/>
+        </w:rPr>
+      </w:pPr>
+    </w:p>
+    <w:p>
+      <w:pPr>
+        <w:pStyle w:val="HTMLPreformatted"/>
+        <w:rPr>
+          <w:color w:val="1A1A1A"/>
+          <w:sz w:val="19"/>
+          <w:szCs w:val="19"/>
+          <w:shd w:val="clear" w:color="auto" w:fill="F2F2F2"/>
+        </w:rPr>
+      </w:pPr>
+      <w:r>
+        <w:rPr>
+          <w:color w:val="1A1A1A"/>
+          <w:sz w:val="19"/>
+          <w:szCs w:val="19"/>
+          <w:shd w:val="clear" w:color="auto" w:fill="F2F2F2"/>
+        </w:rPr>
+        <w:t>-- Who still owes cash advances</w:t>
+      </w:r>
+    </w:p>
+    <w:p>
+      <w:pPr>
+        <w:pStyle w:val="HTMLPreformatted"/>
+        <w:rPr>
+          <w:color w:val="1A1A1A"/>
+          <w:sz w:val="19"/>
+          <w:szCs w:val="19"/>
+          <w:shd w:val="clear" w:color="auto" w:fill="F2F2F2"/>
+        </w:rPr>
+      </w:pPr>
+      <w:r>
+        <w:rPr>
+          <w:color w:val="1A1A1A"/>
+          <w:sz w:val="19"/>
+          <w:szCs w:val="19"/>
+          <w:shd w:val="clear" w:color="auto" w:fill="F2F2F2"/>
+        </w:rPr>
+        <w:t>SELECT e.full_name, c.amount, c.balance FROM cash_advances c</w:t>
+      </w:r>
+    </w:p>
+    <w:p>
+      <w:pPr>
+        <w:pStyle w:val="HTMLPreformatted"/>
+        <w:rPr>
+          <w:color w:val="1A1A1A"/>
+          <w:sz w:val="19"/>
+          <w:szCs w:val="19"/>
+          <w:shd w:val="clear" w:color="auto" w:fill="F2F2F2"/>
+        </w:rPr>
+      </w:pPr>
+      <w:r>
+        <w:rPr>
+          <w:color w:val="1A1A1A"/>
+          <w:sz w:val="19"/>
+          <w:szCs w:val="19"/>
+          <w:shd w:val="clear" w:color="auto" w:fill="F2F2F2"/>
+        </w:rPr>
+        <w:t>JOIN employees e ON e.employee_id = c.employee_id</w:t>
+      </w:r>
+    </w:p>
+    <w:p>
+      <w:pPr>
+        <w:pStyle w:val="HTMLPreformatted"/>
+        <w:rPr>
+          <w:color w:val="1A1A1A"/>
+          <w:sz w:val="19"/>
+          <w:szCs w:val="19"/>
+          <w:shd w:val="clear" w:color="auto" w:fill="F2F2F2"/>
+        </w:rPr>
+      </w:pPr>
+      <w:r>
+        <w:rPr>
+          <w:color w:val="1A1A1A"/>
+          <w:sz w:val="19"/>
+          <w:szCs w:val="19"/>
+          <w:shd w:val="clear" w:color="auto" w:fill="F2F2F2"/>
+        </w:rPr>
+        <w:t>WHERE c.status = '</w:t>
+      </w:r>
+      <w:r>
+        <w:rPr>
+          <w:color w:val="1A1A1A"/>
+          <w:sz w:val="19"/>
+          <w:szCs w:val="19"/>
+          <w:shd w:val="clear" w:color="auto" w:fill="F2F2F2"/>
+        </w:rPr>
+        <w:t>Active';</w:t>
+      </w:r>
+    </w:p>
+    <w:p>
+      <w:pPr>
         <w:pStyle w:val="Heading1"/>
         <w:rPr>
           <w:rFonts w:ascii="Calibri" w:eastAsia="Times New Roman" w:hAnsi="Calibri" w:cs="Calibri"/>
@@ -13090,7 +14158,7 @@
       <w:pPr>
         <w:numPr>
           <w:ilvl w:val="0"/>
-          <w:numId w:val="5"/>
+          <w:numId w:val="6"/>
         </w:numPr>
         <w:spacing w:before="100" w:beforeAutospacing="1" w:after="100" w:afterAutospacing="1"/>
         <w:rPr>
@@ -13114,7 +14182,7 @@
       <w:pPr>
         <w:numPr>
           <w:ilvl w:val="0"/>
-          <w:numId w:val="5"/>
+          <w:numId w:val="6"/>
         </w:numPr>
         <w:spacing w:before="100" w:beforeAutospacing="1" w:after="100" w:afterAutospacing="1"/>
         <w:rPr>
@@ -13304,7 +14372,16 @@
           <w:szCs w:val="19"/>
           <w:shd w:val="clear" w:color="auto" w:fill="F2F2F2"/>
         </w:rPr>
-        <w:t xml:space="preserve">      |--- sub_job_stages &lt;--- sub_vouchers &lt;--- sub_payouts</w:t>
+        <w:t xml:space="preserve">      |--- sub_job_stages &lt;</w:t>
+      </w:r>
+      <w:r>
+        <w:rPr>
+          <w:color w:val="1A1A1A"/>
+          <w:sz w:val="19"/>
+          <w:szCs w:val="19"/>
+          <w:shd w:val="clear" w:color="auto" w:fill="F2F2F2"/>
+        </w:rPr>
+        <w:t>--- sub_vouchers &lt;--- sub_payouts</w:t>
       </w:r>
     </w:p>
     <w:p>
@@ -14411,16 +15488,7 @@
                 <w:sz w:val="22"/>
                 <w:szCs w:val="22"/>
               </w:rPr>
-              <w:t xml:space="preserve"> </w:t>
-            </w:r>
-            <w:r>
-              <w:rPr>
-                <w:rFonts w:ascii="Calibri" w:eastAsia="Times New Roman" w:hAnsi="Calibri" w:cs="Calibri"/>
-                <w:color w:val="1A1A1A"/>
-                <w:sz w:val="22"/>
-                <w:szCs w:val="22"/>
-              </w:rPr>
-              <w:t>(Waiting / Approved / Rejected / Paid)</w:t>
+              <w:t xml:space="preserve"> (Waiting / Approved / Rejected / Paid)</w:t>
             </w:r>
           </w:p>
         </w:tc>
@@ -14965,7 +16033,7 @@
       <w:pPr>
         <w:numPr>
           <w:ilvl w:val="0"/>
-          <w:numId w:val="6"/>
+          <w:numId w:val="7"/>
         </w:numPr>
         <w:spacing w:before="100" w:beforeAutospacing="1" w:after="100" w:afterAutospacing="1"/>
         <w:rPr>
@@ -15031,7 +16099,7 @@
       <w:pPr>
         <w:numPr>
           <w:ilvl w:val="0"/>
-          <w:numId w:val="6"/>
+          <w:numId w:val="7"/>
         </w:numPr>
         <w:spacing w:before="100" w:beforeAutospacing="1" w:after="100" w:afterAutospacing="1"/>
         <w:rPr>
@@ -15088,17 +16156,7 @@
           <w:sz w:val="22"/>
           <w:szCs w:val="22"/>
         </w:rPr>
-        <w:t>Stock purchases aren</w:t>
-      </w:r>
-      <w:r>
-        <w:rPr>
-          <w:rStyle w:val="Strong"/>
-          <w:rFonts w:ascii="Calibri" w:hAnsi="Calibri" w:cs="Calibri"/>
-          <w:color w:val="1A1A1A"/>
-          <w:sz w:val="22"/>
-          <w:szCs w:val="22"/>
-        </w:rPr>
-        <w:t>'t in this table.</w:t>
+        <w:t>Stock purchases aren't in this table.</w:t>
       </w:r>
       <w:r>
         <w:rPr>
@@ -15123,7 +16181,16 @@
           <w:sz w:val="22"/>
           <w:szCs w:val="22"/>
         </w:rPr>
-        <w:t xml:space="preserve"> and shows them as "Stock purchase". Storing them once means they can never be counted twice.</w:t>
+        <w:t xml:space="preserve"> and shows them as "Stock purchase"</w:t>
+      </w:r>
+      <w:r>
+        <w:rPr>
+          <w:rFonts w:ascii="Calibri" w:hAnsi="Calibri" w:cs="Calibri"/>
+          <w:color w:val="1A1A1A"/>
+          <w:sz w:val="22"/>
+          <w:szCs w:val="22"/>
+        </w:rPr>
+        <w:t>. Storing them once means they can never be counted twice.</w:t>
       </w:r>
     </w:p>
     <w:p>
@@ -15310,16 +16377,7 @@
           <w:sz w:val="22"/>
           <w:szCs w:val="22"/>
         </w:rPr>
-        <w:t xml:space="preserve"> </w:t>
-      </w:r>
-      <w:r>
-        <w:rPr>
-          <w:rFonts w:ascii="Calibri" w:hAnsi="Calibri" w:cs="Calibri"/>
-          <w:color w:val="1A1A1A"/>
-          <w:sz w:val="22"/>
-          <w:szCs w:val="22"/>
-        </w:rPr>
-        <w:t>in the code). In database terms, for one project:</w:t>
+        <w:t xml:space="preserve"> in the code). In database terms, for one project:</w:t>
       </w:r>
     </w:p>
     <w:tbl>
@@ -16161,16 +17219,7 @@
           <w:sz w:val="22"/>
           <w:szCs w:val="22"/>
         </w:rPr>
-        <w:t xml:space="preserve"> </w:t>
-      </w:r>
-      <w:r>
-        <w:rPr>
-          <w:rFonts w:ascii="Calibri" w:hAnsi="Calibri" w:cs="Calibri"/>
-          <w:color w:val="1A1A1A"/>
-          <w:sz w:val="22"/>
-          <w:szCs w:val="22"/>
-        </w:rPr>
-        <w:t xml:space="preserve">where Overhead and Approved + </w:t>
+        <w:t xml:space="preserve"> where Overhead and Approved + </w:t>
       </w:r>
       <w:r>
         <w:rPr>
@@ -16346,48 +17395,48 @@
           <w:szCs w:val="19"/>
           <w:shd w:val="clear" w:color="auto" w:fill="F2F2F2"/>
         </w:rPr>
-        <w:t xml:space="preserve">     </w:t>
-      </w:r>
-      <w:r>
+        <w:t xml:space="preserve">     + COALESCE((SELECT SUM(amount) FROM receipts r</w:t>
+      </w:r>
+    </w:p>
+    <w:p>
+      <w:pPr>
+        <w:pStyle w:val="HTMLPreformatted"/>
         <w:rPr>
           <w:color w:val="1A1A1A"/>
           <w:sz w:val="19"/>
           <w:szCs w:val="19"/>
           <w:shd w:val="clear" w:color="auto" w:fill="F2F2F2"/>
         </w:rPr>
-        <w:t>+ COALESCE((SELECT SUM(amount) FROM receipts r</w:t>
-      </w:r>
-    </w:p>
-    <w:p>
-      <w:pPr>
-        <w:pStyle w:val="HTMLPreformatted"/>
+      </w:pPr>
+      <w:r>
         <w:rPr>
           <w:color w:val="1A1A1A"/>
           <w:sz w:val="19"/>
           <w:szCs w:val="19"/>
           <w:shd w:val="clear" w:color="auto" w:fill="F2F2F2"/>
         </w:rPr>
-      </w:pPr>
-      <w:r>
+        <w:t xml:space="preserve">                 WHERE r.project_id = p.project_id AND r.status = 'Approved'), 0)</w:t>
+      </w:r>
+    </w:p>
+    <w:p>
+      <w:pPr>
+        <w:pStyle w:val="HTMLPreformatted"/>
         <w:rPr>
           <w:color w:val="1A1A1A"/>
           <w:sz w:val="19"/>
           <w:szCs w:val="19"/>
           <w:shd w:val="clear" w:color="auto" w:fill="F2F2F2"/>
         </w:rPr>
-        <w:t xml:space="preserve">                 WHERE r.project_id = p.project_id AND r.status = 'Approved'), 0)</w:t>
-      </w:r>
-    </w:p>
-    <w:p>
-      <w:pPr>
-        <w:pStyle w:val="HTMLPreformatted"/>
+      </w:pPr>
+      <w:r>
         <w:rPr>
           <w:color w:val="1A1A1A"/>
           <w:sz w:val="19"/>
           <w:szCs w:val="19"/>
           <w:shd w:val="clear" w:color="auto" w:fill="F2F2F2"/>
         </w:rPr>
-      </w:pPr>
+        <w:t xml:space="preserve">     </w:t>
+      </w:r>
       <w:r>
         <w:rPr>
           <w:color w:val="1A1A1A"/>
@@ -16395,7 +17444,7 @@
           <w:szCs w:val="19"/>
           <w:shd w:val="clear" w:color="auto" w:fill="F2F2F2"/>
         </w:rPr>
-        <w:t xml:space="preserve">     + COALESCE((SELECT SUM(o.amount) FROM sub_payouts o JOIN sub_jobs j ON j.job_id = o.job_id</w:t>
+        <w:t>+ COALESCE((SELECT SUM(o.amount) FROM sub_payouts o JOIN sub_jobs j ON j.job_id = o.job_id</w:t>
       </w:r>
     </w:p>
     <w:p>
@@ -16529,16 +17578,7 @@
           <w:sz w:val="22"/>
           <w:szCs w:val="22"/>
         </w:rPr>
-        <w:t>: who sends what, which process handles it, and where it'</w:t>
-      </w:r>
-      <w:r>
-        <w:rPr>
-          <w:rFonts w:ascii="Calibri" w:hAnsi="Calibri" w:cs="Calibri"/>
-          <w:color w:val="1A1A1A"/>
-          <w:sz w:val="22"/>
-          <w:szCs w:val="22"/>
-        </w:rPr>
-        <w:t xml:space="preserve">s stored. It doesn't show screens or code. The file is </w:t>
+        <w:t xml:space="preserve">: who sends what, which process handles it, and where it's stored. It doesn't show screens or code. The file is </w:t>
       </w:r>
       <w:r>
         <w:rPr>
@@ -17252,7 +18292,7 @@
       <w:pPr>
         <w:numPr>
           <w:ilvl w:val="0"/>
-          <w:numId w:val="7"/>
+          <w:numId w:val="8"/>
         </w:numPr>
         <w:spacing w:before="100" w:beforeAutospacing="1" w:after="100" w:afterAutospacing="1"/>
         <w:rPr>
@@ -17298,14 +18338,23 @@
           <w:sz w:val="22"/>
           <w:szCs w:val="22"/>
         </w:rPr>
-        <w:t xml:space="preserve"> process (0, the Desktop Management Supersystem), surrounded by the outside world: the Admin user, employees, the biometrics device, clients, subcontractors, suppliers/vendors, external accounting and the website system.</w:t>
+        <w:t xml:space="preserve"> </w:t>
+      </w:r>
+      <w:r>
+        <w:rPr>
+          <w:rFonts w:ascii="Calibri" w:eastAsia="Times New Roman" w:hAnsi="Calibri" w:cs="Calibri"/>
+          <w:color w:val="1A1A1A"/>
+          <w:sz w:val="22"/>
+          <w:szCs w:val="22"/>
+        </w:rPr>
+        <w:t>process (0, the Desktop Management Supersystem), surrounded by the outside world: the Admin user, employees, the biometrics device, clients, subcontractors, suppliers/vendors, external accounting and the website system.</w:t>
       </w:r>
     </w:p>
     <w:p>
       <w:pPr>
         <w:numPr>
           <w:ilvl w:val="0"/>
-          <w:numId w:val="7"/>
+          <w:numId w:val="8"/>
         </w:numPr>
         <w:spacing w:before="100" w:beforeAutospacing="1" w:after="100" w:afterAutospacing="1"/>
         <w:rPr>
@@ -17715,16 +18764,7 @@
                 <w:sz w:val="22"/>
                 <w:szCs w:val="22"/>
               </w:rPr>
-              <w:t xml:space="preserve">HR &amp; </w:t>
-            </w:r>
-            <w:r>
-              <w:rPr>
-                <w:rFonts w:ascii="Calibri" w:eastAsia="Times New Roman" w:hAnsi="Calibri" w:cs="Calibri"/>
-                <w:color w:val="1A1A1A"/>
-                <w:sz w:val="22"/>
-                <w:szCs w:val="22"/>
-              </w:rPr>
-              <w:t>Payroll + User Accounts</w:t>
+              <w:t>HR &amp; Payroll + User Accounts</w:t>
             </w:r>
           </w:p>
         </w:tc>
@@ -17918,7 +18958,16 @@
                 <w:sz w:val="22"/>
                 <w:szCs w:val="22"/>
               </w:rPr>
-              <w:t>Subcontractor &amp; Vendor Management</w:t>
+              <w:t xml:space="preserve">Subcontractor &amp; </w:t>
+            </w:r>
+            <w:r>
+              <w:rPr>
+                <w:rFonts w:ascii="Calibri" w:eastAsia="Times New Roman" w:hAnsi="Calibri" w:cs="Calibri"/>
+                <w:color w:val="1A1A1A"/>
+                <w:sz w:val="22"/>
+                <w:szCs w:val="22"/>
+              </w:rPr>
+              <w:t>Vendor Management</w:t>
             </w:r>
           </w:p>
         </w:tc>
@@ -18082,7 +19131,7 @@
       <w:pPr>
         <w:numPr>
           <w:ilvl w:val="0"/>
-          <w:numId w:val="8"/>
+          <w:numId w:val="9"/>
         </w:numPr>
         <w:spacing w:before="100" w:beforeAutospacing="1" w:after="100" w:afterAutospacing="1"/>
         <w:rPr>
@@ -18177,8 +19226,8 @@
         <w:tblLook w:val="04A0" w:firstRow="1" w:lastRow="0" w:firstColumn="1" w:lastColumn="0" w:noHBand="0" w:noVBand="1"/>
       </w:tblPr>
       <w:tblGrid>
-        <w:gridCol w:w="3354"/>
-        <w:gridCol w:w="5990"/>
+        <w:gridCol w:w="2883"/>
+        <w:gridCol w:w="6461"/>
       </w:tblGrid>
       <w:tr>
         <w:trPr>
@@ -18898,13 +19947,58 @@
             </w:pPr>
             <w:r>
               <w:rPr>
-                <w:rStyle w:val="Emphasis"/>
-                <w:rFonts w:ascii="Calibri" w:eastAsia="Times New Roman" w:hAnsi="Calibri" w:cs="Calibri"/>
-                <w:color w:val="1A1A1A"/>
-                <w:sz w:val="22"/>
-                <w:szCs w:val="22"/>
-              </w:rPr>
-              <w:t>Not built yet (Payroll)</w:t>
+                <w:rStyle w:val="HTMLCode"/>
+                <w:color w:val="1A1A1A"/>
+              </w:rPr>
+              <w:t>app_settings</w:t>
+            </w:r>
+            <w:r>
+              <w:rPr>
+                <w:rFonts w:ascii="Calibri" w:eastAsia="Times New Roman" w:hAnsi="Calibri" w:cs="Calibri"/>
+                <w:color w:val="1A1A1A"/>
+                <w:sz w:val="22"/>
+                <w:szCs w:val="22"/>
+              </w:rPr>
+              <w:t xml:space="preserve"> (</w:t>
+            </w:r>
+            <w:r>
+              <w:rPr>
+                <w:rStyle w:val="HTMLCode"/>
+                <w:color w:val="1A1A1A"/>
+              </w:rPr>
+              <w:t>hr.*</w:t>
+            </w:r>
+            <w:r>
+              <w:rPr>
+                <w:rFonts w:ascii="Calibri" w:eastAsia="Times New Roman" w:hAnsi="Calibri" w:cs="Calibri"/>
+                <w:color w:val="1A1A1A"/>
+                <w:sz w:val="22"/>
+                <w:szCs w:val="22"/>
+              </w:rPr>
+              <w:t xml:space="preserve"> rates) + the TRAIN tax table in the code (</w:t>
+            </w:r>
+            <w:r>
+              <w:rPr>
+                <w:rStyle w:val="HTMLCode"/>
+                <w:color w:val="1A1A1A"/>
+              </w:rPr>
+              <w:t>PayrollService.AnnualTax</w:t>
+            </w:r>
+            <w:r>
+              <w:rPr>
+                <w:rFonts w:ascii="Calibri" w:eastAsia="Times New Roman" w:hAnsi="Calibri" w:cs="Calibri"/>
+                <w:color w:val="1A1A1A"/>
+                <w:sz w:val="22"/>
+                <w:szCs w:val="22"/>
+              </w:rPr>
+              <w:t xml:space="preserve">), </w:t>
+            </w:r>
+            <w:r>
+              <w:rPr>
+                <w:rStyle w:val="HTMLCode"/>
+                <w:color w:val="1A1A1A"/>
+              </w:rPr>
+              <w:t>holidays</w:t>
             </w:r>
           </w:p>
         </w:tc>
@@ -18977,13 +20071,58 @@
             </w:pPr>
             <w:r>
               <w:rPr>
-                <w:rStyle w:val="Emphasis"/>
-                <w:rFonts w:ascii="Calibri" w:eastAsia="Times New Roman" w:hAnsi="Calibri" w:cs="Calibri"/>
-                <w:color w:val="1A1A1A"/>
-                <w:sz w:val="22"/>
-                <w:szCs w:val="22"/>
-              </w:rPr>
-              <w:t>Not built yet (Payroll)</w:t>
+                <w:rStyle w:val="HTMLCode"/>
+                <w:color w:val="1A1A1A"/>
+              </w:rPr>
+              <w:t>payroll_runs</w:t>
+            </w:r>
+            <w:r>
+              <w:rPr>
+                <w:rFonts w:ascii="Calibri" w:eastAsia="Times New Roman" w:hAnsi="Calibri" w:cs="Calibri"/>
+                <w:color w:val="1A1A1A"/>
+                <w:sz w:val="22"/>
+                <w:szCs w:val="22"/>
+              </w:rPr>
+              <w:t xml:space="preserve">, </w:t>
+            </w:r>
+            <w:r>
+              <w:rPr>
+                <w:rStyle w:val="HTMLCode"/>
+                <w:color w:val="1A1A1A"/>
+              </w:rPr>
+              <w:t>payslips</w:t>
+            </w:r>
+            <w:r>
+              <w:rPr>
+                <w:rFonts w:ascii="Calibri" w:eastAsia="Times New Roman" w:hAnsi="Calibri" w:cs="Calibri"/>
+                <w:color w:val="1A1A1A"/>
+                <w:sz w:val="22"/>
+                <w:szCs w:val="22"/>
+              </w:rPr>
+              <w:t xml:space="preserve">, </w:t>
+            </w:r>
+            <w:r>
+              <w:rPr>
+                <w:rStyle w:val="HTMLCode"/>
+                <w:color w:val="1A1A1A"/>
+              </w:rPr>
+              <w:t>cash_advances</w:t>
+            </w:r>
+            <w:r>
+              <w:rPr>
+                <w:rFonts w:ascii="Calibri" w:eastAsia="Times New Roman" w:hAnsi="Calibri" w:cs="Calibri"/>
+                <w:color w:val="1A1A1A"/>
+                <w:sz w:val="22"/>
+                <w:szCs w:val="22"/>
+              </w:rPr>
+              <w:t xml:space="preserve">, </w:t>
+            </w:r>
+            <w:r>
+              <w:rPr>
+                <w:rStyle w:val="HTMLCode"/>
+                <w:color w:val="1A1A1A"/>
+              </w:rPr>
+              <w:t>cash_advance_deductions</w:t>
             </w:r>
           </w:p>
         </w:tc>
@@ -19587,16 +20726,16 @@
                 <w:sz w:val="22"/>
                 <w:szCs w:val="22"/>
               </w:rPr>
-              <w:t xml:space="preserve">D4.2 Scope &amp; </w:t>
-            </w:r>
-            <w:r>
-              <w:rPr>
-                <w:rFonts w:ascii="Calibri" w:eastAsia="Times New Roman" w:hAnsi="Calibri" w:cs="Calibri"/>
-                <w:color w:val="1A1A1A"/>
-                <w:sz w:val="22"/>
-                <w:szCs w:val="22"/>
-              </w:rPr>
-              <w:t>Progress Records</w:t>
+              <w:t>D4.2 Scope &amp;</w:t>
+            </w:r>
+            <w:r>
+              <w:rPr>
+                <w:rFonts w:ascii="Calibri" w:eastAsia="Times New Roman" w:hAnsi="Calibri" w:cs="Calibri"/>
+                <w:color w:val="1A1A1A"/>
+                <w:sz w:val="22"/>
+                <w:szCs w:val="22"/>
+              </w:rPr>
+              <w:t xml:space="preserve"> Progress Records</w:t>
             </w:r>
           </w:p>
         </w:tc>
@@ -20239,246 +21378,6 @@
           <w:szCs w:val="22"/>
         </w:rPr>
         <w:t xml:space="preserve"> (process 3.0):</w:t>
-      </w:r>
-    </w:p>
-    <w:p>
-      <w:pPr>
-        <w:numPr>
-          <w:ilvl w:val="0"/>
-          <w:numId w:val="9"/>
-        </w:numPr>
-        <w:spacing w:before="100" w:beforeAutospacing="1" w:after="100" w:afterAutospacing="1"/>
-        <w:rPr>
-          <w:rFonts w:ascii="Calibri" w:eastAsia="Times New Roman" w:hAnsi="Calibri" w:cs="Calibri"/>
-          <w:color w:val="1A1A1A"/>
-          <w:sz w:val="22"/>
-          <w:szCs w:val="22"/>
-        </w:rPr>
-      </w:pPr>
-      <w:r>
-        <w:rPr>
-          <w:rStyle w:val="Emphasis"/>
-          <w:rFonts w:ascii="Calibri" w:eastAsia="Times New Roman" w:hAnsi="Calibri" w:cs="Calibri"/>
-          <w:color w:val="1A1A1A"/>
-          <w:sz w:val="22"/>
-          <w:szCs w:val="22"/>
-        </w:rPr>
-        <w:t>Employee</w:t>
-      </w:r>
-      <w:r>
-        <w:rPr>
-          <w:rFonts w:ascii="Calibri" w:eastAsia="Times New Roman" w:hAnsi="Calibri" w:cs="Calibri"/>
-          <w:color w:val="1A1A1A"/>
-          <w:sz w:val="22"/>
-          <w:szCs w:val="22"/>
-        </w:rPr>
-        <w:t xml:space="preserve"> → "material usage entry" → </w:t>
-      </w:r>
-      <w:r>
-        <w:rPr>
-          <w:rStyle w:val="Strong"/>
-          <w:rFonts w:ascii="Calibri" w:eastAsia="Times New Roman" w:hAnsi="Calibri" w:cs="Calibri"/>
-          <w:color w:val="1A1A1A"/>
-          <w:sz w:val="22"/>
-          <w:szCs w:val="22"/>
-        </w:rPr>
-        <w:t>3.0</w:t>
-      </w:r>
-      <w:r>
-        <w:rPr>
-          <w:rFonts w:ascii="Calibri" w:eastAsia="Times New Roman" w:hAnsi="Calibri" w:cs="Calibri"/>
-          <w:color w:val="1A1A1A"/>
-          <w:sz w:val="22"/>
-          <w:szCs w:val="22"/>
-        </w:rPr>
-        <w:t xml:space="preserve"> → saved in </w:t>
-      </w:r>
-      <w:r>
-        <w:rPr>
-          <w:rStyle w:val="Strong"/>
-          <w:rFonts w:ascii="Calibri" w:eastAsia="Times New Roman" w:hAnsi="Calibri" w:cs="Calibri"/>
-          <w:color w:val="1A1A1A"/>
-          <w:sz w:val="22"/>
-          <w:szCs w:val="22"/>
-        </w:rPr>
-        <w:t>D3.1</w:t>
-      </w:r>
-      <w:r>
-        <w:rPr>
-          <w:rFonts w:ascii="Calibri" w:eastAsia="Times New Roman" w:hAnsi="Calibri" w:cs="Calibri"/>
-          <w:color w:val="1A1A1A"/>
-          <w:sz w:val="22"/>
-          <w:szCs w:val="22"/>
-        </w:rPr>
-        <w:t xml:space="preserve"> as a </w:t>
-      </w:r>
-      <w:r>
-        <w:rPr>
-          <w:rStyle w:val="HTMLCode"/>
-          <w:color w:val="1A1A1A"/>
-        </w:rPr>
-        <w:t>material_usages</w:t>
-      </w:r>
-      <w:r>
-        <w:rPr>
-          <w:rFonts w:ascii="Calibri" w:eastAsia="Times New Roman" w:hAnsi="Calibri" w:cs="Calibri"/>
-          <w:color w:val="1A1A1A"/>
-          <w:sz w:val="22"/>
-          <w:szCs w:val="22"/>
-        </w:rPr>
-        <w:t xml:space="preserve"> row, status Waiting.</w:t>
-      </w:r>
-    </w:p>
-    <w:p>
-      <w:pPr>
-        <w:numPr>
-          <w:ilvl w:val="0"/>
-          <w:numId w:val="9"/>
-        </w:numPr>
-        <w:spacing w:before="100" w:beforeAutospacing="1" w:after="100" w:afterAutospacing="1"/>
-        <w:rPr>
-          <w:rFonts w:ascii="Calibri" w:eastAsia="Times New Roman" w:hAnsi="Calibri" w:cs="Calibri"/>
-          <w:color w:val="1A1A1A"/>
-          <w:sz w:val="22"/>
-          <w:szCs w:val="22"/>
-        </w:rPr>
-      </w:pPr>
-      <w:r>
-        <w:rPr>
-          <w:rStyle w:val="Emphasis"/>
-          <w:rFonts w:ascii="Calibri" w:eastAsia="Times New Roman" w:hAnsi="Calibri" w:cs="Calibri"/>
-          <w:color w:val="1A1A1A"/>
-          <w:sz w:val="22"/>
-          <w:szCs w:val="22"/>
-        </w:rPr>
-        <w:t>Supervisor</w:t>
-      </w:r>
-      <w:r>
-        <w:rPr>
-          <w:rFonts w:ascii="Calibri" w:eastAsia="Times New Roman" w:hAnsi="Calibri" w:cs="Calibri"/>
-          <w:color w:val="1A1A1A"/>
-          <w:sz w:val="22"/>
-          <w:szCs w:val="22"/>
-        </w:rPr>
-        <w:t xml:space="preserve"> approves → </w:t>
-      </w:r>
-      <w:r>
-        <w:rPr>
-          <w:rStyle w:val="Strong"/>
-          <w:rFonts w:ascii="Calibri" w:eastAsia="Times New Roman" w:hAnsi="Calibri" w:cs="Calibri"/>
-          <w:color w:val="1A1A1A"/>
-          <w:sz w:val="22"/>
-          <w:szCs w:val="22"/>
-        </w:rPr>
-        <w:t>3.0</w:t>
-      </w:r>
-      <w:r>
-        <w:rPr>
-          <w:rFonts w:ascii="Calibri" w:eastAsia="Times New Roman" w:hAnsi="Calibri" w:cs="Calibri"/>
-          <w:color w:val="1A1A1A"/>
-          <w:sz w:val="22"/>
-          <w:szCs w:val="22"/>
-        </w:rPr>
-        <w:t xml:space="preserve"> lowers </w:t>
-      </w:r>
-      <w:r>
-        <w:rPr>
-          <w:rStyle w:val="HTMLCode"/>
-          <w:color w:val="1A1A1A"/>
-        </w:rPr>
-        <w:t>materials.stock_qty</w:t>
-      </w:r>
-      <w:r>
-        <w:rPr>
-          <w:rFonts w:ascii="Calibri" w:eastAsia="Times New Roman" w:hAnsi="Calibri" w:cs="Calibri"/>
-          <w:color w:val="1A1A1A"/>
-          <w:sz w:val="22"/>
-          <w:szCs w:val="22"/>
-        </w:rPr>
-        <w:t xml:space="preserve"> and fills </w:t>
-      </w:r>
-      <w:r>
-        <w:rPr>
-          <w:rStyle w:val="HTMLCode"/>
-          <w:color w:val="1A1A1A"/>
-        </w:rPr>
-        <w:t>material_usages.cost</w:t>
-      </w:r>
-      <w:r>
-        <w:rPr>
-          <w:rFonts w:ascii="Calibri" w:eastAsia="Times New Roman" w:hAnsi="Calibri" w:cs="Calibri"/>
-          <w:color w:val="1A1A1A"/>
-          <w:sz w:val="22"/>
-          <w:szCs w:val="22"/>
-        </w:rPr>
-        <w:t>.</w:t>
-      </w:r>
-    </w:p>
-    <w:p>
-      <w:pPr>
-        <w:numPr>
-          <w:ilvl w:val="0"/>
-          <w:numId w:val="9"/>
-        </w:numPr>
-        <w:spacing w:before="100" w:beforeAutospacing="1" w:after="100" w:afterAutospacing="1"/>
-        <w:rPr>
-          <w:rFonts w:ascii="Calibri" w:eastAsia="Times New Roman" w:hAnsi="Calibri" w:cs="Calibri"/>
-          <w:color w:val="1A1A1A"/>
-          <w:sz w:val="22"/>
-          <w:szCs w:val="22"/>
-        </w:rPr>
-      </w:pPr>
-      <w:r>
-        <w:rPr>
-          <w:rStyle w:val="Strong"/>
-          <w:rFonts w:ascii="Calibri" w:eastAsia="Times New Roman" w:hAnsi="Calibri" w:cs="Calibri"/>
-          <w:color w:val="1A1A1A"/>
-          <w:sz w:val="22"/>
-          <w:szCs w:val="22"/>
-        </w:rPr>
-        <w:t>1.0 Dashboard</w:t>
-      </w:r>
-      <w:r>
-        <w:rPr>
-          <w:rFonts w:ascii="Calibri" w:eastAsia="Times New Roman" w:hAnsi="Calibri" w:cs="Calibri"/>
-          <w:color w:val="1A1A1A"/>
-          <w:sz w:val="22"/>
-          <w:szCs w:val="22"/>
-        </w:rPr>
-        <w:t xml:space="preserve"> reads </w:t>
-      </w:r>
-      <w:r>
-        <w:rPr>
-          <w:rStyle w:val="Strong"/>
-          <w:rFonts w:ascii="Calibri" w:eastAsia="Times New Roman" w:hAnsi="Calibri" w:cs="Calibri"/>
-          <w:color w:val="1A1A1A"/>
-          <w:sz w:val="22"/>
-          <w:szCs w:val="22"/>
-        </w:rPr>
-        <w:t>D1.1</w:t>
-      </w:r>
-      <w:r>
-        <w:rPr>
-          <w:rFonts w:ascii="Calibri" w:eastAsia="Times New Roman" w:hAnsi="Calibri" w:cs="Calibri"/>
-          <w:color w:val="1A1A1A"/>
-          <w:sz w:val="22"/>
-          <w:szCs w:val="22"/>
-        </w:rPr>
-        <w:t xml:space="preserve"> → the project's expenses now include that cost.</w:t>
-      </w:r>
-    </w:p>
-    <w:p>
-      <w:pPr>
-        <w:pStyle w:val="Heading1"/>
-        <w:rPr>
-          <w:rFonts w:ascii="Calibri" w:eastAsia="Times New Roman" w:hAnsi="Calibri" w:cs="Calibri"/>
-        </w:rPr>
-      </w:pPr>
-      <w:r>
-        <w:rPr>
-          <w:rFonts w:ascii="Calibri" w:eastAsia="Times New Roman" w:hAnsi="Calibri" w:cs="Calibri"/>
-        </w:rPr>
-        <w:t>12. Try it yourself in pgAdmin</w:t>
       </w:r>
     </w:p>
     <w:p>
@@ -20497,12 +21396,22 @@
       </w:pPr>
       <w:r>
         <w:rPr>
-          <w:rFonts w:ascii="Calibri" w:eastAsia="Times New Roman" w:hAnsi="Calibri" w:cs="Calibri"/>
-          <w:color w:val="1A1A1A"/>
-          <w:sz w:val="22"/>
-          <w:szCs w:val="22"/>
-        </w:rPr>
-        <w:t xml:space="preserve">Open </w:t>
+          <w:rStyle w:val="Emphasis"/>
+          <w:rFonts w:ascii="Calibri" w:eastAsia="Times New Roman" w:hAnsi="Calibri" w:cs="Calibri"/>
+          <w:color w:val="1A1A1A"/>
+          <w:sz w:val="22"/>
+          <w:szCs w:val="22"/>
+        </w:rPr>
+        <w:t>Employee</w:t>
+      </w:r>
+      <w:r>
+        <w:rPr>
+          <w:rFonts w:ascii="Calibri" w:eastAsia="Times New Roman" w:hAnsi="Calibri" w:cs="Calibri"/>
+          <w:color w:val="1A1A1A"/>
+          <w:sz w:val="22"/>
+          <w:szCs w:val="22"/>
+        </w:rPr>
+        <w:t xml:space="preserve"> → "material usage entry" → </w:t>
       </w:r>
       <w:r>
         <w:rPr>
@@ -20512,16 +21421,16 @@
           <w:sz w:val="22"/>
           <w:szCs w:val="22"/>
         </w:rPr>
-        <w:t>pgAdmin 4</w:t>
-      </w:r>
-      <w:r>
-        <w:rPr>
-          <w:rFonts w:ascii="Calibri" w:eastAsia="Times New Roman" w:hAnsi="Calibri" w:cs="Calibri"/>
-          <w:color w:val="1A1A1A"/>
-          <w:sz w:val="22"/>
-          <w:szCs w:val="22"/>
-        </w:rPr>
-        <w:t xml:space="preserve">, then </w:t>
+        <w:t>3.0</w:t>
+      </w:r>
+      <w:r>
+        <w:rPr>
+          <w:rFonts w:ascii="Calibri" w:eastAsia="Times New Roman" w:hAnsi="Calibri" w:cs="Calibri"/>
+          <w:color w:val="1A1A1A"/>
+          <w:sz w:val="22"/>
+          <w:szCs w:val="22"/>
+        </w:rPr>
+        <w:t xml:space="preserve"> → saved in </w:t>
       </w:r>
       <w:r>
         <w:rPr>
@@ -20531,16 +21440,32 @@
           <w:sz w:val="22"/>
           <w:szCs w:val="22"/>
         </w:rPr>
-        <w:t>Servers &gt; PostgreSQL 18 &gt; Databases &gt; construction_db</w:t>
-      </w:r>
-      <w:r>
-        <w:rPr>
-          <w:rFonts w:ascii="Calibri" w:eastAsia="Times New Roman" w:hAnsi="Calibri" w:cs="Calibri"/>
-          <w:color w:val="1A1A1A"/>
-          <w:sz w:val="22"/>
-          <w:szCs w:val="22"/>
-        </w:rPr>
-        <w:t>.</w:t>
+        <w:t>D3.1</w:t>
+      </w:r>
+      <w:r>
+        <w:rPr>
+          <w:rFonts w:ascii="Calibri" w:eastAsia="Times New Roman" w:hAnsi="Calibri" w:cs="Calibri"/>
+          <w:color w:val="1A1A1A"/>
+          <w:sz w:val="22"/>
+          <w:szCs w:val="22"/>
+        </w:rPr>
+        <w:t xml:space="preserve"> as a </w:t>
+      </w:r>
+      <w:r>
+        <w:rPr>
+          <w:rStyle w:val="HTMLCode"/>
+          <w:color w:val="1A1A1A"/>
+        </w:rPr>
+        <w:t>material_usages</w:t>
+      </w:r>
+      <w:r>
+        <w:rPr>
+          <w:rFonts w:ascii="Calibri" w:eastAsia="Times New Roman" w:hAnsi="Calibri" w:cs="Calibri"/>
+          <w:color w:val="1A1A1A"/>
+          <w:sz w:val="22"/>
+          <w:szCs w:val="22"/>
+        </w:rPr>
+        <w:t xml:space="preserve"> row, status Waiting.</w:t>
       </w:r>
     </w:p>
     <w:p>
@@ -20559,12 +21484,22 @@
       </w:pPr>
       <w:r>
         <w:rPr>
-          <w:rFonts w:ascii="Calibri" w:eastAsia="Times New Roman" w:hAnsi="Calibri" w:cs="Calibri"/>
-          <w:color w:val="1A1A1A"/>
-          <w:sz w:val="22"/>
-          <w:szCs w:val="22"/>
-        </w:rPr>
-        <w:t xml:space="preserve">Click </w:t>
+          <w:rStyle w:val="Emphasis"/>
+          <w:rFonts w:ascii="Calibri" w:eastAsia="Times New Roman" w:hAnsi="Calibri" w:cs="Calibri"/>
+          <w:color w:val="1A1A1A"/>
+          <w:sz w:val="22"/>
+          <w:szCs w:val="22"/>
+        </w:rPr>
+        <w:t>Supervisor</w:t>
+      </w:r>
+      <w:r>
+        <w:rPr>
+          <w:rFonts w:ascii="Calibri" w:eastAsia="Times New Roman" w:hAnsi="Calibri" w:cs="Calibri"/>
+          <w:color w:val="1A1A1A"/>
+          <w:sz w:val="22"/>
+          <w:szCs w:val="22"/>
+        </w:rPr>
+        <w:t xml:space="preserve"> approves → </w:t>
       </w:r>
       <w:r>
         <w:rPr>
@@ -20574,7 +21509,39 @@
           <w:sz w:val="22"/>
           <w:szCs w:val="22"/>
         </w:rPr>
-        <w:t>Tools &gt; Query Tool</w:t>
+        <w:t>3.0</w:t>
+      </w:r>
+      <w:r>
+        <w:rPr>
+          <w:rFonts w:ascii="Calibri" w:eastAsia="Times New Roman" w:hAnsi="Calibri" w:cs="Calibri"/>
+          <w:color w:val="1A1A1A"/>
+          <w:sz w:val="22"/>
+          <w:szCs w:val="22"/>
+        </w:rPr>
+        <w:t xml:space="preserve"> lowers </w:t>
+      </w:r>
+      <w:r>
+        <w:rPr>
+          <w:rStyle w:val="HTMLCode"/>
+          <w:color w:val="1A1A1A"/>
+        </w:rPr>
+        <w:t>materials.stock_qty</w:t>
+      </w:r>
+      <w:r>
+        <w:rPr>
+          <w:rFonts w:ascii="Calibri" w:eastAsia="Times New Roman" w:hAnsi="Calibri" w:cs="Calibri"/>
+          <w:color w:val="1A1A1A"/>
+          <w:sz w:val="22"/>
+          <w:szCs w:val="22"/>
+        </w:rPr>
+        <w:t xml:space="preserve"> and fills </w:t>
+      </w:r>
+      <w:r>
+        <w:rPr>
+          <w:rStyle w:val="HTMLCode"/>
+          <w:color w:val="1A1A1A"/>
+        </w:rPr>
+        <w:t>material_usages.cost</w:t>
       </w:r>
       <w:r>
         <w:rPr>
@@ -20602,38 +21569,210 @@
       </w:pPr>
       <w:r>
         <w:rPr>
-          <w:rFonts w:ascii="Calibri" w:eastAsia="Times New Roman" w:hAnsi="Calibri" w:cs="Calibri"/>
-          <w:color w:val="1A1A1A"/>
-          <w:sz w:val="22"/>
-          <w:szCs w:val="22"/>
-        </w:rPr>
-        <w:t xml:space="preserve">Paste a query and press </w:t>
-      </w:r>
-      <w:r>
-        <w:rPr>
           <w:rStyle w:val="Strong"/>
           <w:rFonts w:ascii="Calibri" w:eastAsia="Times New Roman" w:hAnsi="Calibri" w:cs="Calibri"/>
           <w:color w:val="1A1A1A"/>
           <w:sz w:val="22"/>
           <w:szCs w:val="22"/>
         </w:rPr>
-        <w:t>F5</w:t>
-      </w:r>
-      <w:r>
-        <w:rPr>
-          <w:rFonts w:ascii="Calibri" w:eastAsia="Times New Roman" w:hAnsi="Calibri" w:cs="Calibri"/>
-          <w:color w:val="1A1A1A"/>
-          <w:sz w:val="22"/>
-          <w:szCs w:val="22"/>
-        </w:rPr>
-        <w:t>.</w:t>
+        <w:t>1.0 Dashboard</w:t>
+      </w:r>
+      <w:r>
+        <w:rPr>
+          <w:rFonts w:ascii="Calibri" w:eastAsia="Times New Roman" w:hAnsi="Calibri" w:cs="Calibri"/>
+          <w:color w:val="1A1A1A"/>
+          <w:sz w:val="22"/>
+          <w:szCs w:val="22"/>
+        </w:rPr>
+        <w:t xml:space="preserve"> reads </w:t>
+      </w:r>
+      <w:r>
+        <w:rPr>
+          <w:rStyle w:val="Strong"/>
+          <w:rFonts w:ascii="Calibri" w:eastAsia="Times New Roman" w:hAnsi="Calibri" w:cs="Calibri"/>
+          <w:color w:val="1A1A1A"/>
+          <w:sz w:val="22"/>
+          <w:szCs w:val="22"/>
+        </w:rPr>
+        <w:t>D1.1</w:t>
+      </w:r>
+      <w:r>
+        <w:rPr>
+          <w:rFonts w:ascii="Calibri" w:eastAsia="Times New Roman" w:hAnsi="Calibri" w:cs="Calibri"/>
+          <w:color w:val="1A1A1A"/>
+          <w:sz w:val="22"/>
+          <w:szCs w:val="22"/>
+        </w:rPr>
+        <w:t xml:space="preserve"> → the project's expenses now include that cost.</w:t>
       </w:r>
     </w:p>
     <w:p>
       <w:pPr>
+        <w:pStyle w:val="Heading1"/>
+        <w:rPr>
+          <w:rFonts w:ascii="Calibri" w:eastAsia="Times New Roman" w:hAnsi="Calibri" w:cs="Calibri"/>
+        </w:rPr>
+      </w:pPr>
+      <w:r>
+        <w:rPr>
+          <w:rFonts w:ascii="Calibri" w:eastAsia="Times New Roman" w:hAnsi="Calibri" w:cs="Calibri"/>
+        </w:rPr>
+        <w:t>12. Try it yourself in pgAdmin</w:t>
+      </w:r>
+    </w:p>
+    <w:p>
+      <w:pPr>
+        <w:numPr>
+          <w:ilvl w:val="0"/>
+          <w:numId w:val="11"/>
+        </w:numPr>
+        <w:spacing w:before="100" w:beforeAutospacing="1" w:after="100" w:afterAutospacing="1"/>
+        <w:rPr>
+          <w:rFonts w:ascii="Calibri" w:eastAsia="Times New Roman" w:hAnsi="Calibri" w:cs="Calibri"/>
+          <w:color w:val="1A1A1A"/>
+          <w:sz w:val="22"/>
+          <w:szCs w:val="22"/>
+        </w:rPr>
+      </w:pPr>
+      <w:r>
+        <w:rPr>
+          <w:rFonts w:ascii="Calibri" w:eastAsia="Times New Roman" w:hAnsi="Calibri" w:cs="Calibri"/>
+          <w:color w:val="1A1A1A"/>
+          <w:sz w:val="22"/>
+          <w:szCs w:val="22"/>
+        </w:rPr>
+        <w:t xml:space="preserve">Open </w:t>
+      </w:r>
+      <w:r>
+        <w:rPr>
+          <w:rStyle w:val="Strong"/>
+          <w:rFonts w:ascii="Calibri" w:eastAsia="Times New Roman" w:hAnsi="Calibri" w:cs="Calibri"/>
+          <w:color w:val="1A1A1A"/>
+          <w:sz w:val="22"/>
+          <w:szCs w:val="22"/>
+        </w:rPr>
+        <w:t>pgAdmin 4</w:t>
+      </w:r>
+      <w:r>
+        <w:rPr>
+          <w:rFonts w:ascii="Calibri" w:eastAsia="Times New Roman" w:hAnsi="Calibri" w:cs="Calibri"/>
+          <w:color w:val="1A1A1A"/>
+          <w:sz w:val="22"/>
+          <w:szCs w:val="22"/>
+        </w:rPr>
+        <w:t xml:space="preserve">, then </w:t>
+      </w:r>
+      <w:r>
+        <w:rPr>
+          <w:rStyle w:val="Strong"/>
+          <w:rFonts w:ascii="Calibri" w:eastAsia="Times New Roman" w:hAnsi="Calibri" w:cs="Calibri"/>
+          <w:color w:val="1A1A1A"/>
+          <w:sz w:val="22"/>
+          <w:szCs w:val="22"/>
+        </w:rPr>
+        <w:t>Servers &gt; PostgreSQL 18 &gt; Databases &gt; construction_db</w:t>
+      </w:r>
+      <w:r>
+        <w:rPr>
+          <w:rFonts w:ascii="Calibri" w:eastAsia="Times New Roman" w:hAnsi="Calibri" w:cs="Calibri"/>
+          <w:color w:val="1A1A1A"/>
+          <w:sz w:val="22"/>
+          <w:szCs w:val="22"/>
+        </w:rPr>
+        <w:t>.</w:t>
+      </w:r>
+    </w:p>
+    <w:p>
+      <w:pPr>
+        <w:numPr>
+          <w:ilvl w:val="0"/>
+          <w:numId w:val="11"/>
+        </w:numPr>
+        <w:spacing w:before="100" w:beforeAutospacing="1" w:after="100" w:afterAutospacing="1"/>
+        <w:rPr>
+          <w:rFonts w:ascii="Calibri" w:eastAsia="Times New Roman" w:hAnsi="Calibri" w:cs="Calibri"/>
+          <w:color w:val="1A1A1A"/>
+          <w:sz w:val="22"/>
+          <w:szCs w:val="22"/>
+        </w:rPr>
+      </w:pPr>
+      <w:r>
+        <w:rPr>
+          <w:rFonts w:ascii="Calibri" w:eastAsia="Times New Roman" w:hAnsi="Calibri" w:cs="Calibri"/>
+          <w:color w:val="1A1A1A"/>
+          <w:sz w:val="22"/>
+          <w:szCs w:val="22"/>
+        </w:rPr>
+        <w:t xml:space="preserve">Click </w:t>
+      </w:r>
+      <w:r>
+        <w:rPr>
+          <w:rStyle w:val="Strong"/>
+          <w:rFonts w:ascii="Calibri" w:eastAsia="Times New Roman" w:hAnsi="Calibri" w:cs="Calibri"/>
+          <w:color w:val="1A1A1A"/>
+          <w:sz w:val="22"/>
+          <w:szCs w:val="22"/>
+        </w:rPr>
+        <w:t>Tools &gt; Query Tool</w:t>
+      </w:r>
+      <w:r>
+        <w:rPr>
+          <w:rFonts w:ascii="Calibri" w:eastAsia="Times New Roman" w:hAnsi="Calibri" w:cs="Calibri"/>
+          <w:color w:val="1A1A1A"/>
+          <w:sz w:val="22"/>
+          <w:szCs w:val="22"/>
+        </w:rPr>
+        <w:t>.</w:t>
+      </w:r>
+    </w:p>
+    <w:p>
+      <w:pPr>
+        <w:numPr>
+          <w:ilvl w:val="0"/>
+          <w:numId w:val="11"/>
+        </w:numPr>
+        <w:spacing w:before="100" w:beforeAutospacing="1" w:after="100" w:afterAutospacing="1"/>
+        <w:rPr>
+          <w:rFonts w:ascii="Calibri" w:eastAsia="Times New Roman" w:hAnsi="Calibri" w:cs="Calibri"/>
+          <w:color w:val="1A1A1A"/>
+          <w:sz w:val="22"/>
+          <w:szCs w:val="22"/>
+        </w:rPr>
+      </w:pPr>
+      <w:r>
+        <w:rPr>
+          <w:rFonts w:ascii="Calibri" w:eastAsia="Times New Roman" w:hAnsi="Calibri" w:cs="Calibri"/>
+          <w:color w:val="1A1A1A"/>
+          <w:sz w:val="22"/>
+          <w:szCs w:val="22"/>
+        </w:rPr>
+        <w:t xml:space="preserve">Paste a query and press </w:t>
+      </w:r>
+      <w:r>
+        <w:rPr>
+          <w:rStyle w:val="Strong"/>
+          <w:rFonts w:ascii="Calibri" w:eastAsia="Times New Roman" w:hAnsi="Calibri" w:cs="Calibri"/>
+          <w:color w:val="1A1A1A"/>
+          <w:sz w:val="22"/>
+          <w:szCs w:val="22"/>
+        </w:rPr>
+        <w:t>F5</w:t>
+      </w:r>
+      <w:r>
+        <w:rPr>
+          <w:rFonts w:ascii="Calibri" w:eastAsia="Times New Roman" w:hAnsi="Calibri" w:cs="Calibri"/>
+          <w:color w:val="1A1A1A"/>
+          <w:sz w:val="22"/>
+          <w:szCs w:val="22"/>
+        </w:rPr>
+        <w:t>.</w:t>
+      </w:r>
+    </w:p>
+    <w:p>
+      <w:pPr>
         <w:pStyle w:val="NormalWeb"/>
         <w:shd w:val="clear" w:color="auto" w:fill="EEF2F8"/>
-        <w:divId w:val="1980105882"/>
+        <w:divId w:val="1787700678"/>
         <w:rPr>
           <w:rFonts w:ascii="Calibri" w:hAnsi="Calibri" w:cs="Calibri"/>
           <w:color w:val="404040"/>
@@ -22191,7 +23330,7 @@
       <w:pPr>
         <w:numPr>
           <w:ilvl w:val="0"/>
-          <w:numId w:val="11"/>
+          <w:numId w:val="12"/>
         </w:numPr>
         <w:spacing w:before="100" w:beforeAutospacing="1" w:after="100" w:afterAutospacing="1"/>
         <w:rPr>
@@ -22234,7 +23373,7 @@
       <w:pPr>
         <w:numPr>
           <w:ilvl w:val="0"/>
-          <w:numId w:val="11"/>
+          <w:numId w:val="12"/>
         </w:numPr>
         <w:spacing w:before="100" w:beforeAutospacing="1" w:after="100" w:afterAutospacing="1"/>
         <w:rPr>
@@ -22293,7 +23432,7 @@
       <w:pPr>
         <w:numPr>
           <w:ilvl w:val="0"/>
-          <w:numId w:val="11"/>
+          <w:numId w:val="12"/>
         </w:numPr>
         <w:spacing w:before="100" w:beforeAutospacing="1" w:after="100" w:afterAutospacing="1"/>
         <w:rPr>
@@ -22343,7 +23482,7 @@
       <w:pPr>
         <w:numPr>
           <w:ilvl w:val="0"/>
-          <w:numId w:val="11"/>
+          <w:numId w:val="12"/>
         </w:numPr>
         <w:spacing w:before="100" w:beforeAutospacing="1" w:after="100" w:afterAutospacing="1"/>
         <w:rPr>
@@ -23868,9 +25007,122 @@
 <file path=word/numbering.xml><?xml version="1.0" encoding="utf-8"?>
 <w:numbering xmlns:wpc="http://schemas.microsoft.com/office/word/2010/wordprocessingCanvas" xmlns:cx="http://schemas.microsoft.com/office/drawing/2014/chartex" xmlns:cx1="http://schemas.microsoft.com/office/drawing/2015/9/8/chartex" xmlns:cx2="http://schemas.microsoft.com/office/drawing/2015/10/21/chartex" xmlns:cx3="http://schemas.microsoft.com/office/drawing/2016/5/9/chartex" xmlns:cx4="http://schemas.microsoft.com/office/drawing/2016/5/10/chartex" xmlns:cx5="http://schemas.microsoft.com/office/drawing/2016/5/11/chartex" xmlns:cx6="http://schemas.microsoft.com/office/drawing/2016/5/12/chartex" xmlns:cx7="http://schemas.microsoft.com/office/drawing/2016/5/13/chartex" xmlns:cx8="http://schemas.microsoft.com/office/drawing/2016/5/14/chartex" xmlns:mc="http://schemas.openxmlformats.org/markup-compatibility/2006" xmlns:aink="http://schemas.microsoft.com/office/drawing/2016/ink" xmlns:am3d="http://schemas.microsoft.com/office/drawing/2017/model3d" xmlns:o="urn:schemas-microsoft-com:office:office" xmlns:oel="http://schemas.microsoft.com/office/2019/extlst" xmlns:r="http://schemas.openxmlformats.org/officeDocument/2006/relationships" xmlns:m="http://schemas.openxmlformats.org/officeDocument/2006/math" xmlns:v="urn:schemas-microsoft-com:vml" xmlns:wp14="http://schemas.microsoft.com/office/word/2010/wordprocessingDrawing" xmlns:wp="http://schemas.openxmlformats.org/drawingml/2006/wordprocessingDrawing" xmlns:w10="urn:schemas-microsoft-com:office:word" xmlns:w="http://schemas.openxmlformats.org/wordprocessingml/2006/main" xmlns:w14="http://schemas.microsoft.com/office/word/2010/wordml" xmlns:w15="http://schemas.microsoft.com/office/word/2012/wordml" xmlns:w16cex="http://schemas.microsoft.com/office/word/2018/wordml/cex" xmlns:w16cid="http://schemas.microsoft.com/office/word/2016/wordml/cid" xmlns:w16="http://schemas.microsoft.com/office/word/2018/wordml" xmlns:w16du="http://schemas.microsoft.com/office/word/2023/wordml/word16du" xmlns:w16sdtdh="http://schemas.microsoft.com/office/word/2020/wordml/sdtdatahash" xmlns:w16sdtfl="http://schemas.microsoft.com/office/word/2024/wordml/sdtformatlock" xmlns:w16se="http://schemas.microsoft.com/office/word/2015/wordml/symex" xmlns:wpg="http://schemas.microsoft.com/office/word/2010/wordprocessingGroup" xmlns:wpi="http://schemas.microsoft.com/office/word/2010/wordprocessingInk" xmlns:wne="http://schemas.microsoft.com/office/word/2006/wordml" xmlns:wps="http://schemas.microsoft.com/office/word/2010/wordprocessingShape" mc:Ignorable="w14 w15 w16se w16cid w16 w16cex w16sdtdh w16sdtfl w16du wp14">
   <w:abstractNum w:abstractNumId="0" w15:restartNumberingAfterBreak="0">
-    <w:nsid w:val="10D03B9B"/>
+    <w:nsid w:val="092E5772"/>
     <w:multiLevelType w:val="multilevel"/>
-    <w:tmpl w:val="C462940E"/>
+    <w:tmpl w:val="0ACA22EC"/>
+    <w:lvl w:ilvl="0">
+      <w:start w:val="1"/>
+      <w:numFmt w:val="decimal"/>
+      <w:lvlText w:val="%1."/>
+      <w:lvlJc w:val="left"/>
+      <w:pPr>
+        <w:tabs>
+          <w:tab w:val="num" w:pos="720"/>
+        </w:tabs>
+        <w:ind w:left="720" w:hanging="360"/>
+      </w:pPr>
+    </w:lvl>
+    <w:lvl w:ilvl="1" w:tentative="1">
+      <w:start w:val="1"/>
+      <w:numFmt w:val="decimal"/>
+      <w:lvlText w:val="%2."/>
+      <w:lvlJc w:val="left"/>
+      <w:pPr>
+        <w:tabs>
+          <w:tab w:val="num" w:pos="1440"/>
+        </w:tabs>
+        <w:ind w:left="1440" w:hanging="360"/>
+      </w:pPr>
+    </w:lvl>
+    <w:lvl w:ilvl="2" w:tentative="1">
+      <w:start w:val="1"/>
+      <w:numFmt w:val="decimal"/>
+      <w:lvlText w:val="%3."/>
+      <w:lvlJc w:val="left"/>
+      <w:pPr>
+        <w:tabs>
+          <w:tab w:val="num" w:pos="2160"/>
+        </w:tabs>
+        <w:ind w:left="2160" w:hanging="360"/>
+      </w:pPr>
+    </w:lvl>
+    <w:lvl w:ilvl="3" w:tentative="1">
+      <w:start w:val="1"/>
+      <w:numFmt w:val="decimal"/>
+      <w:lvlText w:val="%4."/>
+      <w:lvlJc w:val="left"/>
+      <w:pPr>
+        <w:tabs>
+          <w:tab w:val="num" w:pos="2880"/>
+        </w:tabs>
+        <w:ind w:left="2880" w:hanging="360"/>
+      </w:pPr>
+    </w:lvl>
+    <w:lvl w:ilvl="4" w:tentative="1">
+      <w:start w:val="1"/>
+      <w:numFmt w:val="decimal"/>
+      <w:lvlText w:val="%5."/>
+      <w:lvlJc w:val="left"/>
+      <w:pPr>
+        <w:tabs>
+          <w:tab w:val="num" w:pos="3600"/>
+        </w:tabs>
+        <w:ind w:left="3600" w:hanging="360"/>
+      </w:pPr>
+    </w:lvl>
+    <w:lvl w:ilvl="5" w:tentative="1">
+      <w:start w:val="1"/>
+      <w:numFmt w:val="decimal"/>
+      <w:lvlText w:val="%6."/>
+      <w:lvlJc w:val="left"/>
+      <w:pPr>
+        <w:tabs>
+          <w:tab w:val="num" w:pos="4320"/>
+        </w:tabs>
+        <w:ind w:left="4320" w:hanging="360"/>
+      </w:pPr>
+    </w:lvl>
+    <w:lvl w:ilvl="6" w:tentative="1">
+      <w:start w:val="1"/>
+      <w:numFmt w:val="decimal"/>
+      <w:lvlText w:val="%7."/>
+      <w:lvlJc w:val="left"/>
+      <w:pPr>
+        <w:tabs>
+          <w:tab w:val="num" w:pos="5040"/>
+        </w:tabs>
+        <w:ind w:left="5040" w:hanging="360"/>
+      </w:pPr>
+    </w:lvl>
+    <w:lvl w:ilvl="7" w:tentative="1">
+      <w:start w:val="1"/>
+      <w:numFmt w:val="decimal"/>
+      <w:lvlText w:val="%8."/>
+      <w:lvlJc w:val="left"/>
+      <w:pPr>
+        <w:tabs>
+          <w:tab w:val="num" w:pos="5760"/>
+        </w:tabs>
+        <w:ind w:left="5760" w:hanging="360"/>
+      </w:pPr>
+    </w:lvl>
+    <w:lvl w:ilvl="8" w:tentative="1">
+      <w:start w:val="1"/>
+      <w:numFmt w:val="decimal"/>
+      <w:lvlText w:val="%9."/>
+      <w:lvlJc w:val="left"/>
+      <w:pPr>
+        <w:tabs>
+          <w:tab w:val="num" w:pos="6480"/>
+        </w:tabs>
+        <w:ind w:left="6480" w:hanging="360"/>
+      </w:pPr>
+    </w:lvl>
+  </w:abstractNum>
+  <w:abstractNum w:abstractNumId="1" w15:restartNumberingAfterBreak="0">
+    <w:nsid w:val="0AFE6023"/>
+    <w:multiLevelType w:val="multilevel"/>
+    <w:tmpl w:val="C45A524C"/>
     <w:lvl w:ilvl="0">
       <w:start w:val="1"/>
       <w:numFmt w:val="bullet"/>
@@ -24016,10 +25268,10 @@
       </w:rPr>
     </w:lvl>
   </w:abstractNum>
-  <w:abstractNum w:abstractNumId="1" w15:restartNumberingAfterBreak="0">
-    <w:nsid w:val="22083843"/>
+  <w:abstractNum w:abstractNumId="2" w15:restartNumberingAfterBreak="0">
+    <w:nsid w:val="21700430"/>
     <w:multiLevelType w:val="multilevel"/>
-    <w:tmpl w:val="8C7AAB08"/>
+    <w:tmpl w:val="CC80EA92"/>
     <w:lvl w:ilvl="0">
       <w:start w:val="1"/>
       <w:numFmt w:val="bullet"/>
@@ -24165,10 +25417,10 @@
       </w:rPr>
     </w:lvl>
   </w:abstractNum>
-  <w:abstractNum w:abstractNumId="2" w15:restartNumberingAfterBreak="0">
-    <w:nsid w:val="299D1CD1"/>
+  <w:abstractNum w:abstractNumId="3" w15:restartNumberingAfterBreak="0">
+    <w:nsid w:val="21A576AE"/>
     <w:multiLevelType w:val="multilevel"/>
-    <w:tmpl w:val="7C02D0CC"/>
+    <w:tmpl w:val="A0F8CC8E"/>
     <w:lvl w:ilvl="0">
       <w:start w:val="1"/>
       <w:numFmt w:val="bullet"/>
@@ -24314,10 +25566,10 @@
       </w:rPr>
     </w:lvl>
   </w:abstractNum>
-  <w:abstractNum w:abstractNumId="3" w15:restartNumberingAfterBreak="0">
-    <w:nsid w:val="2D194F00"/>
+  <w:abstractNum w:abstractNumId="4" w15:restartNumberingAfterBreak="0">
+    <w:nsid w:val="22CE7638"/>
     <w:multiLevelType w:val="multilevel"/>
-    <w:tmpl w:val="D954F6C2"/>
+    <w:tmpl w:val="1190285C"/>
     <w:lvl w:ilvl="0">
       <w:start w:val="1"/>
       <w:numFmt w:val="bullet"/>
@@ -24463,10 +25715,10 @@
       </w:rPr>
     </w:lvl>
   </w:abstractNum>
-  <w:abstractNum w:abstractNumId="4" w15:restartNumberingAfterBreak="0">
-    <w:nsid w:val="3E1269D5"/>
+  <w:abstractNum w:abstractNumId="5" w15:restartNumberingAfterBreak="0">
+    <w:nsid w:val="25881ACE"/>
     <w:multiLevelType w:val="multilevel"/>
-    <w:tmpl w:val="A11ADBB2"/>
+    <w:tmpl w:val="125EE6C0"/>
     <w:lvl w:ilvl="0">
       <w:start w:val="1"/>
       <w:numFmt w:val="bullet"/>
@@ -24612,10 +25864,10 @@
       </w:rPr>
     </w:lvl>
   </w:abstractNum>
-  <w:abstractNum w:abstractNumId="5" w15:restartNumberingAfterBreak="0">
-    <w:nsid w:val="4A3B0869"/>
+  <w:abstractNum w:abstractNumId="6" w15:restartNumberingAfterBreak="0">
+    <w:nsid w:val="3ED64E83"/>
     <w:multiLevelType w:val="multilevel"/>
-    <w:tmpl w:val="C6D098C4"/>
+    <w:tmpl w:val="6DBC3A52"/>
     <w:lvl w:ilvl="0">
       <w:start w:val="1"/>
       <w:numFmt w:val="bullet"/>
@@ -24761,10 +26013,10 @@
       </w:rPr>
     </w:lvl>
   </w:abstractNum>
-  <w:abstractNum w:abstractNumId="6" w15:restartNumberingAfterBreak="0">
-    <w:nsid w:val="69620FB5"/>
+  <w:abstractNum w:abstractNumId="7" w15:restartNumberingAfterBreak="0">
+    <w:nsid w:val="43166982"/>
     <w:multiLevelType w:val="multilevel"/>
-    <w:tmpl w:val="8F86AB48"/>
+    <w:tmpl w:val="D798841A"/>
     <w:lvl w:ilvl="0">
       <w:start w:val="1"/>
       <w:numFmt w:val="bullet"/>
@@ -24910,10 +26162,10 @@
       </w:rPr>
     </w:lvl>
   </w:abstractNum>
-  <w:abstractNum w:abstractNumId="7" w15:restartNumberingAfterBreak="0">
-    <w:nsid w:val="6C85721E"/>
+  <w:abstractNum w:abstractNumId="8" w15:restartNumberingAfterBreak="0">
+    <w:nsid w:val="514D4D5A"/>
     <w:multiLevelType w:val="multilevel"/>
-    <w:tmpl w:val="81CAA4BE"/>
+    <w:tmpl w:val="56685706"/>
     <w:lvl w:ilvl="0">
       <w:start w:val="1"/>
       <w:numFmt w:val="bullet"/>
@@ -25059,10 +26311,10 @@
       </w:rPr>
     </w:lvl>
   </w:abstractNum>
-  <w:abstractNum w:abstractNumId="8" w15:restartNumberingAfterBreak="0">
-    <w:nsid w:val="71035E2F"/>
+  <w:abstractNum w:abstractNumId="9" w15:restartNumberingAfterBreak="0">
+    <w:nsid w:val="5A6C1C94"/>
     <w:multiLevelType w:val="multilevel"/>
-    <w:tmpl w:val="D820F9BA"/>
+    <w:tmpl w:val="10DE500C"/>
     <w:lvl w:ilvl="0">
       <w:start w:val="1"/>
       <w:numFmt w:val="bullet"/>
@@ -25208,10 +26460,10 @@
       </w:rPr>
     </w:lvl>
   </w:abstractNum>
-  <w:abstractNum w:abstractNumId="9" w15:restartNumberingAfterBreak="0">
-    <w:nsid w:val="737B0B01"/>
+  <w:abstractNum w:abstractNumId="10" w15:restartNumberingAfterBreak="0">
+    <w:nsid w:val="65E66D43"/>
     <w:multiLevelType w:val="multilevel"/>
-    <w:tmpl w:val="93549EFA"/>
+    <w:tmpl w:val="09021046"/>
     <w:lvl w:ilvl="0">
       <w:start w:val="1"/>
       <w:numFmt w:val="decimal"/>
@@ -25321,14 +26573,14 @@
       </w:pPr>
     </w:lvl>
   </w:abstractNum>
-  <w:abstractNum w:abstractNumId="10" w15:restartNumberingAfterBreak="0">
-    <w:nsid w:val="7BBF31DE"/>
+  <w:abstractNum w:abstractNumId="11" w15:restartNumberingAfterBreak="0">
+    <w:nsid w:val="743C7133"/>
     <w:multiLevelType w:val="multilevel"/>
-    <w:tmpl w:val="7AF2F866"/>
+    <w:tmpl w:val="E8D82BB0"/>
     <w:lvl w:ilvl="0">
       <w:start w:val="1"/>
-      <w:numFmt w:val="decimal"/>
-      <w:lvlText w:val="%1."/>
+      <w:numFmt w:val="bullet"/>
+      <w:lvlText w:val=""/>
       <w:lvlJc w:val="left"/>
       <w:pPr>
         <w:tabs>
@@ -25336,11 +26588,15 @@
         </w:tabs>
         <w:ind w:left="720" w:hanging="360"/>
       </w:pPr>
+      <w:rPr>
+        <w:rFonts w:ascii="Symbol" w:hAnsi="Symbol" w:hint="default"/>
+        <w:sz w:val="20"/>
+      </w:rPr>
     </w:lvl>
     <w:lvl w:ilvl="1" w:tentative="1">
       <w:start w:val="1"/>
-      <w:numFmt w:val="decimal"/>
-      <w:lvlText w:val="%2."/>
+      <w:numFmt w:val="bullet"/>
+      <w:lvlText w:val="o"/>
       <w:lvlJc w:val="left"/>
       <w:pPr>
         <w:tabs>
@@ -25348,11 +26604,15 @@
         </w:tabs>
         <w:ind w:left="1440" w:hanging="360"/>
       </w:pPr>
+      <w:rPr>
+        <w:rFonts w:ascii="Courier New" w:hAnsi="Courier New" w:hint="default"/>
+        <w:sz w:val="20"/>
+      </w:rPr>
     </w:lvl>
     <w:lvl w:ilvl="2" w:tentative="1">
       <w:start w:val="1"/>
-      <w:numFmt w:val="decimal"/>
-      <w:lvlText w:val="%3."/>
+      <w:numFmt w:val="bullet"/>
+      <w:lvlText w:val=""/>
       <w:lvlJc w:val="left"/>
       <w:pPr>
         <w:tabs>
@@ -25360,11 +26620,15 @@
         </w:tabs>
         <w:ind w:left="2160" w:hanging="360"/>
       </w:pPr>
+      <w:rPr>
+        <w:rFonts w:ascii="Wingdings" w:hAnsi="Wingdings" w:hint="default"/>
+        <w:sz w:val="20"/>
+      </w:rPr>
     </w:lvl>
     <w:lvl w:ilvl="3" w:tentative="1">
       <w:start w:val="1"/>
-      <w:numFmt w:val="decimal"/>
-      <w:lvlText w:val="%4."/>
+      <w:numFmt w:val="bullet"/>
+      <w:lvlText w:val=""/>
       <w:lvlJc w:val="left"/>
       <w:pPr>
         <w:tabs>
@@ -25372,11 +26636,15 @@
         </w:tabs>
         <w:ind w:left="2880" w:hanging="360"/>
       </w:pPr>
+      <w:rPr>
+        <w:rFonts w:ascii="Wingdings" w:hAnsi="Wingdings" w:hint="default"/>
+        <w:sz w:val="20"/>
+      </w:rPr>
     </w:lvl>
     <w:lvl w:ilvl="4" w:tentative="1">
       <w:start w:val="1"/>
-      <w:numFmt w:val="decimal"/>
-      <w:lvlText w:val="%5."/>
+      <w:numFmt w:val="bullet"/>
+      <w:lvlText w:val=""/>
       <w:lvlJc w:val="left"/>
       <w:pPr>
         <w:tabs>
@@ -25384,11 +26652,15 @@
         </w:tabs>
         <w:ind w:left="3600" w:hanging="360"/>
       </w:pPr>
+      <w:rPr>
+        <w:rFonts w:ascii="Wingdings" w:hAnsi="Wingdings" w:hint="default"/>
+        <w:sz w:val="20"/>
+      </w:rPr>
     </w:lvl>
     <w:lvl w:ilvl="5" w:tentative="1">
       <w:start w:val="1"/>
-      <w:numFmt w:val="decimal"/>
-      <w:lvlText w:val="%6."/>
+      <w:numFmt w:val="bullet"/>
+      <w:lvlText w:val=""/>
       <w:lvlJc w:val="left"/>
       <w:pPr>
         <w:tabs>
@@ -25396,11 +26668,15 @@
         </w:tabs>
         <w:ind w:left="4320" w:hanging="360"/>
       </w:pPr>
+      <w:rPr>
+        <w:rFonts w:ascii="Wingdings" w:hAnsi="Wingdings" w:hint="default"/>
+        <w:sz w:val="20"/>
+      </w:rPr>
     </w:lvl>
     <w:lvl w:ilvl="6" w:tentative="1">
       <w:start w:val="1"/>
-      <w:numFmt w:val="decimal"/>
-      <w:lvlText w:val="%7."/>
+      <w:numFmt w:val="bullet"/>
+      <w:lvlText w:val=""/>
       <w:lvlJc w:val="left"/>
       <w:pPr>
         <w:tabs>
@@ -25408,11 +26684,15 @@
         </w:tabs>
         <w:ind w:left="5040" w:hanging="360"/>
       </w:pPr>
+      <w:rPr>
+        <w:rFonts w:ascii="Wingdings" w:hAnsi="Wingdings" w:hint="default"/>
+        <w:sz w:val="20"/>
+      </w:rPr>
     </w:lvl>
     <w:lvl w:ilvl="7" w:tentative="1">
       <w:start w:val="1"/>
-      <w:numFmt w:val="decimal"/>
-      <w:lvlText w:val="%8."/>
+      <w:numFmt w:val="bullet"/>
+      <w:lvlText w:val=""/>
       <w:lvlJc w:val="left"/>
       <w:pPr>
         <w:tabs>
@@ -25420,11 +26700,15 @@
         </w:tabs>
         <w:ind w:left="5760" w:hanging="360"/>
       </w:pPr>
+      <w:rPr>
+        <w:rFonts w:ascii="Wingdings" w:hAnsi="Wingdings" w:hint="default"/>
+        <w:sz w:val="20"/>
+      </w:rPr>
     </w:lvl>
     <w:lvl w:ilvl="8" w:tentative="1">
       <w:start w:val="1"/>
-      <w:numFmt w:val="decimal"/>
-      <w:lvlText w:val="%9."/>
+      <w:numFmt w:val="bullet"/>
+      <w:lvlText w:val=""/>
       <w:lvlJc w:val="left"/>
       <w:pPr>
         <w:tabs>
@@ -25432,40 +26716,47 @@
         </w:tabs>
         <w:ind w:left="6480" w:hanging="360"/>
       </w:pPr>
+      <w:rPr>
+        <w:rFonts w:ascii="Wingdings" w:hAnsi="Wingdings" w:hint="default"/>
+        <w:sz w:val="20"/>
+      </w:rPr>
     </w:lvl>
   </w:abstractNum>
-  <w:num w:numId="1" w16cid:durableId="1957171621">
-    <w:abstractNumId w:val="1"/>
+  <w:num w:numId="1" w16cid:durableId="627205802">
+    <w:abstractNumId w:val="9"/>
   </w:num>
-  <w:num w:numId="2" w16cid:durableId="100802977">
+  <w:num w:numId="2" w16cid:durableId="561453374">
+    <w:abstractNumId w:val="11"/>
+  </w:num>
+  <w:num w:numId="3" w16cid:durableId="677661947">
+    <w:abstractNumId w:val="7"/>
+  </w:num>
+  <w:num w:numId="4" w16cid:durableId="875197135">
+    <w:abstractNumId w:val="2"/>
+  </w:num>
+  <w:num w:numId="5" w16cid:durableId="249895029">
+    <w:abstractNumId w:val="8"/>
+  </w:num>
+  <w:num w:numId="6" w16cid:durableId="1940719604">
     <w:abstractNumId w:val="3"/>
   </w:num>
-  <w:num w:numId="3" w16cid:durableId="928730432">
+  <w:num w:numId="7" w16cid:durableId="1302079215">
+    <w:abstractNumId w:val="4"/>
+  </w:num>
+  <w:num w:numId="8" w16cid:durableId="1736663386">
+    <w:abstractNumId w:val="5"/>
+  </w:num>
+  <w:num w:numId="9" w16cid:durableId="1508130486">
     <w:abstractNumId w:val="6"/>
   </w:num>
-  <w:num w:numId="4" w16cid:durableId="1964847909">
-    <w:abstractNumId w:val="8"/>
+  <w:num w:numId="10" w16cid:durableId="1244144905">
+    <w:abstractNumId w:val="10"/>
   </w:num>
-  <w:num w:numId="5" w16cid:durableId="1164323136">
+  <w:num w:numId="11" w16cid:durableId="558709622">
     <w:abstractNumId w:val="0"/>
   </w:num>
-  <w:num w:numId="6" w16cid:durableId="1154298169">
-    <w:abstractNumId w:val="7"/>
-  </w:num>
-  <w:num w:numId="7" w16cid:durableId="52122548">
-    <w:abstractNumId w:val="5"/>
-  </w:num>
-  <w:num w:numId="8" w16cid:durableId="1819102667">
-    <w:abstractNumId w:val="4"/>
-  </w:num>
-  <w:num w:numId="9" w16cid:durableId="828520160">
-    <w:abstractNumId w:val="9"/>
-  </w:num>
-  <w:num w:numId="10" w16cid:durableId="2034071913">
-    <w:abstractNumId w:val="10"/>
-  </w:num>
-  <w:num w:numId="11" w16cid:durableId="1492335929">
-    <w:abstractNumId w:val="2"/>
+  <w:num w:numId="12" w16cid:durableId="1092551404">
+    <w:abstractNumId w:val="1"/>
   </w:num>
 </w:numbering>
 </file>
